--- a/docs/Babyduck.docx
+++ b/docs/Babyduck.docx
@@ -5103,15 +5103,15 @@
       </w:r>
     </w:p>
     <w:p>
-      <w:r>
-        <w:rPr>
-          <w:noProof/>
-        </w:rPr>
+      <w:pPr>
+        <w:jc w:val="center"/>
+      </w:pPr>
+      <w:r>
         <w:drawing>
-          <wp:inline distT="0" distB="0" distL="0" distR="0" wp14:anchorId="64EB5D19" wp14:editId="5E2A6B70">
-            <wp:extent cx="5943600" cy="5493385"/>
-            <wp:effectExtent l="0" t="0" r="0" b="0"/>
-            <wp:docPr id="27559357" name="Picture 1" descr="A screenshot of a computer program&#10;&#10;AI-generated content may be incorrect."/>
+          <wp:inline distT="0" distB="0" distL="0" distR="0" wp14:anchorId="334DA37B" wp14:editId="51C070BB">
+            <wp:extent cx="5751499" cy="7072008"/>
+            <wp:effectExtent l="0" t="0" r="1905" b="0"/>
+            <wp:docPr id="1931236105" name="Picture 1" descr="A screenshot of a computer program&#10;&#10;AI-generated content may be incorrect."/>
             <wp:cNvGraphicFramePr>
               <a:graphicFrameLocks xmlns:a="http://schemas.openxmlformats.org/drawingml/2006/main" noChangeAspect="1"/>
             </wp:cNvGraphicFramePr>
@@ -5119,7 +5119,7 @@
               <a:graphicData uri="http://schemas.openxmlformats.org/drawingml/2006/picture">
                 <pic:pic xmlns:pic="http://schemas.openxmlformats.org/drawingml/2006/picture">
                   <pic:nvPicPr>
-                    <pic:cNvPr id="27559357" name="Picture 1" descr="A screenshot of a computer program&#10;&#10;AI-generated content may be incorrect."/>
+                    <pic:cNvPr id="1931236105" name="Picture 1" descr="A screenshot of a computer program&#10;&#10;AI-generated content may be incorrect."/>
                     <pic:cNvPicPr/>
                   </pic:nvPicPr>
                   <pic:blipFill>
@@ -5131,7 +5131,7 @@
                   <pic:spPr>
                     <a:xfrm>
                       <a:off x="0" y="0"/>
-                      <a:ext cx="5943600" cy="5493385"/>
+                      <a:ext cx="5839463" cy="7180168"/>
                     </a:xfrm>
                     <a:prstGeom prst="rect">
                       <a:avLst/>
@@ -5156,6 +5156,7 @@
           <w:b/>
           <w:bCs/>
         </w:rPr>
+        <w:lastRenderedPageBreak/>
         <w:br w:type="page"/>
       </w:r>
     </w:p>
@@ -10354,10 +10355,10 @@
           <w:noProof/>
         </w:rPr>
         <w:drawing>
-          <wp:inline distT="0" distB="0" distL="0" distR="0" wp14:anchorId="121BF7FC" wp14:editId="26918B0B">
-            <wp:extent cx="5946544" cy="6584400"/>
-            <wp:effectExtent l="0" t="0" r="0" b="0"/>
-            <wp:docPr id="756011219" name="Picture 1" descr="A black background with white text&#10;&#10;AI-generated content may be incorrect."/>
+          <wp:inline distT="0" distB="0" distL="0" distR="0" wp14:anchorId="05352E2E" wp14:editId="49050D03">
+            <wp:extent cx="5262880" cy="5826760"/>
+            <wp:effectExtent l="0" t="0" r="0" b="2540"/>
+            <wp:docPr id="671594692" name="Picture 3" descr="A black background with white text&#10;&#10;AI-generated content may be incorrect."/>
             <wp:cNvGraphicFramePr>
               <a:graphicFrameLocks xmlns:a="http://schemas.openxmlformats.org/drawingml/2006/main" noChangeAspect="1"/>
             </wp:cNvGraphicFramePr>
@@ -10365,7 +10366,7 @@
               <a:graphicData uri="http://schemas.openxmlformats.org/drawingml/2006/picture">
                 <pic:pic xmlns:pic="http://schemas.openxmlformats.org/drawingml/2006/picture">
                   <pic:nvPicPr>
-                    <pic:cNvPr id="756011219" name="Picture 1" descr="A black background with white text&#10;&#10;AI-generated content may be incorrect."/>
+                    <pic:cNvPr id="671594692" name="Picture 3" descr="A black background with white text&#10;&#10;AI-generated content may be incorrect."/>
                     <pic:cNvPicPr>
                       <a:picLocks noChangeAspect="1" noChangeArrowheads="1"/>
                     </pic:cNvPicPr>
@@ -10386,7 +10387,7 @@
                   <pic:spPr bwMode="auto">
                     <a:xfrm>
                       <a:off x="0" y="0"/>
-                      <a:ext cx="5946544" cy="6584400"/>
+                      <a:ext cx="5262880" cy="5826760"/>
                     </a:xfrm>
                     <a:prstGeom prst="rect">
                       <a:avLst/>
@@ -10478,7 +10479,6 @@
         </w:numPr>
       </w:pPr>
       <w:r>
-        <w:lastRenderedPageBreak/>
         <w:t>visitParametros</w:t>
       </w:r>
       <w:r>
@@ -10509,6 +10509,7 @@
         </w:numPr>
       </w:pPr>
       <w:r>
+        <w:lastRenderedPageBreak/>
         <w:t>visitExpresion y visitExp / visitFactor apilan operandos y generan cuádruplos aritméticos si procede.</w:t>
       </w:r>
     </w:p>
@@ -10645,10 +10646,10 @@
           <w:noProof/>
         </w:rPr>
         <w:drawing>
-          <wp:inline distT="0" distB="0" distL="0" distR="0" wp14:anchorId="38CA2813" wp14:editId="04531AF1">
+          <wp:inline distT="0" distB="0" distL="0" distR="0" wp14:anchorId="3E837D5F" wp14:editId="2C17DCFF">
             <wp:extent cx="5262880" cy="5826760"/>
             <wp:effectExtent l="0" t="0" r="0" b="2540"/>
-            <wp:docPr id="1768312650" name="Picture 1" descr="A black background with white circles&#10;&#10;AI-generated content may be incorrect."/>
+            <wp:docPr id="854758711" name="Picture 2" descr="A black background with white circles and text&#10;&#10;AI-generated content may be incorrect."/>
             <wp:cNvGraphicFramePr>
               <a:graphicFrameLocks xmlns:a="http://schemas.openxmlformats.org/drawingml/2006/main" noChangeAspect="1"/>
             </wp:cNvGraphicFramePr>
@@ -10656,7 +10657,7 @@
               <a:graphicData uri="http://schemas.openxmlformats.org/drawingml/2006/picture">
                 <pic:pic xmlns:pic="http://schemas.openxmlformats.org/drawingml/2006/picture">
                   <pic:nvPicPr>
-                    <pic:cNvPr id="1768312650" name="Picture 1" descr="A black background with white circles&#10;&#10;AI-generated content may be incorrect."/>
+                    <pic:cNvPr id="854758711" name="Picture 2" descr="A black background with white circles and text&#10;&#10;AI-generated content may be incorrect."/>
                     <pic:cNvPicPr>
                       <a:picLocks noChangeAspect="1" noChangeArrowheads="1"/>
                     </pic:cNvPicPr>
@@ -10694,7 +10695,6 @@
         </w:drawing>
       </w:r>
     </w:p>
-    <w:p/>
     <w:p>
       <w:pPr>
         <w:pStyle w:val="ListParagraph"/>
@@ -10704,13 +10704,7 @@
         </w:numPr>
       </w:pPr>
       <w:r>
-        <w:t>visitVar_decl / visitParametros</w:t>
-      </w:r>
-      <w:r>
-        <w:t>:</w:t>
-      </w:r>
-      <w:r>
-        <w:t xml:space="preserve"> invoca memory.allocateGlobalVariable(name, type) o memory.allocateLocalVariable(func, name, type) para reservar y registrar la dirección virtual de cada variable declarada.</w:t>
+        <w:t>visitVar_decl / visitParametros: invoca memory.allocateGlobalVariable(name, type) o memory.allocateLocalVariable(func, name, type) para reservar y registrar la dirección virtual de cada variable declarada.</w:t>
       </w:r>
     </w:p>
     <w:p>
@@ -10722,13 +10716,7 @@
         </w:numPr>
       </w:pPr>
       <w:r>
-        <w:t>visitFactor (constante)</w:t>
-      </w:r>
-      <w:r>
-        <w:t>:</w:t>
-      </w:r>
-      <w:r>
-        <w:t xml:space="preserve"> llama a memory.getConstantAddress(literal, type) para obtener (o asignar la primera vez) la dirección virtual correspondiente al literal y lo apila como operando.</w:t>
+        <w:t>visitFactor (constante): llama a memory.getConstantAddress(literal, type) para obtener (o asignar la primera vez) la dirección virtual correspondiente al literal y lo apila como operando.</w:t>
       </w:r>
     </w:p>
     <w:p>
@@ -10740,14 +10728,7 @@
         </w:numPr>
       </w:pPr>
       <w:r>
-        <w:lastRenderedPageBreak/>
-        <w:t>generateExpressionQuadruple()</w:t>
-      </w:r>
-      <w:r>
-        <w:t>:</w:t>
-      </w:r>
-      <w:r>
-        <w:t xml:space="preserve"> tras extraer los operandos y el operador, invoca memory.newTemporal(resultType) para reservar una dirección de temporal, genera el cuádruplo con esa dirección y apila el resultado.</w:t>
+        <w:t>generateExpressionQuadruple(): tras extraer los operandos y el operador, invoca memory.newTemporal(resultType) para reservar una dirección de temporal, genera el cuádruplo con esa dirección y apila el resultado.</w:t>
       </w:r>
     </w:p>
     <w:p>
@@ -10759,13 +10740,8 @@
         </w:numPr>
       </w:pPr>
       <w:r>
-        <w:t>visitPrint</w:t>
-      </w:r>
-      <w:r>
-        <w:t>:</w:t>
-      </w:r>
-      <w:r>
-        <w:t xml:space="preserve"> obtiene la dirección de la variable con memory.getVariableAddress(func, id), la apila y luego llama a quadGen.generatePrint() para emitir el cuádruplo (print, _, _, dirección).</w:t>
+        <w:lastRenderedPageBreak/>
+        <w:t>visitPrint: obtiene la dirección de la variable con memory.getVariableAddress(func, id), la apila y luego llama a quadGen.generatePrint() para emitir el cuádruplo (print, _, _, dirección).</w:t>
       </w:r>
     </w:p>
     <w:p>
@@ -10777,13 +10753,7 @@
         </w:numPr>
       </w:pPr>
       <w:r>
-        <w:t>visitAssign</w:t>
-      </w:r>
-      <w:r>
-        <w:t>:</w:t>
-      </w:r>
-      <w:r>
-        <w:t xml:space="preserve"> recupera la dirección de la expresión con quadGen.popLastOperand(), obtiene la dirección de la variable destino con memory.getVariableAddress(func, id) y finalmente invoca quadGen.generateAssignment(destAddr) para producir el cuádruplo de asignación.</w:t>
+        <w:t>visitAssign: recupera la dirección de la expresión con quadGen.popLastOperand(), obtiene la dirección de la variable destino con memory.getVariableAddress(func, id) y finalmente invoca quadGen.generateAssignment(destAddr) para producir el cuádruplo de asignación.</w:t>
       </w:r>
     </w:p>
     <w:p/>
@@ -10803,16 +10773,7 @@
           <w:color w:val="273540"/>
           <w:shd w:val="clear" w:color="auto" w:fill="FFFFFF"/>
         </w:rPr>
-        <w:t>D</w:t>
-      </w:r>
-      <w:r>
-        <w:rPr>
-          <w:b/>
-          <w:bCs/>
-          <w:color w:val="273540"/>
-          <w:shd w:val="clear" w:color="auto" w:fill="FFFFFF"/>
-        </w:rPr>
-        <w:t>istribución de Direcciones Virtuales</w:t>
+        <w:t>Distribución de Direcciones Virtuales</w:t>
       </w:r>
     </w:p>
     <w:tbl>
@@ -12146,6 +12107,400 @@
         </w:tc>
       </w:tr>
     </w:tbl>
+    <w:p>
+      <w:pPr>
+        <w:rPr>
+          <w:b/>
+          <w:bCs/>
+        </w:rPr>
+      </w:pPr>
+    </w:p>
+    <w:p>
+      <w:pPr>
+        <w:rPr>
+          <w:b/>
+          <w:bCs/>
+        </w:rPr>
+      </w:pPr>
+      <w:r>
+        <w:rPr>
+          <w:b/>
+          <w:bCs/>
+        </w:rPr>
+        <w:br w:type="page"/>
+      </w:r>
+    </w:p>
+    <w:p>
+      <w:pPr>
+        <w:rPr>
+          <w:b/>
+          <w:bCs/>
+        </w:rPr>
+      </w:pPr>
+      <w:r>
+        <w:rPr>
+          <w:b/>
+          <w:bCs/>
+        </w:rPr>
+        <w:lastRenderedPageBreak/>
+        <w:t>Diagrama de Lenguaje</w:t>
+      </w:r>
+      <w:r>
+        <w:rPr>
+          <w:b/>
+          <w:bCs/>
+        </w:rPr>
+        <w:br/>
+      </w:r>
+      <w:r>
+        <w:rPr>
+          <w:noProof/>
+        </w:rPr>
+        <w:drawing>
+          <wp:inline distT="0" distB="0" distL="0" distR="0" wp14:anchorId="7F8ACD6B" wp14:editId="68D65DD7">
+            <wp:extent cx="5262880" cy="7383145"/>
+            <wp:effectExtent l="0" t="0" r="0" b="0"/>
+            <wp:docPr id="1145667896" name="Picture 1" descr="A black background with white text&#10;&#10;AI-generated content may be incorrect."/>
+            <wp:cNvGraphicFramePr>
+              <a:graphicFrameLocks xmlns:a="http://schemas.openxmlformats.org/drawingml/2006/main" noChangeAspect="1"/>
+            </wp:cNvGraphicFramePr>
+            <a:graphic xmlns:a="http://schemas.openxmlformats.org/drawingml/2006/main">
+              <a:graphicData uri="http://schemas.openxmlformats.org/drawingml/2006/picture">
+                <pic:pic xmlns:pic="http://schemas.openxmlformats.org/drawingml/2006/picture">
+                  <pic:nvPicPr>
+                    <pic:cNvPr id="1145667896" name="Picture 1" descr="A black background with white text&#10;&#10;AI-generated content may be incorrect."/>
+                    <pic:cNvPicPr>
+                      <a:picLocks noChangeAspect="1" noChangeArrowheads="1"/>
+                    </pic:cNvPicPr>
+                  </pic:nvPicPr>
+                  <pic:blipFill>
+                    <a:blip r:embed="rId10">
+                      <a:extLst>
+                        <a:ext uri="{28A0092B-C50C-407E-A947-70E740481C1C}">
+                          <a14:useLocalDpi xmlns:a14="http://schemas.microsoft.com/office/drawing/2010/main" val="0"/>
+                        </a:ext>
+                      </a:extLst>
+                    </a:blip>
+                    <a:srcRect/>
+                    <a:stretch>
+                      <a:fillRect/>
+                    </a:stretch>
+                  </pic:blipFill>
+                  <pic:spPr bwMode="auto">
+                    <a:xfrm>
+                      <a:off x="0" y="0"/>
+                      <a:ext cx="5262880" cy="7383145"/>
+                    </a:xfrm>
+                    <a:prstGeom prst="rect">
+                      <a:avLst/>
+                    </a:prstGeom>
+                    <a:noFill/>
+                    <a:ln>
+                      <a:noFill/>
+                    </a:ln>
+                  </pic:spPr>
+                </pic:pic>
+              </a:graphicData>
+            </a:graphic>
+          </wp:inline>
+        </w:drawing>
+      </w:r>
+    </w:p>
+    <w:p>
+      <w:pPr>
+        <w:pStyle w:val="ListParagraph"/>
+        <w:numPr>
+          <w:ilvl w:val="0"/>
+          <w:numId w:val="31"/>
+        </w:numPr>
+      </w:pPr>
+      <w:r>
+        <w:lastRenderedPageBreak/>
+        <w:t>En visitVar_decl y visitParametros se invoca a memory.allocateGlobalVariable o memory.allocateLocalVariable para reservar la dirección virtual de cada variable o parámetro tras su registro semántico.</w:t>
+      </w:r>
+    </w:p>
+    <w:p>
+      <w:pPr>
+        <w:pStyle w:val="ListParagraph"/>
+        <w:numPr>
+          <w:ilvl w:val="0"/>
+          <w:numId w:val="31"/>
+        </w:numPr>
+      </w:pPr>
+      <w:r>
+        <w:t>En visitFactor, al encontrar CTE_INT, CTE_FLOAT o CTE_STRING se llama a memory.getConstantAddress(literal, tipo) y ese valor numérico se apila como operando.</w:t>
+      </w:r>
+    </w:p>
+    <w:p>
+      <w:pPr>
+        <w:pStyle w:val="ListParagraph"/>
+        <w:numPr>
+          <w:ilvl w:val="0"/>
+          <w:numId w:val="31"/>
+        </w:numPr>
+      </w:pPr>
+      <w:r>
+        <w:t>Dentro de generateExpressionQuadruple se ejecuta memory.newTemporal(tipoResultado) para obtener la dirección del temporal donde irá el resultado antes de emitir el cuádruplo.</w:t>
+      </w:r>
+    </w:p>
+    <w:p>
+      <w:pPr>
+        <w:pStyle w:val="ListParagraph"/>
+        <w:numPr>
+          <w:ilvl w:val="0"/>
+          <w:numId w:val="31"/>
+        </w:numPr>
+      </w:pPr>
+      <w:r>
+        <w:t>En visitAssign, tras evaluar la expresión, se sustituye el nombre de la variable por su dirección obtenida con memory.getVariableAddress(función, nombreVar) en el campo result del cuádruplo “=”.</w:t>
+      </w:r>
+    </w:p>
+    <w:p>
+      <w:pPr>
+        <w:pStyle w:val="ListParagraph"/>
+        <w:numPr>
+          <w:ilvl w:val="0"/>
+          <w:numId w:val="31"/>
+        </w:numPr>
+      </w:pPr>
+      <w:r>
+        <w:t>En visitF_call se generan los cuádruplos ERA (quadGen.generateEra), PARAM por cada argumento (quadGen.generateParam) y GOSUB (quadGen.generateGoSub), se cambia el contexto a la función, se visita su cuerpo para generar sus cuádruplos y luego se restaura el contexto global.</w:t>
+      </w:r>
+    </w:p>
+    <w:p>
+      <w:pPr>
+        <w:pStyle w:val="ListParagraph"/>
+        <w:numPr>
+          <w:ilvl w:val="0"/>
+          <w:numId w:val="31"/>
+        </w:numPr>
+      </w:pPr>
+      <w:r>
+        <w:t>En Main.java, después de displayOnProgramEnd se imprime “— Resultados de la Máquina Virtual —”, se instancia VirtualMachine y se llama a vm.run(), finalizando con “— Fin de ejecución VM —” para delimitar el bloque de ejecución.</w:t>
+      </w:r>
+    </w:p>
+    <w:p>
+      <w:pPr>
+        <w:rPr>
+          <w:b/>
+          <w:bCs/>
+        </w:rPr>
+      </w:pPr>
+      <w:r>
+        <w:rPr>
+          <w:b/>
+          <w:bCs/>
+        </w:rPr>
+        <w:t>Estructuras de Datos para Maquina Virtual</w:t>
+      </w:r>
+    </w:p>
+    <w:p>
+      <w:r>
+        <w:t>La Máquina Virtual de BabyDuck utiliza las siguientes estructuras de datos clave para gestionar memoria y control de ejecución:</w:t>
+      </w:r>
+    </w:p>
+    <w:p>
+      <w:pPr>
+        <w:pStyle w:val="ListParagraph"/>
+        <w:numPr>
+          <w:ilvl w:val="0"/>
+          <w:numId w:val="33"/>
+        </w:numPr>
+        <w:rPr>
+          <w:b/>
+          <w:bCs/>
+        </w:rPr>
+      </w:pPr>
+      <w:r>
+        <w:rPr>
+          <w:b/>
+          <w:bCs/>
+        </w:rPr>
+        <w:t>Lista de cuádruplos (List&lt;Quadruple&gt; quads)</w:t>
+      </w:r>
+    </w:p>
+    <w:p>
+      <w:pPr>
+        <w:pStyle w:val="ListParagraph"/>
+        <w:ind w:left="360"/>
+        <w:rPr>
+          <w:b/>
+          <w:bCs/>
+        </w:rPr>
+      </w:pPr>
+      <w:r>
+        <w:t>Al arrancar la VM, recibe la lista completa de cuádruplos generados en tiempo de compilación. Cada entrada representa una instrucción atómica (operaciones aritméticas, saltos, llamadas, impresión, etc.). La VM avanza un “Instruction Pointer” (IP) sobre esta lista para ejecutar secuencialmente cada cuádruplo.</w:t>
+      </w:r>
+    </w:p>
+    <w:p>
+      <w:pPr>
+        <w:pStyle w:val="ListParagraph"/>
+        <w:numPr>
+          <w:ilvl w:val="0"/>
+          <w:numId w:val="33"/>
+        </w:numPr>
+        <w:rPr>
+          <w:b/>
+          <w:bCs/>
+        </w:rPr>
+      </w:pPr>
+      <w:r>
+        <w:rPr>
+          <w:b/>
+          <w:bCs/>
+        </w:rPr>
+        <w:t>Memoria global (Map&lt;Integer,Object&gt; globalMem)</w:t>
+      </w:r>
+    </w:p>
+    <w:p>
+      <w:pPr>
+        <w:pStyle w:val="ListParagraph"/>
+        <w:ind w:left="360"/>
+        <w:rPr>
+          <w:b/>
+          <w:bCs/>
+        </w:rPr>
+      </w:pPr>
+      <w:r>
+        <w:t>Un HashMap de direcciones a valores que almacena todas las variables globales del programa. Las claves son enteros que representan direcciones virtuales (por ejemplo, 1000–4999 para int, 2000–2999 para float), y los valores son los objetos Java (Integer, Float, etc.) que contienen el dato real.</w:t>
+      </w:r>
+    </w:p>
+    <w:p>
+      <w:pPr>
+        <w:pStyle w:val="ListParagraph"/>
+        <w:numPr>
+          <w:ilvl w:val="0"/>
+          <w:numId w:val="33"/>
+        </w:numPr>
+        <w:rPr>
+          <w:b/>
+          <w:bCs/>
+        </w:rPr>
+      </w:pPr>
+      <w:r>
+        <w:rPr>
+          <w:b/>
+          <w:bCs/>
+        </w:rPr>
+        <w:t>Pila de contextos locales (Deque&lt;Map&lt;Integer,Object&gt;&gt; localStack)</w:t>
+      </w:r>
+    </w:p>
+    <w:p>
+      <w:pPr>
+        <w:pStyle w:val="ListParagraph"/>
+        <w:ind w:left="360"/>
+        <w:rPr>
+          <w:b/>
+          <w:bCs/>
+        </w:rPr>
+      </w:pPr>
+      <w:r>
+        <w:t xml:space="preserve">Cada función, al invocarse (cuádruplo ERA), empuja un nuevo HashMap vacío que representará su propio “frame” de variables locales. Cuando se ejecuta un PARAM, el </w:t>
+      </w:r>
+      <w:r>
+        <w:lastRenderedPageBreak/>
+        <w:t>valor se escribe en el mapa superior de la pila; al finalizar la función, ese frame se desapila, devolviendo el control al contexto anterior.</w:t>
+      </w:r>
+    </w:p>
+    <w:p>
+      <w:pPr>
+        <w:pStyle w:val="ListParagraph"/>
+        <w:numPr>
+          <w:ilvl w:val="0"/>
+          <w:numId w:val="33"/>
+        </w:numPr>
+        <w:rPr>
+          <w:b/>
+          <w:bCs/>
+        </w:rPr>
+      </w:pPr>
+      <w:r>
+        <w:rPr>
+          <w:b/>
+          <w:bCs/>
+        </w:rPr>
+        <w:t>Memoria de temporales (Map&lt;Integer,Object&gt; tempMem)</w:t>
+      </w:r>
+    </w:p>
+    <w:p>
+      <w:pPr>
+        <w:pStyle w:val="ListParagraph"/>
+        <w:ind w:left="360"/>
+        <w:rPr>
+          <w:b/>
+          <w:bCs/>
+        </w:rPr>
+      </w:pPr>
+      <w:r>
+        <w:t>Un HashMap separado para almacenar el resultado intermedio de expresiones (direcciones 9000–10999, según tipo). Cada vez que se genera un cuádruplo aritmético o relacional, su resultado se almacena en una nueva dirección de temporal y permanece disponible hasta consumirse como operando en instrucciones posteriores.</w:t>
+      </w:r>
+    </w:p>
+    <w:p>
+      <w:pPr>
+        <w:pStyle w:val="ListParagraph"/>
+        <w:numPr>
+          <w:ilvl w:val="0"/>
+          <w:numId w:val="33"/>
+        </w:numPr>
+        <w:rPr>
+          <w:b/>
+          <w:bCs/>
+        </w:rPr>
+      </w:pPr>
+      <w:r>
+        <w:rPr>
+          <w:b/>
+          <w:bCs/>
+        </w:rPr>
+        <w:t>Memoria de constantes (Map&lt;Integer,Object&gt; constMem)</w:t>
+      </w:r>
+    </w:p>
+    <w:p>
+      <w:pPr>
+        <w:pStyle w:val="ListParagraph"/>
+        <w:ind w:left="360"/>
+        <w:rPr>
+          <w:b/>
+          <w:bCs/>
+        </w:rPr>
+      </w:pPr>
+      <w:r>
+        <w:t>Antes de entrar en el bucle principal, la VM recorre el mapa de literales (memoryManager.getConstantsMap()) y carga cada constante (enteros, flotantes, cadenas) en este HashMap, mapeando dirección (13000–15999) a valor Java. Así, cuando el programa usa un literal, la VM lo recupera directamente de constMem.</w:t>
+      </w:r>
+    </w:p>
+    <w:p>
+      <w:pPr>
+        <w:pStyle w:val="ListParagraph"/>
+        <w:numPr>
+          <w:ilvl w:val="0"/>
+          <w:numId w:val="33"/>
+        </w:numPr>
+        <w:rPr>
+          <w:b/>
+          <w:bCs/>
+        </w:rPr>
+      </w:pPr>
+      <w:r>
+        <w:rPr>
+          <w:b/>
+          <w:bCs/>
+        </w:rPr>
+        <w:t>Instruction Pointer (int IP)</w:t>
+      </w:r>
+    </w:p>
+    <w:p>
+      <w:pPr>
+        <w:pStyle w:val="ListParagraph"/>
+        <w:ind w:left="360"/>
+        <w:rPr>
+          <w:b/>
+          <w:bCs/>
+        </w:rPr>
+      </w:pPr>
+      <w:r>
+        <w:t>Un simple entero que indica la posición actual en la lista de cuádruplos. Se incrementa tras cada instrucción, o se modifica para realizar saltos condicionales (GOTOF), incondicionales (GOTO) o llamadas de función (GOSUB).</w:t>
+      </w:r>
+    </w:p>
     <w:p>
       <w:pPr>
         <w:rPr>
@@ -13161,6 +13516,93 @@
     </w:lvl>
   </w:abstractNum>
   <w:abstractNum w:abstractNumId="9" w15:restartNumberingAfterBreak="0">
+    <w:nsid w:val="3105396D"/>
+    <w:multiLevelType w:val="multilevel"/>
+    <w:tmpl w:val="7196E564"/>
+    <w:styleLink w:val="CurrentList2"/>
+    <w:lvl w:ilvl="0">
+      <w:start w:val="1"/>
+      <w:numFmt w:val="decimal"/>
+      <w:lvlText w:val="%1."/>
+      <w:lvlJc w:val="left"/>
+      <w:pPr>
+        <w:ind w:left="360" w:hanging="360"/>
+      </w:pPr>
+    </w:lvl>
+    <w:lvl w:ilvl="1">
+      <w:start w:val="1"/>
+      <w:numFmt w:val="lowerLetter"/>
+      <w:lvlText w:val="%2."/>
+      <w:lvlJc w:val="left"/>
+      <w:pPr>
+        <w:ind w:left="1080" w:hanging="360"/>
+      </w:pPr>
+    </w:lvl>
+    <w:lvl w:ilvl="2">
+      <w:start w:val="1"/>
+      <w:numFmt w:val="lowerRoman"/>
+      <w:lvlText w:val="%3."/>
+      <w:lvlJc w:val="right"/>
+      <w:pPr>
+        <w:ind w:left="1800" w:hanging="180"/>
+      </w:pPr>
+    </w:lvl>
+    <w:lvl w:ilvl="3">
+      <w:start w:val="1"/>
+      <w:numFmt w:val="decimal"/>
+      <w:lvlText w:val="%4."/>
+      <w:lvlJc w:val="left"/>
+      <w:pPr>
+        <w:ind w:left="2520" w:hanging="360"/>
+      </w:pPr>
+    </w:lvl>
+    <w:lvl w:ilvl="4">
+      <w:start w:val="1"/>
+      <w:numFmt w:val="lowerLetter"/>
+      <w:lvlText w:val="%5."/>
+      <w:lvlJc w:val="left"/>
+      <w:pPr>
+        <w:ind w:left="3240" w:hanging="360"/>
+      </w:pPr>
+    </w:lvl>
+    <w:lvl w:ilvl="5">
+      <w:start w:val="1"/>
+      <w:numFmt w:val="lowerRoman"/>
+      <w:lvlText w:val="%6."/>
+      <w:lvlJc w:val="right"/>
+      <w:pPr>
+        <w:ind w:left="3960" w:hanging="180"/>
+      </w:pPr>
+    </w:lvl>
+    <w:lvl w:ilvl="6">
+      <w:start w:val="1"/>
+      <w:numFmt w:val="decimal"/>
+      <w:lvlText w:val="%7."/>
+      <w:lvlJc w:val="left"/>
+      <w:pPr>
+        <w:ind w:left="4680" w:hanging="360"/>
+      </w:pPr>
+    </w:lvl>
+    <w:lvl w:ilvl="7">
+      <w:start w:val="1"/>
+      <w:numFmt w:val="lowerLetter"/>
+      <w:lvlText w:val="%8."/>
+      <w:lvlJc w:val="left"/>
+      <w:pPr>
+        <w:ind w:left="5400" w:hanging="360"/>
+      </w:pPr>
+    </w:lvl>
+    <w:lvl w:ilvl="8">
+      <w:start w:val="1"/>
+      <w:numFmt w:val="lowerRoman"/>
+      <w:lvlText w:val="%9."/>
+      <w:lvlJc w:val="right"/>
+      <w:pPr>
+        <w:ind w:left="6120" w:hanging="180"/>
+      </w:pPr>
+    </w:lvl>
+  </w:abstractNum>
+  <w:abstractNum w:abstractNumId="10" w15:restartNumberingAfterBreak="0">
     <w:nsid w:val="31647899"/>
     <w:multiLevelType w:val="hybridMultilevel"/>
     <w:tmpl w:val="4E046F2E"/>
@@ -13251,7 +13693,7 @@
       </w:pPr>
     </w:lvl>
   </w:abstractNum>
-  <w:abstractNum w:abstractNumId="10" w15:restartNumberingAfterBreak="0">
+  <w:abstractNum w:abstractNumId="11" w15:restartNumberingAfterBreak="0">
     <w:nsid w:val="3428245A"/>
     <w:multiLevelType w:val="hybridMultilevel"/>
     <w:tmpl w:val="711CE148"/>
@@ -13364,7 +13806,7 @@
       </w:rPr>
     </w:lvl>
   </w:abstractNum>
-  <w:abstractNum w:abstractNumId="11" w15:restartNumberingAfterBreak="0">
+  <w:abstractNum w:abstractNumId="12" w15:restartNumberingAfterBreak="0">
     <w:nsid w:val="34A4278A"/>
     <w:multiLevelType w:val="hybridMultilevel"/>
     <w:tmpl w:val="11484562"/>
@@ -13477,7 +13919,7 @@
       </w:rPr>
     </w:lvl>
   </w:abstractNum>
-  <w:abstractNum w:abstractNumId="12" w15:restartNumberingAfterBreak="0">
+  <w:abstractNum w:abstractNumId="13" w15:restartNumberingAfterBreak="0">
     <w:nsid w:val="367312EE"/>
     <w:multiLevelType w:val="hybridMultilevel"/>
     <w:tmpl w:val="D41CD792"/>
@@ -13590,10 +14032,10 @@
       </w:rPr>
     </w:lvl>
   </w:abstractNum>
-  <w:abstractNum w:abstractNumId="13" w15:restartNumberingAfterBreak="0">
+  <w:abstractNum w:abstractNumId="14" w15:restartNumberingAfterBreak="0">
     <w:nsid w:val="37C67659"/>
     <w:multiLevelType w:val="hybridMultilevel"/>
-    <w:tmpl w:val="13E459BC"/>
+    <w:tmpl w:val="7196E564"/>
     <w:lvl w:ilvl="0" w:tplc="0409000F">
       <w:start w:val="1"/>
       <w:numFmt w:val="decimal"/>
@@ -13676,7 +14118,96 @@
       </w:pPr>
     </w:lvl>
   </w:abstractNum>
-  <w:abstractNum w:abstractNumId="14" w15:restartNumberingAfterBreak="0">
+  <w:abstractNum w:abstractNumId="15" w15:restartNumberingAfterBreak="0">
+    <w:nsid w:val="38B64FB1"/>
+    <w:multiLevelType w:val="hybridMultilevel"/>
+    <w:tmpl w:val="65722376"/>
+    <w:lvl w:ilvl="0" w:tplc="C0447D3C">
+      <w:start w:val="1"/>
+      <w:numFmt w:val="decimal"/>
+      <w:lvlText w:val="%1."/>
+      <w:lvlJc w:val="left"/>
+      <w:pPr>
+        <w:ind w:left="360" w:hanging="360"/>
+      </w:pPr>
+      <w:rPr>
+        <w:rFonts w:hint="default"/>
+      </w:rPr>
+    </w:lvl>
+    <w:lvl w:ilvl="1" w:tplc="04090019" w:tentative="1">
+      <w:start w:val="1"/>
+      <w:numFmt w:val="lowerLetter"/>
+      <w:lvlText w:val="%2."/>
+      <w:lvlJc w:val="left"/>
+      <w:pPr>
+        <w:ind w:left="1440" w:hanging="360"/>
+      </w:pPr>
+    </w:lvl>
+    <w:lvl w:ilvl="2" w:tplc="0409001B" w:tentative="1">
+      <w:start w:val="1"/>
+      <w:numFmt w:val="lowerRoman"/>
+      <w:lvlText w:val="%3."/>
+      <w:lvlJc w:val="right"/>
+      <w:pPr>
+        <w:ind w:left="2160" w:hanging="180"/>
+      </w:pPr>
+    </w:lvl>
+    <w:lvl w:ilvl="3" w:tplc="0409000F" w:tentative="1">
+      <w:start w:val="1"/>
+      <w:numFmt w:val="decimal"/>
+      <w:lvlText w:val="%4."/>
+      <w:lvlJc w:val="left"/>
+      <w:pPr>
+        <w:ind w:left="2880" w:hanging="360"/>
+      </w:pPr>
+    </w:lvl>
+    <w:lvl w:ilvl="4" w:tplc="04090019" w:tentative="1">
+      <w:start w:val="1"/>
+      <w:numFmt w:val="lowerLetter"/>
+      <w:lvlText w:val="%5."/>
+      <w:lvlJc w:val="left"/>
+      <w:pPr>
+        <w:ind w:left="3600" w:hanging="360"/>
+      </w:pPr>
+    </w:lvl>
+    <w:lvl w:ilvl="5" w:tplc="0409001B" w:tentative="1">
+      <w:start w:val="1"/>
+      <w:numFmt w:val="lowerRoman"/>
+      <w:lvlText w:val="%6."/>
+      <w:lvlJc w:val="right"/>
+      <w:pPr>
+        <w:ind w:left="4320" w:hanging="180"/>
+      </w:pPr>
+    </w:lvl>
+    <w:lvl w:ilvl="6" w:tplc="0409000F" w:tentative="1">
+      <w:start w:val="1"/>
+      <w:numFmt w:val="decimal"/>
+      <w:lvlText w:val="%7."/>
+      <w:lvlJc w:val="left"/>
+      <w:pPr>
+        <w:ind w:left="5040" w:hanging="360"/>
+      </w:pPr>
+    </w:lvl>
+    <w:lvl w:ilvl="7" w:tplc="04090019" w:tentative="1">
+      <w:start w:val="1"/>
+      <w:numFmt w:val="lowerLetter"/>
+      <w:lvlText w:val="%8."/>
+      <w:lvlJc w:val="left"/>
+      <w:pPr>
+        <w:ind w:left="5760" w:hanging="360"/>
+      </w:pPr>
+    </w:lvl>
+    <w:lvl w:ilvl="8" w:tplc="0409001B" w:tentative="1">
+      <w:start w:val="1"/>
+      <w:numFmt w:val="lowerRoman"/>
+      <w:lvlText w:val="%9."/>
+      <w:lvlJc w:val="right"/>
+      <w:pPr>
+        <w:ind w:left="6480" w:hanging="180"/>
+      </w:pPr>
+    </w:lvl>
+  </w:abstractNum>
+  <w:abstractNum w:abstractNumId="16" w15:restartNumberingAfterBreak="0">
     <w:nsid w:val="3B4D4A6E"/>
     <w:multiLevelType w:val="hybridMultilevel"/>
     <w:tmpl w:val="521C81F2"/>
@@ -13789,7 +14320,7 @@
       </w:rPr>
     </w:lvl>
   </w:abstractNum>
-  <w:abstractNum w:abstractNumId="15" w15:restartNumberingAfterBreak="0">
+  <w:abstractNum w:abstractNumId="17" w15:restartNumberingAfterBreak="0">
     <w:nsid w:val="42546183"/>
     <w:multiLevelType w:val="hybridMultilevel"/>
     <w:tmpl w:val="4B14B8D4"/>
@@ -13902,7 +14433,7 @@
       </w:rPr>
     </w:lvl>
   </w:abstractNum>
-  <w:abstractNum w:abstractNumId="16" w15:restartNumberingAfterBreak="0">
+  <w:abstractNum w:abstractNumId="18" w15:restartNumberingAfterBreak="0">
     <w:nsid w:val="43071D5F"/>
     <w:multiLevelType w:val="hybridMultilevel"/>
     <w:tmpl w:val="DBFE50C2"/>
@@ -13991,7 +14522,96 @@
       </w:pPr>
     </w:lvl>
   </w:abstractNum>
-  <w:abstractNum w:abstractNumId="17" w15:restartNumberingAfterBreak="0">
+  <w:abstractNum w:abstractNumId="19" w15:restartNumberingAfterBreak="0">
+    <w:nsid w:val="45AA5AB5"/>
+    <w:multiLevelType w:val="hybridMultilevel"/>
+    <w:tmpl w:val="4CC4632E"/>
+    <w:lvl w:ilvl="0" w:tplc="FA16DE8A">
+      <w:start w:val="22"/>
+      <w:numFmt w:val="decimal"/>
+      <w:lvlText w:val="%1."/>
+      <w:lvlJc w:val="left"/>
+      <w:pPr>
+        <w:ind w:left="360" w:hanging="360"/>
+      </w:pPr>
+      <w:rPr>
+        <w:rFonts w:hint="default"/>
+      </w:rPr>
+    </w:lvl>
+    <w:lvl w:ilvl="1" w:tplc="FFFFFFFF" w:tentative="1">
+      <w:start w:val="1"/>
+      <w:numFmt w:val="lowerLetter"/>
+      <w:lvlText w:val="%2."/>
+      <w:lvlJc w:val="left"/>
+      <w:pPr>
+        <w:ind w:left="1080" w:hanging="360"/>
+      </w:pPr>
+    </w:lvl>
+    <w:lvl w:ilvl="2" w:tplc="FFFFFFFF" w:tentative="1">
+      <w:start w:val="1"/>
+      <w:numFmt w:val="lowerRoman"/>
+      <w:lvlText w:val="%3."/>
+      <w:lvlJc w:val="right"/>
+      <w:pPr>
+        <w:ind w:left="1800" w:hanging="180"/>
+      </w:pPr>
+    </w:lvl>
+    <w:lvl w:ilvl="3" w:tplc="FFFFFFFF" w:tentative="1">
+      <w:start w:val="1"/>
+      <w:numFmt w:val="decimal"/>
+      <w:lvlText w:val="%4."/>
+      <w:lvlJc w:val="left"/>
+      <w:pPr>
+        <w:ind w:left="2520" w:hanging="360"/>
+      </w:pPr>
+    </w:lvl>
+    <w:lvl w:ilvl="4" w:tplc="FFFFFFFF" w:tentative="1">
+      <w:start w:val="1"/>
+      <w:numFmt w:val="lowerLetter"/>
+      <w:lvlText w:val="%5."/>
+      <w:lvlJc w:val="left"/>
+      <w:pPr>
+        <w:ind w:left="3240" w:hanging="360"/>
+      </w:pPr>
+    </w:lvl>
+    <w:lvl w:ilvl="5" w:tplc="FFFFFFFF" w:tentative="1">
+      <w:start w:val="1"/>
+      <w:numFmt w:val="lowerRoman"/>
+      <w:lvlText w:val="%6."/>
+      <w:lvlJc w:val="right"/>
+      <w:pPr>
+        <w:ind w:left="3960" w:hanging="180"/>
+      </w:pPr>
+    </w:lvl>
+    <w:lvl w:ilvl="6" w:tplc="FFFFFFFF" w:tentative="1">
+      <w:start w:val="1"/>
+      <w:numFmt w:val="decimal"/>
+      <w:lvlText w:val="%7."/>
+      <w:lvlJc w:val="left"/>
+      <w:pPr>
+        <w:ind w:left="4680" w:hanging="360"/>
+      </w:pPr>
+    </w:lvl>
+    <w:lvl w:ilvl="7" w:tplc="FFFFFFFF" w:tentative="1">
+      <w:start w:val="1"/>
+      <w:numFmt w:val="lowerLetter"/>
+      <w:lvlText w:val="%8."/>
+      <w:lvlJc w:val="left"/>
+      <w:pPr>
+        <w:ind w:left="5400" w:hanging="360"/>
+      </w:pPr>
+    </w:lvl>
+    <w:lvl w:ilvl="8" w:tplc="FFFFFFFF" w:tentative="1">
+      <w:start w:val="1"/>
+      <w:numFmt w:val="lowerRoman"/>
+      <w:lvlText w:val="%9."/>
+      <w:lvlJc w:val="right"/>
+      <w:pPr>
+        <w:ind w:left="6120" w:hanging="180"/>
+      </w:pPr>
+    </w:lvl>
+  </w:abstractNum>
+  <w:abstractNum w:abstractNumId="20" w15:restartNumberingAfterBreak="0">
     <w:nsid w:val="461C66E9"/>
     <w:multiLevelType w:val="hybridMultilevel"/>
     <w:tmpl w:val="DBFE50C2"/>
@@ -14080,7 +14700,7 @@
       </w:pPr>
     </w:lvl>
   </w:abstractNum>
-  <w:abstractNum w:abstractNumId="18" w15:restartNumberingAfterBreak="0">
+  <w:abstractNum w:abstractNumId="21" w15:restartNumberingAfterBreak="0">
     <w:nsid w:val="4D6851D6"/>
     <w:multiLevelType w:val="hybridMultilevel"/>
     <w:tmpl w:val="9856B70C"/>
@@ -14193,7 +14813,7 @@
       </w:rPr>
     </w:lvl>
   </w:abstractNum>
-  <w:abstractNum w:abstractNumId="19" w15:restartNumberingAfterBreak="0">
+  <w:abstractNum w:abstractNumId="22" w15:restartNumberingAfterBreak="0">
     <w:nsid w:val="515D3165"/>
     <w:multiLevelType w:val="hybridMultilevel"/>
     <w:tmpl w:val="49E8CF68"/>
@@ -14282,7 +14902,7 @@
       </w:pPr>
     </w:lvl>
   </w:abstractNum>
-  <w:abstractNum w:abstractNumId="20" w15:restartNumberingAfterBreak="0">
+  <w:abstractNum w:abstractNumId="23" w15:restartNumberingAfterBreak="0">
     <w:nsid w:val="54DA7E2A"/>
     <w:multiLevelType w:val="hybridMultilevel"/>
     <w:tmpl w:val="B6CE7926"/>
@@ -14395,7 +15015,7 @@
       </w:rPr>
     </w:lvl>
   </w:abstractNum>
-  <w:abstractNum w:abstractNumId="21" w15:restartNumberingAfterBreak="0">
+  <w:abstractNum w:abstractNumId="24" w15:restartNumberingAfterBreak="0">
     <w:nsid w:val="59B540CB"/>
     <w:multiLevelType w:val="hybridMultilevel"/>
     <w:tmpl w:val="B6E629BC"/>
@@ -14508,7 +15128,7 @@
       </w:rPr>
     </w:lvl>
   </w:abstractNum>
-  <w:abstractNum w:abstractNumId="22" w15:restartNumberingAfterBreak="0">
+  <w:abstractNum w:abstractNumId="25" w15:restartNumberingAfterBreak="0">
     <w:nsid w:val="59D46287"/>
     <w:multiLevelType w:val="hybridMultilevel"/>
     <w:tmpl w:val="38C655C4"/>
@@ -14621,7 +15241,7 @@
       </w:rPr>
     </w:lvl>
   </w:abstractNum>
-  <w:abstractNum w:abstractNumId="23" w15:restartNumberingAfterBreak="0">
+  <w:abstractNum w:abstractNumId="26" w15:restartNumberingAfterBreak="0">
     <w:nsid w:val="65181DF0"/>
     <w:multiLevelType w:val="hybridMultilevel"/>
     <w:tmpl w:val="5A420BDA"/>
@@ -14734,7 +15354,7 @@
       </w:rPr>
     </w:lvl>
   </w:abstractNum>
-  <w:abstractNum w:abstractNumId="24" w15:restartNumberingAfterBreak="0">
+  <w:abstractNum w:abstractNumId="27" w15:restartNumberingAfterBreak="0">
     <w:nsid w:val="66592BDD"/>
     <w:multiLevelType w:val="hybridMultilevel"/>
     <w:tmpl w:val="EED03248"/>
@@ -14847,7 +15467,7 @@
       </w:rPr>
     </w:lvl>
   </w:abstractNum>
-  <w:abstractNum w:abstractNumId="25" w15:restartNumberingAfterBreak="0">
+  <w:abstractNum w:abstractNumId="28" w15:restartNumberingAfterBreak="0">
     <w:nsid w:val="66FA5ADC"/>
     <w:multiLevelType w:val="hybridMultilevel"/>
     <w:tmpl w:val="C1C8B36E"/>
@@ -14960,7 +15580,7 @@
       </w:rPr>
     </w:lvl>
   </w:abstractNum>
-  <w:abstractNum w:abstractNumId="26" w15:restartNumberingAfterBreak="0">
+  <w:abstractNum w:abstractNumId="29" w15:restartNumberingAfterBreak="0">
     <w:nsid w:val="679A57D1"/>
     <w:multiLevelType w:val="hybridMultilevel"/>
     <w:tmpl w:val="5FBAD936"/>
@@ -15073,7 +15693,7 @@
       </w:rPr>
     </w:lvl>
   </w:abstractNum>
-  <w:abstractNum w:abstractNumId="27" w15:restartNumberingAfterBreak="0">
+  <w:abstractNum w:abstractNumId="30" w15:restartNumberingAfterBreak="0">
     <w:nsid w:val="6CE67DFC"/>
     <w:multiLevelType w:val="hybridMultilevel"/>
     <w:tmpl w:val="FA14592E"/>
@@ -15159,7 +15779,7 @@
       </w:pPr>
     </w:lvl>
   </w:abstractNum>
-  <w:abstractNum w:abstractNumId="28" w15:restartNumberingAfterBreak="0">
+  <w:abstractNum w:abstractNumId="31" w15:restartNumberingAfterBreak="0">
     <w:nsid w:val="714D60B3"/>
     <w:multiLevelType w:val="multilevel"/>
     <w:tmpl w:val="13E459BC"/>
@@ -15246,7 +15866,97 @@
       </w:pPr>
     </w:lvl>
   </w:abstractNum>
-  <w:abstractNum w:abstractNumId="29" w15:restartNumberingAfterBreak="0">
+  <w:abstractNum w:abstractNumId="32" w15:restartNumberingAfterBreak="0">
+    <w:nsid w:val="75FB01C5"/>
+    <w:multiLevelType w:val="multilevel"/>
+    <w:tmpl w:val="E00CEAEA"/>
+    <w:styleLink w:val="CurrentList3"/>
+    <w:lvl w:ilvl="0">
+      <w:start w:val="22"/>
+      <w:numFmt w:val="decimal"/>
+      <w:lvlText w:val="%1."/>
+      <w:lvlJc w:val="left"/>
+      <w:pPr>
+        <w:ind w:left="360" w:hanging="360"/>
+      </w:pPr>
+      <w:rPr>
+        <w:rFonts w:hint="default"/>
+      </w:rPr>
+    </w:lvl>
+    <w:lvl w:ilvl="1">
+      <w:start w:val="1"/>
+      <w:numFmt w:val="lowerLetter"/>
+      <w:lvlText w:val="%2."/>
+      <w:lvlJc w:val="left"/>
+      <w:pPr>
+        <w:ind w:left="1440" w:hanging="360"/>
+      </w:pPr>
+    </w:lvl>
+    <w:lvl w:ilvl="2">
+      <w:start w:val="1"/>
+      <w:numFmt w:val="lowerRoman"/>
+      <w:lvlText w:val="%3."/>
+      <w:lvlJc w:val="right"/>
+      <w:pPr>
+        <w:ind w:left="2160" w:hanging="180"/>
+      </w:pPr>
+    </w:lvl>
+    <w:lvl w:ilvl="3">
+      <w:start w:val="1"/>
+      <w:numFmt w:val="decimal"/>
+      <w:lvlText w:val="%4."/>
+      <w:lvlJc w:val="left"/>
+      <w:pPr>
+        <w:ind w:left="2880" w:hanging="360"/>
+      </w:pPr>
+    </w:lvl>
+    <w:lvl w:ilvl="4">
+      <w:start w:val="1"/>
+      <w:numFmt w:val="lowerLetter"/>
+      <w:lvlText w:val="%5."/>
+      <w:lvlJc w:val="left"/>
+      <w:pPr>
+        <w:ind w:left="3600" w:hanging="360"/>
+      </w:pPr>
+    </w:lvl>
+    <w:lvl w:ilvl="5">
+      <w:start w:val="1"/>
+      <w:numFmt w:val="lowerRoman"/>
+      <w:lvlText w:val="%6."/>
+      <w:lvlJc w:val="right"/>
+      <w:pPr>
+        <w:ind w:left="4320" w:hanging="180"/>
+      </w:pPr>
+    </w:lvl>
+    <w:lvl w:ilvl="6">
+      <w:start w:val="1"/>
+      <w:numFmt w:val="decimal"/>
+      <w:lvlText w:val="%7."/>
+      <w:lvlJc w:val="left"/>
+      <w:pPr>
+        <w:ind w:left="5040" w:hanging="360"/>
+      </w:pPr>
+    </w:lvl>
+    <w:lvl w:ilvl="7">
+      <w:start w:val="1"/>
+      <w:numFmt w:val="lowerLetter"/>
+      <w:lvlText w:val="%8."/>
+      <w:lvlJc w:val="left"/>
+      <w:pPr>
+        <w:ind w:left="5760" w:hanging="360"/>
+      </w:pPr>
+    </w:lvl>
+    <w:lvl w:ilvl="8">
+      <w:start w:val="1"/>
+      <w:numFmt w:val="lowerRoman"/>
+      <w:lvlText w:val="%9."/>
+      <w:lvlJc w:val="right"/>
+      <w:pPr>
+        <w:ind w:left="6480" w:hanging="180"/>
+      </w:pPr>
+    </w:lvl>
+  </w:abstractNum>
+  <w:abstractNum w:abstractNumId="33" w15:restartNumberingAfterBreak="0">
     <w:nsid w:val="798707B2"/>
     <w:multiLevelType w:val="hybridMultilevel"/>
     <w:tmpl w:val="E73CA854"/>
@@ -15360,7 +16070,7 @@
     </w:lvl>
   </w:abstractNum>
   <w:num w:numId="1" w16cid:durableId="518277400">
-    <w:abstractNumId w:val="9"/>
+    <w:abstractNumId w:val="10"/>
   </w:num>
   <w:num w:numId="2" w16cid:durableId="560943917">
     <w:abstractNumId w:val="7"/>
@@ -15369,22 +16079,22 @@
     <w:abstractNumId w:val="0"/>
   </w:num>
   <w:num w:numId="4" w16cid:durableId="1866558680">
-    <w:abstractNumId w:val="21"/>
+    <w:abstractNumId w:val="24"/>
   </w:num>
   <w:num w:numId="5" w16cid:durableId="1808933127">
-    <w:abstractNumId w:val="11"/>
+    <w:abstractNumId w:val="12"/>
   </w:num>
   <w:num w:numId="6" w16cid:durableId="1318459314">
-    <w:abstractNumId w:val="13"/>
+    <w:abstractNumId w:val="14"/>
   </w:num>
   <w:num w:numId="7" w16cid:durableId="911308249">
-    <w:abstractNumId w:val="18"/>
+    <w:abstractNumId w:val="21"/>
   </w:num>
   <w:num w:numId="8" w16cid:durableId="1120145532">
     <w:abstractNumId w:val="5"/>
   </w:num>
   <w:num w:numId="9" w16cid:durableId="629744666">
-    <w:abstractNumId w:val="14"/>
+    <w:abstractNumId w:val="16"/>
   </w:num>
   <w:num w:numId="10" w16cid:durableId="681973301">
     <w:abstractNumId w:val="3"/>
@@ -15393,61 +16103,73 @@
     <w:abstractNumId w:val="1"/>
   </w:num>
   <w:num w:numId="12" w16cid:durableId="2027559346">
-    <w:abstractNumId w:val="27"/>
+    <w:abstractNumId w:val="30"/>
   </w:num>
   <w:num w:numId="13" w16cid:durableId="705451883">
-    <w:abstractNumId w:val="25"/>
+    <w:abstractNumId w:val="28"/>
   </w:num>
   <w:num w:numId="14" w16cid:durableId="935089109">
-    <w:abstractNumId w:val="22"/>
+    <w:abstractNumId w:val="25"/>
   </w:num>
   <w:num w:numId="15" w16cid:durableId="309598767">
     <w:abstractNumId w:val="8"/>
   </w:num>
   <w:num w:numId="16" w16cid:durableId="821580226">
-    <w:abstractNumId w:val="15"/>
+    <w:abstractNumId w:val="17"/>
   </w:num>
   <w:num w:numId="17" w16cid:durableId="450326882">
     <w:abstractNumId w:val="2"/>
   </w:num>
   <w:num w:numId="18" w16cid:durableId="788277013">
-    <w:abstractNumId w:val="29"/>
+    <w:abstractNumId w:val="33"/>
   </w:num>
   <w:num w:numId="19" w16cid:durableId="647634429">
-    <w:abstractNumId w:val="12"/>
+    <w:abstractNumId w:val="13"/>
   </w:num>
   <w:num w:numId="20" w16cid:durableId="1256085832">
-    <w:abstractNumId w:val="26"/>
+    <w:abstractNumId w:val="29"/>
   </w:num>
   <w:num w:numId="21" w16cid:durableId="803884420">
     <w:abstractNumId w:val="6"/>
   </w:num>
   <w:num w:numId="22" w16cid:durableId="1849950987">
+    <w:abstractNumId w:val="26"/>
+  </w:num>
+  <w:num w:numId="23" w16cid:durableId="95760665">
     <w:abstractNumId w:val="23"/>
   </w:num>
-  <w:num w:numId="23" w16cid:durableId="95760665">
-    <w:abstractNumId w:val="20"/>
-  </w:num>
   <w:num w:numId="24" w16cid:durableId="1113328191">
-    <w:abstractNumId w:val="10"/>
+    <w:abstractNumId w:val="11"/>
   </w:num>
   <w:num w:numId="25" w16cid:durableId="76555738">
-    <w:abstractNumId w:val="24"/>
+    <w:abstractNumId w:val="27"/>
   </w:num>
   <w:num w:numId="26" w16cid:durableId="233126605">
     <w:abstractNumId w:val="4"/>
   </w:num>
   <w:num w:numId="27" w16cid:durableId="1006782368">
-    <w:abstractNumId w:val="17"/>
+    <w:abstractNumId w:val="20"/>
   </w:num>
   <w:num w:numId="28" w16cid:durableId="1872302856">
-    <w:abstractNumId w:val="16"/>
+    <w:abstractNumId w:val="18"/>
   </w:num>
   <w:num w:numId="29" w16cid:durableId="650645292">
+    <w:abstractNumId w:val="22"/>
+  </w:num>
+  <w:num w:numId="30" w16cid:durableId="1983730293">
+    <w:abstractNumId w:val="31"/>
+  </w:num>
+  <w:num w:numId="31" w16cid:durableId="519009665">
     <w:abstractNumId w:val="19"/>
   </w:num>
-  <w:num w:numId="30" w16cid:durableId="1983730293">
-    <w:abstractNumId w:val="28"/>
+  <w:num w:numId="32" w16cid:durableId="1193152617">
+    <w:abstractNumId w:val="9"/>
+  </w:num>
+  <w:num w:numId="33" w16cid:durableId="1294678931">
+    <w:abstractNumId w:val="15"/>
+  </w:num>
+  <w:num w:numId="34" w16cid:durableId="297953018">
+    <w:abstractNumId w:val="32"/>
   </w:num>
 </w:numbering>
 </file>
@@ -16882,6 +17604,26 @@
       <w14:ligatures w14:val="none"/>
     </w:rPr>
   </w:style>
+  <w:style w:type="numbering" w:customStyle="1" w:styleId="CurrentList2">
+    <w:name w:val="Current List2"/>
+    <w:uiPriority w:val="99"/>
+    <w:rsid w:val="00DC1D9E"/>
+    <w:pPr>
+      <w:numPr>
+        <w:numId w:val="32"/>
+      </w:numPr>
+    </w:pPr>
+  </w:style>
+  <w:style w:type="numbering" w:customStyle="1" w:styleId="CurrentList3">
+    <w:name w:val="Current List3"/>
+    <w:uiPriority w:val="99"/>
+    <w:rsid w:val="0057189B"/>
+    <w:pPr>
+      <w:numPr>
+        <w:numId w:val="34"/>
+      </w:numPr>
+    </w:pPr>
+  </w:style>
 </w:styles>
 </file>
 

--- a/docs/Babyduck.docx
+++ b/docs/Babyduck.docx
@@ -5,6 +5,31 @@
     <w:p>
       <w:pPr>
         <w:rPr>
+          <w:lang w:val="es-ES"/>
+        </w:rPr>
+      </w:pPr>
+      <w:r>
+        <w:rPr>
+          <w:lang w:val="es-ES"/>
+        </w:rPr>
+        <w:t xml:space="preserve">Instituto </w:t>
+      </w:r>
+      <w:r>
+        <w:rPr>
+          <w:lang w:val="es-ES"/>
+        </w:rPr>
+        <w:t>Tecnológico</w:t>
+      </w:r>
+      <w:r>
+        <w:rPr>
+          <w:lang w:val="es-ES"/>
+        </w:rPr>
+        <w:t xml:space="preserve"> y de Estudios Superiores de Monterrey</w:t>
+      </w:r>
+    </w:p>
+    <w:p>
+      <w:pPr>
+        <w:rPr>
           <w:b/>
           <w:bCs/>
           <w:lang w:val="es-ES"/>
@@ -16,23 +41,25 @@
           <w:bCs/>
           <w:lang w:val="es-ES"/>
         </w:rPr>
-        <w:t xml:space="preserve">Instituto </w:t>
-      </w:r>
+        <w:t xml:space="preserve">Desarrollo de aplicaciones avanzadas de ciencias computacionales </w:t>
+      </w:r>
+      <w:proofErr w:type="spellStart"/>
       <w:r>
         <w:rPr>
           <w:b/>
           <w:bCs/>
           <w:lang w:val="es-ES"/>
         </w:rPr>
-        <w:t>Tecnológico</w:t>
-      </w:r>
+        <w:t>Gpo</w:t>
+      </w:r>
+      <w:proofErr w:type="spellEnd"/>
       <w:r>
         <w:rPr>
           <w:b/>
           <w:bCs/>
           <w:lang w:val="es-ES"/>
         </w:rPr>
-        <w:t xml:space="preserve"> y de Estudios Superiores de Monterrey</w:t>
+        <w:t xml:space="preserve"> 505</w:t>
       </w:r>
     </w:p>
     <w:p>
@@ -49,74 +76,31 @@
           <w:bCs/>
           <w:lang w:val="es-ES"/>
         </w:rPr>
-        <w:t xml:space="preserve">Desarrollo de aplicaciones avanzadas de ciencias computacionales </w:t>
-      </w:r>
+        <w:t>Elda Guadalupe Quiroga González</w:t>
+      </w:r>
+    </w:p>
+    <w:p>
+      <w:pPr>
+        <w:rPr>
+          <w:lang w:val="es-ES"/>
+        </w:rPr>
+      </w:pPr>
       <w:proofErr w:type="spellStart"/>
       <w:r>
         <w:rPr>
-          <w:b/>
-          <w:bCs/>
           <w:lang w:val="es-ES"/>
         </w:rPr>
-        <w:t>Gpo</w:t>
+        <w:t>Babyduck</w:t>
       </w:r>
       <w:proofErr w:type="spellEnd"/>
       <w:r>
         <w:rPr>
-          <w:b/>
-          <w:bCs/>
           <w:lang w:val="es-ES"/>
         </w:rPr>
-        <w:t xml:space="preserve"> 505</w:t>
-      </w:r>
-    </w:p>
-    <w:p>
-      <w:pPr>
-        <w:rPr>
-          <w:b/>
-          <w:bCs/>
-          <w:lang w:val="es-ES"/>
-        </w:rPr>
-      </w:pPr>
-      <w:r>
-        <w:rPr>
-          <w:b/>
-          <w:bCs/>
-          <w:lang w:val="es-ES"/>
-        </w:rPr>
-        <w:t>Elda Guadalupe Quiroga González</w:t>
-      </w:r>
-    </w:p>
-    <w:p>
-      <w:pPr>
-        <w:rPr>
-          <w:b/>
-          <w:bCs/>
-          <w:lang w:val="es-ES"/>
-        </w:rPr>
-      </w:pPr>
-      <w:proofErr w:type="spellStart"/>
-      <w:r>
-        <w:rPr>
-          <w:b/>
-          <w:bCs/>
-          <w:lang w:val="es-ES"/>
-        </w:rPr>
-        <w:t>Babyduck</w:t>
-      </w:r>
-      <w:proofErr w:type="spellEnd"/>
-      <w:r>
-        <w:rPr>
-          <w:b/>
-          <w:bCs/>
-          <w:lang w:val="es-ES"/>
-        </w:rPr>
         <w:t xml:space="preserve"> Entrega #</w:t>
       </w:r>
       <w:r>
         <w:rPr>
-          <w:b/>
-          <w:bCs/>
           <w:lang w:val="es-ES"/>
         </w:rPr>
         <w:t>4</w:t>
@@ -5107,6 +5091,9 @@
         <w:jc w:val="center"/>
       </w:pPr>
       <w:r>
+        <w:rPr>
+          <w:noProof/>
+        </w:rPr>
         <w:drawing>
           <wp:inline distT="0" distB="0" distL="0" distR="0" wp14:anchorId="334DA37B" wp14:editId="51C070BB">
             <wp:extent cx="5751499" cy="7072008"/>

--- a/docs/Babyduck.docx
+++ b/docs/Babyduck.docx
@@ -4,31 +4,7 @@
   <w:body>
     <w:p>
       <w:pPr>
-        <w:rPr>
-          <w:lang w:val="es-ES"/>
-        </w:rPr>
-      </w:pPr>
-      <w:r>
-        <w:rPr>
-          <w:lang w:val="es-ES"/>
-        </w:rPr>
-        <w:t xml:space="preserve">Instituto </w:t>
-      </w:r>
-      <w:r>
-        <w:rPr>
-          <w:lang w:val="es-ES"/>
-        </w:rPr>
-        <w:t>Tecnológico</w:t>
-      </w:r>
-      <w:r>
-        <w:rPr>
-          <w:lang w:val="es-ES"/>
-        </w:rPr>
-        <w:t xml:space="preserve"> y de Estudios Superiores de Monterrey</w:t>
-      </w:r>
-    </w:p>
-    <w:p>
-      <w:pPr>
+        <w:jc w:val="center"/>
         <w:rPr>
           <w:b/>
           <w:bCs/>
@@ -39,95 +15,126 @@
         <w:rPr>
           <w:b/>
           <w:bCs/>
+          <w:noProof/>
           <w:lang w:val="es-ES"/>
         </w:rPr>
-        <w:t xml:space="preserve">Desarrollo de aplicaciones avanzadas de ciencias computacionales </w:t>
-      </w:r>
-      <w:proofErr w:type="spellStart"/>
-      <w:r>
+        <w:drawing>
+          <wp:inline distT="0" distB="0" distL="0" distR="0" wp14:anchorId="7F323E8F" wp14:editId="4D8A6593">
+            <wp:extent cx="4053841" cy="2702560"/>
+            <wp:effectExtent l="0" t="0" r="0" b="2540"/>
+            <wp:docPr id="1640025645" name="Picture 1" descr="A blue and white logo&#10;&#10;AI-generated content may be incorrect."/>
+            <wp:cNvGraphicFramePr>
+              <a:graphicFrameLocks xmlns:a="http://schemas.openxmlformats.org/drawingml/2006/main" noChangeAspect="1"/>
+            </wp:cNvGraphicFramePr>
+            <a:graphic xmlns:a="http://schemas.openxmlformats.org/drawingml/2006/main">
+              <a:graphicData uri="http://schemas.openxmlformats.org/drawingml/2006/picture">
+                <pic:pic xmlns:pic="http://schemas.openxmlformats.org/drawingml/2006/picture">
+                  <pic:nvPicPr>
+                    <pic:cNvPr id="1640025645" name="Picture 1" descr="A blue and white logo&#10;&#10;AI-generated content may be incorrect."/>
+                    <pic:cNvPicPr/>
+                  </pic:nvPicPr>
+                  <pic:blipFill>
+                    <a:blip r:embed="rId8">
+                      <a:extLst>
+                        <a:ext uri="{28A0092B-C50C-407E-A947-70E740481C1C}">
+                          <a14:useLocalDpi xmlns:a14="http://schemas.microsoft.com/office/drawing/2010/main" val="0"/>
+                        </a:ext>
+                      </a:extLst>
+                    </a:blip>
+                    <a:stretch>
+                      <a:fillRect/>
+                    </a:stretch>
+                  </pic:blipFill>
+                  <pic:spPr>
+                    <a:xfrm>
+                      <a:off x="0" y="0"/>
+                      <a:ext cx="4055193" cy="2703461"/>
+                    </a:xfrm>
+                    <a:prstGeom prst="rect">
+                      <a:avLst/>
+                    </a:prstGeom>
+                  </pic:spPr>
+                </pic:pic>
+              </a:graphicData>
+            </a:graphic>
+          </wp:inline>
+        </w:drawing>
+      </w:r>
+    </w:p>
+    <w:p>
+      <w:pPr>
+        <w:jc w:val="center"/>
         <w:rPr>
           <w:b/>
           <w:bCs/>
+          <w:sz w:val="32"/>
+          <w:szCs w:val="32"/>
           <w:lang w:val="es-ES"/>
         </w:rPr>
-        <w:t>Gpo</w:t>
-      </w:r>
-      <w:proofErr w:type="spellEnd"/>
-      <w:r>
+      </w:pPr>
+    </w:p>
+    <w:p>
+      <w:pPr>
+        <w:jc w:val="center"/>
         <w:rPr>
           <w:b/>
           <w:bCs/>
+          <w:sz w:val="32"/>
+          <w:szCs w:val="32"/>
           <w:lang w:val="es-ES"/>
         </w:rPr>
-        <w:t xml:space="preserve"> 505</w:t>
-      </w:r>
-    </w:p>
-    <w:p>
-      <w:pPr>
+      </w:pPr>
+      <w:r>
         <w:rPr>
           <w:b/>
           <w:bCs/>
+          <w:sz w:val="32"/>
+          <w:szCs w:val="32"/>
           <w:lang w:val="es-ES"/>
         </w:rPr>
-      </w:pPr>
+        <w:t xml:space="preserve">Instituto </w:t>
+      </w:r>
       <w:r>
         <w:rPr>
           <w:b/>
           <w:bCs/>
+          <w:sz w:val="32"/>
+          <w:szCs w:val="32"/>
           <w:lang w:val="es-ES"/>
         </w:rPr>
-        <w:t>Elda Guadalupe Quiroga González</w:t>
-      </w:r>
-    </w:p>
-    <w:p>
-      <w:pPr>
-        <w:rPr>
-          <w:lang w:val="es-ES"/>
-        </w:rPr>
-      </w:pPr>
-      <w:proofErr w:type="spellStart"/>
-      <w:r>
-        <w:rPr>
-          <w:lang w:val="es-ES"/>
-        </w:rPr>
-        <w:t>Babyduck</w:t>
-      </w:r>
-      <w:proofErr w:type="spellEnd"/>
-      <w:r>
-        <w:rPr>
-          <w:lang w:val="es-ES"/>
-        </w:rPr>
-        <w:t xml:space="preserve"> Entrega #</w:t>
-      </w:r>
-      <w:r>
-        <w:rPr>
-          <w:lang w:val="es-ES"/>
-        </w:rPr>
-        <w:t>4</w:t>
-      </w:r>
-    </w:p>
-    <w:p>
-      <w:pPr>
+        <w:t>Tecnológico</w:t>
+      </w:r>
+      <w:r>
         <w:rPr>
           <w:b/>
           <w:bCs/>
+          <w:sz w:val="32"/>
+          <w:szCs w:val="32"/>
           <w:lang w:val="es-ES"/>
         </w:rPr>
-      </w:pPr>
-      <w:r>
+        <w:t xml:space="preserve"> y de Estudios Superiores de Monterrey</w:t>
+      </w:r>
+    </w:p>
+    <w:p>
+      <w:pPr>
+        <w:jc w:val="center"/>
         <w:rPr>
           <w:b/>
           <w:bCs/>
+          <w:sz w:val="32"/>
+          <w:szCs w:val="32"/>
           <w:lang w:val="es-ES"/>
         </w:rPr>
-        <w:t>Gabriel Eduardo Diaz Roa A00833574</w:t>
-      </w:r>
-    </w:p>
-    <w:p>
-      <w:pPr>
+      </w:pPr>
+    </w:p>
+    <w:p>
+      <w:pPr>
+        <w:jc w:val="center"/>
         <w:rPr>
           <w:b/>
           <w:bCs/>
+          <w:sz w:val="32"/>
+          <w:szCs w:val="32"/>
           <w:lang w:val="es-ES"/>
         </w:rPr>
       </w:pPr>
@@ -135,9 +142,191 @@
         <w:rPr>
           <w:b/>
           <w:bCs/>
+          <w:sz w:val="32"/>
+          <w:szCs w:val="32"/>
           <w:lang w:val="es-ES"/>
         </w:rPr>
-        <w:t xml:space="preserve">22 </w:t>
+        <w:t xml:space="preserve">Desarrollo de aplicaciones avanzadas de ciencias computacionales </w:t>
+      </w:r>
+      <w:proofErr w:type="spellStart"/>
+      <w:r>
+        <w:rPr>
+          <w:b/>
+          <w:bCs/>
+          <w:sz w:val="32"/>
+          <w:szCs w:val="32"/>
+          <w:lang w:val="es-ES"/>
+        </w:rPr>
+        <w:t>Gpo</w:t>
+      </w:r>
+      <w:proofErr w:type="spellEnd"/>
+      <w:r>
+        <w:rPr>
+          <w:b/>
+          <w:bCs/>
+          <w:sz w:val="32"/>
+          <w:szCs w:val="32"/>
+          <w:lang w:val="es-ES"/>
+        </w:rPr>
+        <w:t xml:space="preserve"> 505</w:t>
+      </w:r>
+    </w:p>
+    <w:p>
+      <w:pPr>
+        <w:jc w:val="center"/>
+        <w:rPr>
+          <w:b/>
+          <w:bCs/>
+          <w:sz w:val="32"/>
+          <w:szCs w:val="32"/>
+          <w:lang w:val="es-ES"/>
+        </w:rPr>
+      </w:pPr>
+    </w:p>
+    <w:p>
+      <w:pPr>
+        <w:jc w:val="center"/>
+        <w:rPr>
+          <w:b/>
+          <w:bCs/>
+          <w:sz w:val="32"/>
+          <w:szCs w:val="32"/>
+          <w:lang w:val="es-ES"/>
+        </w:rPr>
+      </w:pPr>
+      <w:r>
+        <w:rPr>
+          <w:b/>
+          <w:bCs/>
+          <w:sz w:val="32"/>
+          <w:szCs w:val="32"/>
+          <w:lang w:val="es-ES"/>
+        </w:rPr>
+        <w:t>Elda Guadalupe Quiroga González</w:t>
+      </w:r>
+    </w:p>
+    <w:p>
+      <w:pPr>
+        <w:jc w:val="center"/>
+        <w:rPr>
+          <w:b/>
+          <w:bCs/>
+          <w:sz w:val="32"/>
+          <w:szCs w:val="32"/>
+          <w:lang w:val="es-ES"/>
+        </w:rPr>
+      </w:pPr>
+    </w:p>
+    <w:p>
+      <w:pPr>
+        <w:jc w:val="center"/>
+        <w:rPr>
+          <w:b/>
+          <w:bCs/>
+          <w:sz w:val="32"/>
+          <w:szCs w:val="32"/>
+          <w:lang w:val="es-ES"/>
+        </w:rPr>
+      </w:pPr>
+      <w:r>
+        <w:rPr>
+          <w:b/>
+          <w:bCs/>
+          <w:sz w:val="32"/>
+          <w:szCs w:val="32"/>
+          <w:lang w:val="es-ES"/>
+        </w:rPr>
+        <w:t xml:space="preserve">Lenguaje </w:t>
+      </w:r>
+      <w:proofErr w:type="spellStart"/>
+      <w:r>
+        <w:rPr>
+          <w:b/>
+          <w:bCs/>
+          <w:sz w:val="32"/>
+          <w:szCs w:val="32"/>
+          <w:lang w:val="es-ES"/>
+        </w:rPr>
+        <w:t>Babyduck</w:t>
+      </w:r>
+      <w:proofErr w:type="spellEnd"/>
+    </w:p>
+    <w:p>
+      <w:pPr>
+        <w:jc w:val="center"/>
+        <w:rPr>
+          <w:b/>
+          <w:bCs/>
+          <w:sz w:val="32"/>
+          <w:szCs w:val="32"/>
+          <w:lang w:val="es-ES"/>
+        </w:rPr>
+      </w:pPr>
+    </w:p>
+    <w:p>
+      <w:pPr>
+        <w:jc w:val="center"/>
+        <w:rPr>
+          <w:b/>
+          <w:bCs/>
+          <w:sz w:val="32"/>
+          <w:szCs w:val="32"/>
+          <w:lang w:val="es-ES"/>
+        </w:rPr>
+      </w:pPr>
+      <w:r>
+        <w:rPr>
+          <w:b/>
+          <w:bCs/>
+          <w:sz w:val="32"/>
+          <w:szCs w:val="32"/>
+          <w:lang w:val="es-ES"/>
+        </w:rPr>
+        <w:t>Gabriel Eduardo Diaz Roa A00833574</w:t>
+      </w:r>
+    </w:p>
+    <w:p>
+      <w:pPr>
+        <w:jc w:val="center"/>
+        <w:rPr>
+          <w:b/>
+          <w:bCs/>
+          <w:sz w:val="32"/>
+          <w:szCs w:val="32"/>
+          <w:lang w:val="es-ES"/>
+        </w:rPr>
+      </w:pPr>
+    </w:p>
+    <w:p>
+      <w:pPr>
+        <w:jc w:val="center"/>
+        <w:rPr>
+          <w:b/>
+          <w:bCs/>
+          <w:sz w:val="32"/>
+          <w:szCs w:val="32"/>
+          <w:lang w:val="es-ES"/>
+        </w:rPr>
+      </w:pPr>
+      <w:r>
+        <w:rPr>
+          <w:b/>
+          <w:bCs/>
+          <w:sz w:val="32"/>
+          <w:szCs w:val="32"/>
+          <w:lang w:val="es-ES"/>
+        </w:rPr>
+        <w:t>01</w:t>
+      </w:r>
+      <w:r>
+        <w:rPr>
+          <w:b/>
+          <w:bCs/>
+          <w:sz w:val="32"/>
+          <w:szCs w:val="32"/>
+          <w:lang w:val="es-ES"/>
+        </w:rPr>
+        <w:t xml:space="preserve"> </w:t>
       </w:r>
       <w:r>
         <w:rPr>
@@ -145,6 +334,8 @@
           <w:bCs/>
           <w:i/>
           <w:iCs/>
+          <w:sz w:val="32"/>
+          <w:szCs w:val="32"/>
           <w:lang w:val="es-ES"/>
         </w:rPr>
         <w:t>de</w:t>
@@ -153,9 +344,31 @@
         <w:rPr>
           <w:b/>
           <w:bCs/>
+          <w:sz w:val="32"/>
+          <w:szCs w:val="32"/>
           <w:lang w:val="es-ES"/>
         </w:rPr>
-        <w:t xml:space="preserve"> abril </w:t>
+        <w:t xml:space="preserve"> </w:t>
+      </w:r>
+      <w:r>
+        <w:rPr>
+          <w:b/>
+          <w:bCs/>
+          <w:sz w:val="32"/>
+          <w:szCs w:val="32"/>
+          <w:lang w:val="es-ES"/>
+        </w:rPr>
+        <w:t>junio</w:t>
+      </w:r>
+      <w:r>
+        <w:rPr>
+          <w:b/>
+          <w:bCs/>
+          <w:sz w:val="32"/>
+          <w:szCs w:val="32"/>
+          <w:lang w:val="es-ES"/>
+        </w:rPr>
+        <w:t xml:space="preserve"> </w:t>
       </w:r>
       <w:r>
         <w:rPr>
@@ -163,38 +376,55 @@
           <w:bCs/>
           <w:i/>
           <w:iCs/>
+          <w:sz w:val="32"/>
+          <w:szCs w:val="32"/>
           <w:lang w:val="es-ES"/>
         </w:rPr>
         <w:t>del</w:t>
       </w:r>
       <w:r>
+        <w:rPr>
+          <w:b/>
+          <w:bCs/>
+          <w:sz w:val="32"/>
+          <w:szCs w:val="32"/>
+          <w:lang w:val="es-ES"/>
+        </w:rPr>
+        <w:t xml:space="preserve"> 2025</w:t>
+      </w:r>
+    </w:p>
+    <w:p>
+      <w:pPr>
         <w:rPr>
           <w:b/>
           <w:bCs/>
           <w:lang w:val="es-ES"/>
         </w:rPr>
-        <w:t xml:space="preserve"> 2025</w:t>
-      </w:r>
-    </w:p>
-    <w:p>
-      <w:pPr>
-        <w:pStyle w:val="ListParagraph"/>
-        <w:numPr>
-          <w:ilvl w:val="0"/>
-          <w:numId w:val="1"/>
-        </w:numPr>
+      </w:pPr>
+      <w:r>
         <w:rPr>
           <w:b/>
           <w:bCs/>
           <w:lang w:val="es-ES"/>
         </w:rPr>
-      </w:pPr>
-      <w:r>
+        <w:br w:type="page"/>
+      </w:r>
+    </w:p>
+    <w:p>
+      <w:pPr>
         <w:rPr>
           <w:b/>
           <w:bCs/>
           <w:lang w:val="es-ES"/>
         </w:rPr>
+      </w:pPr>
+      <w:r>
+        <w:rPr>
+          <w:b/>
+          <w:bCs/>
+          <w:lang w:val="es-ES"/>
+        </w:rPr>
+        <w:lastRenderedPageBreak/>
         <w:t>Expresiones Regulares</w:t>
       </w:r>
     </w:p>
@@ -2026,23 +2256,44 @@
     </w:tbl>
     <w:p>
       <w:pPr>
-        <w:pStyle w:val="ListParagraph"/>
-        <w:numPr>
-          <w:ilvl w:val="0"/>
-          <w:numId w:val="1"/>
-        </w:numPr>
         <w:rPr>
           <w:b/>
           <w:bCs/>
           <w:lang w:val="es-ES"/>
         </w:rPr>
       </w:pPr>
-      <w:r>
+    </w:p>
+    <w:p>
+      <w:pPr>
         <w:rPr>
           <w:b/>
           <w:bCs/>
           <w:lang w:val="es-ES"/>
         </w:rPr>
+      </w:pPr>
+      <w:r>
+        <w:rPr>
+          <w:b/>
+          <w:bCs/>
+          <w:lang w:val="es-ES"/>
+        </w:rPr>
+        <w:br w:type="page"/>
+      </w:r>
+    </w:p>
+    <w:p>
+      <w:pPr>
+        <w:rPr>
+          <w:b/>
+          <w:bCs/>
+          <w:lang w:val="es-ES"/>
+        </w:rPr>
+      </w:pPr>
+      <w:r>
+        <w:rPr>
+          <w:b/>
+          <w:bCs/>
+          <w:lang w:val="es-ES"/>
+        </w:rPr>
         <w:lastRenderedPageBreak/>
         <w:t>Tokens</w:t>
       </w:r>
@@ -2066,6 +2317,7 @@
     </w:p>
     <w:p>
       <w:pPr>
+        <w:ind w:firstLine="720"/>
         <w:rPr>
           <w:lang w:val="en-US"/>
         </w:rPr>
@@ -2110,6 +2362,7 @@
     </w:p>
     <w:p>
       <w:pPr>
+        <w:ind w:firstLine="720"/>
         <w:rPr>
           <w:lang w:val="es-MX"/>
         </w:rPr>
@@ -2140,6 +2393,7 @@
     </w:p>
     <w:p>
       <w:pPr>
+        <w:ind w:left="720"/>
         <w:rPr>
           <w:lang w:val="es-ES"/>
         </w:rPr>
@@ -2153,6 +2407,7 @@
     </w:p>
     <w:p>
       <w:pPr>
+        <w:ind w:left="720"/>
         <w:rPr>
           <w:lang w:val="es-ES"/>
         </w:rPr>
@@ -2166,6 +2421,7 @@
     </w:p>
     <w:p>
       <w:pPr>
+        <w:ind w:left="720"/>
         <w:rPr>
           <w:lang w:val="es-ES"/>
         </w:rPr>
@@ -2196,6 +2452,7 @@
     </w:p>
     <w:p>
       <w:pPr>
+        <w:ind w:left="720"/>
         <w:rPr>
           <w:lang w:val="es-ES"/>
         </w:rPr>
@@ -2227,6 +2484,7 @@
     </w:p>
     <w:p>
       <w:pPr>
+        <w:ind w:left="720"/>
         <w:rPr>
           <w:lang w:val="es-ES"/>
         </w:rPr>
@@ -2240,6 +2498,7 @@
     </w:p>
     <w:p>
       <w:pPr>
+        <w:ind w:left="720"/>
         <w:rPr>
           <w:lang w:val="es-ES"/>
         </w:rPr>
@@ -2253,6 +2512,7 @@
     </w:p>
     <w:p>
       <w:pPr>
+        <w:ind w:left="720"/>
         <w:rPr>
           <w:lang w:val="en-US"/>
         </w:rPr>
@@ -2282,11 +2542,6 @@
     </w:p>
     <w:p>
       <w:pPr>
-        <w:pStyle w:val="ListParagraph"/>
-        <w:numPr>
-          <w:ilvl w:val="0"/>
-          <w:numId w:val="1"/>
-        </w:numPr>
         <w:rPr>
           <w:lang w:val="en-US"/>
         </w:rPr>
@@ -2323,1629 +2578,378 @@
     </w:p>
     <w:p>
       <w:r>
-        <w:t>vars</w:t>
+        <w:t xml:space="preserve">vars - ( var_decl )* </w:t>
+      </w:r>
+    </w:p>
+    <w:p>
+      <w:r>
+        <w:t>var_decl</w:t>
+      </w:r>
+      <w:r>
+        <w:t xml:space="preserve"> </w:t>
+      </w:r>
+      <w:r>
+        <w:t>- 'var' tipo ID ( ',' ID )* ';'</w:t>
+      </w:r>
+    </w:p>
+    <w:p>
+      <w:r>
+        <w:t>tipo</w:t>
+      </w:r>
+      <w:r>
+        <w:t xml:space="preserve"> </w:t>
+      </w:r>
+      <w:r>
+        <w:t>- 'int'</w:t>
+      </w:r>
+      <w:r>
+        <w:br/>
+      </w:r>
+      <w:r>
+        <w:t>tipo</w:t>
+      </w:r>
+      <w:r>
+        <w:t xml:space="preserve"> </w:t>
+      </w:r>
+      <w:r>
+        <w:t>- 'float'</w:t>
+      </w:r>
+    </w:p>
+    <w:p>
+      <w:r>
+        <w:t xml:space="preserve">funcs - ( funcion )* </w:t>
+      </w:r>
+    </w:p>
+    <w:p>
+      <w:r>
+        <w:t>funcion</w:t>
+      </w:r>
+      <w:r>
+        <w:t xml:space="preserve"> </w:t>
+      </w:r>
+      <w:r>
+        <w:t>- 'void' ID '(' parametros? ')' ':' vars body ';'</w:t>
+      </w:r>
+    </w:p>
+    <w:p>
+      <w:r>
+        <w:t>parametros</w:t>
+      </w:r>
+      <w:r>
+        <w:t xml:space="preserve"> </w:t>
+      </w:r>
+      <w:r>
+        <w:t>- tipo ID ( ',' tipo ID )*</w:t>
+      </w:r>
+    </w:p>
+    <w:p>
+      <w:r>
+        <w:t>body</w:t>
+      </w:r>
+      <w:r>
+        <w:t xml:space="preserve"> </w:t>
+      </w:r>
+      <w:r>
+        <w:t>- '{' statements '}'</w:t>
+      </w:r>
+    </w:p>
+    <w:p>
+      <w:r>
+        <w:t>statements</w:t>
+      </w:r>
+      <w:r>
+        <w:t xml:space="preserve"> </w:t>
+      </w:r>
+      <w:r>
+        <w:t xml:space="preserve">- ( statement )* </w:t>
+      </w:r>
+    </w:p>
+    <w:p>
+      <w:r>
+        <w:t>statement</w:t>
+      </w:r>
+      <w:r>
+        <w:t xml:space="preserve"> </w:t>
+      </w:r>
+      <w:r>
+        <w:t>- assign ';'</w:t>
+      </w:r>
+      <w:r>
+        <w:br/>
+      </w:r>
+      <w:r>
+        <w:t>statement</w:t>
+      </w:r>
+      <w:r>
+        <w:t xml:space="preserve"> </w:t>
+      </w:r>
+      <w:r>
+        <w:t>- condition</w:t>
+      </w:r>
+      <w:r>
+        <w:br/>
+      </w:r>
+      <w:r>
+        <w:t>statement</w:t>
+      </w:r>
+      <w:r>
+        <w:t xml:space="preserve"> </w:t>
+      </w:r>
+      <w:r>
+        <w:t>- cycle</w:t>
+      </w:r>
+      <w:r>
+        <w:br/>
+      </w:r>
+      <w:r>
+        <w:t>statement</w:t>
+      </w:r>
+      <w:r>
+        <w:t xml:space="preserve"> </w:t>
+      </w:r>
+      <w:r>
+        <w:t>- print</w:t>
+      </w:r>
+      <w:r>
+        <w:br/>
+      </w:r>
+      <w:r>
+        <w:t>statement</w:t>
+      </w:r>
+      <w:r>
+        <w:t xml:space="preserve"> </w:t>
+      </w:r>
+      <w:r>
+        <w:t>- f_call ';'</w:t>
+      </w:r>
+    </w:p>
+    <w:p>
+      <w:r>
+        <w:t>assign - ID '=' expresion</w:t>
+      </w:r>
+    </w:p>
+    <w:p>
+      <w:r>
+        <w:t>print - 'print' '(' ( expresion | CTE_STRING ) ( ',' ( expresion | CTE_STRING ) )* ')' ';'</w:t>
+      </w:r>
+    </w:p>
+    <w:p>
+      <w:r>
+        <w:t>condition</w:t>
+      </w:r>
+      <w:r>
+        <w:t xml:space="preserve"> </w:t>
+      </w:r>
+      <w:r>
+        <w:t>- 'if' '(' expresion ')' body ( 'else' body )?</w:t>
+      </w:r>
+    </w:p>
+    <w:p>
+      <w:r>
+        <w:t>cycle</w:t>
+      </w:r>
+      <w:r>
+        <w:t xml:space="preserve"> </w:t>
+      </w:r>
+      <w:r>
+        <w:t>- 'while' '(' expresion ')' 'do' body</w:t>
+      </w:r>
+    </w:p>
+    <w:p>
+      <w:r>
+        <w:t>expresion</w:t>
+      </w:r>
+      <w:r>
+        <w:t xml:space="preserve"> </w:t>
+      </w:r>
+      <w:r>
+        <w:t>- exp ( relop exp )?</w:t>
+      </w:r>
+    </w:p>
+    <w:p>
+      <w:r>
+        <w:lastRenderedPageBreak/>
+        <w:t>relop</w:t>
+      </w:r>
+      <w:r>
+        <w:t xml:space="preserve"> </w:t>
+      </w:r>
+      <w:r>
+        <w:t xml:space="preserve">- '==' </w:t>
+      </w:r>
+      <w:r>
+        <w:br/>
+      </w:r>
+      <w:r>
+        <w:t>relop</w:t>
+      </w:r>
+      <w:r>
+        <w:t xml:space="preserve"> - </w:t>
+      </w:r>
+      <w:r>
+        <w:t xml:space="preserve">'!=' </w:t>
+      </w:r>
+      <w:r>
+        <w:br/>
+      </w:r>
+      <w:r>
+        <w:t>relop</w:t>
+      </w:r>
+      <w:r>
+        <w:t xml:space="preserve"> - </w:t>
+      </w:r>
+      <w:r>
+        <w:t xml:space="preserve">'&lt;' </w:t>
+      </w:r>
+      <w:r>
+        <w:br/>
+      </w:r>
+      <w:r>
+        <w:t>relop</w:t>
+      </w:r>
+      <w:r>
+        <w:t xml:space="preserve"> - </w:t>
+      </w:r>
+      <w:r>
+        <w:t xml:space="preserve">'&lt;=' </w:t>
+      </w:r>
+      <w:r>
+        <w:br/>
+      </w:r>
+      <w:r>
+        <w:t>relop</w:t>
+      </w:r>
+      <w:r>
+        <w:t xml:space="preserve"> - </w:t>
+      </w:r>
+      <w:r>
+        <w:t xml:space="preserve">'&gt;' </w:t>
+      </w:r>
+      <w:r>
+        <w:br/>
+      </w:r>
+      <w:r>
+        <w:t>relop</w:t>
+      </w:r>
+      <w:r>
+        <w:t xml:space="preserve"> - </w:t>
+      </w:r>
+      <w:r>
+        <w:t>'&gt;='</w:t>
+      </w:r>
+    </w:p>
+    <w:p>
+      <w:r>
+        <w:t>exp - termino ( ( '+' | '-' ) termino )*</w:t>
+      </w:r>
+    </w:p>
+    <w:p>
+      <w:r>
+        <w:t>termino - factor ( ( '*' | '/' ) factor )*</w:t>
+      </w:r>
+    </w:p>
+    <w:p>
+      <w:r>
+        <w:t>factor - '(' expresion ')'</w:t>
+      </w:r>
+      <w:r>
+        <w:br/>
+      </w:r>
+      <w:r>
+        <w:t>factor</w:t>
       </w:r>
       <w:r>
         <w:t xml:space="preserve"> -</w:t>
       </w:r>
       <w:r>
-        <w:t xml:space="preserve"> var_decl vars </w:t>
+        <w:t xml:space="preserve"> CTE_INT</w:t>
       </w:r>
       <w:r>
         <w:br/>
       </w:r>
       <w:r>
-        <w:t>vars</w:t>
+        <w:t>factor</w:t>
       </w:r>
       <w:r>
         <w:t xml:space="preserve"> -</w:t>
       </w:r>
       <w:r>
-        <w:t xml:space="preserve"> ε</w:t>
-      </w:r>
-    </w:p>
-    <w:p>
-      <w:r>
-        <w:t>var_decl</w:t>
+        <w:t xml:space="preserve"> CTE_FLOAT</w:t>
+      </w:r>
+      <w:r>
+        <w:br/>
+      </w:r>
+      <w:r>
+        <w:t>factor</w:t>
       </w:r>
       <w:r>
         <w:t xml:space="preserve"> -</w:t>
       </w:r>
       <w:r>
-        <w:t xml:space="preserve"> 'var' tipo ID mas_ids ';'</w:t>
-      </w:r>
-    </w:p>
-    <w:p>
-      <w:r>
-        <w:t>mas_ids</w:t>
+        <w:t xml:space="preserve"> CTE_STRING</w:t>
+      </w:r>
+      <w:r>
+        <w:br/>
+      </w:r>
+      <w:r>
+        <w:t>factor</w:t>
+      </w:r>
+      <w:r>
+        <w:t xml:space="preserve"> –</w:t>
+      </w:r>
+      <w:r>
+        <w:t xml:space="preserve"> ID</w:t>
+      </w:r>
+      <w:r>
+        <w:br/>
+      </w:r>
+      <w:r>
+        <w:t>factor</w:t>
       </w:r>
       <w:r>
         <w:t xml:space="preserve"> -</w:t>
       </w:r>
       <w:r>
-        <w:t xml:space="preserve"> ',' ID mas_ids</w:t>
-      </w:r>
-      <w:r>
-        <w:br/>
-      </w:r>
-      <w:r>
-        <w:t>mas_ids</w:t>
+        <w:t xml:space="preserve"> f_call</w:t>
+      </w:r>
+    </w:p>
+    <w:p>
+      <w:pPr>
+        <w:rPr>
+          <w:lang w:val="en-US"/>
+        </w:rPr>
+        <w:sectPr>
+          <w:type w:val="continuous"/>
+          <w:pgSz w:w="12240" w:h="15840"/>
+          <w:pgMar w:top="1440" w:right="1440" w:bottom="1440" w:left="1440" w:header="708" w:footer="708" w:gutter="0"/>
+          <w:cols w:num="2" w:space="708"/>
+          <w:docGrid w:linePitch="360"/>
+        </w:sectPr>
+      </w:pPr>
+      <w:r>
+        <w:t>f_call</w:t>
       </w:r>
       <w:r>
         <w:t xml:space="preserve"> -</w:t>
       </w:r>
       <w:r>
-        <w:t xml:space="preserve"> </w:t>
-      </w:r>
-      <w:r>
-        <w:rPr>
-          <w:lang w:val="es-MX"/>
-        </w:rPr>
-        <w:t>ε</w:t>
-      </w:r>
-    </w:p>
-    <w:p>
-      <w:pPr>
-        <w:rPr>
-          <w:lang w:val="es-MX"/>
-        </w:rPr>
-      </w:pPr>
-      <w:r>
-        <w:rPr>
-          <w:lang w:val="es-MX"/>
-        </w:rPr>
-        <w:t>tipo</w:t>
-      </w:r>
-      <w:r>
-        <w:rPr>
-          <w:lang w:val="es-MX"/>
-        </w:rPr>
-        <w:t xml:space="preserve"> -</w:t>
-      </w:r>
-      <w:r>
-        <w:rPr>
-          <w:lang w:val="es-MX"/>
-        </w:rPr>
-        <w:t xml:space="preserve"> 'int'</w:t>
-      </w:r>
-      <w:r>
-        <w:rPr>
-          <w:lang w:val="es-MX"/>
-        </w:rPr>
-        <w:br/>
-      </w:r>
-      <w:r>
-        <w:rPr>
-          <w:lang w:val="es-MX"/>
-        </w:rPr>
-        <w:t>tipo</w:t>
-      </w:r>
-      <w:r>
-        <w:rPr>
-          <w:lang w:val="es-MX"/>
-        </w:rPr>
-        <w:t xml:space="preserve"> -</w:t>
-      </w:r>
-      <w:r>
-        <w:rPr>
-          <w:lang w:val="es-MX"/>
-        </w:rPr>
-        <w:t xml:space="preserve"> 'float'</w:t>
-      </w:r>
-    </w:p>
-    <w:p>
-      <w:pPr>
-        <w:rPr>
-          <w:lang w:val="es-MX"/>
-        </w:rPr>
-      </w:pPr>
-      <w:r>
-        <w:rPr>
-          <w:lang w:val="es-MX"/>
-        </w:rPr>
-        <w:t>funcs</w:t>
-      </w:r>
-      <w:r>
-        <w:rPr>
-          <w:lang w:val="es-MX"/>
-        </w:rPr>
-        <w:t xml:space="preserve"> -</w:t>
-      </w:r>
-      <w:r>
-        <w:rPr>
-          <w:lang w:val="es-MX"/>
-        </w:rPr>
-        <w:t xml:space="preserve"> funcion funcs</w:t>
-      </w:r>
-      <w:r>
-        <w:rPr>
-          <w:lang w:val="es-MX"/>
-        </w:rPr>
-        <w:br/>
-      </w:r>
-      <w:r>
-        <w:rPr>
-          <w:lang w:val="es-MX"/>
-        </w:rPr>
-        <w:t>funcs</w:t>
-      </w:r>
-      <w:r>
-        <w:rPr>
-          <w:lang w:val="es-MX"/>
-        </w:rPr>
-        <w:t xml:space="preserve"> -</w:t>
-      </w:r>
-      <w:r>
-        <w:rPr>
-          <w:lang w:val="es-MX"/>
-        </w:rPr>
-        <w:t xml:space="preserve"> ε</w:t>
-      </w:r>
-    </w:p>
-    <w:p>
-      <w:pPr>
-        <w:rPr>
+        <w:t xml:space="preserve"> ID '(' ( expresion ( ',' expresion )* )? ')</w:t>
+      </w:r>
+    </w:p>
+    <w:p>
+      <w:pPr>
+        <w:rPr>
+          <w:b/>
+          <w:bCs/>
           <w:lang w:val="en-US"/>
         </w:rPr>
-      </w:pPr>
-      <w:proofErr w:type="spellStart"/>
-      <w:r>
-        <w:rPr>
-          <w:lang w:val="en-US"/>
-        </w:rPr>
-        <w:t>funcion</w:t>
-      </w:r>
-      <w:proofErr w:type="spellEnd"/>
-      <w:r>
-        <w:rPr>
-          <w:lang w:val="en-US"/>
-        </w:rPr>
-        <w:t xml:space="preserve"> -</w:t>
-      </w:r>
-      <w:r>
-        <w:rPr>
-          <w:lang w:val="en-US"/>
-        </w:rPr>
-        <w:t xml:space="preserve"> </w:t>
-      </w:r>
-      <w:proofErr w:type="spellStart"/>
-      <w:r>
-        <w:rPr>
-          <w:lang w:val="en-US"/>
-        </w:rPr>
-        <w:t>tipo</w:t>
-      </w:r>
-      <w:proofErr w:type="spellEnd"/>
-      <w:r>
-        <w:rPr>
-          <w:lang w:val="en-US"/>
-        </w:rPr>
-        <w:t xml:space="preserve"> ID '(' </w:t>
-      </w:r>
-      <w:proofErr w:type="spellStart"/>
-      <w:r>
-        <w:rPr>
-          <w:lang w:val="en-US"/>
-        </w:rPr>
-        <w:t>params_opt</w:t>
-      </w:r>
-      <w:proofErr w:type="spellEnd"/>
-      <w:r>
-        <w:rPr>
-          <w:lang w:val="en-US"/>
-        </w:rPr>
-        <w:t xml:space="preserve"> ')' ':' vars body ';'</w:t>
-      </w:r>
-    </w:p>
-    <w:p>
-      <w:pPr>
-        <w:rPr>
-          <w:lang w:val="en-US"/>
-        </w:rPr>
-      </w:pPr>
-      <w:proofErr w:type="spellStart"/>
-      <w:r>
-        <w:rPr>
-          <w:lang w:val="en-US"/>
-        </w:rPr>
-        <w:lastRenderedPageBreak/>
-        <w:t>params_opt</w:t>
-      </w:r>
-      <w:proofErr w:type="spellEnd"/>
-      <w:r>
-        <w:rPr>
-          <w:lang w:val="en-US"/>
-        </w:rPr>
-        <w:t xml:space="preserve"> -</w:t>
-      </w:r>
-      <w:r>
-        <w:rPr>
-          <w:lang w:val="en-US"/>
-        </w:rPr>
-        <w:t xml:space="preserve"> params</w:t>
-      </w:r>
-      <w:r>
-        <w:rPr>
-          <w:lang w:val="en-US"/>
-        </w:rPr>
-        <w:br/>
-      </w:r>
-      <w:proofErr w:type="spellStart"/>
-      <w:r>
-        <w:rPr>
-          <w:lang w:val="en-US"/>
-        </w:rPr>
-        <w:t>params_opt</w:t>
-      </w:r>
-      <w:proofErr w:type="spellEnd"/>
-      <w:r>
-        <w:rPr>
-          <w:lang w:val="en-US"/>
-        </w:rPr>
-        <w:t xml:space="preserve"> -</w:t>
-      </w:r>
-      <w:r>
-        <w:rPr>
-          <w:lang w:val="en-US"/>
-        </w:rPr>
-        <w:t xml:space="preserve"> ε</w:t>
-      </w:r>
-    </w:p>
-    <w:p>
-      <w:pPr>
-        <w:rPr>
-          <w:lang w:val="es-MX"/>
-        </w:rPr>
-      </w:pPr>
-      <w:r>
-        <w:rPr>
-          <w:lang w:val="es-MX"/>
-        </w:rPr>
-        <w:t>params</w:t>
-      </w:r>
-      <w:r>
-        <w:rPr>
-          <w:lang w:val="es-MX"/>
-        </w:rPr>
-        <w:t xml:space="preserve"> -</w:t>
-      </w:r>
-      <w:r>
-        <w:rPr>
-          <w:lang w:val="es-MX"/>
-        </w:rPr>
-        <w:t xml:space="preserve"> tipo ID mas_params</w:t>
-      </w:r>
-    </w:p>
-    <w:p>
-      <w:pPr>
-        <w:rPr>
-          <w:lang w:val="es-MX"/>
-        </w:rPr>
-      </w:pPr>
-      <w:r>
-        <w:rPr>
-          <w:lang w:val="es-MX"/>
-        </w:rPr>
-        <w:t>mas_params</w:t>
-      </w:r>
-      <w:r>
-        <w:rPr>
-          <w:lang w:val="es-MX"/>
-        </w:rPr>
-        <w:t xml:space="preserve"> -</w:t>
-      </w:r>
-      <w:r>
-        <w:rPr>
-          <w:lang w:val="es-MX"/>
-        </w:rPr>
-        <w:t xml:space="preserve"> ',' tipo ID mas_params</w:t>
-      </w:r>
-      <w:r>
-        <w:rPr>
-          <w:lang w:val="es-MX"/>
-        </w:rPr>
-        <w:br/>
-      </w:r>
-      <w:r>
-        <w:rPr>
-          <w:lang w:val="es-MX"/>
-        </w:rPr>
-        <w:t>mas_params</w:t>
-      </w:r>
-      <w:r>
-        <w:rPr>
-          <w:lang w:val="es-MX"/>
-        </w:rPr>
-        <w:t xml:space="preserve"> -</w:t>
-      </w:r>
-      <w:r>
-        <w:rPr>
-          <w:lang w:val="es-MX"/>
-        </w:rPr>
-        <w:t xml:space="preserve"> </w:t>
-      </w:r>
-      <w:r>
-        <w:rPr>
-          <w:lang w:val="en-US"/>
-        </w:rPr>
-        <w:t>ε</w:t>
-      </w:r>
-    </w:p>
-    <w:p>
-      <w:pPr>
-        <w:rPr>
-          <w:lang w:val="en-US"/>
-        </w:rPr>
-      </w:pPr>
-      <w:r>
-        <w:rPr>
-          <w:lang w:val="en-US"/>
-        </w:rPr>
-        <w:t>body</w:t>
-      </w:r>
-      <w:r>
-        <w:rPr>
-          <w:lang w:val="en-US"/>
-        </w:rPr>
-        <w:t xml:space="preserve"> -</w:t>
-      </w:r>
-      <w:r>
-        <w:rPr>
-          <w:lang w:val="en-US"/>
-        </w:rPr>
-        <w:t xml:space="preserve"> '{' statements '}'</w:t>
-      </w:r>
-    </w:p>
-    <w:p>
-      <w:pPr>
-        <w:rPr>
-          <w:lang w:val="en-US"/>
-        </w:rPr>
-      </w:pPr>
-      <w:r>
-        <w:rPr>
-          <w:lang w:val="en-US"/>
-        </w:rPr>
-        <w:t>statements</w:t>
-      </w:r>
-      <w:r>
-        <w:rPr>
-          <w:lang w:val="en-US"/>
-        </w:rPr>
-        <w:t xml:space="preserve"> -</w:t>
-      </w:r>
-      <w:r>
-        <w:rPr>
-          <w:lang w:val="en-US"/>
-        </w:rPr>
-        <w:t xml:space="preserve"> statement statements</w:t>
-      </w:r>
-      <w:r>
-        <w:rPr>
-          <w:lang w:val="en-US"/>
-        </w:rPr>
-        <w:br/>
-      </w:r>
-      <w:proofErr w:type="spellStart"/>
-      <w:r>
-        <w:rPr>
-          <w:lang w:val="en-US"/>
-        </w:rPr>
-        <w:t>statements</w:t>
-      </w:r>
-      <w:proofErr w:type="spellEnd"/>
-      <w:r>
-        <w:rPr>
-          <w:lang w:val="en-US"/>
-        </w:rPr>
-        <w:t xml:space="preserve"> -</w:t>
-      </w:r>
-      <w:r>
-        <w:rPr>
-          <w:lang w:val="en-US"/>
-        </w:rPr>
-        <w:t xml:space="preserve"> ε</w:t>
-      </w:r>
-    </w:p>
-    <w:p>
-      <w:pPr>
-        <w:rPr>
-          <w:lang w:val="en-US"/>
-        </w:rPr>
-      </w:pPr>
-      <w:r>
-        <w:rPr>
-          <w:lang w:val="en-US"/>
-        </w:rPr>
-        <w:t>statement</w:t>
-      </w:r>
-      <w:r>
-        <w:rPr>
-          <w:lang w:val="en-US"/>
-        </w:rPr>
-        <w:t xml:space="preserve"> -</w:t>
-      </w:r>
-      <w:r>
-        <w:rPr>
-          <w:lang w:val="en-US"/>
-        </w:rPr>
-        <w:t xml:space="preserve"> assign ';'</w:t>
-      </w:r>
-      <w:r>
-        <w:rPr>
-          <w:lang w:val="en-US"/>
-        </w:rPr>
-        <w:br/>
-      </w:r>
-      <w:r>
-        <w:rPr>
-          <w:lang w:val="en-US"/>
-        </w:rPr>
-        <w:t>statement</w:t>
-      </w:r>
-      <w:r>
-        <w:rPr>
-          <w:lang w:val="en-US"/>
-        </w:rPr>
-        <w:t xml:space="preserve"> -</w:t>
-      </w:r>
-      <w:r>
-        <w:rPr>
-          <w:lang w:val="en-US"/>
-        </w:rPr>
-        <w:t xml:space="preserve"> condition</w:t>
-      </w:r>
-      <w:r>
-        <w:rPr>
-          <w:lang w:val="en-US"/>
-        </w:rPr>
-        <w:br/>
-      </w:r>
-      <w:r>
-        <w:rPr>
-          <w:lang w:val="en-US"/>
-        </w:rPr>
-        <w:t>statement</w:t>
-      </w:r>
-      <w:r>
-        <w:rPr>
-          <w:lang w:val="en-US"/>
-        </w:rPr>
-        <w:t xml:space="preserve"> -</w:t>
-      </w:r>
-      <w:r>
-        <w:rPr>
-          <w:lang w:val="en-US"/>
-        </w:rPr>
-        <w:t xml:space="preserve"> cycle</w:t>
-      </w:r>
-      <w:r>
-        <w:rPr>
-          <w:lang w:val="en-US"/>
-        </w:rPr>
-        <w:br/>
-      </w:r>
-      <w:r>
-        <w:rPr>
-          <w:lang w:val="en-US"/>
-        </w:rPr>
-        <w:t>statement</w:t>
-      </w:r>
-      <w:r>
-        <w:rPr>
-          <w:lang w:val="en-US"/>
-        </w:rPr>
-        <w:t xml:space="preserve"> -</w:t>
-      </w:r>
-      <w:r>
-        <w:rPr>
-          <w:lang w:val="en-US"/>
-        </w:rPr>
-        <w:t xml:space="preserve"> print</w:t>
-      </w:r>
-    </w:p>
-    <w:p>
-      <w:pPr>
-        <w:rPr>
-          <w:lang w:val="es-MX"/>
-        </w:rPr>
-      </w:pPr>
-      <w:r>
-        <w:rPr>
-          <w:lang w:val="es-MX"/>
-        </w:rPr>
-        <w:t>assign</w:t>
-      </w:r>
-      <w:r>
-        <w:rPr>
-          <w:lang w:val="es-MX"/>
-        </w:rPr>
-        <w:t xml:space="preserve"> -</w:t>
-      </w:r>
-      <w:r>
-        <w:rPr>
-          <w:lang w:val="es-MX"/>
-        </w:rPr>
-        <w:t xml:space="preserve"> ID '=' expresion</w:t>
-      </w:r>
-    </w:p>
-    <w:p>
-      <w:pPr>
-        <w:rPr>
-          <w:lang w:val="es-MX"/>
-        </w:rPr>
-      </w:pPr>
-      <w:r>
-        <w:rPr>
-          <w:lang w:val="es-MX"/>
-        </w:rPr>
-        <w:t>print</w:t>
-      </w:r>
-      <w:r>
-        <w:rPr>
-          <w:lang w:val="es-MX"/>
-        </w:rPr>
-        <w:t xml:space="preserve"> -</w:t>
-      </w:r>
-      <w:r>
-        <w:rPr>
-          <w:lang w:val="es-MX"/>
-        </w:rPr>
-        <w:t xml:space="preserve"> 'print' '(' expresion mas_expresiones ')' ';'</w:t>
-      </w:r>
-    </w:p>
-    <w:p>
-      <w:pPr>
-        <w:rPr>
-          <w:lang w:val="es-MX"/>
-        </w:rPr>
-      </w:pPr>
-      <w:r>
-        <w:rPr>
-          <w:lang w:val="es-MX"/>
-        </w:rPr>
-        <w:t>mas_expresiones</w:t>
-      </w:r>
-      <w:r>
-        <w:rPr>
-          <w:lang w:val="es-MX"/>
-        </w:rPr>
-        <w:t xml:space="preserve"> -</w:t>
-      </w:r>
-      <w:r>
-        <w:rPr>
-          <w:lang w:val="es-MX"/>
-        </w:rPr>
-        <w:t xml:space="preserve"> ',' expresion mas_expresiones</w:t>
-      </w:r>
-      <w:r>
-        <w:rPr>
-          <w:lang w:val="es-MX"/>
-        </w:rPr>
-        <w:br/>
-      </w:r>
-      <w:r>
-        <w:rPr>
-          <w:lang w:val="es-MX"/>
-        </w:rPr>
-        <w:t>mas_expresiones</w:t>
-      </w:r>
-      <w:r>
-        <w:rPr>
-          <w:lang w:val="es-MX"/>
-        </w:rPr>
-        <w:t xml:space="preserve"> -</w:t>
-      </w:r>
-      <w:r>
-        <w:rPr>
-          <w:lang w:val="es-MX"/>
-        </w:rPr>
-        <w:t xml:space="preserve"> </w:t>
-      </w:r>
-      <w:r>
-        <w:rPr>
-          <w:lang w:val="en-US"/>
-        </w:rPr>
-        <w:t>ε</w:t>
-      </w:r>
-    </w:p>
-    <w:p>
-      <w:pPr>
-        <w:rPr>
-          <w:lang w:val="en-US"/>
-        </w:rPr>
-      </w:pPr>
-      <w:r>
-        <w:rPr>
-          <w:lang w:val="en-US"/>
-        </w:rPr>
-        <w:t>condition</w:t>
-      </w:r>
-      <w:r>
-        <w:rPr>
-          <w:lang w:val="en-US"/>
-        </w:rPr>
-        <w:t xml:space="preserve"> -</w:t>
-      </w:r>
-      <w:r>
-        <w:rPr>
-          <w:lang w:val="en-US"/>
-        </w:rPr>
-        <w:t xml:space="preserve"> 'if' '(' </w:t>
-      </w:r>
-      <w:proofErr w:type="spellStart"/>
-      <w:r>
-        <w:rPr>
-          <w:lang w:val="en-US"/>
-        </w:rPr>
-        <w:t>expresion</w:t>
-      </w:r>
-      <w:proofErr w:type="spellEnd"/>
-      <w:r>
-        <w:rPr>
-          <w:lang w:val="en-US"/>
-        </w:rPr>
-        <w:t xml:space="preserve"> ')' body </w:t>
-      </w:r>
-      <w:proofErr w:type="spellStart"/>
-      <w:r>
-        <w:rPr>
-          <w:lang w:val="en-US"/>
-        </w:rPr>
-        <w:t>else_opt</w:t>
-      </w:r>
-      <w:proofErr w:type="spellEnd"/>
-    </w:p>
-    <w:p>
-      <w:pPr>
-        <w:rPr>
-          <w:lang w:val="en-US"/>
-        </w:rPr>
-      </w:pPr>
-      <w:proofErr w:type="spellStart"/>
-      <w:r>
-        <w:rPr>
-          <w:lang w:val="en-US"/>
-        </w:rPr>
-        <w:t>else_opt</w:t>
-      </w:r>
-      <w:proofErr w:type="spellEnd"/>
-      <w:r>
-        <w:rPr>
-          <w:lang w:val="en-US"/>
-        </w:rPr>
-        <w:t xml:space="preserve"> -</w:t>
-      </w:r>
-      <w:r>
-        <w:rPr>
-          <w:lang w:val="en-US"/>
-        </w:rPr>
-        <w:t xml:space="preserve"> 'else' body</w:t>
-      </w:r>
-      <w:r>
-        <w:rPr>
-          <w:lang w:val="en-US"/>
-        </w:rPr>
-        <w:br/>
-      </w:r>
-      <w:proofErr w:type="spellStart"/>
-      <w:r>
-        <w:rPr>
-          <w:lang w:val="en-US"/>
-        </w:rPr>
-        <w:t>else_opt</w:t>
-      </w:r>
-      <w:proofErr w:type="spellEnd"/>
-      <w:r>
-        <w:rPr>
-          <w:lang w:val="en-US"/>
-        </w:rPr>
-        <w:t xml:space="preserve"> -</w:t>
-      </w:r>
-      <w:r>
-        <w:rPr>
-          <w:lang w:val="en-US"/>
-        </w:rPr>
-        <w:t xml:space="preserve"> ε</w:t>
-      </w:r>
-    </w:p>
-    <w:p>
-      <w:pPr>
-        <w:rPr>
-          <w:lang w:val="en-US"/>
-        </w:rPr>
-      </w:pPr>
-      <w:r>
-        <w:rPr>
-          <w:lang w:val="en-US"/>
-        </w:rPr>
-        <w:t>cycle</w:t>
-      </w:r>
-      <w:r>
-        <w:rPr>
-          <w:lang w:val="en-US"/>
-        </w:rPr>
-        <w:t xml:space="preserve"> -</w:t>
-      </w:r>
-      <w:r>
-        <w:rPr>
-          <w:lang w:val="en-US"/>
-        </w:rPr>
-        <w:t xml:space="preserve"> 'while' '(' </w:t>
-      </w:r>
-      <w:proofErr w:type="spellStart"/>
-      <w:r>
-        <w:rPr>
-          <w:lang w:val="en-US"/>
-        </w:rPr>
-        <w:t>expresion</w:t>
-      </w:r>
-      <w:proofErr w:type="spellEnd"/>
-      <w:r>
-        <w:rPr>
-          <w:lang w:val="en-US"/>
-        </w:rPr>
-        <w:t xml:space="preserve"> ')' 'do' body</w:t>
-      </w:r>
-    </w:p>
-    <w:p>
-      <w:pPr>
-        <w:rPr>
-          <w:lang w:val="es-MX"/>
-        </w:rPr>
-      </w:pPr>
-      <w:r>
-        <w:rPr>
-          <w:lang w:val="es-MX"/>
-        </w:rPr>
-        <w:t>expresion</w:t>
-      </w:r>
-      <w:r>
-        <w:rPr>
-          <w:lang w:val="es-MX"/>
-        </w:rPr>
-        <w:t xml:space="preserve"> -</w:t>
-      </w:r>
-      <w:r>
-        <w:rPr>
-          <w:lang w:val="es-MX"/>
-        </w:rPr>
-        <w:t xml:space="preserve"> exp expresion_opcional</w:t>
-      </w:r>
-    </w:p>
-    <w:p>
-      <w:pPr>
-        <w:rPr>
-          <w:lang w:val="es-MX"/>
-        </w:rPr>
-      </w:pPr>
-      <w:r>
-        <w:rPr>
-          <w:lang w:val="es-MX"/>
-        </w:rPr>
-        <w:t>expresion_opcional</w:t>
-      </w:r>
-      <w:r>
-        <w:rPr>
-          <w:lang w:val="es-MX"/>
-        </w:rPr>
-        <w:t xml:space="preserve"> -</w:t>
-      </w:r>
-      <w:r>
-        <w:rPr>
-          <w:lang w:val="es-MX"/>
-        </w:rPr>
-        <w:t xml:space="preserve"> relop exp</w:t>
-      </w:r>
-      <w:r>
-        <w:rPr>
-          <w:lang w:val="es-MX"/>
-        </w:rPr>
-        <w:br/>
-      </w:r>
-      <w:r>
-        <w:rPr>
-          <w:lang w:val="es-MX"/>
-        </w:rPr>
-        <w:t>expresion_opcional</w:t>
-      </w:r>
-      <w:r>
-        <w:rPr>
-          <w:lang w:val="es-MX"/>
-        </w:rPr>
-        <w:t xml:space="preserve"> -</w:t>
-      </w:r>
-      <w:r>
-        <w:rPr>
-          <w:lang w:val="es-MX"/>
-        </w:rPr>
-        <w:t xml:space="preserve"> </w:t>
-      </w:r>
-      <w:r>
-        <w:rPr>
-          <w:lang w:val="en-US"/>
-        </w:rPr>
-        <w:t>ε</w:t>
-      </w:r>
-    </w:p>
-    <w:p>
-      <w:pPr>
-        <w:rPr>
-          <w:lang w:val="en-US"/>
-        </w:rPr>
-      </w:pPr>
-      <w:proofErr w:type="spellStart"/>
-      <w:r>
-        <w:rPr>
-          <w:lang w:val="en-US"/>
-        </w:rPr>
-        <w:t>relop</w:t>
-      </w:r>
-      <w:proofErr w:type="spellEnd"/>
-      <w:r>
-        <w:rPr>
-          <w:lang w:val="en-US"/>
-        </w:rPr>
-        <w:t xml:space="preserve"> -</w:t>
-      </w:r>
-      <w:r>
-        <w:rPr>
-          <w:lang w:val="en-US"/>
-        </w:rPr>
-        <w:t xml:space="preserve"> '=='</w:t>
-      </w:r>
-      <w:r>
-        <w:rPr>
-          <w:lang w:val="en-US"/>
-        </w:rPr>
-        <w:br/>
-      </w:r>
-      <w:proofErr w:type="spellStart"/>
-      <w:r>
-        <w:rPr>
-          <w:lang w:val="en-US"/>
-        </w:rPr>
-        <w:t>relop</w:t>
-      </w:r>
-      <w:proofErr w:type="spellEnd"/>
-      <w:r>
-        <w:rPr>
-          <w:lang w:val="en-US"/>
-        </w:rPr>
-        <w:t xml:space="preserve"> -</w:t>
-      </w:r>
-      <w:r>
-        <w:rPr>
-          <w:lang w:val="en-US"/>
-        </w:rPr>
-        <w:t xml:space="preserve"> </w:t>
-      </w:r>
-      <w:proofErr w:type="gramStart"/>
-      <w:r>
-        <w:rPr>
-          <w:lang w:val="en-US"/>
-        </w:rPr>
-        <w:t>'!=</w:t>
-      </w:r>
-      <w:proofErr w:type="gramEnd"/>
-      <w:r>
-        <w:rPr>
-          <w:lang w:val="en-US"/>
-        </w:rPr>
-        <w:t>'</w:t>
-      </w:r>
-      <w:r>
-        <w:rPr>
-          <w:lang w:val="en-US"/>
-        </w:rPr>
-        <w:br/>
-      </w:r>
-      <w:proofErr w:type="spellStart"/>
-      <w:r>
-        <w:rPr>
-          <w:lang w:val="en-US"/>
-        </w:rPr>
-        <w:t>relop</w:t>
-      </w:r>
-      <w:proofErr w:type="spellEnd"/>
-      <w:r>
-        <w:rPr>
-          <w:lang w:val="en-US"/>
-        </w:rPr>
-        <w:t xml:space="preserve"> -</w:t>
-      </w:r>
-      <w:r>
-        <w:rPr>
-          <w:lang w:val="en-US"/>
-        </w:rPr>
-        <w:t xml:space="preserve"> '&lt;'</w:t>
-      </w:r>
-      <w:r>
-        <w:rPr>
-          <w:lang w:val="en-US"/>
-        </w:rPr>
-        <w:br/>
-      </w:r>
-      <w:proofErr w:type="spellStart"/>
-      <w:r>
-        <w:rPr>
-          <w:lang w:val="en-US"/>
-        </w:rPr>
-        <w:t>relop</w:t>
-      </w:r>
-      <w:proofErr w:type="spellEnd"/>
-      <w:r>
-        <w:rPr>
-          <w:lang w:val="en-US"/>
-        </w:rPr>
-        <w:t xml:space="preserve"> -</w:t>
-      </w:r>
-      <w:r>
-        <w:rPr>
-          <w:lang w:val="en-US"/>
-        </w:rPr>
-        <w:t xml:space="preserve"> '&lt;='</w:t>
-      </w:r>
-      <w:r>
-        <w:rPr>
-          <w:lang w:val="en-US"/>
-        </w:rPr>
-        <w:br/>
-      </w:r>
-      <w:proofErr w:type="spellStart"/>
-      <w:r>
-        <w:rPr>
-          <w:lang w:val="en-US"/>
-        </w:rPr>
-        <w:t>relop</w:t>
-      </w:r>
-      <w:proofErr w:type="spellEnd"/>
-      <w:r>
-        <w:rPr>
-          <w:lang w:val="en-US"/>
-        </w:rPr>
-        <w:t xml:space="preserve"> -</w:t>
-      </w:r>
-      <w:r>
-        <w:rPr>
-          <w:lang w:val="en-US"/>
-        </w:rPr>
-        <w:t xml:space="preserve"> '&gt;'</w:t>
-      </w:r>
-      <w:r>
-        <w:rPr>
-          <w:lang w:val="en-US"/>
-        </w:rPr>
-        <w:br/>
-      </w:r>
-      <w:proofErr w:type="spellStart"/>
-      <w:r>
-        <w:rPr>
-          <w:lang w:val="en-US"/>
-        </w:rPr>
-        <w:t>relop</w:t>
-      </w:r>
-      <w:proofErr w:type="spellEnd"/>
-      <w:r>
-        <w:rPr>
-          <w:lang w:val="en-US"/>
-        </w:rPr>
-        <w:t xml:space="preserve"> -</w:t>
-      </w:r>
-      <w:r>
-        <w:rPr>
-          <w:lang w:val="en-US"/>
-        </w:rPr>
-        <w:t xml:space="preserve"> '&gt;='</w:t>
-      </w:r>
-    </w:p>
-    <w:p>
-      <w:pPr>
-        <w:rPr>
-          <w:lang w:val="es-MX"/>
-        </w:rPr>
-      </w:pPr>
-      <w:r>
-        <w:rPr>
-          <w:lang w:val="es-MX"/>
-        </w:rPr>
-        <w:t>exp</w:t>
-      </w:r>
-      <w:r>
-        <w:rPr>
-          <w:lang w:val="es-MX"/>
-        </w:rPr>
-        <w:t xml:space="preserve"> -</w:t>
-      </w:r>
-      <w:r>
-        <w:rPr>
-          <w:lang w:val="es-MX"/>
-        </w:rPr>
-        <w:t xml:space="preserve"> termino exp_suma</w:t>
-      </w:r>
-    </w:p>
-    <w:p>
-      <w:pPr>
-        <w:rPr>
-          <w:lang w:val="es-MX"/>
-        </w:rPr>
-      </w:pPr>
-      <w:r>
-        <w:rPr>
-          <w:lang w:val="es-MX"/>
-        </w:rPr>
-        <w:lastRenderedPageBreak/>
-        <w:t>exp_suma</w:t>
-      </w:r>
-      <w:r>
-        <w:rPr>
-          <w:lang w:val="es-MX"/>
-        </w:rPr>
-        <w:t xml:space="preserve"> -</w:t>
-      </w:r>
-      <w:r>
-        <w:rPr>
-          <w:lang w:val="es-MX"/>
-        </w:rPr>
-        <w:t xml:space="preserve"> '+' termino exp_suma</w:t>
-      </w:r>
-      <w:r>
-        <w:rPr>
-          <w:lang w:val="es-MX"/>
-        </w:rPr>
-        <w:br/>
-      </w:r>
-      <w:r>
-        <w:rPr>
-          <w:lang w:val="es-MX"/>
-        </w:rPr>
-        <w:t>exp_suma</w:t>
-      </w:r>
-      <w:r>
-        <w:rPr>
-          <w:lang w:val="es-MX"/>
-        </w:rPr>
-        <w:t xml:space="preserve"> -</w:t>
-      </w:r>
-      <w:r>
-        <w:rPr>
-          <w:lang w:val="es-MX"/>
-        </w:rPr>
-        <w:t xml:space="preserve"> '-' termino exp_suma</w:t>
-      </w:r>
-      <w:r>
-        <w:rPr>
-          <w:lang w:val="es-MX"/>
-        </w:rPr>
-        <w:br/>
-      </w:r>
-      <w:r>
-        <w:rPr>
-          <w:lang w:val="es-MX"/>
-        </w:rPr>
-        <w:t>exp_suma</w:t>
-      </w:r>
-      <w:r>
-        <w:rPr>
-          <w:lang w:val="es-MX"/>
-        </w:rPr>
-        <w:t xml:space="preserve"> -</w:t>
-      </w:r>
-      <w:r>
-        <w:rPr>
-          <w:lang w:val="es-MX"/>
-        </w:rPr>
-        <w:t xml:space="preserve"> </w:t>
-      </w:r>
-      <w:r>
-        <w:rPr>
-          <w:lang w:val="en-US"/>
-        </w:rPr>
-        <w:t>ε</w:t>
-      </w:r>
-    </w:p>
-    <w:p>
-      <w:pPr>
-        <w:rPr>
-          <w:lang w:val="en-US"/>
-        </w:rPr>
-      </w:pPr>
-      <w:proofErr w:type="spellStart"/>
-      <w:r>
-        <w:rPr>
-          <w:lang w:val="en-US"/>
-        </w:rPr>
-        <w:t>termino</w:t>
-      </w:r>
-      <w:proofErr w:type="spellEnd"/>
-      <w:r>
-        <w:rPr>
-          <w:lang w:val="en-US"/>
-        </w:rPr>
-        <w:t xml:space="preserve"> -</w:t>
-      </w:r>
-      <w:r>
-        <w:rPr>
-          <w:lang w:val="en-US"/>
-        </w:rPr>
-        <w:t xml:space="preserve"> factor </w:t>
-      </w:r>
-      <w:proofErr w:type="spellStart"/>
-      <w:r>
-        <w:rPr>
-          <w:lang w:val="en-US"/>
-        </w:rPr>
-        <w:t>exp_mult</w:t>
-      </w:r>
-      <w:proofErr w:type="spellEnd"/>
-    </w:p>
-    <w:p>
-      <w:pPr>
-        <w:rPr>
-          <w:lang w:val="en-US"/>
-        </w:rPr>
-      </w:pPr>
-      <w:proofErr w:type="spellStart"/>
-      <w:r>
-        <w:rPr>
-          <w:lang w:val="en-US"/>
-        </w:rPr>
-        <w:t>exp_mult</w:t>
-      </w:r>
-      <w:proofErr w:type="spellEnd"/>
-      <w:r>
-        <w:rPr>
-          <w:lang w:val="en-US"/>
-        </w:rPr>
-        <w:t xml:space="preserve"> -</w:t>
-      </w:r>
-      <w:r>
-        <w:rPr>
-          <w:lang w:val="en-US"/>
-        </w:rPr>
-        <w:t xml:space="preserve"> '*' factor </w:t>
-      </w:r>
-      <w:proofErr w:type="spellStart"/>
-      <w:r>
-        <w:rPr>
-          <w:lang w:val="en-US"/>
-        </w:rPr>
-        <w:t>exp_mult</w:t>
-      </w:r>
-      <w:proofErr w:type="spellEnd"/>
-      <w:r>
-        <w:rPr>
-          <w:lang w:val="en-US"/>
-        </w:rPr>
-        <w:br/>
-      </w:r>
-      <w:proofErr w:type="spellStart"/>
-      <w:r>
-        <w:rPr>
-          <w:lang w:val="en-US"/>
-        </w:rPr>
-        <w:t>exp_mult</w:t>
-      </w:r>
-      <w:proofErr w:type="spellEnd"/>
-      <w:r>
-        <w:rPr>
-          <w:lang w:val="en-US"/>
-        </w:rPr>
-        <w:t xml:space="preserve"> -</w:t>
-      </w:r>
-      <w:r>
-        <w:rPr>
-          <w:lang w:val="en-US"/>
-        </w:rPr>
-        <w:t xml:space="preserve"> </w:t>
-      </w:r>
-      <w:r>
-        <w:rPr>
-          <w:lang w:val="en-US"/>
-        </w:rPr>
-        <w:t xml:space="preserve">'/' factor </w:t>
-      </w:r>
-      <w:proofErr w:type="spellStart"/>
-      <w:r>
-        <w:rPr>
-          <w:lang w:val="en-US"/>
-        </w:rPr>
-        <w:t>exp_mult</w:t>
-      </w:r>
-      <w:proofErr w:type="spellEnd"/>
-      <w:r>
-        <w:rPr>
-          <w:lang w:val="en-US"/>
-        </w:rPr>
-        <w:br/>
-      </w:r>
-      <w:proofErr w:type="spellStart"/>
-      <w:r>
-        <w:rPr>
-          <w:lang w:val="en-US"/>
-        </w:rPr>
-        <w:t>exp_mult</w:t>
-      </w:r>
-      <w:proofErr w:type="spellEnd"/>
-      <w:r>
-        <w:rPr>
-          <w:lang w:val="en-US"/>
-        </w:rPr>
-        <w:t xml:space="preserve"> -</w:t>
-      </w:r>
-      <w:r>
-        <w:rPr>
-          <w:lang w:val="en-US"/>
-        </w:rPr>
-        <w:t xml:space="preserve"> </w:t>
-      </w:r>
-      <w:r>
-        <w:rPr>
-          <w:lang w:val="en-US"/>
-        </w:rPr>
-        <w:t>ε</w:t>
-      </w:r>
-    </w:p>
-    <w:p>
-      <w:pPr>
-        <w:rPr>
-          <w:lang w:val="en-US"/>
-        </w:rPr>
-      </w:pPr>
-      <w:r>
-        <w:rPr>
-          <w:lang w:val="en-US"/>
-        </w:rPr>
-        <w:t>factor</w:t>
-      </w:r>
-      <w:r>
-        <w:rPr>
-          <w:lang w:val="en-US"/>
-        </w:rPr>
-        <w:t xml:space="preserve"> -</w:t>
-      </w:r>
-      <w:r>
-        <w:rPr>
-          <w:lang w:val="en-US"/>
-        </w:rPr>
-        <w:t xml:space="preserve"> '(' </w:t>
-      </w:r>
-      <w:proofErr w:type="spellStart"/>
-      <w:r>
-        <w:rPr>
-          <w:lang w:val="en-US"/>
-        </w:rPr>
-        <w:t>expresion</w:t>
-      </w:r>
-      <w:proofErr w:type="spellEnd"/>
-      <w:r>
-        <w:rPr>
-          <w:lang w:val="en-US"/>
-        </w:rPr>
-        <w:t xml:space="preserve"> ')'</w:t>
-      </w:r>
-      <w:r>
-        <w:rPr>
-          <w:lang w:val="en-US"/>
-        </w:rPr>
-        <w:br/>
-        <w:t>factor</w:t>
-      </w:r>
-      <w:r>
-        <w:rPr>
-          <w:lang w:val="en-US"/>
-        </w:rPr>
-        <w:t xml:space="preserve"> -</w:t>
-      </w:r>
-      <w:r>
-        <w:rPr>
-          <w:lang w:val="en-US"/>
-        </w:rPr>
-        <w:t xml:space="preserve"> </w:t>
-      </w:r>
-      <w:r>
-        <w:rPr>
-          <w:lang w:val="en-US"/>
-        </w:rPr>
-        <w:t>CTE_INT</w:t>
-      </w:r>
-      <w:r>
-        <w:rPr>
-          <w:lang w:val="en-US"/>
-        </w:rPr>
-        <w:br/>
-        <w:t>factor</w:t>
-      </w:r>
-      <w:r>
-        <w:rPr>
-          <w:lang w:val="en-US"/>
-        </w:rPr>
-        <w:t xml:space="preserve"> -</w:t>
-      </w:r>
-      <w:r>
-        <w:rPr>
-          <w:lang w:val="en-US"/>
-        </w:rPr>
-        <w:t xml:space="preserve"> </w:t>
-      </w:r>
-      <w:r>
-        <w:rPr>
-          <w:lang w:val="en-US"/>
-        </w:rPr>
-        <w:t>CTE_FLOAT</w:t>
-      </w:r>
-    </w:p>
-    <w:p>
-      <w:pPr>
-        <w:rPr>
-          <w:lang w:val="en-US"/>
-        </w:rPr>
-      </w:pPr>
-      <w:r>
-        <w:rPr>
-          <w:lang w:val="en-US"/>
-        </w:rPr>
-        <w:t>factor</w:t>
-      </w:r>
-      <w:r>
-        <w:rPr>
-          <w:lang w:val="en-US"/>
-        </w:rPr>
-        <w:t xml:space="preserve"> -</w:t>
-      </w:r>
-      <w:r>
-        <w:rPr>
-          <w:lang w:val="en-US"/>
-        </w:rPr>
-        <w:t xml:space="preserve"> </w:t>
-      </w:r>
-      <w:r>
-        <w:rPr>
-          <w:lang w:val="en-US"/>
-        </w:rPr>
-        <w:t>CTE_STRING</w:t>
-      </w:r>
-      <w:r>
-        <w:rPr>
-          <w:lang w:val="en-US"/>
-        </w:rPr>
-        <w:br/>
-        <w:t>factor</w:t>
-      </w:r>
-      <w:r>
-        <w:rPr>
-          <w:lang w:val="en-US"/>
-        </w:rPr>
-        <w:t xml:space="preserve"> -</w:t>
-      </w:r>
-      <w:r>
-        <w:rPr>
-          <w:lang w:val="en-US"/>
-        </w:rPr>
-        <w:t xml:space="preserve"> </w:t>
-      </w:r>
-      <w:r>
-        <w:rPr>
-          <w:lang w:val="en-US"/>
-        </w:rPr>
-        <w:t>ID</w:t>
-      </w:r>
-      <w:r>
-        <w:rPr>
-          <w:lang w:val="en-US"/>
-        </w:rPr>
-        <w:br/>
-        <w:t>factor</w:t>
-      </w:r>
-      <w:r>
-        <w:rPr>
-          <w:lang w:val="en-US"/>
-        </w:rPr>
-        <w:t xml:space="preserve"> -</w:t>
-      </w:r>
-      <w:r>
-        <w:rPr>
-          <w:lang w:val="en-US"/>
-        </w:rPr>
-        <w:t xml:space="preserve"> </w:t>
-      </w:r>
-      <w:proofErr w:type="spellStart"/>
-      <w:r>
-        <w:rPr>
-          <w:lang w:val="en-US"/>
-        </w:rPr>
-        <w:t>f_call</w:t>
-      </w:r>
-      <w:proofErr w:type="spellEnd"/>
-    </w:p>
-    <w:p>
-      <w:pPr>
-        <w:rPr>
-          <w:lang w:val="en-US"/>
-        </w:rPr>
-      </w:pPr>
-      <w:proofErr w:type="spellStart"/>
-      <w:r>
-        <w:rPr>
-          <w:lang w:val="en-US"/>
-        </w:rPr>
-        <w:t>f_call</w:t>
-      </w:r>
-      <w:proofErr w:type="spellEnd"/>
-      <w:r>
-        <w:rPr>
-          <w:lang w:val="en-US"/>
-        </w:rPr>
-        <w:t xml:space="preserve"> -</w:t>
-      </w:r>
-      <w:r>
-        <w:rPr>
-          <w:lang w:val="en-US"/>
-        </w:rPr>
-        <w:t xml:space="preserve"> ID '(' </w:t>
-      </w:r>
-      <w:proofErr w:type="spellStart"/>
-      <w:r>
-        <w:rPr>
-          <w:lang w:val="en-US"/>
-        </w:rPr>
-        <w:t>args_opt</w:t>
-      </w:r>
-      <w:proofErr w:type="spellEnd"/>
-      <w:r>
-        <w:rPr>
-          <w:lang w:val="en-US"/>
-        </w:rPr>
-        <w:t xml:space="preserve"> ')'</w:t>
-      </w:r>
-    </w:p>
-    <w:p>
-      <w:pPr>
-        <w:rPr>
-          <w:lang w:val="en-US"/>
-        </w:rPr>
-      </w:pPr>
-      <w:proofErr w:type="spellStart"/>
-      <w:r>
-        <w:rPr>
-          <w:lang w:val="en-US"/>
-        </w:rPr>
-        <w:t>args_opt</w:t>
-      </w:r>
-      <w:proofErr w:type="spellEnd"/>
-      <w:r>
-        <w:rPr>
-          <w:lang w:val="en-US"/>
-        </w:rPr>
-        <w:t xml:space="preserve"> -</w:t>
-      </w:r>
-      <w:r>
-        <w:rPr>
-          <w:lang w:val="en-US"/>
-        </w:rPr>
-        <w:t xml:space="preserve"> </w:t>
-      </w:r>
-      <w:proofErr w:type="spellStart"/>
-      <w:r>
-        <w:rPr>
-          <w:lang w:val="en-US"/>
-        </w:rPr>
-        <w:t>args</w:t>
-      </w:r>
-      <w:proofErr w:type="spellEnd"/>
-      <w:r>
-        <w:rPr>
-          <w:lang w:val="en-US"/>
-        </w:rPr>
-        <w:br/>
-      </w:r>
-      <w:proofErr w:type="spellStart"/>
-      <w:r>
-        <w:rPr>
-          <w:lang w:val="en-US"/>
-        </w:rPr>
-        <w:t>args_opt</w:t>
-      </w:r>
-      <w:proofErr w:type="spellEnd"/>
-      <w:r>
-        <w:rPr>
-          <w:lang w:val="en-US"/>
-        </w:rPr>
-        <w:t xml:space="preserve"> -</w:t>
-      </w:r>
-      <w:r>
-        <w:rPr>
-          <w:lang w:val="en-US"/>
-        </w:rPr>
-        <w:t xml:space="preserve"> </w:t>
-      </w:r>
-      <w:r>
-        <w:rPr>
-          <w:lang w:val="en-US"/>
-        </w:rPr>
-        <w:t>ε</w:t>
-      </w:r>
-    </w:p>
-    <w:p>
-      <w:pPr>
-        <w:rPr>
-          <w:lang w:val="es-MX"/>
-        </w:rPr>
-      </w:pPr>
-      <w:r>
-        <w:rPr>
-          <w:lang w:val="es-MX"/>
-        </w:rPr>
-        <w:t>args</w:t>
-      </w:r>
-      <w:r>
-        <w:rPr>
-          <w:lang w:val="es-MX"/>
-        </w:rPr>
-        <w:t xml:space="preserve"> -</w:t>
-      </w:r>
-      <w:r>
-        <w:rPr>
-          <w:lang w:val="es-MX"/>
-        </w:rPr>
-        <w:t xml:space="preserve"> expresion mas_args</w:t>
-      </w:r>
-    </w:p>
-    <w:p>
-      <w:pPr>
-        <w:rPr>
-          <w:lang w:val="es-MX"/>
-        </w:rPr>
-      </w:pPr>
-      <w:r>
-        <w:rPr>
-          <w:lang w:val="es-MX"/>
-        </w:rPr>
-        <w:t>mas_args</w:t>
-      </w:r>
-      <w:r>
-        <w:rPr>
-          <w:lang w:val="es-MX"/>
-        </w:rPr>
-        <w:t xml:space="preserve"> -</w:t>
-      </w:r>
-      <w:r>
-        <w:rPr>
-          <w:lang w:val="es-MX"/>
-        </w:rPr>
-        <w:t xml:space="preserve"> ',' expresion mas_args</w:t>
-      </w:r>
-      <w:r>
-        <w:rPr>
-          <w:lang w:val="es-MX"/>
-        </w:rPr>
-        <w:br/>
-        <w:t>mas_args</w:t>
-      </w:r>
-      <w:r>
-        <w:rPr>
-          <w:lang w:val="es-MX"/>
-        </w:rPr>
-        <w:t xml:space="preserve"> -</w:t>
-      </w:r>
-      <w:r>
-        <w:rPr>
-          <w:lang w:val="es-MX"/>
-        </w:rPr>
-        <w:t xml:space="preserve"> </w:t>
-      </w:r>
-      <w:r>
-        <w:rPr>
-          <w:lang w:val="en-US"/>
-        </w:rPr>
-        <w:t>ε</w:t>
-      </w:r>
-    </w:p>
-    <w:p>
-      <w:pPr>
-        <w:rPr>
-          <w:lang w:val="es-MX"/>
-        </w:rPr>
+        <w:sectPr>
+          <w:type w:val="continuous"/>
+          <w:pgSz w:w="12240" w:h="15840"/>
+          <w:pgMar w:top="1440" w:right="1440" w:bottom="1440" w:left="1440" w:header="708" w:footer="708" w:gutter="0"/>
+          <w:cols w:space="708"/>
+          <w:docGrid w:linePitch="360"/>
+        </w:sectPr>
       </w:pPr>
     </w:p>
     <w:p>
@@ -3962,104 +2966,7 @@
           <w:bCs/>
           <w:lang w:val="es-MX"/>
         </w:rPr>
-        <w:br w:type="page"/>
-      </w:r>
-    </w:p>
-    <w:p>
-      <w:pPr>
-        <w:rPr>
-          <w:b/>
-          <w:bCs/>
-          <w:lang w:val="es-MX"/>
-        </w:rPr>
-      </w:pPr>
-      <w:r>
-        <w:rPr>
-          <w:b/>
-          <w:bCs/>
-          <w:lang w:val="es-MX"/>
-        </w:rPr>
-        <w:lastRenderedPageBreak/>
         <w:t>Análisis de Herramientas de Generación de Compiladores</w:t>
-      </w:r>
-    </w:p>
-    <w:p>
-      <w:pPr>
-        <w:rPr>
-          <w:lang w:val="es-MX"/>
-        </w:rPr>
-      </w:pPr>
-      <w:r>
-        <w:rPr>
-          <w:lang w:val="es-MX"/>
-        </w:rPr>
-        <w:t>Herramientas Investigadas</w:t>
-      </w:r>
-      <w:r>
-        <w:rPr>
-          <w:lang w:val="es-MX"/>
-        </w:rPr>
-        <w:t>:</w:t>
-      </w:r>
-    </w:p>
-    <w:p>
-      <w:pPr>
-        <w:pStyle w:val="ListParagraph"/>
-        <w:numPr>
-          <w:ilvl w:val="0"/>
-          <w:numId w:val="7"/>
-        </w:numPr>
-        <w:rPr>
-          <w:lang w:val="es-MX"/>
-        </w:rPr>
-      </w:pPr>
-      <w:r>
-        <w:rPr>
-          <w:lang w:val="es-MX"/>
-        </w:rPr>
-        <w:t>Flex &amp; Bison</w:t>
-      </w:r>
-    </w:p>
-    <w:p>
-      <w:pPr>
-        <w:pStyle w:val="ListParagraph"/>
-        <w:numPr>
-          <w:ilvl w:val="0"/>
-          <w:numId w:val="7"/>
-        </w:numPr>
-        <w:rPr>
-          <w:lang w:val="es-MX"/>
-        </w:rPr>
-      </w:pPr>
-      <w:r>
-        <w:rPr>
-          <w:lang w:val="es-MX"/>
-        </w:rPr>
-        <w:t>ANTLR</w:t>
-      </w:r>
-    </w:p>
-    <w:p>
-      <w:pPr>
-        <w:pStyle w:val="ListParagraph"/>
-        <w:numPr>
-          <w:ilvl w:val="0"/>
-          <w:numId w:val="7"/>
-        </w:numPr>
-        <w:rPr>
-          <w:lang w:val="es-MX"/>
-        </w:rPr>
-      </w:pPr>
-      <w:r>
-        <w:rPr>
-          <w:lang w:val="es-MX"/>
-        </w:rPr>
-        <w:t>JavaCC</w:t>
-      </w:r>
-      <w:r>
-        <w:rPr>
-          <w:lang w:val="es-MX"/>
-        </w:rPr>
-        <w:br/>
       </w:r>
     </w:p>
     <w:p>
@@ -4221,6 +3128,14 @@
     <w:p>
       <w:pPr>
         <w:pStyle w:val="ListParagraph"/>
+        <w:rPr>
+          <w:lang w:val="en-US"/>
+        </w:rPr>
+      </w:pPr>
+    </w:p>
+    <w:p>
+      <w:pPr>
+        <w:pStyle w:val="ListParagraph"/>
         <w:numPr>
           <w:ilvl w:val="0"/>
           <w:numId w:val="6"/>
@@ -4369,6 +3284,14 @@
     <w:p>
       <w:pPr>
         <w:pStyle w:val="ListParagraph"/>
+        <w:rPr>
+          <w:lang w:val="es-MX"/>
+        </w:rPr>
+      </w:pPr>
+    </w:p>
+    <w:p>
+      <w:pPr>
+        <w:pStyle w:val="ListParagraph"/>
         <w:numPr>
           <w:ilvl w:val="0"/>
           <w:numId w:val="6"/>
@@ -4385,6 +3308,7 @@
           <w:bCs/>
           <w:lang w:val="es-MX"/>
         </w:rPr>
+        <w:lastRenderedPageBreak/>
         <w:t>JavaCC (Java Compiler Compiler)</w:t>
       </w:r>
     </w:p>
@@ -4475,7 +3399,6 @@
         <w:rPr>
           <w:lang w:val="es-MX"/>
         </w:rPr>
-        <w:lastRenderedPageBreak/>
         <w:t>Comparado con ANTLR, su popularidad ha disminuido, aunque sigue siendo útil para ciertos tipos de proyectos.</w:t>
       </w:r>
     </w:p>
@@ -4517,7 +3440,6 @@
         <w:t>ANTLR resulta la mejor opción para el desarrollo de Baby_Duck, debido a su perfecta integración con Java, su robustez, su facilidad de uso y su documentación actualizada.</w:t>
       </w:r>
     </w:p>
-    <w:p/>
     <w:p>
       <w:pPr>
         <w:rPr>
@@ -5023,7 +3945,7 @@
                     <pic:cNvPicPr/>
                   </pic:nvPicPr>
                   <pic:blipFill>
-                    <a:blip r:embed="rId5"/>
+                    <a:blip r:embed="rId9"/>
                     <a:stretch>
                       <a:fillRect/>
                     </a:stretch>
@@ -5045,60 +3967,24 @@
       </w:r>
     </w:p>
     <w:p>
-      <w:r>
+      <w:pPr>
+        <w:jc w:val="center"/>
+        <w:rPr>
+          <w:b/>
+          <w:bCs/>
+        </w:rPr>
+      </w:pPr>
+      <w:r>
+        <w:rPr>
+          <w:b/>
+          <w:bCs/>
+        </w:rPr>
         <w:lastRenderedPageBreak/>
-        <w:t>Cada regla gramatical sigue la estructura:</w:t>
-      </w:r>
-    </w:p>
-    <w:p>
-      <w:pPr>
-        <w:pStyle w:val="ListParagraph"/>
-        <w:numPr>
-          <w:ilvl w:val="0"/>
-          <w:numId w:val="8"/>
-        </w:numPr>
-      </w:pPr>
-      <w:r>
-        <w:t>Nombre de la regla</w:t>
-      </w:r>
-    </w:p>
-    <w:p>
-      <w:pPr>
-        <w:pStyle w:val="ListParagraph"/>
-        <w:numPr>
-          <w:ilvl w:val="0"/>
-          <w:numId w:val="8"/>
-        </w:numPr>
-      </w:pPr>
-      <w:r>
-        <w:t>Secuencia de tokens y subreglas</w:t>
-      </w:r>
-    </w:p>
-    <w:p>
-      <w:pPr>
-        <w:pStyle w:val="ListParagraph"/>
-        <w:numPr>
-          <w:ilvl w:val="0"/>
-          <w:numId w:val="8"/>
-        </w:numPr>
-      </w:pPr>
-      <w:r>
-        <w:t>Uso de repeticiones (*), opciones (?) y agrupaciones</w:t>
-      </w:r>
-    </w:p>
-    <w:p>
-      <w:pPr>
-        <w:jc w:val="center"/>
-      </w:pPr>
-      <w:r>
-        <w:rPr>
-          <w:noProof/>
-        </w:rPr>
         <w:drawing>
-          <wp:inline distT="0" distB="0" distL="0" distR="0" wp14:anchorId="334DA37B" wp14:editId="51C070BB">
-            <wp:extent cx="5751499" cy="7072008"/>
-            <wp:effectExtent l="0" t="0" r="1905" b="0"/>
-            <wp:docPr id="1931236105" name="Picture 1" descr="A screenshot of a computer program&#10;&#10;AI-generated content may be incorrect."/>
+          <wp:inline distT="0" distB="0" distL="0" distR="0" wp14:anchorId="5B74259C" wp14:editId="7E4449E9">
+            <wp:extent cx="5770880" cy="7095840"/>
+            <wp:effectExtent l="0" t="0" r="0" b="0"/>
+            <wp:docPr id="999742543" name="Picture 1" descr="A screenshot of a computer program&#10;&#10;AI-generated content may be incorrect."/>
             <wp:cNvGraphicFramePr>
               <a:graphicFrameLocks xmlns:a="http://schemas.openxmlformats.org/drawingml/2006/main" noChangeAspect="1"/>
             </wp:cNvGraphicFramePr>
@@ -5106,11 +3992,11 @@
               <a:graphicData uri="http://schemas.openxmlformats.org/drawingml/2006/picture">
                 <pic:pic xmlns:pic="http://schemas.openxmlformats.org/drawingml/2006/picture">
                   <pic:nvPicPr>
-                    <pic:cNvPr id="1931236105" name="Picture 1" descr="A screenshot of a computer program&#10;&#10;AI-generated content may be incorrect."/>
+                    <pic:cNvPr id="999742543" name="Picture 1" descr="A screenshot of a computer program&#10;&#10;AI-generated content may be incorrect."/>
                     <pic:cNvPicPr/>
                   </pic:nvPicPr>
                   <pic:blipFill>
-                    <a:blip r:embed="rId6"/>
+                    <a:blip r:embed="rId10"/>
                     <a:stretch>
                       <a:fillRect/>
                     </a:stretch>
@@ -5118,7 +4004,7 @@
                   <pic:spPr>
                     <a:xfrm>
                       <a:off x="0" y="0"/>
-                      <a:ext cx="5839463" cy="7180168"/>
+                      <a:ext cx="5842751" cy="7184212"/>
                     </a:xfrm>
                     <a:prstGeom prst="rect">
                       <a:avLst/>
@@ -5143,7 +4029,6 @@
           <w:b/>
           <w:bCs/>
         </w:rPr>
-        <w:lastRenderedPageBreak/>
         <w:br w:type="page"/>
       </w:r>
     </w:p>
@@ -5160,67 +4045,29 @@
           <w:bCs/>
         </w:rPr>
         <w:lastRenderedPageBreak/>
-        <w:t>Organización de los Formatos</w:t>
-      </w:r>
-    </w:p>
-    <w:p>
-      <w:pPr>
-        <w:pStyle w:val="ListParagraph"/>
-        <w:numPr>
-          <w:ilvl w:val="0"/>
-          <w:numId w:val="9"/>
-        </w:numPr>
-      </w:pPr>
-      <w:r>
-        <w:t>Las expresiones regulares para el léxico fueron definidas en la sección de Lexer Rules del archivo .g4.</w:t>
-      </w:r>
-    </w:p>
-    <w:p>
-      <w:pPr>
-        <w:pStyle w:val="ListParagraph"/>
-        <w:numPr>
-          <w:ilvl w:val="0"/>
-          <w:numId w:val="9"/>
-        </w:numPr>
-      </w:pPr>
-      <w:r>
-        <w:t>Las reglas gramaticales fueron estructuradas en la sección de Parser Rules del mismo archivo.</w:t>
-      </w:r>
-    </w:p>
-    <w:p>
-      <w:pPr>
-        <w:pStyle w:val="ListParagraph"/>
-        <w:numPr>
-          <w:ilvl w:val="0"/>
-          <w:numId w:val="9"/>
-        </w:numPr>
-      </w:pPr>
-      <w:r>
-        <w:t>Se utilizó una combinación de la notación BNF y EBNF simplificada (propia de ANTLR), que permite expresar repeticiones, opcionales y alternativas de manera compacta.</w:t>
-      </w:r>
-    </w:p>
-    <w:p/>
+        <w:t>Casos de Prueba</w:t>
+      </w:r>
+    </w:p>
     <w:tbl>
       <w:tblPr>
         <w:tblStyle w:val="ListTable3-Accent4"/>
-        <w:tblW w:w="0" w:type="auto"/>
+        <w:tblW w:w="5218" w:type="pct"/>
         <w:tblLook w:val="04A0" w:firstRow="1" w:lastRow="0" w:firstColumn="1" w:lastColumn="0" w:noHBand="0" w:noVBand="1"/>
       </w:tblPr>
       <w:tblGrid>
-        <w:gridCol w:w="2337"/>
-        <w:gridCol w:w="2337"/>
-        <w:gridCol w:w="2338"/>
-        <w:gridCol w:w="2338"/>
+        <w:gridCol w:w="2517"/>
+        <w:gridCol w:w="3078"/>
+        <w:gridCol w:w="4163"/>
       </w:tblGrid>
       <w:tr>
         <w:trPr>
           <w:cnfStyle w:val="100000000000" w:firstRow="1" w:lastRow="0" w:firstColumn="0" w:lastColumn="0" w:oddVBand="0" w:evenVBand="0" w:oddHBand="0" w:evenHBand="0" w:firstRowFirstColumn="0" w:firstRowLastColumn="0" w:lastRowFirstColumn="0" w:lastRowLastColumn="0"/>
-          <w:trHeight w:val="347"/>
+          <w:trHeight w:val="20"/>
         </w:trPr>
         <w:tc>
           <w:tcPr>
             <w:cnfStyle w:val="001000000100" w:firstRow="0" w:lastRow="0" w:firstColumn="1" w:lastColumn="0" w:oddVBand="0" w:evenVBand="0" w:oddHBand="0" w:evenHBand="0" w:firstRowFirstColumn="1" w:firstRowLastColumn="0" w:lastRowFirstColumn="0" w:lastRowLastColumn="0"/>
-            <w:tcW w:w="2337" w:type="dxa"/>
+            <w:tcW w:w="1290" w:type="pct"/>
           </w:tcPr>
           <w:p>
             <w:pPr>
@@ -5239,7 +4086,7 @@
         </w:tc>
         <w:tc>
           <w:tcPr>
-            <w:tcW w:w="2337" w:type="dxa"/>
+            <w:tcW w:w="1577" w:type="pct"/>
           </w:tcPr>
           <w:p>
             <w:pPr>
@@ -5259,7 +4106,7 @@
         </w:tc>
         <w:tc>
           <w:tcPr>
-            <w:tcW w:w="2338" w:type="dxa"/>
+            <w:tcW w:w="2133" w:type="pct"/>
           </w:tcPr>
           <w:p>
             <w:pPr>
@@ -5274,26 +4121,6 @@
                 <w:lang w:val="es-MX"/>
               </w:rPr>
               <w:t>Entrada de prueba</w:t>
-            </w:r>
-          </w:p>
-        </w:tc>
-        <w:tc>
-          <w:tcPr>
-            <w:tcW w:w="2338" w:type="dxa"/>
-          </w:tcPr>
-          <w:p>
-            <w:pPr>
-              <w:jc w:val="center"/>
-              <w:cnfStyle w:val="100000000000" w:firstRow="1" w:lastRow="0" w:firstColumn="0" w:lastColumn="0" w:oddVBand="0" w:evenVBand="0" w:oddHBand="0" w:evenHBand="0" w:firstRowFirstColumn="0" w:firstRowLastColumn="0" w:lastRowFirstColumn="0" w:lastRowLastColumn="0"/>
-              <w:rPr>
-                <w:lang w:val="es-MX"/>
-              </w:rPr>
-            </w:pPr>
-            <w:r>
-              <w:rPr>
-                <w:lang w:val="es-MX"/>
-              </w:rPr>
-              <w:t>Resultado</w:t>
             </w:r>
           </w:p>
         </w:tc>
@@ -5301,29 +4128,30 @@
       <w:tr>
         <w:trPr>
           <w:cnfStyle w:val="000000100000" w:firstRow="0" w:lastRow="0" w:firstColumn="0" w:lastColumn="0" w:oddVBand="0" w:evenVBand="0" w:oddHBand="1" w:evenHBand="0" w:firstRowFirstColumn="0" w:firstRowLastColumn="0" w:lastRowFirstColumn="0" w:lastRowLastColumn="0"/>
+          <w:trHeight w:val="20"/>
         </w:trPr>
         <w:tc>
           <w:tcPr>
             <w:cnfStyle w:val="001000000000" w:firstRow="0" w:lastRow="0" w:firstColumn="1" w:lastColumn="0" w:oddVBand="0" w:evenVBand="0" w:oddHBand="0" w:evenHBand="0" w:firstRowFirstColumn="0" w:firstRowLastColumn="0" w:lastRowFirstColumn="0" w:lastRowLastColumn="0"/>
-            <w:tcW w:w="2337" w:type="dxa"/>
-          </w:tcPr>
-          <w:p>
-            <w:pPr>
-              <w:rPr>
-                <w:lang w:val="es-MX"/>
-              </w:rPr>
-            </w:pPr>
-            <w:r>
-              <w:rPr>
-                <w:lang w:val="es-MX"/>
-              </w:rPr>
-              <w:t>TC1</w:t>
-            </w:r>
-          </w:p>
-        </w:tc>
-        <w:tc>
-          <w:tcPr>
-            <w:tcW w:w="2337" w:type="dxa"/>
+            <w:tcW w:w="1290" w:type="pct"/>
+          </w:tcPr>
+          <w:p>
+            <w:pPr>
+              <w:rPr>
+                <w:lang w:val="es-MX"/>
+              </w:rPr>
+            </w:pPr>
+            <w:r>
+              <w:rPr>
+                <w:lang w:val="es-MX"/>
+              </w:rPr>
+              <w:t>Fibonacci Recursivo</w:t>
+            </w:r>
+          </w:p>
+        </w:tc>
+        <w:tc>
+          <w:tcPr>
+            <w:tcW w:w="1577" w:type="pct"/>
           </w:tcPr>
           <w:p>
             <w:pPr>
@@ -5336,13 +4164,13 @@
               <w:rPr>
                 <w:lang w:val="es-MX"/>
               </w:rPr>
-              <w:t>Programa mínimo válido</w:t>
-            </w:r>
-          </w:p>
-        </w:tc>
-        <w:tc>
-          <w:tcPr>
-            <w:tcW w:w="2338" w:type="dxa"/>
+              <w:t>Este caso demuestra la recursión con múltiples parámetros, el uso de if-else dentro de la propia llamada recursiva, el cálculo de expresiones aritméticas y la impresión en cada paso.</w:t>
+            </w:r>
+          </w:p>
+        </w:tc>
+        <w:tc>
+          <w:tcPr>
+            <w:tcW w:w="2133" w:type="pct"/>
           </w:tcPr>
           <w:p>
             <w:pPr>
@@ -5355,7 +4183,7 @@
               <w:rPr>
                 <w:lang w:val="es-MX"/>
               </w:rPr>
-              <w:t>program hola;</w:t>
+              <w:t>program fibonacciRecursivo;</w:t>
             </w:r>
           </w:p>
           <w:p>
@@ -5369,6 +4197,262 @@
               <w:rPr>
                 <w:lang w:val="es-MX"/>
               </w:rPr>
+              <w:t>var int n;</w:t>
+            </w:r>
+          </w:p>
+          <w:p>
+            <w:pPr>
+              <w:cnfStyle w:val="000000100000" w:firstRow="0" w:lastRow="0" w:firstColumn="0" w:lastColumn="0" w:oddVBand="0" w:evenVBand="0" w:oddHBand="1" w:evenHBand="0" w:firstRowFirstColumn="0" w:firstRowLastColumn="0" w:lastRowFirstColumn="0" w:lastRowLastColumn="0"/>
+              <w:rPr>
+                <w:lang w:val="en-US"/>
+              </w:rPr>
+            </w:pPr>
+            <w:r>
+              <w:rPr>
+                <w:lang w:val="en-US"/>
+              </w:rPr>
+              <w:t xml:space="preserve">void </w:t>
+            </w:r>
+            <w:proofErr w:type="spellStart"/>
+            <w:proofErr w:type="gramStart"/>
+            <w:r>
+              <w:rPr>
+                <w:lang w:val="en-US"/>
+              </w:rPr>
+              <w:t>fibonacci</w:t>
+            </w:r>
+            <w:proofErr w:type="spellEnd"/>
+            <w:r>
+              <w:rPr>
+                <w:lang w:val="en-US"/>
+              </w:rPr>
+              <w:t>(</w:t>
+            </w:r>
+            <w:proofErr w:type="gramEnd"/>
+            <w:r>
+              <w:rPr>
+                <w:lang w:val="en-US"/>
+              </w:rPr>
+              <w:t xml:space="preserve">int n, int a, int b, int </w:t>
+            </w:r>
+            <w:proofErr w:type="spellStart"/>
+            <w:r>
+              <w:rPr>
+                <w:lang w:val="en-US"/>
+              </w:rPr>
+              <w:t>i</w:t>
+            </w:r>
+            <w:proofErr w:type="spellEnd"/>
+            <w:proofErr w:type="gramStart"/>
+            <w:r>
+              <w:rPr>
+                <w:lang w:val="en-US"/>
+              </w:rPr>
+              <w:t>) :</w:t>
+            </w:r>
+            <w:proofErr w:type="gramEnd"/>
+            <w:r>
+              <w:rPr>
+                <w:lang w:val="en-US"/>
+              </w:rPr>
+              <w:t xml:space="preserve"> </w:t>
+            </w:r>
+            <w:r>
+              <w:rPr>
+                <w:lang w:val="en-US"/>
+              </w:rPr>
+              <w:t>{</w:t>
+            </w:r>
+          </w:p>
+          <w:p>
+            <w:pPr>
+              <w:cnfStyle w:val="000000100000" w:firstRow="0" w:lastRow="0" w:firstColumn="0" w:lastColumn="0" w:oddVBand="0" w:evenVBand="0" w:oddHBand="1" w:evenHBand="0" w:firstRowFirstColumn="0" w:firstRowLastColumn="0" w:lastRowFirstColumn="0" w:lastRowLastColumn="0"/>
+              <w:rPr>
+                <w:lang w:val="en-US"/>
+              </w:rPr>
+            </w:pPr>
+            <w:r>
+              <w:rPr>
+                <w:lang w:val="en-US"/>
+              </w:rPr>
+              <w:t xml:space="preserve">    </w:t>
+            </w:r>
+            <w:r>
+              <w:rPr>
+                <w:lang w:val="en-US"/>
+              </w:rPr>
+              <w:t>if (</w:t>
+            </w:r>
+            <w:proofErr w:type="spellStart"/>
+            <w:r>
+              <w:rPr>
+                <w:lang w:val="en-US"/>
+              </w:rPr>
+              <w:t>i</w:t>
+            </w:r>
+            <w:proofErr w:type="spellEnd"/>
+            <w:r>
+              <w:rPr>
+                <w:lang w:val="en-US"/>
+              </w:rPr>
+              <w:t xml:space="preserve"> &lt; n) {</w:t>
+            </w:r>
+          </w:p>
+          <w:p>
+            <w:pPr>
+              <w:cnfStyle w:val="000000100000" w:firstRow="0" w:lastRow="0" w:firstColumn="0" w:lastColumn="0" w:oddVBand="0" w:evenVBand="0" w:oddHBand="1" w:evenHBand="0" w:firstRowFirstColumn="0" w:firstRowLastColumn="0" w:lastRowFirstColumn="0" w:lastRowLastColumn="0"/>
+              <w:rPr>
+                <w:lang w:val="en-US"/>
+              </w:rPr>
+            </w:pPr>
+            <w:r>
+              <w:rPr>
+                <w:lang w:val="en-US"/>
+              </w:rPr>
+              <w:t xml:space="preserve">        print(a</w:t>
+            </w:r>
+            <w:proofErr w:type="gramStart"/>
+            <w:r>
+              <w:rPr>
+                <w:lang w:val="en-US"/>
+              </w:rPr>
+              <w:t>);</w:t>
+            </w:r>
+            <w:proofErr w:type="gramEnd"/>
+          </w:p>
+          <w:p>
+            <w:pPr>
+              <w:cnfStyle w:val="000000100000" w:firstRow="0" w:lastRow="0" w:firstColumn="0" w:lastColumn="0" w:oddVBand="0" w:evenVBand="0" w:oddHBand="1" w:evenHBand="0" w:firstRowFirstColumn="0" w:firstRowLastColumn="0" w:lastRowFirstColumn="0" w:lastRowLastColumn="0"/>
+              <w:rPr>
+                <w:lang w:val="en-US"/>
+              </w:rPr>
+            </w:pPr>
+            <w:r>
+              <w:rPr>
+                <w:lang w:val="en-US"/>
+              </w:rPr>
+              <w:t xml:space="preserve">        </w:t>
+            </w:r>
+            <w:proofErr w:type="spellStart"/>
+            <w:proofErr w:type="gramStart"/>
+            <w:r>
+              <w:rPr>
+                <w:lang w:val="en-US"/>
+              </w:rPr>
+              <w:t>fibonacci</w:t>
+            </w:r>
+            <w:proofErr w:type="spellEnd"/>
+            <w:r>
+              <w:rPr>
+                <w:lang w:val="en-US"/>
+              </w:rPr>
+              <w:t>(</w:t>
+            </w:r>
+            <w:proofErr w:type="gramEnd"/>
+            <w:r>
+              <w:rPr>
+                <w:lang w:val="en-US"/>
+              </w:rPr>
+              <w:t xml:space="preserve">n, b, a + b, </w:t>
+            </w:r>
+            <w:proofErr w:type="spellStart"/>
+            <w:r>
+              <w:rPr>
+                <w:lang w:val="en-US"/>
+              </w:rPr>
+              <w:t>i</w:t>
+            </w:r>
+            <w:proofErr w:type="spellEnd"/>
+            <w:r>
+              <w:rPr>
+                <w:lang w:val="en-US"/>
+              </w:rPr>
+              <w:t xml:space="preserve"> + 1</w:t>
+            </w:r>
+            <w:proofErr w:type="gramStart"/>
+            <w:r>
+              <w:rPr>
+                <w:lang w:val="en-US"/>
+              </w:rPr>
+              <w:t>);</w:t>
+            </w:r>
+            <w:proofErr w:type="gramEnd"/>
+          </w:p>
+          <w:p>
+            <w:pPr>
+              <w:cnfStyle w:val="000000100000" w:firstRow="0" w:lastRow="0" w:firstColumn="0" w:lastColumn="0" w:oddVBand="0" w:evenVBand="0" w:oddHBand="1" w:evenHBand="0" w:firstRowFirstColumn="0" w:firstRowLastColumn="0" w:lastRowFirstColumn="0" w:lastRowLastColumn="0"/>
+              <w:rPr>
+                <w:lang w:val="en-US"/>
+              </w:rPr>
+            </w:pPr>
+            <w:r>
+              <w:rPr>
+                <w:lang w:val="en-US"/>
+              </w:rPr>
+              <w:t xml:space="preserve">    } else {</w:t>
+            </w:r>
+          </w:p>
+          <w:p>
+            <w:pPr>
+              <w:cnfStyle w:val="000000100000" w:firstRow="0" w:lastRow="0" w:firstColumn="0" w:lastColumn="0" w:oddVBand="0" w:evenVBand="0" w:oddHBand="1" w:evenHBand="0" w:firstRowFirstColumn="0" w:firstRowLastColumn="0" w:lastRowFirstColumn="0" w:lastRowLastColumn="0"/>
+              <w:rPr>
+                <w:lang w:val="en-US"/>
+              </w:rPr>
+            </w:pPr>
+            <w:r>
+              <w:rPr>
+                <w:lang w:val="en-US"/>
+              </w:rPr>
+              <w:t xml:space="preserve">        print(a</w:t>
+            </w:r>
+            <w:proofErr w:type="gramStart"/>
+            <w:r>
+              <w:rPr>
+                <w:lang w:val="en-US"/>
+              </w:rPr>
+              <w:t>);</w:t>
+            </w:r>
+            <w:proofErr w:type="gramEnd"/>
+          </w:p>
+          <w:p>
+            <w:pPr>
+              <w:cnfStyle w:val="000000100000" w:firstRow="0" w:lastRow="0" w:firstColumn="0" w:lastColumn="0" w:oddVBand="0" w:evenVBand="0" w:oddHBand="1" w:evenHBand="0" w:firstRowFirstColumn="0" w:firstRowLastColumn="0" w:lastRowFirstColumn="0" w:lastRowLastColumn="0"/>
+              <w:rPr>
+                <w:lang w:val="en-US"/>
+              </w:rPr>
+            </w:pPr>
+            <w:r>
+              <w:rPr>
+                <w:lang w:val="en-US"/>
+              </w:rPr>
+              <w:t xml:space="preserve">    }</w:t>
+            </w:r>
+          </w:p>
+          <w:p>
+            <w:pPr>
+              <w:cnfStyle w:val="000000100000" w:firstRow="0" w:lastRow="0" w:firstColumn="0" w:lastColumn="0" w:oddVBand="0" w:evenVBand="0" w:oddHBand="1" w:evenHBand="0" w:firstRowFirstColumn="0" w:firstRowLastColumn="0" w:lastRowFirstColumn="0" w:lastRowLastColumn="0"/>
+              <w:rPr>
+                <w:lang w:val="en-US"/>
+              </w:rPr>
+            </w:pPr>
+            <w:r>
+              <w:rPr>
+                <w:lang w:val="en-US"/>
+              </w:rPr>
+              <w:t>};</w:t>
+            </w:r>
+          </w:p>
+          <w:p>
+            <w:pPr>
+              <w:cnfStyle w:val="000000100000" w:firstRow="0" w:lastRow="0" w:firstColumn="0" w:lastColumn="0" w:oddVBand="0" w:evenVBand="0" w:oddHBand="1" w:evenHBand="0" w:firstRowFirstColumn="0" w:firstRowLastColumn="0" w:lastRowFirstColumn="0" w:lastRowLastColumn="0"/>
+              <w:rPr>
+                <w:lang w:val="en-US"/>
+              </w:rPr>
+            </w:pPr>
+            <w:r>
+              <w:rPr>
+                <w:lang w:val="en-US"/>
+              </w:rPr>
               <w:t>main {</w:t>
             </w:r>
           </w:p>
@@ -5376,6 +4460,42 @@
             <w:pPr>
               <w:cnfStyle w:val="000000100000" w:firstRow="0" w:lastRow="0" w:firstColumn="0" w:lastColumn="0" w:oddVBand="0" w:evenVBand="0" w:oddHBand="1" w:evenHBand="0" w:firstRowFirstColumn="0" w:firstRowLastColumn="0" w:lastRowFirstColumn="0" w:lastRowLastColumn="0"/>
               <w:rPr>
+                <w:lang w:val="en-US"/>
+              </w:rPr>
+            </w:pPr>
+            <w:r>
+              <w:rPr>
+                <w:lang w:val="en-US"/>
+              </w:rPr>
+              <w:t xml:space="preserve">    n = </w:t>
+            </w:r>
+            <w:proofErr w:type="gramStart"/>
+            <w:r>
+              <w:rPr>
+                <w:lang w:val="en-US"/>
+              </w:rPr>
+              <w:t>20;</w:t>
+            </w:r>
+            <w:proofErr w:type="gramEnd"/>
+          </w:p>
+          <w:p>
+            <w:pPr>
+              <w:cnfStyle w:val="000000100000" w:firstRow="0" w:lastRow="0" w:firstColumn="0" w:lastColumn="0" w:oddVBand="0" w:evenVBand="0" w:oddHBand="1" w:evenHBand="0" w:firstRowFirstColumn="0" w:firstRowLastColumn="0" w:lastRowFirstColumn="0" w:lastRowLastColumn="0"/>
+              <w:rPr>
+                <w:lang w:val="es-MX"/>
+              </w:rPr>
+            </w:pPr>
+            <w:r>
+              <w:rPr>
+                <w:lang w:val="es-MX"/>
+              </w:rPr>
+              <w:t xml:space="preserve">    fibonacci(n,0,1,1);</w:t>
+            </w:r>
+          </w:p>
+          <w:p>
+            <w:pPr>
+              <w:cnfStyle w:val="000000100000" w:firstRow="0" w:lastRow="0" w:firstColumn="0" w:lastColumn="0" w:oddVBand="0" w:evenVBand="0" w:oddHBand="1" w:evenHBand="0" w:firstRowFirstColumn="0" w:firstRowLastColumn="0" w:lastRowFirstColumn="0" w:lastRowLastColumn="0"/>
+              <w:rPr>
                 <w:lang w:val="es-MX"/>
               </w:rPr>
             </w:pPr>
@@ -5398,52 +4518,36 @@
                 <w:lang w:val="es-MX"/>
               </w:rPr>
               <w:t>end</w:t>
-            </w:r>
-          </w:p>
-        </w:tc>
-        <w:tc>
-          <w:tcPr>
-            <w:tcW w:w="2338" w:type="dxa"/>
-          </w:tcPr>
-          <w:p>
-            <w:pPr>
-              <w:cnfStyle w:val="000000100000" w:firstRow="0" w:lastRow="0" w:firstColumn="0" w:lastColumn="0" w:oddVBand="0" w:evenVBand="0" w:oddHBand="1" w:evenHBand="0" w:firstRowFirstColumn="0" w:firstRowLastColumn="0" w:lastRowFirstColumn="0" w:lastRowLastColumn="0"/>
-              <w:rPr>
-                <w:lang w:val="es-MX"/>
-              </w:rPr>
-            </w:pPr>
-            <w:r>
-              <w:rPr>
-                <w:lang w:val="es-MX"/>
-              </w:rPr>
-              <w:t>Aceptado</w:t>
             </w:r>
           </w:p>
         </w:tc>
       </w:tr>
       <w:tr>
+        <w:trPr>
+          <w:trHeight w:val="20"/>
+        </w:trPr>
         <w:tc>
           <w:tcPr>
             <w:cnfStyle w:val="001000000000" w:firstRow="0" w:lastRow="0" w:firstColumn="1" w:lastColumn="0" w:oddVBand="0" w:evenVBand="0" w:oddHBand="0" w:evenHBand="0" w:firstRowFirstColumn="0" w:firstRowLastColumn="0" w:lastRowFirstColumn="0" w:lastRowLastColumn="0"/>
-            <w:tcW w:w="2337" w:type="dxa"/>
-          </w:tcPr>
-          <w:p>
-            <w:pPr>
-              <w:rPr>
-                <w:lang w:val="es-MX"/>
-              </w:rPr>
-            </w:pPr>
-            <w:r>
-              <w:rPr>
-                <w:lang w:val="es-MX"/>
-              </w:rPr>
-              <w:t>TC2</w:t>
-            </w:r>
-          </w:p>
-        </w:tc>
-        <w:tc>
-          <w:tcPr>
-            <w:tcW w:w="2337" w:type="dxa"/>
+            <w:tcW w:w="1290" w:type="pct"/>
+          </w:tcPr>
+          <w:p>
+            <w:pPr>
+              <w:rPr>
+                <w:lang w:val="es-MX"/>
+              </w:rPr>
+            </w:pPr>
+            <w:r>
+              <w:rPr>
+                <w:lang w:val="es-MX"/>
+              </w:rPr>
+              <w:t>Fibonacci Iterativo</w:t>
+            </w:r>
+          </w:p>
+        </w:tc>
+        <w:tc>
+          <w:tcPr>
+            <w:tcW w:w="1577" w:type="pct"/>
           </w:tcPr>
           <w:p>
             <w:pPr>
@@ -5456,13 +4560,13 @@
               <w:rPr>
                 <w:lang w:val="es-MX"/>
               </w:rPr>
-              <w:t>Declaración de variables múltiples</w:t>
-            </w:r>
-          </w:p>
-        </w:tc>
-        <w:tc>
-          <w:tcPr>
-            <w:tcW w:w="2338" w:type="dxa"/>
+              <w:t>Con este caso se ponen a prueba el bucle while, el intercambio de variables para generar la sucesión, las expresiones aritméticas y la llamada repetida a print.</w:t>
+            </w:r>
+          </w:p>
+        </w:tc>
+        <w:tc>
+          <w:tcPr>
+            <w:tcW w:w="2133" w:type="pct"/>
           </w:tcPr>
           <w:p>
             <w:pPr>
@@ -5483,7 +4587,7 @@
               <w:rPr>
                 <w:lang w:val="en-US"/>
               </w:rPr>
-              <w:t>varTest</w:t>
+              <w:t>fibonacciIterativo</w:t>
             </w:r>
             <w:proofErr w:type="spellEnd"/>
             <w:r>
@@ -5505,14 +4609,28 @@
               <w:rPr>
                 <w:lang w:val="en-US"/>
               </w:rPr>
-              <w:t xml:space="preserve">var int x, y, </w:t>
+              <w:t xml:space="preserve">var int a, b, n, </w:t>
+            </w:r>
+            <w:proofErr w:type="spellStart"/>
+            <w:r>
+              <w:rPr>
+                <w:lang w:val="en-US"/>
+              </w:rPr>
+              <w:t>i</w:t>
+            </w:r>
+            <w:proofErr w:type="spellEnd"/>
+            <w:r>
+              <w:rPr>
+                <w:lang w:val="en-US"/>
+              </w:rPr>
+              <w:t xml:space="preserve">, </w:t>
             </w:r>
             <w:proofErr w:type="gramStart"/>
             <w:r>
               <w:rPr>
                 <w:lang w:val="en-US"/>
               </w:rPr>
-              <w:t>z;</w:t>
+              <w:t>x;</w:t>
             </w:r>
             <w:proofErr w:type="gramEnd"/>
           </w:p>
@@ -5534,7 +4652,73 @@
             <w:pPr>
               <w:cnfStyle w:val="000000000000" w:firstRow="0" w:lastRow="0" w:firstColumn="0" w:lastColumn="0" w:oddVBand="0" w:evenVBand="0" w:oddHBand="0" w:evenHBand="0" w:firstRowFirstColumn="0" w:firstRowLastColumn="0" w:lastRowFirstColumn="0" w:lastRowLastColumn="0"/>
               <w:rPr>
-                <w:lang w:val="es-MX"/>
+                <w:lang w:val="en-US"/>
+              </w:rPr>
+            </w:pPr>
+            <w:r>
+              <w:rPr>
+                <w:lang w:val="en-US"/>
+              </w:rPr>
+              <w:t xml:space="preserve">    n = </w:t>
+            </w:r>
+            <w:proofErr w:type="gramStart"/>
+            <w:r>
+              <w:rPr>
+                <w:lang w:val="en-US"/>
+              </w:rPr>
+              <w:t>10;</w:t>
+            </w:r>
+            <w:proofErr w:type="gramEnd"/>
+          </w:p>
+          <w:p>
+            <w:pPr>
+              <w:cnfStyle w:val="000000000000" w:firstRow="0" w:lastRow="0" w:firstColumn="0" w:lastColumn="0" w:oddVBand="0" w:evenVBand="0" w:oddHBand="0" w:evenHBand="0" w:firstRowFirstColumn="0" w:firstRowLastColumn="0" w:lastRowFirstColumn="0" w:lastRowLastColumn="0"/>
+              <w:rPr>
+                <w:lang w:val="en-US"/>
+              </w:rPr>
+            </w:pPr>
+            <w:r>
+              <w:rPr>
+                <w:lang w:val="en-US"/>
+              </w:rPr>
+              <w:t xml:space="preserve">    a = </w:t>
+            </w:r>
+            <w:proofErr w:type="gramStart"/>
+            <w:r>
+              <w:rPr>
+                <w:lang w:val="en-US"/>
+              </w:rPr>
+              <w:t>0;</w:t>
+            </w:r>
+            <w:proofErr w:type="gramEnd"/>
+          </w:p>
+          <w:p>
+            <w:pPr>
+              <w:cnfStyle w:val="000000000000" w:firstRow="0" w:lastRow="0" w:firstColumn="0" w:lastColumn="0" w:oddVBand="0" w:evenVBand="0" w:oddHBand="0" w:evenHBand="0" w:firstRowFirstColumn="0" w:firstRowLastColumn="0" w:lastRowFirstColumn="0" w:lastRowLastColumn="0"/>
+              <w:rPr>
+                <w:lang w:val="en-US"/>
+              </w:rPr>
+            </w:pPr>
+            <w:r>
+              <w:rPr>
+                <w:lang w:val="en-US"/>
+              </w:rPr>
+              <w:t xml:space="preserve">    b = </w:t>
+            </w:r>
+            <w:proofErr w:type="gramStart"/>
+            <w:r>
+              <w:rPr>
+                <w:lang w:val="en-US"/>
+              </w:rPr>
+              <w:t>1;</w:t>
+            </w:r>
+            <w:proofErr w:type="gramEnd"/>
+          </w:p>
+          <w:p>
+            <w:pPr>
+              <w:cnfStyle w:val="000000000000" w:firstRow="0" w:lastRow="0" w:firstColumn="0" w:lastColumn="0" w:oddVBand="0" w:evenVBand="0" w:oddHBand="0" w:evenHBand="0" w:firstRowFirstColumn="0" w:firstRowLastColumn="0" w:lastRowFirstColumn="0" w:lastRowLastColumn="0"/>
+              <w:rPr>
+                <w:lang w:val="en-US"/>
               </w:rPr>
             </w:pPr>
             <w:r>
@@ -5543,65 +4727,219 @@
               </w:rPr>
               <w:t xml:space="preserve">    </w:t>
             </w:r>
-            <w:r>
-              <w:rPr>
-                <w:lang w:val="es-MX"/>
-              </w:rPr>
-              <w:t>x = 1;</w:t>
-            </w:r>
+            <w:proofErr w:type="spellStart"/>
+            <w:r>
+              <w:rPr>
+                <w:lang w:val="en-US"/>
+              </w:rPr>
+              <w:t>i</w:t>
+            </w:r>
+            <w:proofErr w:type="spellEnd"/>
+            <w:r>
+              <w:rPr>
+                <w:lang w:val="en-US"/>
+              </w:rPr>
+              <w:t xml:space="preserve"> = </w:t>
+            </w:r>
+            <w:proofErr w:type="gramStart"/>
+            <w:r>
+              <w:rPr>
+                <w:lang w:val="en-US"/>
+              </w:rPr>
+              <w:t>0;</w:t>
+            </w:r>
+            <w:proofErr w:type="gramEnd"/>
           </w:p>
           <w:p>
             <w:pPr>
               <w:cnfStyle w:val="000000000000" w:firstRow="0" w:lastRow="0" w:firstColumn="0" w:lastColumn="0" w:oddVBand="0" w:evenVBand="0" w:oddHBand="0" w:evenHBand="0" w:firstRowFirstColumn="0" w:firstRowLastColumn="0" w:lastRowFirstColumn="0" w:lastRowLastColumn="0"/>
               <w:rPr>
-                <w:lang w:val="es-MX"/>
-              </w:rPr>
-            </w:pPr>
-            <w:r>
-              <w:rPr>
-                <w:lang w:val="es-MX"/>
-              </w:rPr>
-              <w:t xml:space="preserve">    y = 2;</w:t>
+                <w:lang w:val="en-US"/>
+              </w:rPr>
+            </w:pPr>
+            <w:r>
+              <w:rPr>
+                <w:lang w:val="en-US"/>
+              </w:rPr>
+              <w:t xml:space="preserve">    while (</w:t>
+            </w:r>
+            <w:proofErr w:type="spellStart"/>
+            <w:r>
+              <w:rPr>
+                <w:lang w:val="en-US"/>
+              </w:rPr>
+              <w:t>i</w:t>
+            </w:r>
+            <w:proofErr w:type="spellEnd"/>
+            <w:r>
+              <w:rPr>
+                <w:lang w:val="en-US"/>
+              </w:rPr>
+              <w:t xml:space="preserve"> &lt; n) do {</w:t>
             </w:r>
           </w:p>
           <w:p>
             <w:pPr>
               <w:cnfStyle w:val="000000000000" w:firstRow="0" w:lastRow="0" w:firstColumn="0" w:lastColumn="0" w:oddVBand="0" w:evenVBand="0" w:oddHBand="0" w:evenHBand="0" w:firstRowFirstColumn="0" w:firstRowLastColumn="0" w:lastRowFirstColumn="0" w:lastRowLastColumn="0"/>
               <w:rPr>
-                <w:lang w:val="es-MX"/>
-              </w:rPr>
-            </w:pPr>
-            <w:r>
-              <w:rPr>
-                <w:lang w:val="es-MX"/>
-              </w:rPr>
-              <w:t xml:space="preserve">    z = x + y;</w:t>
-            </w:r>
+                <w:lang w:val="en-US"/>
+              </w:rPr>
+            </w:pPr>
+            <w:r>
+              <w:rPr>
+                <w:lang w:val="en-US"/>
+              </w:rPr>
+              <w:t xml:space="preserve">        print(a</w:t>
+            </w:r>
+            <w:proofErr w:type="gramStart"/>
+            <w:r>
+              <w:rPr>
+                <w:lang w:val="en-US"/>
+              </w:rPr>
+              <w:t>);</w:t>
+            </w:r>
+            <w:proofErr w:type="gramEnd"/>
           </w:p>
           <w:p>
             <w:pPr>
               <w:cnfStyle w:val="000000000000" w:firstRow="0" w:lastRow="0" w:firstColumn="0" w:lastColumn="0" w:oddVBand="0" w:evenVBand="0" w:oddHBand="0" w:evenHBand="0" w:firstRowFirstColumn="0" w:firstRowLastColumn="0" w:lastRowFirstColumn="0" w:lastRowLastColumn="0"/>
               <w:rPr>
-                <w:lang w:val="es-MX"/>
-              </w:rPr>
-            </w:pPr>
-            <w:r>
-              <w:rPr>
-                <w:lang w:val="es-MX"/>
-              </w:rPr>
-              <w:t xml:space="preserve">    print(z);</w:t>
-            </w:r>
+                <w:lang w:val="en-US"/>
+              </w:rPr>
+            </w:pPr>
+            <w:r>
+              <w:rPr>
+                <w:lang w:val="en-US"/>
+              </w:rPr>
+              <w:t xml:space="preserve">        x = </w:t>
+            </w:r>
+            <w:proofErr w:type="gramStart"/>
+            <w:r>
+              <w:rPr>
+                <w:lang w:val="en-US"/>
+              </w:rPr>
+              <w:t>a;</w:t>
+            </w:r>
+            <w:proofErr w:type="gramEnd"/>
           </w:p>
           <w:p>
             <w:pPr>
               <w:cnfStyle w:val="000000000000" w:firstRow="0" w:lastRow="0" w:firstColumn="0" w:lastColumn="0" w:oddVBand="0" w:evenVBand="0" w:oddHBand="0" w:evenHBand="0" w:firstRowFirstColumn="0" w:firstRowLastColumn="0" w:lastRowFirstColumn="0" w:lastRowLastColumn="0"/>
               <w:rPr>
-                <w:lang w:val="es-MX"/>
-              </w:rPr>
-            </w:pPr>
-            <w:r>
-              <w:rPr>
-                <w:lang w:val="es-MX"/>
+                <w:lang w:val="en-US"/>
+              </w:rPr>
+            </w:pPr>
+            <w:r>
+              <w:rPr>
+                <w:lang w:val="en-US"/>
+              </w:rPr>
+              <w:t xml:space="preserve">        a = </w:t>
+            </w:r>
+            <w:proofErr w:type="gramStart"/>
+            <w:r>
+              <w:rPr>
+                <w:lang w:val="en-US"/>
+              </w:rPr>
+              <w:t>b;</w:t>
+            </w:r>
+            <w:proofErr w:type="gramEnd"/>
+          </w:p>
+          <w:p>
+            <w:pPr>
+              <w:cnfStyle w:val="000000000000" w:firstRow="0" w:lastRow="0" w:firstColumn="0" w:lastColumn="0" w:oddVBand="0" w:evenVBand="0" w:oddHBand="0" w:evenHBand="0" w:firstRowFirstColumn="0" w:firstRowLastColumn="0" w:lastRowFirstColumn="0" w:lastRowLastColumn="0"/>
+              <w:rPr>
+                <w:lang w:val="en-US"/>
+              </w:rPr>
+            </w:pPr>
+            <w:r>
+              <w:rPr>
+                <w:lang w:val="en-US"/>
+              </w:rPr>
+              <w:t xml:space="preserve">        b = x + </w:t>
+            </w:r>
+            <w:proofErr w:type="gramStart"/>
+            <w:r>
+              <w:rPr>
+                <w:lang w:val="en-US"/>
+              </w:rPr>
+              <w:t>a;</w:t>
+            </w:r>
+            <w:proofErr w:type="gramEnd"/>
+          </w:p>
+          <w:p>
+            <w:pPr>
+              <w:cnfStyle w:val="000000000000" w:firstRow="0" w:lastRow="0" w:firstColumn="0" w:lastColumn="0" w:oddVBand="0" w:evenVBand="0" w:oddHBand="0" w:evenHBand="0" w:firstRowFirstColumn="0" w:firstRowLastColumn="0" w:lastRowFirstColumn="0" w:lastRowLastColumn="0"/>
+              <w:rPr>
+                <w:lang w:val="en-US"/>
+              </w:rPr>
+            </w:pPr>
+            <w:r>
+              <w:rPr>
+                <w:lang w:val="en-US"/>
+              </w:rPr>
+              <w:t xml:space="preserve">        </w:t>
+            </w:r>
+            <w:proofErr w:type="spellStart"/>
+            <w:r>
+              <w:rPr>
+                <w:lang w:val="en-US"/>
+              </w:rPr>
+              <w:t>i</w:t>
+            </w:r>
+            <w:proofErr w:type="spellEnd"/>
+            <w:r>
+              <w:rPr>
+                <w:lang w:val="en-US"/>
+              </w:rPr>
+              <w:t xml:space="preserve"> = </w:t>
+            </w:r>
+            <w:proofErr w:type="spellStart"/>
+            <w:r>
+              <w:rPr>
+                <w:lang w:val="en-US"/>
+              </w:rPr>
+              <w:t>i</w:t>
+            </w:r>
+            <w:proofErr w:type="spellEnd"/>
+            <w:r>
+              <w:rPr>
+                <w:lang w:val="en-US"/>
+              </w:rPr>
+              <w:t xml:space="preserve"> + </w:t>
+            </w:r>
+            <w:proofErr w:type="gramStart"/>
+            <w:r>
+              <w:rPr>
+                <w:lang w:val="en-US"/>
+              </w:rPr>
+              <w:t>1;</w:t>
+            </w:r>
+            <w:proofErr w:type="gramEnd"/>
+          </w:p>
+          <w:p>
+            <w:pPr>
+              <w:cnfStyle w:val="000000000000" w:firstRow="0" w:lastRow="0" w:firstColumn="0" w:lastColumn="0" w:oddVBand="0" w:evenVBand="0" w:oddHBand="0" w:evenHBand="0" w:firstRowFirstColumn="0" w:firstRowLastColumn="0" w:lastRowFirstColumn="0" w:lastRowLastColumn="0"/>
+              <w:rPr>
+                <w:lang w:val="en-US"/>
+              </w:rPr>
+            </w:pPr>
+            <w:r>
+              <w:rPr>
+                <w:lang w:val="en-US"/>
+              </w:rPr>
+              <w:t xml:space="preserve">    }</w:t>
+            </w:r>
+          </w:p>
+          <w:p>
+            <w:pPr>
+              <w:cnfStyle w:val="000000000000" w:firstRow="0" w:lastRow="0" w:firstColumn="0" w:lastColumn="0" w:oddVBand="0" w:evenVBand="0" w:oddHBand="0" w:evenHBand="0" w:firstRowFirstColumn="0" w:firstRowLastColumn="0" w:lastRowFirstColumn="0" w:lastRowLastColumn="0"/>
+              <w:rPr>
+                <w:lang w:val="en-US"/>
+              </w:rPr>
+            </w:pPr>
+            <w:r>
+              <w:rPr>
+                <w:lang w:val="en-US"/>
               </w:rPr>
               <w:t>}</w:t>
             </w:r>
@@ -5615,28 +4953,9 @@
             </w:pPr>
             <w:r>
               <w:rPr>
-                <w:lang w:val="es-MX"/>
+                <w:lang w:val="en-US"/>
               </w:rPr>
               <w:t>end</w:t>
-            </w:r>
-          </w:p>
-        </w:tc>
-        <w:tc>
-          <w:tcPr>
-            <w:tcW w:w="2338" w:type="dxa"/>
-          </w:tcPr>
-          <w:p>
-            <w:pPr>
-              <w:cnfStyle w:val="000000000000" w:firstRow="0" w:lastRow="0" w:firstColumn="0" w:lastColumn="0" w:oddVBand="0" w:evenVBand="0" w:oddHBand="0" w:evenHBand="0" w:firstRowFirstColumn="0" w:firstRowLastColumn="0" w:lastRowFirstColumn="0" w:lastRowLastColumn="0"/>
-              <w:rPr>
-                <w:lang w:val="es-MX"/>
-              </w:rPr>
-            </w:pPr>
-            <w:r>
-              <w:rPr>
-                <w:lang w:val="es-MX"/>
-              </w:rPr>
-              <w:t>Aceptado</w:t>
             </w:r>
           </w:p>
         </w:tc>
@@ -5644,29 +4963,30 @@
       <w:tr>
         <w:trPr>
           <w:cnfStyle w:val="000000100000" w:firstRow="0" w:lastRow="0" w:firstColumn="0" w:lastColumn="0" w:oddVBand="0" w:evenVBand="0" w:oddHBand="1" w:evenHBand="0" w:firstRowFirstColumn="0" w:firstRowLastColumn="0" w:lastRowFirstColumn="0" w:lastRowLastColumn="0"/>
+          <w:trHeight w:val="20"/>
         </w:trPr>
         <w:tc>
           <w:tcPr>
             <w:cnfStyle w:val="001000000000" w:firstRow="0" w:lastRow="0" w:firstColumn="1" w:lastColumn="0" w:oddVBand="0" w:evenVBand="0" w:oddHBand="0" w:evenHBand="0" w:firstRowFirstColumn="0" w:firstRowLastColumn="0" w:lastRowFirstColumn="0" w:lastRowLastColumn="0"/>
-            <w:tcW w:w="2337" w:type="dxa"/>
-          </w:tcPr>
-          <w:p>
-            <w:pPr>
-              <w:rPr>
-                <w:lang w:val="es-MX"/>
-              </w:rPr>
-            </w:pPr>
-            <w:r>
-              <w:rPr>
-                <w:lang w:val="es-MX"/>
-              </w:rPr>
-              <w:t>TC3</w:t>
-            </w:r>
-          </w:p>
-        </w:tc>
-        <w:tc>
-          <w:tcPr>
-            <w:tcW w:w="2337" w:type="dxa"/>
+            <w:tcW w:w="1290" w:type="pct"/>
+          </w:tcPr>
+          <w:p>
+            <w:pPr>
+              <w:rPr>
+                <w:lang w:val="es-MX"/>
+              </w:rPr>
+            </w:pPr>
+            <w:r>
+              <w:rPr>
+                <w:lang w:val="es-MX"/>
+              </w:rPr>
+              <w:t>Factorial Recursivo</w:t>
+            </w:r>
+          </w:p>
+        </w:tc>
+        <w:tc>
+          <w:tcPr>
+            <w:tcW w:w="1577" w:type="pct"/>
           </w:tcPr>
           <w:p>
             <w:pPr>
@@ -5679,13 +4999,13 @@
               <w:rPr>
                 <w:lang w:val="es-MX"/>
               </w:rPr>
-              <w:t>Función sin parámetros</w:t>
-            </w:r>
-          </w:p>
-        </w:tc>
-        <w:tc>
-          <w:tcPr>
-            <w:tcW w:w="2338" w:type="dxa"/>
+              <w:t>Este caso demuestra la llamada recursiva, el paso de parámetros (incluyendo el acumulador), el uso de la construcción if-else y la impresión del resultado al final.</w:t>
+            </w:r>
+          </w:p>
+        </w:tc>
+        <w:tc>
+          <w:tcPr>
+            <w:tcW w:w="2133" w:type="pct"/>
           </w:tcPr>
           <w:p>
             <w:pPr>
@@ -5706,7 +5026,7 @@
               <w:rPr>
                 <w:lang w:val="en-US"/>
               </w:rPr>
-              <w:t>funcSinParams</w:t>
+              <w:t>factRecur</w:t>
             </w:r>
             <w:proofErr w:type="spellEnd"/>
             <w:r>
@@ -5728,7 +5048,29 @@
               <w:rPr>
                 <w:lang w:val="en-US"/>
               </w:rPr>
-              <w:t xml:space="preserve">int </w:t>
+              <w:t xml:space="preserve">var int </w:t>
+            </w:r>
+            <w:proofErr w:type="gramStart"/>
+            <w:r>
+              <w:rPr>
+                <w:lang w:val="en-US"/>
+              </w:rPr>
+              <w:t>n;</w:t>
+            </w:r>
+            <w:proofErr w:type="gramEnd"/>
+          </w:p>
+          <w:p>
+            <w:pPr>
+              <w:cnfStyle w:val="000000100000" w:firstRow="0" w:lastRow="0" w:firstColumn="0" w:lastColumn="0" w:oddVBand="0" w:evenVBand="0" w:oddHBand="1" w:evenHBand="0" w:firstRowFirstColumn="0" w:firstRowLastColumn="0" w:lastRowFirstColumn="0" w:lastRowLastColumn="0"/>
+              <w:rPr>
+                <w:lang w:val="en-US"/>
+              </w:rPr>
+            </w:pPr>
+            <w:r>
+              <w:rPr>
+                <w:lang w:val="en-US"/>
+              </w:rPr>
+              <w:t xml:space="preserve">void </w:t>
             </w:r>
             <w:proofErr w:type="spellStart"/>
             <w:proofErr w:type="gramStart"/>
@@ -5736,50 +5078,58 @@
               <w:rPr>
                 <w:lang w:val="en-US"/>
               </w:rPr>
-              <w:t>suma</w:t>
+              <w:t>patito</w:t>
             </w:r>
             <w:proofErr w:type="spellEnd"/>
             <w:r>
               <w:rPr>
                 <w:lang w:val="en-US"/>
               </w:rPr>
-              <w:t>() :</w:t>
+              <w:t>(</w:t>
             </w:r>
             <w:proofErr w:type="gramEnd"/>
             <w:r>
               <w:rPr>
                 <w:lang w:val="en-US"/>
               </w:rPr>
-              <w:t xml:space="preserve"> var int a; </w:t>
+              <w:t>int x</w:t>
             </w:r>
             <w:proofErr w:type="gramStart"/>
             <w:r>
               <w:rPr>
                 <w:lang w:val="en-US"/>
               </w:rPr>
-              <w:t>{ a</w:t>
+              <w:t>) :</w:t>
             </w:r>
             <w:proofErr w:type="gramEnd"/>
             <w:r>
               <w:rPr>
                 <w:lang w:val="en-US"/>
               </w:rPr>
-              <w:t xml:space="preserve"> = 1; print(a)</w:t>
+              <w:t xml:space="preserve"> {</w:t>
+            </w:r>
+          </w:p>
+          <w:p>
+            <w:pPr>
+              <w:cnfStyle w:val="000000100000" w:firstRow="0" w:lastRow="0" w:firstColumn="0" w:lastColumn="0" w:oddVBand="0" w:evenVBand="0" w:oddHBand="1" w:evenHBand="0" w:firstRowFirstColumn="0" w:firstRowLastColumn="0" w:lastRowFirstColumn="0" w:lastRowLastColumn="0"/>
+              <w:rPr>
+                <w:lang w:val="en-US"/>
+              </w:rPr>
+            </w:pPr>
+            <w:r>
+              <w:rPr>
+                <w:lang w:val="en-US"/>
+              </w:rPr>
+              <w:t xml:space="preserve">    print(x</w:t>
             </w:r>
             <w:proofErr w:type="gramStart"/>
             <w:r>
               <w:rPr>
                 <w:lang w:val="en-US"/>
               </w:rPr>
-              <w:t>; }</w:t>
+              <w:t>);</w:t>
             </w:r>
             <w:proofErr w:type="gramEnd"/>
-            <w:r>
-              <w:rPr>
-                <w:lang w:val="en-US"/>
-              </w:rPr>
-              <w:t xml:space="preserve"> ;</w:t>
-            </w:r>
           </w:p>
           <w:p>
             <w:pPr>
@@ -5792,6 +5142,191 @@
               <w:rPr>
                 <w:lang w:val="en-US"/>
               </w:rPr>
+              <w:t>}</w:t>
+            </w:r>
+          </w:p>
+          <w:p>
+            <w:pPr>
+              <w:cnfStyle w:val="000000100000" w:firstRow="0" w:lastRow="0" w:firstColumn="0" w:lastColumn="0" w:oddVBand="0" w:evenVBand="0" w:oddHBand="1" w:evenHBand="0" w:firstRowFirstColumn="0" w:firstRowLastColumn="0" w:lastRowFirstColumn="0" w:lastRowLastColumn="0"/>
+              <w:rPr>
+                <w:lang w:val="en-US"/>
+              </w:rPr>
+            </w:pPr>
+            <w:r>
+              <w:rPr>
+                <w:lang w:val="en-US"/>
+              </w:rPr>
+              <w:t xml:space="preserve">void </w:t>
+            </w:r>
+            <w:proofErr w:type="gramStart"/>
+            <w:r>
+              <w:rPr>
+                <w:lang w:val="en-US"/>
+              </w:rPr>
+              <w:t>factorial(</w:t>
+            </w:r>
+            <w:proofErr w:type="gramEnd"/>
+            <w:r>
+              <w:rPr>
+                <w:lang w:val="en-US"/>
+              </w:rPr>
+              <w:t>int n, int r</w:t>
+            </w:r>
+            <w:proofErr w:type="gramStart"/>
+            <w:r>
+              <w:rPr>
+                <w:lang w:val="en-US"/>
+              </w:rPr>
+              <w:t>) :</w:t>
+            </w:r>
+            <w:proofErr w:type="gramEnd"/>
+            <w:r>
+              <w:rPr>
+                <w:lang w:val="en-US"/>
+              </w:rPr>
+              <w:t xml:space="preserve"> {</w:t>
+            </w:r>
+          </w:p>
+          <w:p>
+            <w:pPr>
+              <w:cnfStyle w:val="000000100000" w:firstRow="0" w:lastRow="0" w:firstColumn="0" w:lastColumn="0" w:oddVBand="0" w:evenVBand="0" w:oddHBand="1" w:evenHBand="0" w:firstRowFirstColumn="0" w:firstRowLastColumn="0" w:lastRowFirstColumn="0" w:lastRowLastColumn="0"/>
+              <w:rPr>
+                <w:lang w:val="en-US"/>
+              </w:rPr>
+            </w:pPr>
+            <w:r>
+              <w:rPr>
+                <w:lang w:val="en-US"/>
+              </w:rPr>
+              <w:t xml:space="preserve">    if (n &gt; 1) {</w:t>
+            </w:r>
+          </w:p>
+          <w:p>
+            <w:pPr>
+              <w:cnfStyle w:val="000000100000" w:firstRow="0" w:lastRow="0" w:firstColumn="0" w:lastColumn="0" w:oddVBand="0" w:evenVBand="0" w:oddHBand="1" w:evenHBand="0" w:firstRowFirstColumn="0" w:firstRowLastColumn="0" w:lastRowFirstColumn="0" w:lastRowLastColumn="0"/>
+              <w:rPr>
+                <w:lang w:val="en-US"/>
+              </w:rPr>
+            </w:pPr>
+            <w:r>
+              <w:rPr>
+                <w:lang w:val="en-US"/>
+              </w:rPr>
+              <w:t xml:space="preserve">        </w:t>
+            </w:r>
+            <w:proofErr w:type="gramStart"/>
+            <w:r>
+              <w:rPr>
+                <w:lang w:val="en-US"/>
+              </w:rPr>
+              <w:t>factorial(</w:t>
+            </w:r>
+            <w:proofErr w:type="gramEnd"/>
+            <w:r>
+              <w:rPr>
+                <w:lang w:val="en-US"/>
+              </w:rPr>
+              <w:t>n-1, r * n</w:t>
+            </w:r>
+            <w:proofErr w:type="gramStart"/>
+            <w:r>
+              <w:rPr>
+                <w:lang w:val="en-US"/>
+              </w:rPr>
+              <w:t>);</w:t>
+            </w:r>
+            <w:proofErr w:type="gramEnd"/>
+          </w:p>
+          <w:p>
+            <w:pPr>
+              <w:cnfStyle w:val="000000100000" w:firstRow="0" w:lastRow="0" w:firstColumn="0" w:lastColumn="0" w:oddVBand="0" w:evenVBand="0" w:oddHBand="1" w:evenHBand="0" w:firstRowFirstColumn="0" w:firstRowLastColumn="0" w:lastRowFirstColumn="0" w:lastRowLastColumn="0"/>
+              <w:rPr>
+                <w:lang w:val="en-US"/>
+              </w:rPr>
+            </w:pPr>
+            <w:r>
+              <w:rPr>
+                <w:lang w:val="en-US"/>
+              </w:rPr>
+              <w:t xml:space="preserve">    } else {</w:t>
+            </w:r>
+          </w:p>
+          <w:p>
+            <w:pPr>
+              <w:cnfStyle w:val="000000100000" w:firstRow="0" w:lastRow="0" w:firstColumn="0" w:lastColumn="0" w:oddVBand="0" w:evenVBand="0" w:oddHBand="1" w:evenHBand="0" w:firstRowFirstColumn="0" w:firstRowLastColumn="0" w:lastRowFirstColumn="0" w:lastRowLastColumn="0"/>
+              <w:rPr>
+                <w:lang w:val="en-US"/>
+              </w:rPr>
+            </w:pPr>
+            <w:r>
+              <w:rPr>
+                <w:lang w:val="en-US"/>
+              </w:rPr>
+              <w:t xml:space="preserve">        </w:t>
+            </w:r>
+            <w:proofErr w:type="spellStart"/>
+            <w:r>
+              <w:rPr>
+                <w:lang w:val="en-US"/>
+              </w:rPr>
+              <w:t>patito</w:t>
+            </w:r>
+            <w:proofErr w:type="spellEnd"/>
+            <w:r>
+              <w:rPr>
+                <w:lang w:val="en-US"/>
+              </w:rPr>
+              <w:t>(r</w:t>
+            </w:r>
+            <w:proofErr w:type="gramStart"/>
+            <w:r>
+              <w:rPr>
+                <w:lang w:val="en-US"/>
+              </w:rPr>
+              <w:t>);</w:t>
+            </w:r>
+            <w:proofErr w:type="gramEnd"/>
+          </w:p>
+          <w:p>
+            <w:pPr>
+              <w:cnfStyle w:val="000000100000" w:firstRow="0" w:lastRow="0" w:firstColumn="0" w:lastColumn="0" w:oddVBand="0" w:evenVBand="0" w:oddHBand="1" w:evenHBand="0" w:firstRowFirstColumn="0" w:firstRowLastColumn="0" w:lastRowFirstColumn="0" w:lastRowLastColumn="0"/>
+              <w:rPr>
+                <w:lang w:val="en-US"/>
+              </w:rPr>
+            </w:pPr>
+            <w:r>
+              <w:rPr>
+                <w:lang w:val="en-US"/>
+              </w:rPr>
+              <w:lastRenderedPageBreak/>
+              <w:t xml:space="preserve">    }</w:t>
+            </w:r>
+          </w:p>
+          <w:p>
+            <w:pPr>
+              <w:cnfStyle w:val="000000100000" w:firstRow="0" w:lastRow="0" w:firstColumn="0" w:lastColumn="0" w:oddVBand="0" w:evenVBand="0" w:oddHBand="1" w:evenHBand="0" w:firstRowFirstColumn="0" w:firstRowLastColumn="0" w:lastRowFirstColumn="0" w:lastRowLastColumn="0"/>
+              <w:rPr>
+                <w:lang w:val="en-US"/>
+              </w:rPr>
+            </w:pPr>
+            <w:r>
+              <w:rPr>
+                <w:lang w:val="en-US"/>
+              </w:rPr>
+              <w:t>};</w:t>
+            </w:r>
+          </w:p>
+          <w:p>
+            <w:pPr>
+              <w:cnfStyle w:val="000000100000" w:firstRow="0" w:lastRow="0" w:firstColumn="0" w:lastColumn="0" w:oddVBand="0" w:evenVBand="0" w:oddHBand="1" w:evenHBand="0" w:firstRowFirstColumn="0" w:firstRowLastColumn="0" w:lastRowFirstColumn="0" w:lastRowLastColumn="0"/>
+              <w:rPr>
+                <w:lang w:val="en-US"/>
+              </w:rPr>
+            </w:pPr>
+            <w:r>
+              <w:rPr>
+                <w:lang w:val="en-US"/>
+              </w:rPr>
               <w:t>main {</w:t>
             </w:r>
           </w:p>
@@ -5806,6 +5341,28 @@
               <w:rPr>
                 <w:lang w:val="en-US"/>
               </w:rPr>
+              <w:t xml:space="preserve">    n = </w:t>
+            </w:r>
+            <w:proofErr w:type="gramStart"/>
+            <w:r>
+              <w:rPr>
+                <w:lang w:val="en-US"/>
+              </w:rPr>
+              <w:t>5;</w:t>
+            </w:r>
+            <w:proofErr w:type="gramEnd"/>
+          </w:p>
+          <w:p>
+            <w:pPr>
+              <w:cnfStyle w:val="000000100000" w:firstRow="0" w:lastRow="0" w:firstColumn="0" w:lastColumn="0" w:oddVBand="0" w:evenVBand="0" w:oddHBand="1" w:evenHBand="0" w:firstRowFirstColumn="0" w:firstRowLastColumn="0" w:lastRowFirstColumn="0" w:lastRowLastColumn="0"/>
+              <w:rPr>
+                <w:lang w:val="en-US"/>
+              </w:rPr>
+            </w:pPr>
+            <w:r>
+              <w:rPr>
+                <w:lang w:val="en-US"/>
+              </w:rPr>
               <w:t xml:space="preserve">    </w:t>
             </w:r>
             <w:proofErr w:type="gramStart"/>
@@ -5813,14 +5370,14 @@
               <w:rPr>
                 <w:lang w:val="en-US"/>
               </w:rPr>
-              <w:t>print(</w:t>
+              <w:t>factorial(</w:t>
             </w:r>
             <w:proofErr w:type="gramEnd"/>
             <w:r>
               <w:rPr>
                 <w:lang w:val="en-US"/>
               </w:rPr>
-              <w:t>1</w:t>
+              <w:t>n, 1</w:t>
             </w:r>
             <w:proofErr w:type="gramStart"/>
             <w:r>
@@ -5857,287 +5414,18 @@
                 <w:lang w:val="en-US"/>
               </w:rPr>
               <w:t>end</w:t>
-            </w:r>
-          </w:p>
-        </w:tc>
-        <w:tc>
-          <w:tcPr>
-            <w:tcW w:w="2338" w:type="dxa"/>
-          </w:tcPr>
-          <w:p>
-            <w:pPr>
-              <w:cnfStyle w:val="000000100000" w:firstRow="0" w:lastRow="0" w:firstColumn="0" w:lastColumn="0" w:oddVBand="0" w:evenVBand="0" w:oddHBand="1" w:evenHBand="0" w:firstRowFirstColumn="0" w:firstRowLastColumn="0" w:lastRowFirstColumn="0" w:lastRowLastColumn="0"/>
-              <w:rPr>
-                <w:lang w:val="es-MX"/>
-              </w:rPr>
-            </w:pPr>
-            <w:r>
-              <w:rPr>
-                <w:lang w:val="es-MX"/>
-              </w:rPr>
-              <w:t>Aceptado</w:t>
-            </w:r>
-          </w:p>
-        </w:tc>
-      </w:tr>
-      <w:tr>
-        <w:tc>
-          <w:tcPr>
-            <w:cnfStyle w:val="001000000000" w:firstRow="0" w:lastRow="0" w:firstColumn="1" w:lastColumn="0" w:oddVBand="0" w:evenVBand="0" w:oddHBand="0" w:evenHBand="0" w:firstRowFirstColumn="0" w:firstRowLastColumn="0" w:lastRowFirstColumn="0" w:lastRowLastColumn="0"/>
-            <w:tcW w:w="2337" w:type="dxa"/>
-          </w:tcPr>
-          <w:p>
-            <w:pPr>
-              <w:rPr>
-                <w:lang w:val="es-MX"/>
-              </w:rPr>
-            </w:pPr>
-            <w:r>
-              <w:rPr>
-                <w:lang w:val="es-MX"/>
-              </w:rPr>
-              <w:t>TC4</w:t>
-            </w:r>
-          </w:p>
-        </w:tc>
-        <w:tc>
-          <w:tcPr>
-            <w:tcW w:w="2337" w:type="dxa"/>
-          </w:tcPr>
-          <w:p>
-            <w:pPr>
-              <w:cnfStyle w:val="000000000000" w:firstRow="0" w:lastRow="0" w:firstColumn="0" w:lastColumn="0" w:oddVBand="0" w:evenVBand="0" w:oddHBand="0" w:evenHBand="0" w:firstRowFirstColumn="0" w:firstRowLastColumn="0" w:lastRowFirstColumn="0" w:lastRowLastColumn="0"/>
-              <w:rPr>
-                <w:lang w:val="es-MX"/>
-              </w:rPr>
-            </w:pPr>
-            <w:r>
-              <w:rPr>
-                <w:lang w:val="es-MX"/>
-              </w:rPr>
-              <w:t>Función con parámetros</w:t>
-            </w:r>
-          </w:p>
-        </w:tc>
-        <w:tc>
-          <w:tcPr>
-            <w:tcW w:w="2338" w:type="dxa"/>
-          </w:tcPr>
-          <w:p>
-            <w:pPr>
-              <w:cnfStyle w:val="000000000000" w:firstRow="0" w:lastRow="0" w:firstColumn="0" w:lastColumn="0" w:oddVBand="0" w:evenVBand="0" w:oddHBand="0" w:evenHBand="0" w:firstRowFirstColumn="0" w:firstRowLastColumn="0" w:lastRowFirstColumn="0" w:lastRowLastColumn="0"/>
-              <w:rPr>
-                <w:lang w:val="en-US"/>
-              </w:rPr>
-            </w:pPr>
-            <w:r>
-              <w:rPr>
-                <w:lang w:val="en-US"/>
-              </w:rPr>
-              <w:t xml:space="preserve">program </w:t>
-            </w:r>
-            <w:proofErr w:type="spellStart"/>
-            <w:proofErr w:type="gramStart"/>
-            <w:r>
-              <w:rPr>
-                <w:lang w:val="en-US"/>
-              </w:rPr>
-              <w:t>funcParams</w:t>
-            </w:r>
-            <w:proofErr w:type="spellEnd"/>
-            <w:r>
-              <w:rPr>
-                <w:lang w:val="en-US"/>
-              </w:rPr>
-              <w:t>;</w:t>
-            </w:r>
-            <w:proofErr w:type="gramEnd"/>
-          </w:p>
-          <w:p>
-            <w:pPr>
-              <w:cnfStyle w:val="000000000000" w:firstRow="0" w:lastRow="0" w:firstColumn="0" w:lastColumn="0" w:oddVBand="0" w:evenVBand="0" w:oddHBand="0" w:evenHBand="0" w:firstRowFirstColumn="0" w:firstRowLastColumn="0" w:lastRowFirstColumn="0" w:lastRowLastColumn="0"/>
-              <w:rPr>
-                <w:lang w:val="en-US"/>
-              </w:rPr>
-            </w:pPr>
-            <w:r>
-              <w:rPr>
-                <w:lang w:val="en-US"/>
-              </w:rPr>
-              <w:t xml:space="preserve">int </w:t>
-            </w:r>
-            <w:proofErr w:type="spellStart"/>
-            <w:proofErr w:type="gramStart"/>
-            <w:r>
-              <w:rPr>
-                <w:lang w:val="en-US"/>
-              </w:rPr>
-              <w:t>mult</w:t>
-            </w:r>
-            <w:proofErr w:type="spellEnd"/>
-            <w:r>
-              <w:rPr>
-                <w:lang w:val="en-US"/>
-              </w:rPr>
-              <w:t>(</w:t>
-            </w:r>
-            <w:proofErr w:type="gramEnd"/>
-            <w:r>
-              <w:rPr>
-                <w:lang w:val="en-US"/>
-              </w:rPr>
-              <w:t>int x, float y</w:t>
-            </w:r>
-            <w:proofErr w:type="gramStart"/>
-            <w:r>
-              <w:rPr>
-                <w:lang w:val="en-US"/>
-              </w:rPr>
-              <w:t>) :</w:t>
-            </w:r>
-            <w:proofErr w:type="gramEnd"/>
-            <w:r>
-              <w:rPr>
-                <w:lang w:val="en-US"/>
-              </w:rPr>
-              <w:t xml:space="preserve"> var float res; </w:t>
-            </w:r>
-            <w:proofErr w:type="gramStart"/>
-            <w:r>
-              <w:rPr>
-                <w:lang w:val="en-US"/>
-              </w:rPr>
-              <w:t>{ res</w:t>
-            </w:r>
-            <w:proofErr w:type="gramEnd"/>
-            <w:r>
-              <w:rPr>
-                <w:lang w:val="en-US"/>
-              </w:rPr>
-              <w:t xml:space="preserve"> = x * y; print(res)</w:t>
-            </w:r>
-            <w:proofErr w:type="gramStart"/>
-            <w:r>
-              <w:rPr>
-                <w:lang w:val="en-US"/>
-              </w:rPr>
-              <w:t>; }</w:t>
-            </w:r>
-            <w:proofErr w:type="gramEnd"/>
-            <w:r>
-              <w:rPr>
-                <w:lang w:val="en-US"/>
-              </w:rPr>
-              <w:t xml:space="preserve"> ;</w:t>
-            </w:r>
-          </w:p>
-          <w:p>
-            <w:pPr>
-              <w:cnfStyle w:val="000000000000" w:firstRow="0" w:lastRow="0" w:firstColumn="0" w:lastColumn="0" w:oddVBand="0" w:evenVBand="0" w:oddHBand="0" w:evenHBand="0" w:firstRowFirstColumn="0" w:firstRowLastColumn="0" w:lastRowFirstColumn="0" w:lastRowLastColumn="0"/>
-              <w:rPr>
-                <w:lang w:val="en-US"/>
-              </w:rPr>
-            </w:pPr>
-            <w:r>
-              <w:rPr>
-                <w:lang w:val="en-US"/>
-              </w:rPr>
-              <w:t>main {</w:t>
-            </w:r>
-          </w:p>
-          <w:p>
-            <w:pPr>
-              <w:cnfStyle w:val="000000000000" w:firstRow="0" w:lastRow="0" w:firstColumn="0" w:lastColumn="0" w:oddVBand="0" w:evenVBand="0" w:oddHBand="0" w:evenHBand="0" w:firstRowFirstColumn="0" w:firstRowLastColumn="0" w:lastRowFirstColumn="0" w:lastRowLastColumn="0"/>
-              <w:rPr>
-                <w:lang w:val="en-US"/>
-              </w:rPr>
-            </w:pPr>
-            <w:r>
-              <w:rPr>
-                <w:lang w:val="en-US"/>
-              </w:rPr>
-              <w:t xml:space="preserve">    </w:t>
-            </w:r>
-            <w:proofErr w:type="gramStart"/>
-            <w:r>
-              <w:rPr>
-                <w:lang w:val="en-US"/>
-              </w:rPr>
-              <w:t>print(</w:t>
-            </w:r>
-            <w:proofErr w:type="gramEnd"/>
-            <w:r>
-              <w:rPr>
-                <w:lang w:val="en-US"/>
-              </w:rPr>
-              <w:t>2</w:t>
-            </w:r>
-            <w:proofErr w:type="gramStart"/>
-            <w:r>
-              <w:rPr>
-                <w:lang w:val="en-US"/>
-              </w:rPr>
-              <w:t>);</w:t>
-            </w:r>
-            <w:proofErr w:type="gramEnd"/>
-          </w:p>
-          <w:p>
-            <w:pPr>
-              <w:cnfStyle w:val="000000000000" w:firstRow="0" w:lastRow="0" w:firstColumn="0" w:lastColumn="0" w:oddVBand="0" w:evenVBand="0" w:oddHBand="0" w:evenHBand="0" w:firstRowFirstColumn="0" w:firstRowLastColumn="0" w:lastRowFirstColumn="0" w:lastRowLastColumn="0"/>
-              <w:rPr>
-                <w:lang w:val="en-US"/>
-              </w:rPr>
-            </w:pPr>
-            <w:r>
-              <w:rPr>
-                <w:lang w:val="en-US"/>
-              </w:rPr>
-              <w:t>}</w:t>
-            </w:r>
-          </w:p>
-          <w:p>
-            <w:pPr>
-              <w:cnfStyle w:val="000000000000" w:firstRow="0" w:lastRow="0" w:firstColumn="0" w:lastColumn="0" w:oddVBand="0" w:evenVBand="0" w:oddHBand="0" w:evenHBand="0" w:firstRowFirstColumn="0" w:firstRowLastColumn="0" w:lastRowFirstColumn="0" w:lastRowLastColumn="0"/>
-              <w:rPr>
-                <w:lang w:val="en-US"/>
-              </w:rPr>
-            </w:pPr>
-            <w:r>
-              <w:rPr>
-                <w:lang w:val="en-US"/>
-              </w:rPr>
-              <w:t>end</w:t>
-            </w:r>
-          </w:p>
-        </w:tc>
-        <w:tc>
-          <w:tcPr>
-            <w:tcW w:w="2338" w:type="dxa"/>
-          </w:tcPr>
-          <w:p>
-            <w:pPr>
-              <w:cnfStyle w:val="000000000000" w:firstRow="0" w:lastRow="0" w:firstColumn="0" w:lastColumn="0" w:oddVBand="0" w:evenVBand="0" w:oddHBand="0" w:evenHBand="0" w:firstRowFirstColumn="0" w:firstRowLastColumn="0" w:lastRowFirstColumn="0" w:lastRowLastColumn="0"/>
-              <w:rPr>
-                <w:lang w:val="es-MX"/>
-              </w:rPr>
-            </w:pPr>
-            <w:r>
-              <w:rPr>
-                <w:lang w:val="es-MX"/>
-              </w:rPr>
-              <w:t>Aceptado</w:t>
             </w:r>
           </w:p>
         </w:tc>
       </w:tr>
       <w:tr>
         <w:trPr>
-          <w:cnfStyle w:val="000000100000" w:firstRow="0" w:lastRow="0" w:firstColumn="0" w:lastColumn="0" w:oddVBand="0" w:evenVBand="0" w:oddHBand="1" w:evenHBand="0" w:firstRowFirstColumn="0" w:firstRowLastColumn="0" w:lastRowFirstColumn="0" w:lastRowLastColumn="0"/>
+          <w:trHeight w:val="20"/>
         </w:trPr>
         <w:tc>
           <w:tcPr>
             <w:cnfStyle w:val="001000000000" w:firstRow="0" w:lastRow="0" w:firstColumn="1" w:lastColumn="0" w:oddVBand="0" w:evenVBand="0" w:oddHBand="0" w:evenHBand="0" w:firstRowFirstColumn="0" w:firstRowLastColumn="0" w:lastRowFirstColumn="0" w:lastRowLastColumn="0"/>
-            <w:tcW w:w="2337" w:type="dxa"/>
+            <w:tcW w:w="1290" w:type="pct"/>
           </w:tcPr>
           <w:p>
             <w:pPr>
@@ -6150,36 +5438,36 @@
                 <w:lang w:val="es-MX"/>
               </w:rPr>
               <w:lastRenderedPageBreak/>
-              <w:t>TC5</w:t>
-            </w:r>
-          </w:p>
-        </w:tc>
-        <w:tc>
-          <w:tcPr>
-            <w:tcW w:w="2337" w:type="dxa"/>
-          </w:tcPr>
-          <w:p>
-            <w:pPr>
-              <w:cnfStyle w:val="000000100000" w:firstRow="0" w:lastRow="0" w:firstColumn="0" w:lastColumn="0" w:oddVBand="0" w:evenVBand="0" w:oddHBand="1" w:evenHBand="0" w:firstRowFirstColumn="0" w:firstRowLastColumn="0" w:lastRowFirstColumn="0" w:lastRowLastColumn="0"/>
-              <w:rPr>
-                <w:lang w:val="es-MX"/>
-              </w:rPr>
-            </w:pPr>
-            <w:r>
-              <w:rPr>
-                <w:lang w:val="es-MX"/>
-              </w:rPr>
-              <w:t>Uso de while</w:t>
-            </w:r>
-          </w:p>
-        </w:tc>
-        <w:tc>
-          <w:tcPr>
-            <w:tcW w:w="2338" w:type="dxa"/>
-          </w:tcPr>
-          <w:p>
-            <w:pPr>
-              <w:cnfStyle w:val="000000100000" w:firstRow="0" w:lastRow="0" w:firstColumn="0" w:lastColumn="0" w:oddVBand="0" w:evenVBand="0" w:oddHBand="1" w:evenHBand="0" w:firstRowFirstColumn="0" w:firstRowLastColumn="0" w:lastRowFirstColumn="0" w:lastRowLastColumn="0"/>
+              <w:t>Factorial Iterativo</w:t>
+            </w:r>
+          </w:p>
+        </w:tc>
+        <w:tc>
+          <w:tcPr>
+            <w:tcW w:w="1577" w:type="pct"/>
+          </w:tcPr>
+          <w:p>
+            <w:pPr>
+              <w:cnfStyle w:val="000000000000" w:firstRow="0" w:lastRow="0" w:firstColumn="0" w:lastColumn="0" w:oddVBand="0" w:evenVBand="0" w:oddHBand="0" w:evenHBand="0" w:firstRowFirstColumn="0" w:firstRowLastColumn="0" w:lastRowFirstColumn="0" w:lastRowLastColumn="0"/>
+              <w:rPr>
+                <w:lang w:val="es-MX"/>
+              </w:rPr>
+            </w:pPr>
+            <w:r>
+              <w:rPr>
+                <w:lang w:val="es-MX"/>
+              </w:rPr>
+              <w:t>Con este caso se ejercitan el bucle while, las asignaciones aritméticas y la instrucción print para mostrar el resultado.</w:t>
+            </w:r>
+          </w:p>
+        </w:tc>
+        <w:tc>
+          <w:tcPr>
+            <w:tcW w:w="2133" w:type="pct"/>
+          </w:tcPr>
+          <w:p>
+            <w:pPr>
+              <w:cnfStyle w:val="000000000000" w:firstRow="0" w:lastRow="0" w:firstColumn="0" w:lastColumn="0" w:oddVBand="0" w:evenVBand="0" w:oddHBand="0" w:evenHBand="0" w:firstRowFirstColumn="0" w:firstRowLastColumn="0" w:lastRowFirstColumn="0" w:lastRowLastColumn="0"/>
               <w:rPr>
                 <w:lang w:val="en-US"/>
               </w:rPr>
@@ -6196,7 +5484,7 @@
               <w:rPr>
                 <w:lang w:val="en-US"/>
               </w:rPr>
-              <w:t>ciclo</w:t>
+              <w:t>factorialIterativo</w:t>
             </w:r>
             <w:proofErr w:type="spellEnd"/>
             <w:r>
@@ -6209,7 +5497,7 @@
           </w:p>
           <w:p>
             <w:pPr>
-              <w:cnfStyle w:val="000000100000" w:firstRow="0" w:lastRow="0" w:firstColumn="0" w:lastColumn="0" w:oddVBand="0" w:evenVBand="0" w:oddHBand="1" w:evenHBand="0" w:firstRowFirstColumn="0" w:firstRowLastColumn="0" w:lastRowFirstColumn="0" w:lastRowLastColumn="0"/>
+              <w:cnfStyle w:val="000000000000" w:firstRow="0" w:lastRow="0" w:firstColumn="0" w:lastColumn="0" w:oddVBand="0" w:evenVBand="0" w:oddHBand="0" w:evenHBand="0" w:firstRowFirstColumn="0" w:firstRowLastColumn="0" w:lastRowFirstColumn="0" w:lastRowLastColumn="0"/>
               <w:rPr>
                 <w:lang w:val="en-US"/>
               </w:rPr>
@@ -6221,25 +5509,31 @@
               <w:t xml:space="preserve">var int </w:t>
             </w:r>
             <w:proofErr w:type="spellStart"/>
+            <w:r>
+              <w:rPr>
+                <w:lang w:val="en-US"/>
+              </w:rPr>
+              <w:t>i</w:t>
+            </w:r>
+            <w:proofErr w:type="spellEnd"/>
+            <w:r>
+              <w:rPr>
+                <w:lang w:val="en-US"/>
+              </w:rPr>
+              <w:t xml:space="preserve">, r, </w:t>
+            </w:r>
             <w:proofErr w:type="gramStart"/>
             <w:r>
               <w:rPr>
                 <w:lang w:val="en-US"/>
               </w:rPr>
-              <w:t>i</w:t>
-            </w:r>
-            <w:proofErr w:type="spellEnd"/>
-            <w:r>
-              <w:rPr>
-                <w:lang w:val="en-US"/>
-              </w:rPr>
-              <w:t>;</w:t>
+              <w:t>n;</w:t>
             </w:r>
             <w:proofErr w:type="gramEnd"/>
           </w:p>
           <w:p>
             <w:pPr>
-              <w:cnfStyle w:val="000000100000" w:firstRow="0" w:lastRow="0" w:firstColumn="0" w:lastColumn="0" w:oddVBand="0" w:evenVBand="0" w:oddHBand="1" w:evenHBand="0" w:firstRowFirstColumn="0" w:firstRowLastColumn="0" w:lastRowFirstColumn="0" w:lastRowLastColumn="0"/>
+              <w:cnfStyle w:val="000000000000" w:firstRow="0" w:lastRow="0" w:firstColumn="0" w:lastColumn="0" w:oddVBand="0" w:evenVBand="0" w:oddHBand="0" w:evenHBand="0" w:firstRowFirstColumn="0" w:firstRowLastColumn="0" w:lastRowFirstColumn="0" w:lastRowLastColumn="0"/>
               <w:rPr>
                 <w:lang w:val="en-US"/>
               </w:rPr>
@@ -6253,7 +5547,51 @@
           </w:p>
           <w:p>
             <w:pPr>
-              <w:cnfStyle w:val="000000100000" w:firstRow="0" w:lastRow="0" w:firstColumn="0" w:lastColumn="0" w:oddVBand="0" w:evenVBand="0" w:oddHBand="1" w:evenHBand="0" w:firstRowFirstColumn="0" w:firstRowLastColumn="0" w:lastRowFirstColumn="0" w:lastRowLastColumn="0"/>
+              <w:cnfStyle w:val="000000000000" w:firstRow="0" w:lastRow="0" w:firstColumn="0" w:lastColumn="0" w:oddVBand="0" w:evenVBand="0" w:oddHBand="0" w:evenHBand="0" w:firstRowFirstColumn="0" w:firstRowLastColumn="0" w:lastRowFirstColumn="0" w:lastRowLastColumn="0"/>
+              <w:rPr>
+                <w:lang w:val="en-US"/>
+              </w:rPr>
+            </w:pPr>
+            <w:r>
+              <w:rPr>
+                <w:lang w:val="en-US"/>
+              </w:rPr>
+              <w:t xml:space="preserve">    n = </w:t>
+            </w:r>
+            <w:proofErr w:type="gramStart"/>
+            <w:r>
+              <w:rPr>
+                <w:lang w:val="en-US"/>
+              </w:rPr>
+              <w:t>5;</w:t>
+            </w:r>
+            <w:proofErr w:type="gramEnd"/>
+          </w:p>
+          <w:p>
+            <w:pPr>
+              <w:cnfStyle w:val="000000000000" w:firstRow="0" w:lastRow="0" w:firstColumn="0" w:lastColumn="0" w:oddVBand="0" w:evenVBand="0" w:oddHBand="0" w:evenHBand="0" w:firstRowFirstColumn="0" w:firstRowLastColumn="0" w:lastRowFirstColumn="0" w:lastRowLastColumn="0"/>
+              <w:rPr>
+                <w:lang w:val="en-US"/>
+              </w:rPr>
+            </w:pPr>
+            <w:r>
+              <w:rPr>
+                <w:lang w:val="en-US"/>
+              </w:rPr>
+              <w:t xml:space="preserve">    r = </w:t>
+            </w:r>
+            <w:proofErr w:type="gramStart"/>
+            <w:r>
+              <w:rPr>
+                <w:lang w:val="en-US"/>
+              </w:rPr>
+              <w:t>1;</w:t>
+            </w:r>
+            <w:proofErr w:type="gramEnd"/>
+          </w:p>
+          <w:p>
+            <w:pPr>
+              <w:cnfStyle w:val="000000000000" w:firstRow="0" w:lastRow="0" w:firstColumn="0" w:lastColumn="0" w:oddVBand="0" w:evenVBand="0" w:oddHBand="0" w:evenHBand="0" w:firstRowFirstColumn="0" w:firstRowLastColumn="0" w:lastRowFirstColumn="0" w:lastRowLastColumn="0"/>
               <w:rPr>
                 <w:lang w:val="en-US"/>
               </w:rPr>
@@ -6264,154 +5602,104 @@
               </w:rPr>
               <w:t xml:space="preserve">    </w:t>
             </w:r>
-            <w:proofErr w:type="spellStart"/>
-            <w:r>
-              <w:rPr>
-                <w:lang w:val="en-US"/>
-              </w:rPr>
-              <w:t>i</w:t>
-            </w:r>
-            <w:proofErr w:type="spellEnd"/>
-            <w:r>
-              <w:rPr>
-                <w:lang w:val="en-US"/>
-              </w:rPr>
-              <w:t xml:space="preserve"> = </w:t>
-            </w:r>
             <w:proofErr w:type="gramStart"/>
             <w:r>
               <w:rPr>
                 <w:lang w:val="en-US"/>
               </w:rPr>
-              <w:t>3;</w:t>
+              <w:t>while(</w:t>
             </w:r>
             <w:proofErr w:type="gramEnd"/>
-          </w:p>
-          <w:p>
-            <w:pPr>
-              <w:cnfStyle w:val="000000100000" w:firstRow="0" w:lastRow="0" w:firstColumn="0" w:lastColumn="0" w:oddVBand="0" w:evenVBand="0" w:oddHBand="1" w:evenHBand="0" w:firstRowFirstColumn="0" w:firstRowLastColumn="0" w:lastRowFirstColumn="0" w:lastRowLastColumn="0"/>
-              <w:rPr>
-                <w:lang w:val="en-US"/>
-              </w:rPr>
-            </w:pPr>
-            <w:r>
-              <w:rPr>
-                <w:lang w:val="en-US"/>
-              </w:rPr>
-              <w:t xml:space="preserve">    while (</w:t>
-            </w:r>
-            <w:proofErr w:type="spellStart"/>
-            <w:r>
-              <w:rPr>
-                <w:lang w:val="en-US"/>
-              </w:rPr>
-              <w:t>i</w:t>
-            </w:r>
-            <w:proofErr w:type="spellEnd"/>
-            <w:r>
-              <w:rPr>
-                <w:lang w:val="en-US"/>
-              </w:rPr>
-              <w:t xml:space="preserve"> &gt; 0) do {</w:t>
-            </w:r>
-          </w:p>
-          <w:p>
-            <w:pPr>
-              <w:cnfStyle w:val="000000100000" w:firstRow="0" w:lastRow="0" w:firstColumn="0" w:lastColumn="0" w:oddVBand="0" w:evenVBand="0" w:oddHBand="1" w:evenHBand="0" w:firstRowFirstColumn="0" w:firstRowLastColumn="0" w:lastRowFirstColumn="0" w:lastRowLastColumn="0"/>
-              <w:rPr>
-                <w:lang w:val="en-US"/>
-              </w:rPr>
-            </w:pPr>
-            <w:r>
-              <w:rPr>
-                <w:lang w:val="en-US"/>
-              </w:rPr>
-              <w:t xml:space="preserve">        print(</w:t>
-            </w:r>
-            <w:proofErr w:type="spellStart"/>
-            <w:r>
-              <w:rPr>
-                <w:lang w:val="en-US"/>
-              </w:rPr>
-              <w:t>i</w:t>
-            </w:r>
-            <w:proofErr w:type="spellEnd"/>
+            <w:r>
+              <w:rPr>
+                <w:lang w:val="en-US"/>
+              </w:rPr>
+              <w:t>n &gt; 0) do {</w:t>
+            </w:r>
+          </w:p>
+          <w:p>
+            <w:pPr>
+              <w:cnfStyle w:val="000000000000" w:firstRow="0" w:lastRow="0" w:firstColumn="0" w:lastColumn="0" w:oddVBand="0" w:evenVBand="0" w:oddHBand="0" w:evenHBand="0" w:firstRowFirstColumn="0" w:firstRowLastColumn="0" w:lastRowFirstColumn="0" w:lastRowLastColumn="0"/>
+              <w:rPr>
+                <w:lang w:val="en-US"/>
+              </w:rPr>
+            </w:pPr>
+            <w:r>
+              <w:rPr>
+                <w:lang w:val="en-US"/>
+              </w:rPr>
+              <w:t xml:space="preserve">        r = r * </w:t>
+            </w:r>
             <w:proofErr w:type="gramStart"/>
             <w:r>
               <w:rPr>
                 <w:lang w:val="en-US"/>
               </w:rPr>
+              <w:t>n;</w:t>
+            </w:r>
+            <w:proofErr w:type="gramEnd"/>
+          </w:p>
+          <w:p>
+            <w:pPr>
+              <w:cnfStyle w:val="000000000000" w:firstRow="0" w:lastRow="0" w:firstColumn="0" w:lastColumn="0" w:oddVBand="0" w:evenVBand="0" w:oddHBand="0" w:evenHBand="0" w:firstRowFirstColumn="0" w:firstRowLastColumn="0" w:lastRowFirstColumn="0" w:lastRowLastColumn="0"/>
+              <w:rPr>
+                <w:lang w:val="en-US"/>
+              </w:rPr>
+            </w:pPr>
+            <w:r>
+              <w:rPr>
+                <w:lang w:val="en-US"/>
+              </w:rPr>
+              <w:t xml:space="preserve">        n = n - </w:t>
+            </w:r>
+            <w:proofErr w:type="gramStart"/>
+            <w:r>
+              <w:rPr>
+                <w:lang w:val="en-US"/>
+              </w:rPr>
+              <w:t>1;</w:t>
+            </w:r>
+            <w:proofErr w:type="gramEnd"/>
+          </w:p>
+          <w:p>
+            <w:pPr>
+              <w:cnfStyle w:val="000000000000" w:firstRow="0" w:lastRow="0" w:firstColumn="0" w:lastColumn="0" w:oddVBand="0" w:evenVBand="0" w:oddHBand="0" w:evenHBand="0" w:firstRowFirstColumn="0" w:firstRowLastColumn="0" w:lastRowFirstColumn="0" w:lastRowLastColumn="0"/>
+              <w:rPr>
+                <w:lang w:val="en-US"/>
+              </w:rPr>
+            </w:pPr>
+            <w:r>
+              <w:rPr>
+                <w:lang w:val="en-US"/>
+              </w:rPr>
+              <w:t xml:space="preserve">    }</w:t>
+            </w:r>
+          </w:p>
+          <w:p>
+            <w:pPr>
+              <w:cnfStyle w:val="000000000000" w:firstRow="0" w:lastRow="0" w:firstColumn="0" w:lastColumn="0" w:oddVBand="0" w:evenVBand="0" w:oddHBand="0" w:evenHBand="0" w:firstRowFirstColumn="0" w:firstRowLastColumn="0" w:lastRowFirstColumn="0" w:lastRowLastColumn="0"/>
+              <w:rPr>
+                <w:lang w:val="en-US"/>
+              </w:rPr>
+            </w:pPr>
+            <w:r>
+              <w:rPr>
+                <w:lang w:val="en-US"/>
+              </w:rPr>
+              <w:t xml:space="preserve">    print(r</w:t>
+            </w:r>
+            <w:proofErr w:type="gramStart"/>
+            <w:r>
+              <w:rPr>
+                <w:lang w:val="en-US"/>
+              </w:rPr>
               <w:t>);</w:t>
             </w:r>
             <w:proofErr w:type="gramEnd"/>
           </w:p>
           <w:p>
             <w:pPr>
-              <w:cnfStyle w:val="000000100000" w:firstRow="0" w:lastRow="0" w:firstColumn="0" w:lastColumn="0" w:oddVBand="0" w:evenVBand="0" w:oddHBand="1" w:evenHBand="0" w:firstRowFirstColumn="0" w:firstRowLastColumn="0" w:lastRowFirstColumn="0" w:lastRowLastColumn="0"/>
-              <w:rPr>
-                <w:lang w:val="en-US"/>
-              </w:rPr>
-            </w:pPr>
-            <w:r>
-              <w:rPr>
-                <w:lang w:val="en-US"/>
-              </w:rPr>
-              <w:t xml:space="preserve">        </w:t>
-            </w:r>
-            <w:proofErr w:type="spellStart"/>
-            <w:r>
-              <w:rPr>
-                <w:lang w:val="en-US"/>
-              </w:rPr>
-              <w:t>i</w:t>
-            </w:r>
-            <w:proofErr w:type="spellEnd"/>
-            <w:r>
-              <w:rPr>
-                <w:lang w:val="en-US"/>
-              </w:rPr>
-              <w:t xml:space="preserve"> = </w:t>
-            </w:r>
-            <w:proofErr w:type="spellStart"/>
-            <w:r>
-              <w:rPr>
-                <w:lang w:val="en-US"/>
-              </w:rPr>
-              <w:t>i</w:t>
-            </w:r>
-            <w:proofErr w:type="spellEnd"/>
-            <w:r>
-              <w:rPr>
-                <w:lang w:val="en-US"/>
-              </w:rPr>
-              <w:t xml:space="preserve"> - </w:t>
-            </w:r>
-            <w:proofErr w:type="gramStart"/>
-            <w:r>
-              <w:rPr>
-                <w:lang w:val="en-US"/>
-              </w:rPr>
-              <w:t>1;</w:t>
-            </w:r>
-            <w:proofErr w:type="gramEnd"/>
-          </w:p>
-          <w:p>
-            <w:pPr>
-              <w:cnfStyle w:val="000000100000" w:firstRow="0" w:lastRow="0" w:firstColumn="0" w:lastColumn="0" w:oddVBand="0" w:evenVBand="0" w:oddHBand="1" w:evenHBand="0" w:firstRowFirstColumn="0" w:firstRowLastColumn="0" w:lastRowFirstColumn="0" w:lastRowLastColumn="0"/>
-              <w:rPr>
-                <w:lang w:val="en-US"/>
-              </w:rPr>
-            </w:pPr>
-            <w:r>
-              <w:rPr>
-                <w:lang w:val="en-US"/>
-              </w:rPr>
-              <w:t xml:space="preserve">    }</w:t>
-            </w:r>
-          </w:p>
-          <w:p>
-            <w:pPr>
-              <w:cnfStyle w:val="000000100000" w:firstRow="0" w:lastRow="0" w:firstColumn="0" w:lastColumn="0" w:oddVBand="0" w:evenVBand="0" w:oddHBand="1" w:evenHBand="0" w:firstRowFirstColumn="0" w:firstRowLastColumn="0" w:lastRowFirstColumn="0" w:lastRowLastColumn="0"/>
+              <w:cnfStyle w:val="000000000000" w:firstRow="0" w:lastRow="0" w:firstColumn="0" w:lastColumn="0" w:oddVBand="0" w:evenVBand="0" w:oddHBand="0" w:evenHBand="0" w:firstRowFirstColumn="0" w:firstRowLastColumn="0" w:lastRowFirstColumn="0" w:lastRowLastColumn="0"/>
               <w:rPr>
                 <w:lang w:val="en-US"/>
               </w:rPr>
@@ -6425,7 +5713,7 @@
           </w:p>
           <w:p>
             <w:pPr>
-              <w:cnfStyle w:val="000000100000" w:firstRow="0" w:lastRow="0" w:firstColumn="0" w:lastColumn="0" w:oddVBand="0" w:evenVBand="0" w:oddHBand="1" w:evenHBand="0" w:firstRowFirstColumn="0" w:firstRowLastColumn="0" w:lastRowFirstColumn="0" w:lastRowLastColumn="0"/>
+              <w:cnfStyle w:val="000000000000" w:firstRow="0" w:lastRow="0" w:firstColumn="0" w:lastColumn="0" w:oddVBand="0" w:evenVBand="0" w:oddHBand="0" w:evenHBand="0" w:firstRowFirstColumn="0" w:firstRowLastColumn="0" w:lastRowFirstColumn="0" w:lastRowLastColumn="0"/>
               <w:rPr>
                 <w:lang w:val="en-US"/>
               </w:rPr>
@@ -6436,1120 +5724,10 @@
               </w:rPr>
               <w:t>end</w:t>
             </w:r>
-          </w:p>
-        </w:tc>
-        <w:tc>
-          <w:tcPr>
-            <w:tcW w:w="2338" w:type="dxa"/>
-          </w:tcPr>
-          <w:p>
-            <w:pPr>
-              <w:cnfStyle w:val="000000100000" w:firstRow="0" w:lastRow="0" w:firstColumn="0" w:lastColumn="0" w:oddVBand="0" w:evenVBand="0" w:oddHBand="1" w:evenHBand="0" w:firstRowFirstColumn="0" w:firstRowLastColumn="0" w:lastRowFirstColumn="0" w:lastRowLastColumn="0"/>
-              <w:rPr>
-                <w:lang w:val="es-MX"/>
-              </w:rPr>
-            </w:pPr>
-            <w:r>
-              <w:rPr>
-                <w:lang w:val="es-MX"/>
-              </w:rPr>
-              <w:t>Aceptado</w:t>
-            </w:r>
-          </w:p>
-        </w:tc>
-      </w:tr>
-      <w:tr>
-        <w:tc>
-          <w:tcPr>
-            <w:cnfStyle w:val="001000000000" w:firstRow="0" w:lastRow="0" w:firstColumn="1" w:lastColumn="0" w:oddVBand="0" w:evenVBand="0" w:oddHBand="0" w:evenHBand="0" w:firstRowFirstColumn="0" w:firstRowLastColumn="0" w:lastRowFirstColumn="0" w:lastRowLastColumn="0"/>
-            <w:tcW w:w="2337" w:type="dxa"/>
-          </w:tcPr>
-          <w:p>
-            <w:pPr>
-              <w:rPr>
-                <w:lang w:val="es-MX"/>
-              </w:rPr>
-            </w:pPr>
-            <w:r>
-              <w:rPr>
-                <w:lang w:val="es-MX"/>
-              </w:rPr>
-              <w:t>TC6</w:t>
-            </w:r>
-          </w:p>
-        </w:tc>
-        <w:tc>
-          <w:tcPr>
-            <w:tcW w:w="2337" w:type="dxa"/>
-          </w:tcPr>
-          <w:p>
-            <w:pPr>
-              <w:cnfStyle w:val="000000000000" w:firstRow="0" w:lastRow="0" w:firstColumn="0" w:lastColumn="0" w:oddVBand="0" w:evenVBand="0" w:oddHBand="0" w:evenHBand="0" w:firstRowFirstColumn="0" w:firstRowLastColumn="0" w:lastRowFirstColumn="0" w:lastRowLastColumn="0"/>
-              <w:rPr>
-                <w:lang w:val="es-MX"/>
-              </w:rPr>
-            </w:pPr>
-            <w:r>
-              <w:rPr>
-                <w:lang w:val="es-MX"/>
-              </w:rPr>
-              <w:t>Condicional if-else</w:t>
-            </w:r>
-          </w:p>
-        </w:tc>
-        <w:tc>
-          <w:tcPr>
-            <w:tcW w:w="2338" w:type="dxa"/>
-          </w:tcPr>
-          <w:p>
-            <w:pPr>
-              <w:cnfStyle w:val="000000000000" w:firstRow="0" w:lastRow="0" w:firstColumn="0" w:lastColumn="0" w:oddVBand="0" w:evenVBand="0" w:oddHBand="0" w:evenHBand="0" w:firstRowFirstColumn="0" w:firstRowLastColumn="0" w:lastRowFirstColumn="0" w:lastRowLastColumn="0"/>
-              <w:rPr>
-                <w:bCs/>
-                <w:lang w:val="en-US"/>
-              </w:rPr>
-            </w:pPr>
-            <w:r>
-              <w:rPr>
-                <w:bCs/>
-                <w:lang w:val="en-US"/>
-              </w:rPr>
-              <w:t xml:space="preserve">program </w:t>
-            </w:r>
-            <w:proofErr w:type="gramStart"/>
-            <w:r>
-              <w:rPr>
-                <w:bCs/>
-                <w:lang w:val="en-US"/>
-              </w:rPr>
-              <w:t>decision;</w:t>
-            </w:r>
-            <w:proofErr w:type="gramEnd"/>
-          </w:p>
-          <w:p>
-            <w:pPr>
-              <w:cnfStyle w:val="000000000000" w:firstRow="0" w:lastRow="0" w:firstColumn="0" w:lastColumn="0" w:oddVBand="0" w:evenVBand="0" w:oddHBand="0" w:evenHBand="0" w:firstRowFirstColumn="0" w:firstRowLastColumn="0" w:lastRowFirstColumn="0" w:lastRowLastColumn="0"/>
-              <w:rPr>
-                <w:bCs/>
-                <w:lang w:val="en-US"/>
-              </w:rPr>
-            </w:pPr>
-            <w:r>
-              <w:rPr>
-                <w:bCs/>
-                <w:lang w:val="en-US"/>
-              </w:rPr>
-              <w:t xml:space="preserve">var int </w:t>
-            </w:r>
-            <w:proofErr w:type="gramStart"/>
-            <w:r>
-              <w:rPr>
-                <w:bCs/>
-                <w:lang w:val="en-US"/>
-              </w:rPr>
-              <w:t>a;</w:t>
-            </w:r>
-            <w:proofErr w:type="gramEnd"/>
-          </w:p>
-          <w:p>
-            <w:pPr>
-              <w:cnfStyle w:val="000000000000" w:firstRow="0" w:lastRow="0" w:firstColumn="0" w:lastColumn="0" w:oddVBand="0" w:evenVBand="0" w:oddHBand="0" w:evenHBand="0" w:firstRowFirstColumn="0" w:firstRowLastColumn="0" w:lastRowFirstColumn="0" w:lastRowLastColumn="0"/>
-              <w:rPr>
-                <w:bCs/>
-                <w:lang w:val="en-US"/>
-              </w:rPr>
-            </w:pPr>
-            <w:r>
-              <w:rPr>
-                <w:bCs/>
-                <w:lang w:val="en-US"/>
-              </w:rPr>
-              <w:t>main {</w:t>
-            </w:r>
-          </w:p>
-          <w:p>
-            <w:pPr>
-              <w:cnfStyle w:val="000000000000" w:firstRow="0" w:lastRow="0" w:firstColumn="0" w:lastColumn="0" w:oddVBand="0" w:evenVBand="0" w:oddHBand="0" w:evenHBand="0" w:firstRowFirstColumn="0" w:firstRowLastColumn="0" w:lastRowFirstColumn="0" w:lastRowLastColumn="0"/>
-              <w:rPr>
-                <w:bCs/>
-                <w:lang w:val="en-US"/>
-              </w:rPr>
-            </w:pPr>
-            <w:r>
-              <w:rPr>
-                <w:bCs/>
-                <w:lang w:val="en-US"/>
-              </w:rPr>
-              <w:t xml:space="preserve">    a = </w:t>
-            </w:r>
-            <w:proofErr w:type="gramStart"/>
-            <w:r>
-              <w:rPr>
-                <w:bCs/>
-                <w:lang w:val="en-US"/>
-              </w:rPr>
-              <w:t>5;</w:t>
-            </w:r>
-            <w:proofErr w:type="gramEnd"/>
-          </w:p>
-          <w:p>
-            <w:pPr>
-              <w:cnfStyle w:val="000000000000" w:firstRow="0" w:lastRow="0" w:firstColumn="0" w:lastColumn="0" w:oddVBand="0" w:evenVBand="0" w:oddHBand="0" w:evenHBand="0" w:firstRowFirstColumn="0" w:firstRowLastColumn="0" w:lastRowFirstColumn="0" w:lastRowLastColumn="0"/>
-              <w:rPr>
-                <w:bCs/>
-                <w:lang w:val="en-US"/>
-              </w:rPr>
-            </w:pPr>
-            <w:r>
-              <w:rPr>
-                <w:bCs/>
-                <w:lang w:val="en-US"/>
-              </w:rPr>
-              <w:t xml:space="preserve">    if (a &lt; 10) {</w:t>
-            </w:r>
-          </w:p>
-          <w:p>
-            <w:pPr>
-              <w:cnfStyle w:val="000000000000" w:firstRow="0" w:lastRow="0" w:firstColumn="0" w:lastColumn="0" w:oddVBand="0" w:evenVBand="0" w:oddHBand="0" w:evenHBand="0" w:firstRowFirstColumn="0" w:firstRowLastColumn="0" w:lastRowFirstColumn="0" w:lastRowLastColumn="0"/>
-              <w:rPr>
-                <w:bCs/>
-                <w:lang w:val="en-US"/>
-              </w:rPr>
-            </w:pPr>
-            <w:r>
-              <w:rPr>
-                <w:bCs/>
-                <w:lang w:val="en-US"/>
-              </w:rPr>
-              <w:t xml:space="preserve">        </w:t>
-            </w:r>
-            <w:proofErr w:type="gramStart"/>
-            <w:r>
-              <w:rPr>
-                <w:bCs/>
-                <w:lang w:val="en-US"/>
-              </w:rPr>
-              <w:t>print(</w:t>
-            </w:r>
-            <w:proofErr w:type="gramEnd"/>
-            <w:r>
-              <w:rPr>
-                <w:bCs/>
-                <w:lang w:val="en-US"/>
-              </w:rPr>
-              <w:t>"Menor que 10"</w:t>
-            </w:r>
-            <w:proofErr w:type="gramStart"/>
-            <w:r>
-              <w:rPr>
-                <w:bCs/>
-                <w:lang w:val="en-US"/>
-              </w:rPr>
-              <w:t>);</w:t>
-            </w:r>
-            <w:proofErr w:type="gramEnd"/>
-          </w:p>
-          <w:p>
-            <w:pPr>
-              <w:cnfStyle w:val="000000000000" w:firstRow="0" w:lastRow="0" w:firstColumn="0" w:lastColumn="0" w:oddVBand="0" w:evenVBand="0" w:oddHBand="0" w:evenHBand="0" w:firstRowFirstColumn="0" w:firstRowLastColumn="0" w:lastRowFirstColumn="0" w:lastRowLastColumn="0"/>
-              <w:rPr>
-                <w:bCs/>
-                <w:lang w:val="en-US"/>
-              </w:rPr>
-            </w:pPr>
-            <w:r>
-              <w:rPr>
-                <w:bCs/>
-                <w:lang w:val="en-US"/>
-              </w:rPr>
-              <w:t xml:space="preserve">    } else {</w:t>
-            </w:r>
-          </w:p>
-          <w:p>
-            <w:pPr>
-              <w:cnfStyle w:val="000000000000" w:firstRow="0" w:lastRow="0" w:firstColumn="0" w:lastColumn="0" w:oddVBand="0" w:evenVBand="0" w:oddHBand="0" w:evenHBand="0" w:firstRowFirstColumn="0" w:firstRowLastColumn="0" w:lastRowFirstColumn="0" w:lastRowLastColumn="0"/>
-              <w:rPr>
-                <w:bCs/>
-                <w:lang w:val="es-MX"/>
-              </w:rPr>
-            </w:pPr>
-            <w:r>
-              <w:rPr>
-                <w:bCs/>
-                <w:lang w:val="en-US"/>
-              </w:rPr>
-              <w:t xml:space="preserve">        </w:t>
-            </w:r>
-            <w:r>
-              <w:rPr>
-                <w:bCs/>
-                <w:lang w:val="es-MX"/>
-              </w:rPr>
-              <w:t>print("Mayor o igual que 10");</w:t>
-            </w:r>
-          </w:p>
-          <w:p>
-            <w:pPr>
-              <w:cnfStyle w:val="000000000000" w:firstRow="0" w:lastRow="0" w:firstColumn="0" w:lastColumn="0" w:oddVBand="0" w:evenVBand="0" w:oddHBand="0" w:evenHBand="0" w:firstRowFirstColumn="0" w:firstRowLastColumn="0" w:lastRowFirstColumn="0" w:lastRowLastColumn="0"/>
-              <w:rPr>
-                <w:bCs/>
-                <w:lang w:val="en-US"/>
-              </w:rPr>
-            </w:pPr>
-            <w:r>
-              <w:rPr>
-                <w:bCs/>
-                <w:lang w:val="es-MX"/>
-              </w:rPr>
-              <w:t xml:space="preserve">    </w:t>
-            </w:r>
-            <w:r>
-              <w:rPr>
-                <w:bCs/>
-                <w:lang w:val="en-US"/>
-              </w:rPr>
-              <w:t>}</w:t>
-            </w:r>
-          </w:p>
-          <w:p>
-            <w:pPr>
-              <w:cnfStyle w:val="000000000000" w:firstRow="0" w:lastRow="0" w:firstColumn="0" w:lastColumn="0" w:oddVBand="0" w:evenVBand="0" w:oddHBand="0" w:evenHBand="0" w:firstRowFirstColumn="0" w:firstRowLastColumn="0" w:lastRowFirstColumn="0" w:lastRowLastColumn="0"/>
-              <w:rPr>
-                <w:bCs/>
-                <w:lang w:val="en-US"/>
-              </w:rPr>
-            </w:pPr>
-            <w:r>
-              <w:rPr>
-                <w:bCs/>
-                <w:lang w:val="en-US"/>
-              </w:rPr>
-              <w:t>}</w:t>
-            </w:r>
-          </w:p>
-          <w:p>
-            <w:pPr>
-              <w:cnfStyle w:val="000000000000" w:firstRow="0" w:lastRow="0" w:firstColumn="0" w:lastColumn="0" w:oddVBand="0" w:evenVBand="0" w:oddHBand="0" w:evenHBand="0" w:firstRowFirstColumn="0" w:firstRowLastColumn="0" w:lastRowFirstColumn="0" w:lastRowLastColumn="0"/>
-              <w:rPr>
-                <w:b/>
-                <w:lang w:val="en-US"/>
-              </w:rPr>
-            </w:pPr>
-            <w:r>
-              <w:rPr>
-                <w:bCs/>
-                <w:lang w:val="en-US"/>
-              </w:rPr>
-              <w:t>end</w:t>
-            </w:r>
-          </w:p>
-        </w:tc>
-        <w:tc>
-          <w:tcPr>
-            <w:tcW w:w="2338" w:type="dxa"/>
-          </w:tcPr>
-          <w:p>
-            <w:pPr>
-              <w:cnfStyle w:val="000000000000" w:firstRow="0" w:lastRow="0" w:firstColumn="0" w:lastColumn="0" w:oddVBand="0" w:evenVBand="0" w:oddHBand="0" w:evenHBand="0" w:firstRowFirstColumn="0" w:firstRowLastColumn="0" w:lastRowFirstColumn="0" w:lastRowLastColumn="0"/>
-              <w:rPr>
-                <w:lang w:val="es-MX"/>
-              </w:rPr>
-            </w:pPr>
-            <w:r>
-              <w:rPr>
-                <w:lang w:val="es-MX"/>
-              </w:rPr>
-              <w:t>Aceptado</w:t>
-            </w:r>
-          </w:p>
-        </w:tc>
-      </w:tr>
-      <w:tr>
-        <w:trPr>
-          <w:cnfStyle w:val="000000100000" w:firstRow="0" w:lastRow="0" w:firstColumn="0" w:lastColumn="0" w:oddVBand="0" w:evenVBand="0" w:oddHBand="1" w:evenHBand="0" w:firstRowFirstColumn="0" w:firstRowLastColumn="0" w:lastRowFirstColumn="0" w:lastRowLastColumn="0"/>
-        </w:trPr>
-        <w:tc>
-          <w:tcPr>
-            <w:cnfStyle w:val="001000000000" w:firstRow="0" w:lastRow="0" w:firstColumn="1" w:lastColumn="0" w:oddVBand="0" w:evenVBand="0" w:oddHBand="0" w:evenHBand="0" w:firstRowFirstColumn="0" w:firstRowLastColumn="0" w:lastRowFirstColumn="0" w:lastRowLastColumn="0"/>
-            <w:tcW w:w="2337" w:type="dxa"/>
-          </w:tcPr>
-          <w:p>
-            <w:pPr>
-              <w:rPr>
-                <w:lang w:val="es-MX"/>
-              </w:rPr>
-            </w:pPr>
-            <w:r>
-              <w:rPr>
-                <w:lang w:val="es-MX"/>
-              </w:rPr>
-              <w:t>TC7</w:t>
-            </w:r>
-          </w:p>
-        </w:tc>
-        <w:tc>
-          <w:tcPr>
-            <w:tcW w:w="2337" w:type="dxa"/>
-          </w:tcPr>
-          <w:p>
-            <w:pPr>
-              <w:cnfStyle w:val="000000100000" w:firstRow="0" w:lastRow="0" w:firstColumn="0" w:lastColumn="0" w:oddVBand="0" w:evenVBand="0" w:oddHBand="1" w:evenHBand="0" w:firstRowFirstColumn="0" w:firstRowLastColumn="0" w:lastRowFirstColumn="0" w:lastRowLastColumn="0"/>
-              <w:rPr>
-                <w:lang w:val="es-MX"/>
-              </w:rPr>
-            </w:pPr>
-            <w:r>
-              <w:rPr>
-                <w:lang w:val="es-MX"/>
-              </w:rPr>
-              <w:t>Error léxico</w:t>
-            </w:r>
-          </w:p>
-        </w:tc>
-        <w:tc>
-          <w:tcPr>
-            <w:tcW w:w="2338" w:type="dxa"/>
-          </w:tcPr>
-          <w:p>
-            <w:pPr>
-              <w:cnfStyle w:val="000000100000" w:firstRow="0" w:lastRow="0" w:firstColumn="0" w:lastColumn="0" w:oddVBand="0" w:evenVBand="0" w:oddHBand="1" w:evenHBand="0" w:firstRowFirstColumn="0" w:firstRowLastColumn="0" w:lastRowFirstColumn="0" w:lastRowLastColumn="0"/>
-              <w:rPr>
-                <w:bCs/>
-                <w:lang w:val="en-US"/>
-              </w:rPr>
-            </w:pPr>
-            <w:r>
-              <w:rPr>
-                <w:bCs/>
-                <w:lang w:val="en-US"/>
-              </w:rPr>
-              <w:t xml:space="preserve">program </w:t>
-            </w:r>
-            <w:proofErr w:type="gramStart"/>
-            <w:r>
-              <w:rPr>
-                <w:bCs/>
-                <w:lang w:val="en-US"/>
-              </w:rPr>
-              <w:t>123Invalid;</w:t>
-            </w:r>
-            <w:proofErr w:type="gramEnd"/>
-          </w:p>
-          <w:p>
-            <w:pPr>
-              <w:cnfStyle w:val="000000100000" w:firstRow="0" w:lastRow="0" w:firstColumn="0" w:lastColumn="0" w:oddVBand="0" w:evenVBand="0" w:oddHBand="1" w:evenHBand="0" w:firstRowFirstColumn="0" w:firstRowLastColumn="0" w:lastRowFirstColumn="0" w:lastRowLastColumn="0"/>
-              <w:rPr>
-                <w:bCs/>
-                <w:lang w:val="en-US"/>
-              </w:rPr>
-            </w:pPr>
-            <w:r>
-              <w:rPr>
-                <w:bCs/>
-                <w:lang w:val="en-US"/>
-              </w:rPr>
-              <w:t>main {</w:t>
-            </w:r>
-          </w:p>
-          <w:p>
-            <w:pPr>
-              <w:cnfStyle w:val="000000100000" w:firstRow="0" w:lastRow="0" w:firstColumn="0" w:lastColumn="0" w:oddVBand="0" w:evenVBand="0" w:oddHBand="1" w:evenHBand="0" w:firstRowFirstColumn="0" w:firstRowLastColumn="0" w:lastRowFirstColumn="0" w:lastRowLastColumn="0"/>
-              <w:rPr>
-                <w:bCs/>
-                <w:lang w:val="en-US"/>
-              </w:rPr>
-            </w:pPr>
-            <w:r>
-              <w:rPr>
-                <w:bCs/>
-                <w:lang w:val="en-US"/>
-              </w:rPr>
-              <w:t>}</w:t>
-            </w:r>
-          </w:p>
-          <w:p>
-            <w:pPr>
-              <w:cnfStyle w:val="000000100000" w:firstRow="0" w:lastRow="0" w:firstColumn="0" w:lastColumn="0" w:oddVBand="0" w:evenVBand="0" w:oddHBand="1" w:evenHBand="0" w:firstRowFirstColumn="0" w:firstRowLastColumn="0" w:lastRowFirstColumn="0" w:lastRowLastColumn="0"/>
-              <w:rPr>
-                <w:bCs/>
-                <w:lang w:val="en-US"/>
-              </w:rPr>
-            </w:pPr>
-            <w:r>
-              <w:rPr>
-                <w:bCs/>
-                <w:lang w:val="en-US"/>
-              </w:rPr>
-              <w:t>end</w:t>
-            </w:r>
-          </w:p>
-        </w:tc>
-        <w:tc>
-          <w:tcPr>
-            <w:tcW w:w="2338" w:type="dxa"/>
-          </w:tcPr>
-          <w:p>
-            <w:pPr>
-              <w:cnfStyle w:val="000000100000" w:firstRow="0" w:lastRow="0" w:firstColumn="0" w:lastColumn="0" w:oddVBand="0" w:evenVBand="0" w:oddHBand="1" w:evenHBand="0" w:firstRowFirstColumn="0" w:firstRowLastColumn="0" w:lastRowFirstColumn="0" w:lastRowLastColumn="0"/>
-              <w:rPr>
-                <w:lang w:val="es-MX"/>
-              </w:rPr>
-            </w:pPr>
-            <w:r>
-              <w:rPr>
-                <w:lang w:val="es-MX"/>
-              </w:rPr>
-              <w:t>Error (identificador inválido 123Invalid)</w:t>
-            </w:r>
-          </w:p>
-        </w:tc>
-      </w:tr>
-      <w:tr>
-        <w:tc>
-          <w:tcPr>
-            <w:cnfStyle w:val="001000000000" w:firstRow="0" w:lastRow="0" w:firstColumn="1" w:lastColumn="0" w:oddVBand="0" w:evenVBand="0" w:oddHBand="0" w:evenHBand="0" w:firstRowFirstColumn="0" w:firstRowLastColumn="0" w:lastRowFirstColumn="0" w:lastRowLastColumn="0"/>
-            <w:tcW w:w="2337" w:type="dxa"/>
-          </w:tcPr>
-          <w:p>
-            <w:pPr>
-              <w:rPr>
-                <w:lang w:val="es-MX"/>
-              </w:rPr>
-            </w:pPr>
-            <w:r>
-              <w:rPr>
-                <w:lang w:val="es-MX"/>
-              </w:rPr>
-              <w:t>TC8</w:t>
-            </w:r>
-          </w:p>
-        </w:tc>
-        <w:tc>
-          <w:tcPr>
-            <w:tcW w:w="2337" w:type="dxa"/>
-          </w:tcPr>
-          <w:p>
-            <w:pPr>
-              <w:cnfStyle w:val="000000000000" w:firstRow="0" w:lastRow="0" w:firstColumn="0" w:lastColumn="0" w:oddVBand="0" w:evenVBand="0" w:oddHBand="0" w:evenHBand="0" w:firstRowFirstColumn="0" w:firstRowLastColumn="0" w:lastRowFirstColumn="0" w:lastRowLastColumn="0"/>
-              <w:rPr>
-                <w:lang w:val="es-MX"/>
-              </w:rPr>
-            </w:pPr>
-            <w:r>
-              <w:rPr>
-                <w:lang w:val="es-MX"/>
-              </w:rPr>
-              <w:t>Error sintáctico (falta ; en asignación)</w:t>
-            </w:r>
-          </w:p>
-        </w:tc>
-        <w:tc>
-          <w:tcPr>
-            <w:tcW w:w="2338" w:type="dxa"/>
-          </w:tcPr>
-          <w:p>
-            <w:pPr>
-              <w:cnfStyle w:val="000000000000" w:firstRow="0" w:lastRow="0" w:firstColumn="0" w:lastColumn="0" w:oddVBand="0" w:evenVBand="0" w:oddHBand="0" w:evenHBand="0" w:firstRowFirstColumn="0" w:firstRowLastColumn="0" w:lastRowFirstColumn="0" w:lastRowLastColumn="0"/>
-              <w:rPr>
-                <w:bCs/>
-                <w:lang w:val="en-US"/>
-              </w:rPr>
-            </w:pPr>
-            <w:r>
-              <w:rPr>
-                <w:bCs/>
-                <w:lang w:val="en-US"/>
-              </w:rPr>
-              <w:t xml:space="preserve">program </w:t>
-            </w:r>
-            <w:proofErr w:type="spellStart"/>
-            <w:proofErr w:type="gramStart"/>
-            <w:r>
-              <w:rPr>
-                <w:bCs/>
-                <w:lang w:val="en-US"/>
-              </w:rPr>
-              <w:t>errorSintaxis</w:t>
-            </w:r>
-            <w:proofErr w:type="spellEnd"/>
-            <w:r>
-              <w:rPr>
-                <w:bCs/>
-                <w:lang w:val="en-US"/>
-              </w:rPr>
-              <w:t>;</w:t>
-            </w:r>
-            <w:proofErr w:type="gramEnd"/>
-          </w:p>
-          <w:p>
-            <w:pPr>
-              <w:cnfStyle w:val="000000000000" w:firstRow="0" w:lastRow="0" w:firstColumn="0" w:lastColumn="0" w:oddVBand="0" w:evenVBand="0" w:oddHBand="0" w:evenHBand="0" w:firstRowFirstColumn="0" w:firstRowLastColumn="0" w:lastRowFirstColumn="0" w:lastRowLastColumn="0"/>
-              <w:rPr>
-                <w:bCs/>
-                <w:lang w:val="en-US"/>
-              </w:rPr>
-            </w:pPr>
-            <w:r>
-              <w:rPr>
-                <w:bCs/>
-                <w:lang w:val="en-US"/>
-              </w:rPr>
-              <w:t xml:space="preserve">var int </w:t>
-            </w:r>
-            <w:proofErr w:type="gramStart"/>
-            <w:r>
-              <w:rPr>
-                <w:bCs/>
-                <w:lang w:val="en-US"/>
-              </w:rPr>
-              <w:t>x;</w:t>
-            </w:r>
-            <w:proofErr w:type="gramEnd"/>
-          </w:p>
-          <w:p>
-            <w:pPr>
-              <w:cnfStyle w:val="000000000000" w:firstRow="0" w:lastRow="0" w:firstColumn="0" w:lastColumn="0" w:oddVBand="0" w:evenVBand="0" w:oddHBand="0" w:evenHBand="0" w:firstRowFirstColumn="0" w:firstRowLastColumn="0" w:lastRowFirstColumn="0" w:lastRowLastColumn="0"/>
-              <w:rPr>
-                <w:bCs/>
-                <w:lang w:val="en-US"/>
-              </w:rPr>
-            </w:pPr>
-            <w:r>
-              <w:rPr>
-                <w:bCs/>
-                <w:lang w:val="en-US"/>
-              </w:rPr>
-              <w:t>main {</w:t>
-            </w:r>
-          </w:p>
-          <w:p>
-            <w:pPr>
-              <w:cnfStyle w:val="000000000000" w:firstRow="0" w:lastRow="0" w:firstColumn="0" w:lastColumn="0" w:oddVBand="0" w:evenVBand="0" w:oddHBand="0" w:evenHBand="0" w:firstRowFirstColumn="0" w:firstRowLastColumn="0" w:lastRowFirstColumn="0" w:lastRowLastColumn="0"/>
-              <w:rPr>
-                <w:bCs/>
-                <w:lang w:val="en-US"/>
-              </w:rPr>
-            </w:pPr>
-            <w:r>
-              <w:rPr>
-                <w:bCs/>
-                <w:lang w:val="en-US"/>
-              </w:rPr>
-              <w:t xml:space="preserve">    x = 10</w:t>
-            </w:r>
-          </w:p>
-          <w:p>
-            <w:pPr>
-              <w:cnfStyle w:val="000000000000" w:firstRow="0" w:lastRow="0" w:firstColumn="0" w:lastColumn="0" w:oddVBand="0" w:evenVBand="0" w:oddHBand="0" w:evenHBand="0" w:firstRowFirstColumn="0" w:firstRowLastColumn="0" w:lastRowFirstColumn="0" w:lastRowLastColumn="0"/>
-              <w:rPr>
-                <w:bCs/>
-                <w:lang w:val="en-US"/>
-              </w:rPr>
-            </w:pPr>
-            <w:r>
-              <w:rPr>
-                <w:bCs/>
-                <w:lang w:val="en-US"/>
-              </w:rPr>
-              <w:t xml:space="preserve">    print(x</w:t>
-            </w:r>
-            <w:proofErr w:type="gramStart"/>
-            <w:r>
-              <w:rPr>
-                <w:bCs/>
-                <w:lang w:val="en-US"/>
-              </w:rPr>
-              <w:t>);</w:t>
-            </w:r>
-            <w:proofErr w:type="gramEnd"/>
-          </w:p>
-          <w:p>
-            <w:pPr>
-              <w:cnfStyle w:val="000000000000" w:firstRow="0" w:lastRow="0" w:firstColumn="0" w:lastColumn="0" w:oddVBand="0" w:evenVBand="0" w:oddHBand="0" w:evenHBand="0" w:firstRowFirstColumn="0" w:firstRowLastColumn="0" w:lastRowFirstColumn="0" w:lastRowLastColumn="0"/>
-              <w:rPr>
-                <w:bCs/>
-                <w:lang w:val="en-US"/>
-              </w:rPr>
-            </w:pPr>
-            <w:r>
-              <w:rPr>
-                <w:bCs/>
-                <w:lang w:val="en-US"/>
-              </w:rPr>
-              <w:t>}</w:t>
-            </w:r>
-          </w:p>
-          <w:p>
-            <w:pPr>
-              <w:cnfStyle w:val="000000000000" w:firstRow="0" w:lastRow="0" w:firstColumn="0" w:lastColumn="0" w:oddVBand="0" w:evenVBand="0" w:oddHBand="0" w:evenHBand="0" w:firstRowFirstColumn="0" w:firstRowLastColumn="0" w:lastRowFirstColumn="0" w:lastRowLastColumn="0"/>
-              <w:rPr>
-                <w:bCs/>
-                <w:lang w:val="en-US"/>
-              </w:rPr>
-            </w:pPr>
-            <w:r>
-              <w:rPr>
-                <w:bCs/>
-                <w:lang w:val="en-US"/>
-              </w:rPr>
-              <w:t>end</w:t>
-            </w:r>
-          </w:p>
-        </w:tc>
-        <w:tc>
-          <w:tcPr>
-            <w:tcW w:w="2338" w:type="dxa"/>
-          </w:tcPr>
-          <w:p>
-            <w:pPr>
-              <w:cnfStyle w:val="000000000000" w:firstRow="0" w:lastRow="0" w:firstColumn="0" w:lastColumn="0" w:oddVBand="0" w:evenVBand="0" w:oddHBand="0" w:evenHBand="0" w:firstRowFirstColumn="0" w:firstRowLastColumn="0" w:lastRowFirstColumn="0" w:lastRowLastColumn="0"/>
-              <w:rPr>
-                <w:lang w:val="es-MX"/>
-              </w:rPr>
-            </w:pPr>
-            <w:r>
-              <w:rPr>
-                <w:lang w:val="es-MX"/>
-              </w:rPr>
-              <w:t>Error (falta punto y coma después de x = 10)</w:t>
-            </w:r>
-          </w:p>
-        </w:tc>
-      </w:tr>
-      <w:tr>
-        <w:trPr>
-          <w:cnfStyle w:val="000000100000" w:firstRow="0" w:lastRow="0" w:firstColumn="0" w:lastColumn="0" w:oddVBand="0" w:evenVBand="0" w:oddHBand="1" w:evenHBand="0" w:firstRowFirstColumn="0" w:firstRowLastColumn="0" w:lastRowFirstColumn="0" w:lastRowLastColumn="0"/>
-        </w:trPr>
-        <w:tc>
-          <w:tcPr>
-            <w:cnfStyle w:val="001000000000" w:firstRow="0" w:lastRow="0" w:firstColumn="1" w:lastColumn="0" w:oddVBand="0" w:evenVBand="0" w:oddHBand="0" w:evenHBand="0" w:firstRowFirstColumn="0" w:firstRowLastColumn="0" w:lastRowFirstColumn="0" w:lastRowLastColumn="0"/>
-            <w:tcW w:w="2337" w:type="dxa"/>
-          </w:tcPr>
-          <w:p>
-            <w:pPr>
-              <w:rPr>
-                <w:lang w:val="es-MX"/>
-              </w:rPr>
-            </w:pPr>
-            <w:r>
-              <w:rPr>
-                <w:lang w:val="es-MX"/>
-              </w:rPr>
-              <w:t>TC9</w:t>
-            </w:r>
-          </w:p>
-        </w:tc>
-        <w:tc>
-          <w:tcPr>
-            <w:tcW w:w="2337" w:type="dxa"/>
-          </w:tcPr>
-          <w:p>
-            <w:pPr>
-              <w:cnfStyle w:val="000000100000" w:firstRow="0" w:lastRow="0" w:firstColumn="0" w:lastColumn="0" w:oddVBand="0" w:evenVBand="0" w:oddHBand="1" w:evenHBand="0" w:firstRowFirstColumn="0" w:firstRowLastColumn="0" w:lastRowFirstColumn="0" w:lastRowLastColumn="0"/>
-              <w:rPr>
-                <w:lang w:val="es-MX"/>
-              </w:rPr>
-            </w:pPr>
-            <w:r>
-              <w:rPr>
-                <w:lang w:val="es-MX"/>
-              </w:rPr>
-              <w:t>Llamada a función</w:t>
-            </w:r>
-          </w:p>
-        </w:tc>
-        <w:tc>
-          <w:tcPr>
-            <w:tcW w:w="2338" w:type="dxa"/>
-          </w:tcPr>
-          <w:p>
-            <w:pPr>
-              <w:cnfStyle w:val="000000100000" w:firstRow="0" w:lastRow="0" w:firstColumn="0" w:lastColumn="0" w:oddVBand="0" w:evenVBand="0" w:oddHBand="1" w:evenHBand="0" w:firstRowFirstColumn="0" w:firstRowLastColumn="0" w:lastRowFirstColumn="0" w:lastRowLastColumn="0"/>
-              <w:rPr>
-                <w:bCs/>
-                <w:lang w:val="es-MX"/>
-              </w:rPr>
-            </w:pPr>
-            <w:r>
-              <w:rPr>
-                <w:bCs/>
-                <w:lang w:val="es-MX"/>
-              </w:rPr>
-              <w:t>program llamado;</w:t>
-            </w:r>
-          </w:p>
-          <w:p>
-            <w:pPr>
-              <w:cnfStyle w:val="000000100000" w:firstRow="0" w:lastRow="0" w:firstColumn="0" w:lastColumn="0" w:oddVBand="0" w:evenVBand="0" w:oddHBand="1" w:evenHBand="0" w:firstRowFirstColumn="0" w:firstRowLastColumn="0" w:lastRowFirstColumn="0" w:lastRowLastColumn="0"/>
-              <w:rPr>
-                <w:bCs/>
-                <w:lang w:val="es-MX"/>
-              </w:rPr>
-            </w:pPr>
-            <w:r>
-              <w:rPr>
-                <w:bCs/>
-                <w:lang w:val="es-MX"/>
-              </w:rPr>
-              <w:t>int cuadrado(int x) : var int r; { r = x * x; print(r); } ;</w:t>
-            </w:r>
-          </w:p>
-          <w:p>
-            <w:pPr>
-              <w:cnfStyle w:val="000000100000" w:firstRow="0" w:lastRow="0" w:firstColumn="0" w:lastColumn="0" w:oddVBand="0" w:evenVBand="0" w:oddHBand="1" w:evenHBand="0" w:firstRowFirstColumn="0" w:firstRowLastColumn="0" w:lastRowFirstColumn="0" w:lastRowLastColumn="0"/>
-              <w:rPr>
-                <w:bCs/>
-                <w:lang w:val="es-MX"/>
-              </w:rPr>
-            </w:pPr>
-            <w:r>
-              <w:rPr>
-                <w:bCs/>
-                <w:lang w:val="es-MX"/>
-              </w:rPr>
-              <w:t>main {</w:t>
-            </w:r>
-          </w:p>
-          <w:p>
-            <w:pPr>
-              <w:cnfStyle w:val="000000100000" w:firstRow="0" w:lastRow="0" w:firstColumn="0" w:lastColumn="0" w:oddVBand="0" w:evenVBand="0" w:oddHBand="1" w:evenHBand="0" w:firstRowFirstColumn="0" w:firstRowLastColumn="0" w:lastRowFirstColumn="0" w:lastRowLastColumn="0"/>
-              <w:rPr>
-                <w:bCs/>
-                <w:lang w:val="es-MX"/>
-              </w:rPr>
-            </w:pPr>
-            <w:r>
-              <w:rPr>
-                <w:bCs/>
-                <w:lang w:val="es-MX"/>
-              </w:rPr>
-              <w:t xml:space="preserve">    cuadrado(5);</w:t>
-            </w:r>
-          </w:p>
-          <w:p>
-            <w:pPr>
-              <w:cnfStyle w:val="000000100000" w:firstRow="0" w:lastRow="0" w:firstColumn="0" w:lastColumn="0" w:oddVBand="0" w:evenVBand="0" w:oddHBand="1" w:evenHBand="0" w:firstRowFirstColumn="0" w:firstRowLastColumn="0" w:lastRowFirstColumn="0" w:lastRowLastColumn="0"/>
-              <w:rPr>
-                <w:bCs/>
-                <w:lang w:val="en-US"/>
-              </w:rPr>
-            </w:pPr>
-            <w:r>
-              <w:rPr>
-                <w:bCs/>
-                <w:lang w:val="en-US"/>
-              </w:rPr>
-              <w:t>}</w:t>
-            </w:r>
-          </w:p>
-          <w:p>
-            <w:pPr>
-              <w:cnfStyle w:val="000000100000" w:firstRow="0" w:lastRow="0" w:firstColumn="0" w:lastColumn="0" w:oddVBand="0" w:evenVBand="0" w:oddHBand="1" w:evenHBand="0" w:firstRowFirstColumn="0" w:firstRowLastColumn="0" w:lastRowFirstColumn="0" w:lastRowLastColumn="0"/>
-              <w:rPr>
-                <w:bCs/>
-                <w:lang w:val="en-US"/>
-              </w:rPr>
-            </w:pPr>
-            <w:r>
-              <w:rPr>
-                <w:bCs/>
-                <w:lang w:val="en-US"/>
-              </w:rPr>
-              <w:t>end</w:t>
-            </w:r>
-          </w:p>
-        </w:tc>
-        <w:tc>
-          <w:tcPr>
-            <w:tcW w:w="2338" w:type="dxa"/>
-          </w:tcPr>
-          <w:p>
-            <w:pPr>
-              <w:cnfStyle w:val="000000100000" w:firstRow="0" w:lastRow="0" w:firstColumn="0" w:lastColumn="0" w:oddVBand="0" w:evenVBand="0" w:oddHBand="1" w:evenHBand="0" w:firstRowFirstColumn="0" w:firstRowLastColumn="0" w:lastRowFirstColumn="0" w:lastRowLastColumn="0"/>
-              <w:rPr>
-                <w:lang w:val="en-US"/>
-              </w:rPr>
-            </w:pPr>
-            <w:proofErr w:type="spellStart"/>
-            <w:r>
-              <w:rPr>
-                <w:lang w:val="en-US"/>
-              </w:rPr>
-              <w:t>Aceptado</w:t>
-            </w:r>
-            <w:proofErr w:type="spellEnd"/>
-          </w:p>
-        </w:tc>
-      </w:tr>
-      <w:tr>
-        <w:tc>
-          <w:tcPr>
-            <w:cnfStyle w:val="001000000000" w:firstRow="0" w:lastRow="0" w:firstColumn="1" w:lastColumn="0" w:oddVBand="0" w:evenVBand="0" w:oddHBand="0" w:evenHBand="0" w:firstRowFirstColumn="0" w:firstRowLastColumn="0" w:lastRowFirstColumn="0" w:lastRowLastColumn="0"/>
-            <w:tcW w:w="2337" w:type="dxa"/>
-          </w:tcPr>
-          <w:p>
-            <w:pPr>
-              <w:rPr>
-                <w:lang w:val="es-MX"/>
-              </w:rPr>
-            </w:pPr>
-            <w:r>
-              <w:rPr>
-                <w:lang w:val="es-MX"/>
-              </w:rPr>
-              <w:lastRenderedPageBreak/>
-              <w:t>TC10</w:t>
-            </w:r>
-          </w:p>
-        </w:tc>
-        <w:tc>
-          <w:tcPr>
-            <w:tcW w:w="2337" w:type="dxa"/>
-          </w:tcPr>
-          <w:p>
-            <w:pPr>
-              <w:cnfStyle w:val="000000000000" w:firstRow="0" w:lastRow="0" w:firstColumn="0" w:lastColumn="0" w:oddVBand="0" w:evenVBand="0" w:oddHBand="0" w:evenHBand="0" w:firstRowFirstColumn="0" w:firstRowLastColumn="0" w:lastRowFirstColumn="0" w:lastRowLastColumn="0"/>
-              <w:rPr>
-                <w:lang w:val="es-MX"/>
-              </w:rPr>
-            </w:pPr>
-            <w:r>
-              <w:rPr>
-                <w:lang w:val="es-MX"/>
-              </w:rPr>
-              <w:t>Expresión compuesta</w:t>
-            </w:r>
-          </w:p>
-        </w:tc>
-        <w:tc>
-          <w:tcPr>
-            <w:tcW w:w="2338" w:type="dxa"/>
-          </w:tcPr>
-          <w:p>
-            <w:pPr>
-              <w:cnfStyle w:val="000000000000" w:firstRow="0" w:lastRow="0" w:firstColumn="0" w:lastColumn="0" w:oddVBand="0" w:evenVBand="0" w:oddHBand="0" w:evenHBand="0" w:firstRowFirstColumn="0" w:firstRowLastColumn="0" w:lastRowFirstColumn="0" w:lastRowLastColumn="0"/>
-              <w:rPr>
-                <w:bCs/>
-                <w:lang w:val="en-US"/>
-              </w:rPr>
-            </w:pPr>
-            <w:r>
-              <w:rPr>
-                <w:bCs/>
-                <w:lang w:val="en-US"/>
-              </w:rPr>
-              <w:t xml:space="preserve">program </w:t>
-            </w:r>
-            <w:proofErr w:type="gramStart"/>
-            <w:r>
-              <w:rPr>
-                <w:bCs/>
-                <w:lang w:val="en-US"/>
-              </w:rPr>
-              <w:t>expr;</w:t>
-            </w:r>
-            <w:proofErr w:type="gramEnd"/>
-          </w:p>
-          <w:p>
-            <w:pPr>
-              <w:cnfStyle w:val="000000000000" w:firstRow="0" w:lastRow="0" w:firstColumn="0" w:lastColumn="0" w:oddVBand="0" w:evenVBand="0" w:oddHBand="0" w:evenHBand="0" w:firstRowFirstColumn="0" w:firstRowLastColumn="0" w:lastRowFirstColumn="0" w:lastRowLastColumn="0"/>
-              <w:rPr>
-                <w:bCs/>
-                <w:lang w:val="en-US"/>
-              </w:rPr>
-            </w:pPr>
-            <w:r>
-              <w:rPr>
-                <w:bCs/>
-                <w:lang w:val="en-US"/>
-              </w:rPr>
-              <w:t xml:space="preserve">var float </w:t>
-            </w:r>
-            <w:proofErr w:type="spellStart"/>
-            <w:proofErr w:type="gramStart"/>
-            <w:r>
-              <w:rPr>
-                <w:bCs/>
-                <w:lang w:val="en-US"/>
-              </w:rPr>
-              <w:t>resultado</w:t>
-            </w:r>
-            <w:proofErr w:type="spellEnd"/>
-            <w:r>
-              <w:rPr>
-                <w:bCs/>
-                <w:lang w:val="en-US"/>
-              </w:rPr>
-              <w:t>;</w:t>
-            </w:r>
-            <w:proofErr w:type="gramEnd"/>
-          </w:p>
-          <w:p>
-            <w:pPr>
-              <w:cnfStyle w:val="000000000000" w:firstRow="0" w:lastRow="0" w:firstColumn="0" w:lastColumn="0" w:oddVBand="0" w:evenVBand="0" w:oddHBand="0" w:evenHBand="0" w:firstRowFirstColumn="0" w:firstRowLastColumn="0" w:lastRowFirstColumn="0" w:lastRowLastColumn="0"/>
-              <w:rPr>
-                <w:bCs/>
-                <w:lang w:val="en-US"/>
-              </w:rPr>
-            </w:pPr>
-            <w:r>
-              <w:rPr>
-                <w:bCs/>
-                <w:lang w:val="en-US"/>
-              </w:rPr>
-              <w:t>main {</w:t>
-            </w:r>
-          </w:p>
-          <w:p>
-            <w:pPr>
-              <w:cnfStyle w:val="000000000000" w:firstRow="0" w:lastRow="0" w:firstColumn="0" w:lastColumn="0" w:oddVBand="0" w:evenVBand="0" w:oddHBand="0" w:evenHBand="0" w:firstRowFirstColumn="0" w:firstRowLastColumn="0" w:lastRowFirstColumn="0" w:lastRowLastColumn="0"/>
-              <w:rPr>
-                <w:bCs/>
-                <w:lang w:val="es-MX"/>
-              </w:rPr>
-            </w:pPr>
-            <w:r>
-              <w:rPr>
-                <w:bCs/>
-                <w:lang w:val="en-US"/>
-              </w:rPr>
-              <w:t xml:space="preserve">    </w:t>
-            </w:r>
-            <w:r>
-              <w:rPr>
-                <w:bCs/>
-                <w:lang w:val="es-MX"/>
-              </w:rPr>
-              <w:t>resultado = (3 + 5) * 2.5;</w:t>
-            </w:r>
-          </w:p>
-          <w:p>
-            <w:pPr>
-              <w:cnfStyle w:val="000000000000" w:firstRow="0" w:lastRow="0" w:firstColumn="0" w:lastColumn="0" w:oddVBand="0" w:evenVBand="0" w:oddHBand="0" w:evenHBand="0" w:firstRowFirstColumn="0" w:firstRowLastColumn="0" w:lastRowFirstColumn="0" w:lastRowLastColumn="0"/>
-              <w:rPr>
-                <w:bCs/>
-                <w:lang w:val="es-MX"/>
-              </w:rPr>
-            </w:pPr>
-            <w:r>
-              <w:rPr>
-                <w:bCs/>
-                <w:lang w:val="es-MX"/>
-              </w:rPr>
-              <w:t xml:space="preserve">    print(resultado);</w:t>
-            </w:r>
-          </w:p>
-          <w:p>
-            <w:pPr>
-              <w:cnfStyle w:val="000000000000" w:firstRow="0" w:lastRow="0" w:firstColumn="0" w:lastColumn="0" w:oddVBand="0" w:evenVBand="0" w:oddHBand="0" w:evenHBand="0" w:firstRowFirstColumn="0" w:firstRowLastColumn="0" w:lastRowFirstColumn="0" w:lastRowLastColumn="0"/>
-              <w:rPr>
-                <w:bCs/>
-                <w:lang w:val="es-MX"/>
-              </w:rPr>
-            </w:pPr>
-            <w:r>
-              <w:rPr>
-                <w:bCs/>
-                <w:lang w:val="es-MX"/>
-              </w:rPr>
-              <w:t>}</w:t>
-            </w:r>
-          </w:p>
-          <w:p>
-            <w:pPr>
-              <w:cnfStyle w:val="000000000000" w:firstRow="0" w:lastRow="0" w:firstColumn="0" w:lastColumn="0" w:oddVBand="0" w:evenVBand="0" w:oddHBand="0" w:evenHBand="0" w:firstRowFirstColumn="0" w:firstRowLastColumn="0" w:lastRowFirstColumn="0" w:lastRowLastColumn="0"/>
-              <w:rPr>
-                <w:bCs/>
-                <w:lang w:val="es-MX"/>
-              </w:rPr>
-            </w:pPr>
-            <w:r>
-              <w:rPr>
-                <w:bCs/>
-                <w:lang w:val="es-MX"/>
-              </w:rPr>
-              <w:t>end</w:t>
-            </w:r>
-          </w:p>
-        </w:tc>
-        <w:tc>
-          <w:tcPr>
-            <w:tcW w:w="2338" w:type="dxa"/>
-          </w:tcPr>
-          <w:p>
-            <w:pPr>
-              <w:cnfStyle w:val="000000000000" w:firstRow="0" w:lastRow="0" w:firstColumn="0" w:lastColumn="0" w:oddVBand="0" w:evenVBand="0" w:oddHBand="0" w:evenHBand="0" w:firstRowFirstColumn="0" w:firstRowLastColumn="0" w:lastRowFirstColumn="0" w:lastRowLastColumn="0"/>
-              <w:rPr>
-                <w:lang w:val="en-US"/>
-              </w:rPr>
-            </w:pPr>
-            <w:proofErr w:type="spellStart"/>
-            <w:r>
-              <w:rPr>
-                <w:lang w:val="en-US"/>
-              </w:rPr>
-              <w:t>Aceptado</w:t>
-            </w:r>
-            <w:proofErr w:type="spellEnd"/>
           </w:p>
         </w:tc>
       </w:tr>
     </w:tbl>
-    <w:p>
-      <w:pPr>
-        <w:rPr>
-          <w:lang w:val="en-US"/>
-        </w:rPr>
-      </w:pPr>
-    </w:p>
-    <w:p>
-      <w:pPr>
-        <w:rPr>
-          <w:lang w:val="es-MX"/>
-        </w:rPr>
-      </w:pPr>
-      <w:r>
-        <w:rPr>
-          <w:noProof/>
-          <w:lang w:val="es-MX"/>
-        </w:rPr>
-        <w:drawing>
-          <wp:inline distT="0" distB="0" distL="0" distR="0" wp14:anchorId="438B27D4" wp14:editId="69D36B59">
-            <wp:extent cx="5943600" cy="2117725"/>
-            <wp:effectExtent l="0" t="0" r="0" b="0"/>
-            <wp:docPr id="1170198961" name="Picture 1"/>
-            <wp:cNvGraphicFramePr>
-              <a:graphicFrameLocks xmlns:a="http://schemas.openxmlformats.org/drawingml/2006/main" noChangeAspect="1"/>
-            </wp:cNvGraphicFramePr>
-            <a:graphic xmlns:a="http://schemas.openxmlformats.org/drawingml/2006/main">
-              <a:graphicData uri="http://schemas.openxmlformats.org/drawingml/2006/picture">
-                <pic:pic xmlns:pic="http://schemas.openxmlformats.org/drawingml/2006/picture">
-                  <pic:nvPicPr>
-                    <pic:cNvPr id="1170198961" name=""/>
-                    <pic:cNvPicPr/>
-                  </pic:nvPicPr>
-                  <pic:blipFill>
-                    <a:blip r:embed="rId7"/>
-                    <a:stretch>
-                      <a:fillRect/>
-                    </a:stretch>
-                  </pic:blipFill>
-                  <pic:spPr>
-                    <a:xfrm>
-                      <a:off x="0" y="0"/>
-                      <a:ext cx="5943600" cy="2117725"/>
-                    </a:xfrm>
-                    <a:prstGeom prst="rect">
-                      <a:avLst/>
-                    </a:prstGeom>
-                  </pic:spPr>
-                </pic:pic>
-              </a:graphicData>
-            </a:graphic>
-          </wp:inline>
-        </w:drawing>
-      </w:r>
-    </w:p>
     <w:p>
       <w:pPr>
         <w:rPr>
@@ -7559,6 +5737,15 @@
         </w:rPr>
       </w:pPr>
       <w:bookmarkStart w:id="0" w:name="OLE_LINK1"/>
+    </w:p>
+    <w:p>
+      <w:pPr>
+        <w:rPr>
+          <w:b/>
+          <w:bCs/>
+          <w:lang w:val="es-MX"/>
+        </w:rPr>
+      </w:pPr>
       <w:r>
         <w:rPr>
           <w:b/>
@@ -9185,49 +7372,7 @@
         <w:rPr>
           <w:lang w:val="es-ES_tradnl"/>
         </w:rPr>
-        <w:t>), donde cada clave corresponde al nombre de una variable, y su valor es el tipo de dato asociado a dicha variable (</w:t>
-      </w:r>
-      <w:proofErr w:type="spellStart"/>
-      <w:r>
-        <w:rPr>
-          <w:lang w:val="es-ES_tradnl"/>
-        </w:rPr>
-        <w:t>int</w:t>
-      </w:r>
-      <w:proofErr w:type="spellEnd"/>
-      <w:r>
-        <w:rPr>
-          <w:lang w:val="es-ES_tradnl"/>
-        </w:rPr>
-        <w:t xml:space="preserve">, </w:t>
-      </w:r>
-      <w:proofErr w:type="spellStart"/>
-      <w:r>
-        <w:rPr>
-          <w:lang w:val="es-ES_tradnl"/>
-        </w:rPr>
-        <w:t>float</w:t>
-      </w:r>
-      <w:proofErr w:type="spellEnd"/>
-      <w:r>
-        <w:rPr>
-          <w:lang w:val="es-ES_tradnl"/>
-        </w:rPr>
-        <w:t xml:space="preserve"> o </w:t>
-      </w:r>
-      <w:proofErr w:type="spellStart"/>
-      <w:r>
-        <w:rPr>
-          <w:lang w:val="es-ES_tradnl"/>
-        </w:rPr>
-        <w:t>string</w:t>
-      </w:r>
-      <w:proofErr w:type="spellEnd"/>
-      <w:r>
-        <w:rPr>
-          <w:lang w:val="es-ES_tradnl"/>
-        </w:rPr>
-        <w:t>). Cada función contiene su propia instancia de esta tabla, lo que permite mantener un ámbito léxico separado entre funciones.</w:t>
+        <w:t>), donde cada clave corresponde al nombre de una variable, y su valor es el tipo de dato asociado a dicha variable. Cada función contiene su propia instancia de esta tabla, lo que permite mantener un ámbito léxico separado entre funciones.</w:t>
       </w:r>
     </w:p>
     <w:p>
@@ -9330,511 +7475,24 @@
         <w:rPr>
           <w:b/>
           <w:bCs/>
-          <w:lang w:val="es-ES_tradnl"/>
-        </w:rPr>
-      </w:pPr>
+        </w:rPr>
+      </w:pPr>
+      <w:bookmarkStart w:id="1" w:name="OLE_LINK2"/>
+      <w:bookmarkEnd w:id="0"/>
       <w:r>
         <w:rPr>
           <w:b/>
           <w:bCs/>
-          <w:lang w:val="es-ES_tradnl"/>
-        </w:rPr>
-        <w:t>Puntos neurálgicos</w:t>
-      </w:r>
-    </w:p>
-    <w:p>
-      <w:pPr>
-        <w:pStyle w:val="ListParagraph"/>
-        <w:numPr>
-          <w:ilvl w:val="0"/>
-          <w:numId w:val="12"/>
-        </w:numPr>
-        <w:rPr>
-          <w:lang w:val="es-ES_tradnl"/>
-        </w:rPr>
-      </w:pPr>
-      <w:r>
-        <w:rPr>
-          <w:lang w:val="es-ES_tradnl"/>
-        </w:rPr>
-        <w:t>Inicio del programa</w:t>
-      </w:r>
-    </w:p>
-    <w:p>
-      <w:pPr>
-        <w:pStyle w:val="ListParagraph"/>
-        <w:numPr>
-          <w:ilvl w:val="0"/>
-          <w:numId w:val="13"/>
-        </w:numPr>
-        <w:rPr>
-          <w:lang w:val="es-ES_tradnl"/>
-        </w:rPr>
-      </w:pPr>
-      <w:r>
-        <w:rPr>
-          <w:lang w:val="es-ES_tradnl"/>
-        </w:rPr>
-        <w:t>Se crea el contexto "global" en el Directorio de Funciones.</w:t>
-      </w:r>
-    </w:p>
-    <w:p>
-      <w:pPr>
-        <w:pStyle w:val="ListParagraph"/>
-        <w:numPr>
-          <w:ilvl w:val="0"/>
-          <w:numId w:val="13"/>
-        </w:numPr>
-        <w:rPr>
-          <w:lang w:val="es-ES_tradnl"/>
-        </w:rPr>
-      </w:pPr>
-      <w:r>
-        <w:rPr>
-          <w:lang w:val="es-ES_tradnl"/>
-        </w:rPr>
-        <w:t>No requiere validaciones en esta etapa.</w:t>
-      </w:r>
-    </w:p>
-    <w:p>
-      <w:pPr>
-        <w:pStyle w:val="ListParagraph"/>
-        <w:numPr>
-          <w:ilvl w:val="0"/>
-          <w:numId w:val="12"/>
-        </w:numPr>
-        <w:rPr>
-          <w:lang w:val="es-ES_tradnl"/>
-        </w:rPr>
-      </w:pPr>
-      <w:r>
-        <w:rPr>
-          <w:lang w:val="es-ES_tradnl"/>
-        </w:rPr>
-        <w:t>Declaración de funciones</w:t>
-      </w:r>
-    </w:p>
-    <w:p>
-      <w:pPr>
-        <w:pStyle w:val="ListParagraph"/>
-        <w:numPr>
-          <w:ilvl w:val="0"/>
-          <w:numId w:val="14"/>
-        </w:numPr>
-        <w:rPr>
-          <w:lang w:val="es-ES_tradnl"/>
-        </w:rPr>
-      </w:pPr>
-      <w:r>
-        <w:rPr>
-          <w:lang w:val="es-ES_tradnl"/>
-        </w:rPr>
-        <w:t>Se registra el nombre y tipo de retorno.</w:t>
-      </w:r>
-    </w:p>
-    <w:p>
-      <w:pPr>
-        <w:pStyle w:val="ListParagraph"/>
-        <w:numPr>
-          <w:ilvl w:val="0"/>
-          <w:numId w:val="14"/>
-        </w:numPr>
-        <w:rPr>
-          <w:lang w:val="es-ES_tradnl"/>
-        </w:rPr>
-      </w:pPr>
-      <w:r>
-        <w:rPr>
-          <w:lang w:val="es-ES_tradnl"/>
-        </w:rPr>
-        <w:t>Se valida que la función no esté previamente declarada.</w:t>
-      </w:r>
-    </w:p>
-    <w:p>
-      <w:pPr>
-        <w:pStyle w:val="ListParagraph"/>
-        <w:numPr>
-          <w:ilvl w:val="0"/>
-          <w:numId w:val="12"/>
-        </w:numPr>
-        <w:rPr>
-          <w:lang w:val="es-ES_tradnl"/>
-        </w:rPr>
-      </w:pPr>
-      <w:r>
-        <w:rPr>
-          <w:lang w:val="es-ES_tradnl"/>
-        </w:rPr>
-        <w:t>Registro de parámetros</w:t>
-      </w:r>
-    </w:p>
-    <w:p>
-      <w:pPr>
-        <w:pStyle w:val="ListParagraph"/>
-        <w:numPr>
-          <w:ilvl w:val="0"/>
-          <w:numId w:val="15"/>
-        </w:numPr>
-        <w:rPr>
-          <w:lang w:val="es-ES_tradnl"/>
-        </w:rPr>
-      </w:pPr>
-      <w:r>
-        <w:rPr>
-          <w:lang w:val="es-ES_tradnl"/>
-        </w:rPr>
-        <w:t>Se agregan a la lista de parámetros y a la tabla de variables local.</w:t>
-      </w:r>
-    </w:p>
-    <w:p>
-      <w:pPr>
-        <w:pStyle w:val="ListParagraph"/>
-        <w:numPr>
-          <w:ilvl w:val="0"/>
-          <w:numId w:val="15"/>
-        </w:numPr>
-        <w:rPr>
-          <w:lang w:val="es-ES_tradnl"/>
-        </w:rPr>
-      </w:pPr>
-      <w:r>
-        <w:rPr>
-          <w:lang w:val="es-ES_tradnl"/>
-        </w:rPr>
-        <w:t>Se valida que no haya nombres duplicados entre parámetros o con variables locales.</w:t>
-      </w:r>
-    </w:p>
-    <w:p>
-      <w:pPr>
-        <w:pStyle w:val="ListParagraph"/>
-        <w:numPr>
-          <w:ilvl w:val="0"/>
-          <w:numId w:val="12"/>
-        </w:numPr>
-        <w:rPr>
-          <w:lang w:val="es-ES_tradnl"/>
-        </w:rPr>
-      </w:pPr>
-      <w:r>
-        <w:rPr>
-          <w:lang w:val="es-ES_tradnl"/>
-        </w:rPr>
-        <w:t>Declaración de variables</w:t>
-      </w:r>
-    </w:p>
-    <w:p>
-      <w:pPr>
-        <w:pStyle w:val="ListParagraph"/>
-        <w:numPr>
-          <w:ilvl w:val="0"/>
-          <w:numId w:val="16"/>
-        </w:numPr>
-        <w:rPr>
-          <w:lang w:val="es-ES_tradnl"/>
-        </w:rPr>
-      </w:pPr>
-      <w:r>
-        <w:rPr>
-          <w:lang w:val="es-ES_tradnl"/>
-        </w:rPr>
-        <w:t>Se registran en la tabla de variables del contexto activo.</w:t>
-      </w:r>
-    </w:p>
-    <w:p>
-      <w:pPr>
-        <w:pStyle w:val="ListParagraph"/>
-        <w:numPr>
-          <w:ilvl w:val="0"/>
-          <w:numId w:val="16"/>
-        </w:numPr>
-        <w:rPr>
-          <w:lang w:val="es-ES_tradnl"/>
-        </w:rPr>
-      </w:pPr>
-      <w:r>
-        <w:rPr>
-          <w:lang w:val="es-ES_tradnl"/>
-        </w:rPr>
-        <w:t>Se valida que no se repita el nombre dentro del mismo ámbito.</w:t>
-      </w:r>
-    </w:p>
-    <w:p>
-      <w:pPr>
-        <w:pStyle w:val="ListParagraph"/>
-        <w:numPr>
-          <w:ilvl w:val="0"/>
-          <w:numId w:val="12"/>
-        </w:numPr>
-        <w:rPr>
-          <w:lang w:val="es-ES_tradnl"/>
-        </w:rPr>
-      </w:pPr>
-      <w:r>
-        <w:rPr>
-          <w:lang w:val="es-ES_tradnl"/>
-        </w:rPr>
-        <w:t>Asignaciones</w:t>
-      </w:r>
-    </w:p>
-    <w:p>
-      <w:pPr>
-        <w:pStyle w:val="ListParagraph"/>
-        <w:numPr>
-          <w:ilvl w:val="0"/>
-          <w:numId w:val="17"/>
-        </w:numPr>
-        <w:rPr>
-          <w:lang w:val="es-ES_tradnl"/>
-        </w:rPr>
-      </w:pPr>
-      <w:r>
-        <w:rPr>
-          <w:lang w:val="es-ES_tradnl"/>
-        </w:rPr>
-        <w:t>Se verifica que la variable esté declarada antes de usarse.</w:t>
-      </w:r>
-    </w:p>
-    <w:p>
-      <w:pPr>
-        <w:pStyle w:val="ListParagraph"/>
-        <w:numPr>
-          <w:ilvl w:val="0"/>
-          <w:numId w:val="17"/>
-        </w:numPr>
-        <w:rPr>
-          <w:lang w:val="es-ES_tradnl"/>
-        </w:rPr>
-      </w:pPr>
-      <w:r>
-        <w:rPr>
-          <w:lang w:val="es-ES_tradnl"/>
-        </w:rPr>
-        <w:t>Se puede extender para validar compatibilidad de tipos.</w:t>
-      </w:r>
-    </w:p>
-    <w:p>
-      <w:pPr>
-        <w:pStyle w:val="ListParagraph"/>
-        <w:numPr>
-          <w:ilvl w:val="0"/>
-          <w:numId w:val="12"/>
-        </w:numPr>
-        <w:rPr>
-          <w:lang w:val="es-ES_tradnl"/>
-        </w:rPr>
-      </w:pPr>
-      <w:r>
-        <w:rPr>
-          <w:lang w:val="es-ES_tradnl"/>
-        </w:rPr>
-        <w:t>Uso de identificadores en expresiones</w:t>
-      </w:r>
-    </w:p>
-    <w:p>
-      <w:pPr>
-        <w:pStyle w:val="ListParagraph"/>
-        <w:numPr>
-          <w:ilvl w:val="0"/>
-          <w:numId w:val="18"/>
-        </w:numPr>
-        <w:rPr>
-          <w:lang w:val="es-ES_tradnl"/>
-        </w:rPr>
-      </w:pPr>
-      <w:r>
-        <w:rPr>
-          <w:lang w:val="es-ES_tradnl"/>
-        </w:rPr>
-        <w:t>Se valida que todas las variables usadas estén declaradas.</w:t>
-      </w:r>
-    </w:p>
-    <w:p>
-      <w:pPr>
-        <w:pStyle w:val="ListParagraph"/>
-        <w:numPr>
-          <w:ilvl w:val="0"/>
-          <w:numId w:val="18"/>
-        </w:numPr>
-        <w:rPr>
-          <w:lang w:val="es-ES_tradnl"/>
-        </w:rPr>
-      </w:pPr>
-      <w:r>
-        <w:rPr>
-          <w:lang w:val="es-ES_tradnl"/>
-        </w:rPr>
-        <w:t>Se puede obtener su tipo para verificar operaciones posteriores.</w:t>
-      </w:r>
-    </w:p>
-    <w:p>
-      <w:pPr>
-        <w:pStyle w:val="ListParagraph"/>
-        <w:numPr>
-          <w:ilvl w:val="0"/>
-          <w:numId w:val="12"/>
-        </w:numPr>
-        <w:rPr>
-          <w:lang w:val="es-ES_tradnl"/>
-        </w:rPr>
-      </w:pPr>
-      <w:r>
-        <w:rPr>
-          <w:lang w:val="es-ES_tradnl"/>
-        </w:rPr>
-        <w:t>Evaluación de expresiones</w:t>
-      </w:r>
-    </w:p>
-    <w:p>
-      <w:pPr>
-        <w:pStyle w:val="ListParagraph"/>
-        <w:numPr>
-          <w:ilvl w:val="0"/>
-          <w:numId w:val="19"/>
-        </w:numPr>
-        <w:rPr>
-          <w:lang w:val="es-ES_tradnl"/>
-        </w:rPr>
-      </w:pPr>
-      <w:r>
-        <w:rPr>
-          <w:lang w:val="es-ES_tradnl"/>
-        </w:rPr>
-        <w:t>Se determina el tipo resultante de operaciones.</w:t>
-      </w:r>
-    </w:p>
-    <w:p>
-      <w:pPr>
-        <w:pStyle w:val="ListParagraph"/>
-        <w:numPr>
-          <w:ilvl w:val="0"/>
-          <w:numId w:val="19"/>
-        </w:numPr>
-        <w:rPr>
-          <w:lang w:val="es-ES_tradnl"/>
-        </w:rPr>
-      </w:pPr>
-      <w:r>
-        <w:rPr>
-          <w:lang w:val="es-ES_tradnl"/>
-        </w:rPr>
-        <w:t>Se puede aplicar un cubo semántico para validar operadores entre tipos.</w:t>
-      </w:r>
-    </w:p>
-    <w:p>
-      <w:pPr>
-        <w:pStyle w:val="ListParagraph"/>
-        <w:numPr>
-          <w:ilvl w:val="0"/>
-          <w:numId w:val="12"/>
-        </w:numPr>
-        <w:rPr>
-          <w:lang w:val="es-ES_tradnl"/>
-        </w:rPr>
-      </w:pPr>
-      <w:r>
-        <w:rPr>
-          <w:lang w:val="es-ES_tradnl"/>
-        </w:rPr>
-        <w:t>Gestión del contexto</w:t>
-      </w:r>
-    </w:p>
-    <w:p>
-      <w:pPr>
-        <w:pStyle w:val="ListParagraph"/>
-        <w:numPr>
-          <w:ilvl w:val="0"/>
-          <w:numId w:val="20"/>
-        </w:numPr>
-        <w:rPr>
-          <w:lang w:val="es-ES_tradnl"/>
-        </w:rPr>
-      </w:pPr>
-      <w:r>
-        <w:rPr>
-          <w:lang w:val="es-ES_tradnl"/>
-        </w:rPr>
-        <w:t xml:space="preserve">Se mantiene el valor de </w:t>
-      </w:r>
-      <w:proofErr w:type="spellStart"/>
-      <w:r>
-        <w:rPr>
-          <w:lang w:val="es-ES_tradnl"/>
-        </w:rPr>
-        <w:t>currentFunction</w:t>
-      </w:r>
-      <w:proofErr w:type="spellEnd"/>
-      <w:r>
-        <w:rPr>
-          <w:lang w:val="es-ES_tradnl"/>
-        </w:rPr>
-        <w:t xml:space="preserve"> para saber dónde insertar o buscar variables.</w:t>
-      </w:r>
-    </w:p>
-    <w:p>
-      <w:pPr>
-        <w:pStyle w:val="ListParagraph"/>
-        <w:numPr>
-          <w:ilvl w:val="0"/>
-          <w:numId w:val="20"/>
-        </w:numPr>
-        <w:rPr>
-          <w:lang w:val="es-ES_tradnl"/>
-        </w:rPr>
-      </w:pPr>
-      <w:r>
-        <w:rPr>
-          <w:lang w:val="es-ES_tradnl"/>
-        </w:rPr>
-        <w:t>Asegura que cada declaración o referencia se haga en el ámbito correcto.</w:t>
-      </w:r>
-      <w:bookmarkEnd w:id="0"/>
-    </w:p>
-    <w:p>
-      <w:pPr>
-        <w:rPr>
-          <w:lang w:val="es-ES_tradnl"/>
-        </w:rPr>
-      </w:pPr>
-    </w:p>
-    <w:p>
-      <w:pPr>
+        </w:rPr>
+        <w:t>Estructuras Pilas y Fila de Cuádruplos</w:t>
+      </w:r>
+      <w:r>
         <w:rPr>
           <w:b/>
           <w:bCs/>
         </w:rPr>
-      </w:pPr>
-      <w:r>
-        <w:rPr>
-          <w:b/>
-          <w:bCs/>
-        </w:rPr>
-        <w:br w:type="page"/>
-      </w:r>
-    </w:p>
-    <w:p>
-      <w:pPr>
-        <w:rPr>
-          <w:b/>
-          <w:bCs/>
-        </w:rPr>
-      </w:pPr>
-      <w:bookmarkStart w:id="1" w:name="OLE_LINK2"/>
-      <w:r>
-        <w:rPr>
-          <w:b/>
-          <w:bCs/>
-        </w:rPr>
-        <w:lastRenderedPageBreak/>
-        <w:t>Estructuras Pilas y Fila de Cuádruplos</w:t>
-      </w:r>
-    </w:p>
-    <w:p>
-      <w:pPr>
-        <w:rPr>
-          <w:b/>
-          <w:bCs/>
-        </w:rPr>
-      </w:pPr>
+        <w:br/>
+      </w:r>
       <w:r>
         <w:rPr>
           <w:b/>
@@ -9987,6 +7645,7 @@
         <w:t>Propósito: guardar los operadores (+, -, *, /, ==, etc.) en el orden en que aparecen, hasta que sea momento de generar el cuádruplo correspondiente.</w:t>
       </w:r>
     </w:p>
+    <w:p/>
     <w:p>
       <w:pPr>
         <w:pStyle w:val="ListParagraph"/>
@@ -10119,21 +7778,6 @@
           <w:b/>
           <w:bCs/>
         </w:rPr>
-        <w:br w:type="page"/>
-      </w:r>
-    </w:p>
-    <w:p>
-      <w:pPr>
-        <w:rPr>
-          <w:b/>
-          <w:bCs/>
-        </w:rPr>
-      </w:pPr>
-      <w:r>
-        <w:rPr>
-          <w:b/>
-          <w:bCs/>
-        </w:rPr>
         <w:lastRenderedPageBreak/>
         <w:t>Filas</w:t>
       </w:r>
@@ -10298,22 +7942,1054 @@
       </w:r>
     </w:p>
     <w:bookmarkEnd w:id="1"/>
-    <w:p/>
     <w:p>
       <w:pPr>
         <w:rPr>
           <w:b/>
           <w:bCs/>
+          <w:color w:val="273540"/>
+          <w:shd w:val="clear" w:color="auto" w:fill="FFFFFF"/>
         </w:rPr>
       </w:pPr>
       <w:r>
         <w:rPr>
           <w:b/>
           <w:bCs/>
-        </w:rPr>
-        <w:br w:type="page"/>
-      </w:r>
-    </w:p>
+          <w:color w:val="273540"/>
+          <w:shd w:val="clear" w:color="auto" w:fill="FFFFFF"/>
+        </w:rPr>
+        <w:t>Distribución de Direcciones Virtuales</w:t>
+      </w:r>
+    </w:p>
+    <w:tbl>
+      <w:tblPr>
+        <w:tblStyle w:val="TableGrid"/>
+        <w:tblW w:w="0" w:type="auto"/>
+        <w:tblLook w:val="04A0" w:firstRow="1" w:lastRow="0" w:firstColumn="1" w:lastColumn="0" w:noHBand="0" w:noVBand="1"/>
+      </w:tblPr>
+      <w:tblGrid>
+        <w:gridCol w:w="2034"/>
+        <w:gridCol w:w="858"/>
+        <w:gridCol w:w="1706"/>
+        <w:gridCol w:w="3477"/>
+      </w:tblGrid>
+      <w:tr>
+        <w:tc>
+          <w:tcPr>
+            <w:tcW w:w="0" w:type="auto"/>
+            <w:hideMark/>
+          </w:tcPr>
+          <w:p>
+            <w:pPr>
+              <w:spacing w:before="100" w:beforeAutospacing="1" w:after="100" w:afterAutospacing="1"/>
+              <w:jc w:val="center"/>
+              <w:rPr>
+                <w:rFonts w:eastAsia="Times New Roman" w:cs="Times New Roman"/>
+                <w:b/>
+                <w:bCs/>
+                <w:kern w:val="0"/>
+                <w14:ligatures w14:val="none"/>
+              </w:rPr>
+            </w:pPr>
+            <w:r>
+              <w:rPr>
+                <w:rFonts w:eastAsia="Times New Roman" w:cs="Times New Roman"/>
+                <w:b/>
+                <w:bCs/>
+                <w:kern w:val="0"/>
+                <w14:ligatures w14:val="none"/>
+              </w:rPr>
+              <w:t>Segmento</w:t>
+            </w:r>
+          </w:p>
+        </w:tc>
+        <w:tc>
+          <w:tcPr>
+            <w:tcW w:w="0" w:type="auto"/>
+            <w:hideMark/>
+          </w:tcPr>
+          <w:p>
+            <w:pPr>
+              <w:spacing w:before="100" w:beforeAutospacing="1" w:after="100" w:afterAutospacing="1"/>
+              <w:jc w:val="center"/>
+              <w:rPr>
+                <w:rFonts w:eastAsia="Times New Roman" w:cs="Times New Roman"/>
+                <w:b/>
+                <w:bCs/>
+                <w:kern w:val="0"/>
+                <w14:ligatures w14:val="none"/>
+              </w:rPr>
+            </w:pPr>
+            <w:r>
+              <w:rPr>
+                <w:rFonts w:eastAsia="Times New Roman" w:cs="Times New Roman"/>
+                <w:b/>
+                <w:bCs/>
+                <w:kern w:val="0"/>
+                <w14:ligatures w14:val="none"/>
+              </w:rPr>
+              <w:t>Base</w:t>
+            </w:r>
+          </w:p>
+        </w:tc>
+        <w:tc>
+          <w:tcPr>
+            <w:tcW w:w="0" w:type="auto"/>
+            <w:hideMark/>
+          </w:tcPr>
+          <w:p>
+            <w:pPr>
+              <w:spacing w:before="100" w:beforeAutospacing="1" w:after="100" w:afterAutospacing="1"/>
+              <w:jc w:val="center"/>
+              <w:rPr>
+                <w:rFonts w:eastAsia="Times New Roman" w:cs="Times New Roman"/>
+                <w:b/>
+                <w:bCs/>
+                <w:kern w:val="0"/>
+                <w14:ligatures w14:val="none"/>
+              </w:rPr>
+            </w:pPr>
+            <w:r>
+              <w:rPr>
+                <w:rFonts w:eastAsia="Times New Roman" w:cs="Times New Roman"/>
+                <w:b/>
+                <w:bCs/>
+                <w:kern w:val="0"/>
+                <w14:ligatures w14:val="none"/>
+              </w:rPr>
+              <w:t>Rango</w:t>
+            </w:r>
+          </w:p>
+        </w:tc>
+        <w:tc>
+          <w:tcPr>
+            <w:tcW w:w="0" w:type="auto"/>
+            <w:hideMark/>
+          </w:tcPr>
+          <w:p>
+            <w:pPr>
+              <w:spacing w:before="100" w:beforeAutospacing="1" w:after="100" w:afterAutospacing="1"/>
+              <w:jc w:val="center"/>
+              <w:rPr>
+                <w:rFonts w:eastAsia="Times New Roman" w:cs="Times New Roman"/>
+                <w:b/>
+                <w:bCs/>
+                <w:kern w:val="0"/>
+                <w14:ligatures w14:val="none"/>
+              </w:rPr>
+            </w:pPr>
+            <w:r>
+              <w:rPr>
+                <w:rFonts w:eastAsia="Times New Roman" w:cs="Times New Roman"/>
+                <w:b/>
+                <w:bCs/>
+                <w:kern w:val="0"/>
+                <w14:ligatures w14:val="none"/>
+              </w:rPr>
+              <w:t>Uso</w:t>
+            </w:r>
+          </w:p>
+        </w:tc>
+      </w:tr>
+      <w:tr>
+        <w:tc>
+          <w:tcPr>
+            <w:tcW w:w="0" w:type="auto"/>
+            <w:hideMark/>
+          </w:tcPr>
+          <w:p>
+            <w:pPr>
+              <w:spacing w:before="100" w:beforeAutospacing="1" w:after="100" w:afterAutospacing="1"/>
+              <w:rPr>
+                <w:rFonts w:eastAsia="Times New Roman" w:cs="Times New Roman"/>
+                <w:kern w:val="0"/>
+                <w14:ligatures w14:val="none"/>
+              </w:rPr>
+            </w:pPr>
+            <w:r>
+              <w:rPr>
+                <w:rFonts w:eastAsia="Times New Roman" w:cs="Times New Roman"/>
+                <w:b/>
+                <w:bCs/>
+                <w:kern w:val="0"/>
+                <w14:ligatures w14:val="none"/>
+              </w:rPr>
+              <w:t>Global int</w:t>
+            </w:r>
+          </w:p>
+        </w:tc>
+        <w:tc>
+          <w:tcPr>
+            <w:tcW w:w="0" w:type="auto"/>
+            <w:hideMark/>
+          </w:tcPr>
+          <w:p>
+            <w:pPr>
+              <w:spacing w:before="100" w:beforeAutospacing="1" w:after="100" w:afterAutospacing="1"/>
+              <w:rPr>
+                <w:rFonts w:eastAsia="Times New Roman" w:cs="Times New Roman"/>
+                <w:kern w:val="0"/>
+                <w14:ligatures w14:val="none"/>
+              </w:rPr>
+            </w:pPr>
+            <w:r>
+              <w:rPr>
+                <w:rFonts w:eastAsia="Times New Roman" w:cs="Times New Roman"/>
+                <w:kern w:val="0"/>
+                <w14:ligatures w14:val="none"/>
+              </w:rPr>
+              <w:t>1000</w:t>
+            </w:r>
+          </w:p>
+        </w:tc>
+        <w:tc>
+          <w:tcPr>
+            <w:tcW w:w="0" w:type="auto"/>
+            <w:hideMark/>
+          </w:tcPr>
+          <w:p>
+            <w:pPr>
+              <w:spacing w:before="100" w:beforeAutospacing="1" w:after="100" w:afterAutospacing="1"/>
+              <w:rPr>
+                <w:rFonts w:eastAsia="Times New Roman" w:cs="Times New Roman"/>
+                <w:kern w:val="0"/>
+                <w14:ligatures w14:val="none"/>
+              </w:rPr>
+            </w:pPr>
+            <w:r>
+              <w:rPr>
+                <w:rFonts w:eastAsia="Times New Roman" w:cs="Times New Roman"/>
+                <w:kern w:val="0"/>
+                <w14:ligatures w14:val="none"/>
+              </w:rPr>
+              <w:t>1000 – 1999</w:t>
+            </w:r>
+          </w:p>
+        </w:tc>
+        <w:tc>
+          <w:tcPr>
+            <w:tcW w:w="0" w:type="auto"/>
+            <w:hideMark/>
+          </w:tcPr>
+          <w:p>
+            <w:pPr>
+              <w:spacing w:before="100" w:beforeAutospacing="1" w:after="100" w:afterAutospacing="1"/>
+              <w:rPr>
+                <w:rFonts w:eastAsia="Times New Roman" w:cs="Times New Roman"/>
+                <w:kern w:val="0"/>
+                <w14:ligatures w14:val="none"/>
+              </w:rPr>
+            </w:pPr>
+            <w:r>
+              <w:rPr>
+                <w:rFonts w:eastAsia="Times New Roman" w:cs="Times New Roman"/>
+                <w:kern w:val="0"/>
+                <w14:ligatures w14:val="none"/>
+              </w:rPr>
+              <w:t>Variables globales de tipo int</w:t>
+            </w:r>
+          </w:p>
+        </w:tc>
+      </w:tr>
+      <w:tr>
+        <w:tc>
+          <w:tcPr>
+            <w:tcW w:w="0" w:type="auto"/>
+            <w:hideMark/>
+          </w:tcPr>
+          <w:p>
+            <w:pPr>
+              <w:spacing w:before="100" w:beforeAutospacing="1" w:after="100" w:afterAutospacing="1"/>
+              <w:rPr>
+                <w:rFonts w:eastAsia="Times New Roman" w:cs="Times New Roman"/>
+                <w:kern w:val="0"/>
+                <w14:ligatures w14:val="none"/>
+              </w:rPr>
+            </w:pPr>
+            <w:r>
+              <w:rPr>
+                <w:rFonts w:eastAsia="Times New Roman" w:cs="Times New Roman"/>
+                <w:b/>
+                <w:bCs/>
+                <w:kern w:val="0"/>
+                <w14:ligatures w14:val="none"/>
+              </w:rPr>
+              <w:t>Global float</w:t>
+            </w:r>
+          </w:p>
+        </w:tc>
+        <w:tc>
+          <w:tcPr>
+            <w:tcW w:w="0" w:type="auto"/>
+            <w:hideMark/>
+          </w:tcPr>
+          <w:p>
+            <w:pPr>
+              <w:spacing w:before="100" w:beforeAutospacing="1" w:after="100" w:afterAutospacing="1"/>
+              <w:rPr>
+                <w:rFonts w:eastAsia="Times New Roman" w:cs="Times New Roman"/>
+                <w:kern w:val="0"/>
+                <w14:ligatures w14:val="none"/>
+              </w:rPr>
+            </w:pPr>
+            <w:r>
+              <w:rPr>
+                <w:rFonts w:eastAsia="Times New Roman" w:cs="Times New Roman"/>
+                <w:kern w:val="0"/>
+                <w14:ligatures w14:val="none"/>
+              </w:rPr>
+              <w:t>2000</w:t>
+            </w:r>
+          </w:p>
+        </w:tc>
+        <w:tc>
+          <w:tcPr>
+            <w:tcW w:w="0" w:type="auto"/>
+            <w:hideMark/>
+          </w:tcPr>
+          <w:p>
+            <w:pPr>
+              <w:spacing w:before="100" w:beforeAutospacing="1" w:after="100" w:afterAutospacing="1"/>
+              <w:rPr>
+                <w:rFonts w:eastAsia="Times New Roman" w:cs="Times New Roman"/>
+                <w:kern w:val="0"/>
+                <w14:ligatures w14:val="none"/>
+              </w:rPr>
+            </w:pPr>
+            <w:r>
+              <w:rPr>
+                <w:rFonts w:eastAsia="Times New Roman" w:cs="Times New Roman"/>
+                <w:kern w:val="0"/>
+                <w14:ligatures w14:val="none"/>
+              </w:rPr>
+              <w:t>2000 – 2999</w:t>
+            </w:r>
+          </w:p>
+        </w:tc>
+        <w:tc>
+          <w:tcPr>
+            <w:tcW w:w="0" w:type="auto"/>
+            <w:hideMark/>
+          </w:tcPr>
+          <w:p>
+            <w:pPr>
+              <w:spacing w:before="100" w:beforeAutospacing="1" w:after="100" w:afterAutospacing="1"/>
+              <w:rPr>
+                <w:rFonts w:eastAsia="Times New Roman" w:cs="Times New Roman"/>
+                <w:kern w:val="0"/>
+                <w14:ligatures w14:val="none"/>
+              </w:rPr>
+            </w:pPr>
+            <w:r>
+              <w:rPr>
+                <w:rFonts w:eastAsia="Times New Roman" w:cs="Times New Roman"/>
+                <w:kern w:val="0"/>
+                <w14:ligatures w14:val="none"/>
+              </w:rPr>
+              <w:t>Variables globales de tipo float</w:t>
+            </w:r>
+          </w:p>
+        </w:tc>
+      </w:tr>
+      <w:tr>
+        <w:tc>
+          <w:tcPr>
+            <w:tcW w:w="0" w:type="auto"/>
+            <w:hideMark/>
+          </w:tcPr>
+          <w:p>
+            <w:pPr>
+              <w:spacing w:before="100" w:beforeAutospacing="1" w:after="100" w:afterAutospacing="1"/>
+              <w:rPr>
+                <w:rFonts w:eastAsia="Times New Roman" w:cs="Times New Roman"/>
+                <w:kern w:val="0"/>
+                <w14:ligatures w14:val="none"/>
+              </w:rPr>
+            </w:pPr>
+            <w:r>
+              <w:rPr>
+                <w:rFonts w:eastAsia="Times New Roman" w:cs="Times New Roman"/>
+                <w:b/>
+                <w:bCs/>
+                <w:kern w:val="0"/>
+                <w14:ligatures w14:val="none"/>
+              </w:rPr>
+              <w:t>Local int</w:t>
+            </w:r>
+          </w:p>
+        </w:tc>
+        <w:tc>
+          <w:tcPr>
+            <w:tcW w:w="0" w:type="auto"/>
+            <w:hideMark/>
+          </w:tcPr>
+          <w:p>
+            <w:pPr>
+              <w:spacing w:before="100" w:beforeAutospacing="1" w:after="100" w:afterAutospacing="1"/>
+              <w:rPr>
+                <w:rFonts w:eastAsia="Times New Roman" w:cs="Times New Roman"/>
+                <w:kern w:val="0"/>
+                <w14:ligatures w14:val="none"/>
+              </w:rPr>
+            </w:pPr>
+            <w:r>
+              <w:rPr>
+                <w:rFonts w:eastAsia="Times New Roman" w:cs="Times New Roman"/>
+                <w:kern w:val="0"/>
+                <w14:ligatures w14:val="none"/>
+              </w:rPr>
+              <w:t>5000</w:t>
+            </w:r>
+          </w:p>
+        </w:tc>
+        <w:tc>
+          <w:tcPr>
+            <w:tcW w:w="0" w:type="auto"/>
+            <w:hideMark/>
+          </w:tcPr>
+          <w:p>
+            <w:pPr>
+              <w:spacing w:before="100" w:beforeAutospacing="1" w:after="100" w:afterAutospacing="1"/>
+              <w:rPr>
+                <w:rFonts w:eastAsia="Times New Roman" w:cs="Times New Roman"/>
+                <w:kern w:val="0"/>
+                <w14:ligatures w14:val="none"/>
+              </w:rPr>
+            </w:pPr>
+            <w:r>
+              <w:rPr>
+                <w:rFonts w:eastAsia="Times New Roman" w:cs="Times New Roman"/>
+                <w:kern w:val="0"/>
+                <w14:ligatures w14:val="none"/>
+              </w:rPr>
+              <w:t>5000 – 5999</w:t>
+            </w:r>
+          </w:p>
+        </w:tc>
+        <w:tc>
+          <w:tcPr>
+            <w:tcW w:w="0" w:type="auto"/>
+            <w:hideMark/>
+          </w:tcPr>
+          <w:p>
+            <w:pPr>
+              <w:spacing w:before="100" w:beforeAutospacing="1" w:after="100" w:afterAutospacing="1"/>
+              <w:rPr>
+                <w:rFonts w:eastAsia="Times New Roman" w:cs="Times New Roman"/>
+                <w:kern w:val="0"/>
+                <w14:ligatures w14:val="none"/>
+              </w:rPr>
+            </w:pPr>
+            <w:r>
+              <w:rPr>
+                <w:rFonts w:eastAsia="Times New Roman" w:cs="Times New Roman"/>
+                <w:kern w:val="0"/>
+                <w14:ligatures w14:val="none"/>
+              </w:rPr>
+              <w:t>Variables locales de tipo int</w:t>
+            </w:r>
+          </w:p>
+        </w:tc>
+      </w:tr>
+      <w:tr>
+        <w:tc>
+          <w:tcPr>
+            <w:tcW w:w="0" w:type="auto"/>
+            <w:hideMark/>
+          </w:tcPr>
+          <w:p>
+            <w:pPr>
+              <w:spacing w:before="100" w:beforeAutospacing="1" w:after="100" w:afterAutospacing="1"/>
+              <w:rPr>
+                <w:rFonts w:eastAsia="Times New Roman" w:cs="Times New Roman"/>
+                <w:kern w:val="0"/>
+                <w14:ligatures w14:val="none"/>
+              </w:rPr>
+            </w:pPr>
+            <w:r>
+              <w:rPr>
+                <w:rFonts w:eastAsia="Times New Roman" w:cs="Times New Roman"/>
+                <w:b/>
+                <w:bCs/>
+                <w:kern w:val="0"/>
+                <w14:ligatures w14:val="none"/>
+              </w:rPr>
+              <w:t>Local float</w:t>
+            </w:r>
+          </w:p>
+        </w:tc>
+        <w:tc>
+          <w:tcPr>
+            <w:tcW w:w="0" w:type="auto"/>
+            <w:hideMark/>
+          </w:tcPr>
+          <w:p>
+            <w:pPr>
+              <w:spacing w:before="100" w:beforeAutospacing="1" w:after="100" w:afterAutospacing="1"/>
+              <w:rPr>
+                <w:rFonts w:eastAsia="Times New Roman" w:cs="Times New Roman"/>
+                <w:kern w:val="0"/>
+                <w14:ligatures w14:val="none"/>
+              </w:rPr>
+            </w:pPr>
+            <w:r>
+              <w:rPr>
+                <w:rFonts w:eastAsia="Times New Roman" w:cs="Times New Roman"/>
+                <w:kern w:val="0"/>
+                <w14:ligatures w14:val="none"/>
+              </w:rPr>
+              <w:t>6000</w:t>
+            </w:r>
+          </w:p>
+        </w:tc>
+        <w:tc>
+          <w:tcPr>
+            <w:tcW w:w="0" w:type="auto"/>
+            <w:hideMark/>
+          </w:tcPr>
+          <w:p>
+            <w:pPr>
+              <w:spacing w:before="100" w:beforeAutospacing="1" w:after="100" w:afterAutospacing="1"/>
+              <w:rPr>
+                <w:rFonts w:eastAsia="Times New Roman" w:cs="Times New Roman"/>
+                <w:kern w:val="0"/>
+                <w14:ligatures w14:val="none"/>
+              </w:rPr>
+            </w:pPr>
+            <w:r>
+              <w:rPr>
+                <w:rFonts w:eastAsia="Times New Roman" w:cs="Times New Roman"/>
+                <w:kern w:val="0"/>
+                <w14:ligatures w14:val="none"/>
+              </w:rPr>
+              <w:t>6000 – 6999</w:t>
+            </w:r>
+          </w:p>
+        </w:tc>
+        <w:tc>
+          <w:tcPr>
+            <w:tcW w:w="0" w:type="auto"/>
+            <w:hideMark/>
+          </w:tcPr>
+          <w:p>
+            <w:pPr>
+              <w:spacing w:before="100" w:beforeAutospacing="1" w:after="100" w:afterAutospacing="1"/>
+              <w:rPr>
+                <w:rFonts w:eastAsia="Times New Roman" w:cs="Times New Roman"/>
+                <w:kern w:val="0"/>
+                <w14:ligatures w14:val="none"/>
+              </w:rPr>
+            </w:pPr>
+            <w:r>
+              <w:rPr>
+                <w:rFonts w:eastAsia="Times New Roman" w:cs="Times New Roman"/>
+                <w:kern w:val="0"/>
+                <w14:ligatures w14:val="none"/>
+              </w:rPr>
+              <w:t>Variables locales de tipo float</w:t>
+            </w:r>
+          </w:p>
+        </w:tc>
+      </w:tr>
+      <w:tr>
+        <w:tc>
+          <w:tcPr>
+            <w:tcW w:w="0" w:type="auto"/>
+            <w:hideMark/>
+          </w:tcPr>
+          <w:p>
+            <w:pPr>
+              <w:spacing w:before="100" w:beforeAutospacing="1" w:after="100" w:afterAutospacing="1"/>
+              <w:rPr>
+                <w:rFonts w:eastAsia="Times New Roman" w:cs="Times New Roman"/>
+                <w:kern w:val="0"/>
+                <w14:ligatures w14:val="none"/>
+              </w:rPr>
+            </w:pPr>
+            <w:r>
+              <w:rPr>
+                <w:rFonts w:eastAsia="Times New Roman" w:cs="Times New Roman"/>
+                <w:b/>
+                <w:bCs/>
+                <w:kern w:val="0"/>
+                <w14:ligatures w14:val="none"/>
+              </w:rPr>
+              <w:t>Temporal int</w:t>
+            </w:r>
+          </w:p>
+        </w:tc>
+        <w:tc>
+          <w:tcPr>
+            <w:tcW w:w="0" w:type="auto"/>
+            <w:hideMark/>
+          </w:tcPr>
+          <w:p>
+            <w:pPr>
+              <w:spacing w:before="100" w:beforeAutospacing="1" w:after="100" w:afterAutospacing="1"/>
+              <w:rPr>
+                <w:rFonts w:eastAsia="Times New Roman" w:cs="Times New Roman"/>
+                <w:kern w:val="0"/>
+                <w14:ligatures w14:val="none"/>
+              </w:rPr>
+            </w:pPr>
+            <w:r>
+              <w:rPr>
+                <w:rFonts w:eastAsia="Times New Roman" w:cs="Times New Roman"/>
+                <w:kern w:val="0"/>
+                <w14:ligatures w14:val="none"/>
+              </w:rPr>
+              <w:t>9000</w:t>
+            </w:r>
+          </w:p>
+        </w:tc>
+        <w:tc>
+          <w:tcPr>
+            <w:tcW w:w="0" w:type="auto"/>
+            <w:hideMark/>
+          </w:tcPr>
+          <w:p>
+            <w:pPr>
+              <w:spacing w:before="100" w:beforeAutospacing="1" w:after="100" w:afterAutospacing="1"/>
+              <w:rPr>
+                <w:rFonts w:eastAsia="Times New Roman" w:cs="Times New Roman"/>
+                <w:kern w:val="0"/>
+                <w14:ligatures w14:val="none"/>
+              </w:rPr>
+            </w:pPr>
+            <w:r>
+              <w:rPr>
+                <w:rFonts w:eastAsia="Times New Roman" w:cs="Times New Roman"/>
+                <w:kern w:val="0"/>
+                <w14:ligatures w14:val="none"/>
+              </w:rPr>
+              <w:t>9000 – 9999</w:t>
+            </w:r>
+          </w:p>
+        </w:tc>
+        <w:tc>
+          <w:tcPr>
+            <w:tcW w:w="0" w:type="auto"/>
+            <w:hideMark/>
+          </w:tcPr>
+          <w:p>
+            <w:pPr>
+              <w:spacing w:before="100" w:beforeAutospacing="1" w:after="100" w:afterAutospacing="1"/>
+              <w:rPr>
+                <w:rFonts w:eastAsia="Times New Roman" w:cs="Times New Roman"/>
+                <w:kern w:val="0"/>
+                <w14:ligatures w14:val="none"/>
+              </w:rPr>
+            </w:pPr>
+            <w:r>
+              <w:rPr>
+                <w:rFonts w:eastAsia="Times New Roman" w:cs="Times New Roman"/>
+                <w:kern w:val="0"/>
+                <w14:ligatures w14:val="none"/>
+              </w:rPr>
+              <w:t>Temporales de tipo int</w:t>
+            </w:r>
+          </w:p>
+        </w:tc>
+      </w:tr>
+      <w:tr>
+        <w:tc>
+          <w:tcPr>
+            <w:tcW w:w="0" w:type="auto"/>
+            <w:hideMark/>
+          </w:tcPr>
+          <w:p>
+            <w:pPr>
+              <w:spacing w:before="100" w:beforeAutospacing="1" w:after="100" w:afterAutospacing="1"/>
+              <w:rPr>
+                <w:rFonts w:eastAsia="Times New Roman" w:cs="Times New Roman"/>
+                <w:kern w:val="0"/>
+                <w14:ligatures w14:val="none"/>
+              </w:rPr>
+            </w:pPr>
+            <w:r>
+              <w:rPr>
+                <w:rFonts w:eastAsia="Times New Roman" w:cs="Times New Roman"/>
+                <w:b/>
+                <w:bCs/>
+                <w:kern w:val="0"/>
+                <w14:ligatures w14:val="none"/>
+              </w:rPr>
+              <w:t>Temporal float</w:t>
+            </w:r>
+          </w:p>
+        </w:tc>
+        <w:tc>
+          <w:tcPr>
+            <w:tcW w:w="0" w:type="auto"/>
+            <w:hideMark/>
+          </w:tcPr>
+          <w:p>
+            <w:pPr>
+              <w:spacing w:before="100" w:beforeAutospacing="1" w:after="100" w:afterAutospacing="1"/>
+              <w:rPr>
+                <w:rFonts w:eastAsia="Times New Roman" w:cs="Times New Roman"/>
+                <w:kern w:val="0"/>
+                <w14:ligatures w14:val="none"/>
+              </w:rPr>
+            </w:pPr>
+            <w:r>
+              <w:rPr>
+                <w:rFonts w:eastAsia="Times New Roman" w:cs="Times New Roman"/>
+                <w:kern w:val="0"/>
+                <w14:ligatures w14:val="none"/>
+              </w:rPr>
+              <w:t>10000</w:t>
+            </w:r>
+          </w:p>
+        </w:tc>
+        <w:tc>
+          <w:tcPr>
+            <w:tcW w:w="0" w:type="auto"/>
+            <w:hideMark/>
+          </w:tcPr>
+          <w:p>
+            <w:pPr>
+              <w:spacing w:before="100" w:beforeAutospacing="1" w:after="100" w:afterAutospacing="1"/>
+              <w:rPr>
+                <w:rFonts w:eastAsia="Times New Roman" w:cs="Times New Roman"/>
+                <w:kern w:val="0"/>
+                <w14:ligatures w14:val="none"/>
+              </w:rPr>
+            </w:pPr>
+            <w:r>
+              <w:rPr>
+                <w:rFonts w:eastAsia="Times New Roman" w:cs="Times New Roman"/>
+                <w:kern w:val="0"/>
+                <w14:ligatures w14:val="none"/>
+              </w:rPr>
+              <w:t>10000 – 10999</w:t>
+            </w:r>
+          </w:p>
+        </w:tc>
+        <w:tc>
+          <w:tcPr>
+            <w:tcW w:w="0" w:type="auto"/>
+            <w:hideMark/>
+          </w:tcPr>
+          <w:p>
+            <w:pPr>
+              <w:spacing w:before="100" w:beforeAutospacing="1" w:after="100" w:afterAutospacing="1"/>
+              <w:rPr>
+                <w:rFonts w:eastAsia="Times New Roman" w:cs="Times New Roman"/>
+                <w:kern w:val="0"/>
+                <w14:ligatures w14:val="none"/>
+              </w:rPr>
+            </w:pPr>
+            <w:r>
+              <w:rPr>
+                <w:rFonts w:eastAsia="Times New Roman" w:cs="Times New Roman"/>
+                <w:kern w:val="0"/>
+                <w14:ligatures w14:val="none"/>
+              </w:rPr>
+              <w:t>Temporales de tipo float</w:t>
+            </w:r>
+          </w:p>
+        </w:tc>
+      </w:tr>
+      <w:tr>
+        <w:tc>
+          <w:tcPr>
+            <w:tcW w:w="0" w:type="auto"/>
+            <w:hideMark/>
+          </w:tcPr>
+          <w:p>
+            <w:pPr>
+              <w:spacing w:before="100" w:beforeAutospacing="1" w:after="100" w:afterAutospacing="1"/>
+              <w:rPr>
+                <w:rFonts w:eastAsia="Times New Roman" w:cs="Times New Roman"/>
+                <w:kern w:val="0"/>
+                <w14:ligatures w14:val="none"/>
+              </w:rPr>
+            </w:pPr>
+            <w:r>
+              <w:rPr>
+                <w:rFonts w:eastAsia="Times New Roman" w:cs="Times New Roman"/>
+                <w:b/>
+                <w:bCs/>
+                <w:kern w:val="0"/>
+                <w14:ligatures w14:val="none"/>
+              </w:rPr>
+              <w:t>Constante int</w:t>
+            </w:r>
+          </w:p>
+        </w:tc>
+        <w:tc>
+          <w:tcPr>
+            <w:tcW w:w="0" w:type="auto"/>
+            <w:hideMark/>
+          </w:tcPr>
+          <w:p>
+            <w:pPr>
+              <w:spacing w:before="100" w:beforeAutospacing="1" w:after="100" w:afterAutospacing="1"/>
+              <w:rPr>
+                <w:rFonts w:eastAsia="Times New Roman" w:cs="Times New Roman"/>
+                <w:kern w:val="0"/>
+                <w14:ligatures w14:val="none"/>
+              </w:rPr>
+            </w:pPr>
+            <w:r>
+              <w:rPr>
+                <w:rFonts w:eastAsia="Times New Roman" w:cs="Times New Roman"/>
+                <w:kern w:val="0"/>
+                <w14:ligatures w14:val="none"/>
+              </w:rPr>
+              <w:t>13000</w:t>
+            </w:r>
+          </w:p>
+        </w:tc>
+        <w:tc>
+          <w:tcPr>
+            <w:tcW w:w="0" w:type="auto"/>
+            <w:hideMark/>
+          </w:tcPr>
+          <w:p>
+            <w:pPr>
+              <w:spacing w:before="100" w:beforeAutospacing="1" w:after="100" w:afterAutospacing="1"/>
+              <w:rPr>
+                <w:rFonts w:eastAsia="Times New Roman" w:cs="Times New Roman"/>
+                <w:kern w:val="0"/>
+                <w14:ligatures w14:val="none"/>
+              </w:rPr>
+            </w:pPr>
+            <w:r>
+              <w:rPr>
+                <w:rFonts w:eastAsia="Times New Roman" w:cs="Times New Roman"/>
+                <w:kern w:val="0"/>
+                <w14:ligatures w14:val="none"/>
+              </w:rPr>
+              <w:t>13000 – 13999</w:t>
+            </w:r>
+          </w:p>
+        </w:tc>
+        <w:tc>
+          <w:tcPr>
+            <w:tcW w:w="0" w:type="auto"/>
+            <w:hideMark/>
+          </w:tcPr>
+          <w:p>
+            <w:pPr>
+              <w:spacing w:before="100" w:beforeAutospacing="1" w:after="100" w:afterAutospacing="1"/>
+              <w:rPr>
+                <w:rFonts w:eastAsia="Times New Roman" w:cs="Times New Roman"/>
+                <w:kern w:val="0"/>
+                <w14:ligatures w14:val="none"/>
+              </w:rPr>
+            </w:pPr>
+            <w:r>
+              <w:rPr>
+                <w:rFonts w:eastAsia="Times New Roman" w:cs="Times New Roman"/>
+                <w:kern w:val="0"/>
+                <w14:ligatures w14:val="none"/>
+              </w:rPr>
+              <w:t>Literales enteras (CTE_INT)</w:t>
+            </w:r>
+          </w:p>
+        </w:tc>
+      </w:tr>
+      <w:tr>
+        <w:tc>
+          <w:tcPr>
+            <w:tcW w:w="0" w:type="auto"/>
+            <w:hideMark/>
+          </w:tcPr>
+          <w:p>
+            <w:pPr>
+              <w:spacing w:before="100" w:beforeAutospacing="1" w:after="100" w:afterAutospacing="1"/>
+              <w:rPr>
+                <w:rFonts w:eastAsia="Times New Roman" w:cs="Times New Roman"/>
+                <w:kern w:val="0"/>
+                <w14:ligatures w14:val="none"/>
+              </w:rPr>
+            </w:pPr>
+            <w:r>
+              <w:rPr>
+                <w:rFonts w:eastAsia="Times New Roman" w:cs="Times New Roman"/>
+                <w:b/>
+                <w:bCs/>
+                <w:kern w:val="0"/>
+                <w14:ligatures w14:val="none"/>
+              </w:rPr>
+              <w:t>Constante float</w:t>
+            </w:r>
+          </w:p>
+        </w:tc>
+        <w:tc>
+          <w:tcPr>
+            <w:tcW w:w="0" w:type="auto"/>
+            <w:hideMark/>
+          </w:tcPr>
+          <w:p>
+            <w:pPr>
+              <w:spacing w:before="100" w:beforeAutospacing="1" w:after="100" w:afterAutospacing="1"/>
+              <w:rPr>
+                <w:rFonts w:eastAsia="Times New Roman" w:cs="Times New Roman"/>
+                <w:kern w:val="0"/>
+                <w14:ligatures w14:val="none"/>
+              </w:rPr>
+            </w:pPr>
+            <w:r>
+              <w:rPr>
+                <w:rFonts w:eastAsia="Times New Roman" w:cs="Times New Roman"/>
+                <w:kern w:val="0"/>
+                <w14:ligatures w14:val="none"/>
+              </w:rPr>
+              <w:t>14000</w:t>
+            </w:r>
+          </w:p>
+        </w:tc>
+        <w:tc>
+          <w:tcPr>
+            <w:tcW w:w="0" w:type="auto"/>
+            <w:hideMark/>
+          </w:tcPr>
+          <w:p>
+            <w:pPr>
+              <w:spacing w:before="100" w:beforeAutospacing="1" w:after="100" w:afterAutospacing="1"/>
+              <w:rPr>
+                <w:rFonts w:eastAsia="Times New Roman" w:cs="Times New Roman"/>
+                <w:kern w:val="0"/>
+                <w14:ligatures w14:val="none"/>
+              </w:rPr>
+            </w:pPr>
+            <w:r>
+              <w:rPr>
+                <w:rFonts w:eastAsia="Times New Roman" w:cs="Times New Roman"/>
+                <w:kern w:val="0"/>
+                <w14:ligatures w14:val="none"/>
+              </w:rPr>
+              <w:t>14000 – 14999</w:t>
+            </w:r>
+          </w:p>
+        </w:tc>
+        <w:tc>
+          <w:tcPr>
+            <w:tcW w:w="0" w:type="auto"/>
+            <w:hideMark/>
+          </w:tcPr>
+          <w:p>
+            <w:pPr>
+              <w:spacing w:before="100" w:beforeAutospacing="1" w:after="100" w:afterAutospacing="1"/>
+              <w:rPr>
+                <w:rFonts w:eastAsia="Times New Roman" w:cs="Times New Roman"/>
+                <w:kern w:val="0"/>
+                <w14:ligatures w14:val="none"/>
+              </w:rPr>
+            </w:pPr>
+            <w:r>
+              <w:rPr>
+                <w:rFonts w:eastAsia="Times New Roman" w:cs="Times New Roman"/>
+                <w:kern w:val="0"/>
+                <w14:ligatures w14:val="none"/>
+              </w:rPr>
+              <w:t>Literales flotantes (CTE_FLOAT)</w:t>
+            </w:r>
+          </w:p>
+        </w:tc>
+      </w:tr>
+      <w:tr>
+        <w:tc>
+          <w:tcPr>
+            <w:tcW w:w="0" w:type="auto"/>
+          </w:tcPr>
+          <w:p>
+            <w:pPr>
+              <w:spacing w:before="100" w:beforeAutospacing="1" w:after="100" w:afterAutospacing="1"/>
+              <w:rPr>
+                <w:rFonts w:eastAsia="Times New Roman" w:cs="Times New Roman"/>
+                <w:b/>
+                <w:bCs/>
+                <w:kern w:val="0"/>
+                <w14:ligatures w14:val="none"/>
+              </w:rPr>
+            </w:pPr>
+            <w:r>
+              <w:rPr>
+                <w:rFonts w:eastAsia="Times New Roman" w:cs="Times New Roman"/>
+                <w:b/>
+                <w:bCs/>
+                <w:kern w:val="0"/>
+                <w14:ligatures w14:val="none"/>
+              </w:rPr>
+              <w:t>Constante string</w:t>
+            </w:r>
+          </w:p>
+        </w:tc>
+        <w:tc>
+          <w:tcPr>
+            <w:tcW w:w="0" w:type="auto"/>
+          </w:tcPr>
+          <w:p>
+            <w:pPr>
+              <w:spacing w:before="100" w:beforeAutospacing="1" w:after="100" w:afterAutospacing="1"/>
+              <w:rPr>
+                <w:rFonts w:eastAsia="Times New Roman" w:cs="Times New Roman"/>
+                <w:kern w:val="0"/>
+                <w14:ligatures w14:val="none"/>
+              </w:rPr>
+            </w:pPr>
+            <w:r>
+              <w:rPr>
+                <w:rFonts w:eastAsia="Times New Roman" w:cs="Times New Roman"/>
+                <w:kern w:val="0"/>
+                <w14:ligatures w14:val="none"/>
+              </w:rPr>
+              <w:t>15000</w:t>
+            </w:r>
+          </w:p>
+        </w:tc>
+        <w:tc>
+          <w:tcPr>
+            <w:tcW w:w="0" w:type="auto"/>
+          </w:tcPr>
+          <w:p>
+            <w:pPr>
+              <w:spacing w:before="100" w:beforeAutospacing="1" w:after="100" w:afterAutospacing="1"/>
+              <w:rPr>
+                <w:rFonts w:eastAsia="Times New Roman" w:cs="Times New Roman"/>
+                <w:kern w:val="0"/>
+                <w14:ligatures w14:val="none"/>
+              </w:rPr>
+            </w:pPr>
+            <w:r>
+              <w:rPr>
+                <w:rFonts w:eastAsia="Times New Roman" w:cs="Times New Roman"/>
+                <w:kern w:val="0"/>
+                <w14:ligatures w14:val="none"/>
+              </w:rPr>
+              <w:t>15000 – 15999</w:t>
+            </w:r>
+          </w:p>
+        </w:tc>
+        <w:tc>
+          <w:tcPr>
+            <w:tcW w:w="0" w:type="auto"/>
+          </w:tcPr>
+          <w:p>
+            <w:pPr>
+              <w:spacing w:before="100" w:beforeAutospacing="1" w:after="100" w:afterAutospacing="1"/>
+              <w:rPr>
+                <w:rFonts w:eastAsia="Times New Roman" w:cs="Times New Roman"/>
+                <w:kern w:val="0"/>
+                <w14:ligatures w14:val="none"/>
+              </w:rPr>
+            </w:pPr>
+            <w:r>
+              <w:rPr>
+                <w:rFonts w:eastAsia="Times New Roman" w:cs="Times New Roman"/>
+                <w:kern w:val="0"/>
+                <w14:ligatures w14:val="none"/>
+              </w:rPr>
+              <w:t>Literales strings (CTE_STRING)</w:t>
+            </w:r>
+          </w:p>
+        </w:tc>
+      </w:tr>
+    </w:tbl>
     <w:p>
       <w:pPr>
         <w:rPr>
@@ -10321,17 +8997,41 @@
           <w:bCs/>
         </w:rPr>
       </w:pPr>
-      <w:r>
+    </w:p>
+    <w:p>
+      <w:pPr>
         <w:rPr>
           <w:b/>
           <w:bCs/>
         </w:rPr>
+      </w:pPr>
+      <w:r>
+        <w:rPr>
+          <w:b/>
+          <w:bCs/>
+        </w:rPr>
+        <w:br w:type="page"/>
+      </w:r>
+    </w:p>
+    <w:p>
+      <w:pPr>
+        <w:rPr>
+          <w:b/>
+          <w:bCs/>
+        </w:rPr>
+      </w:pPr>
+      <w:r>
+        <w:rPr>
+          <w:b/>
+          <w:bCs/>
+        </w:rPr>
         <w:lastRenderedPageBreak/>
         <w:t>Diagramas del Lenguaje</w:t>
       </w:r>
     </w:p>
     <w:p>
       <w:pPr>
+        <w:jc w:val="center"/>
         <w:rPr>
           <w:b/>
           <w:bCs/>
@@ -10342,10 +9042,10 @@
           <w:noProof/>
         </w:rPr>
         <w:drawing>
-          <wp:inline distT="0" distB="0" distL="0" distR="0" wp14:anchorId="05352E2E" wp14:editId="49050D03">
-            <wp:extent cx="5262880" cy="5826760"/>
-            <wp:effectExtent l="0" t="0" r="0" b="2540"/>
-            <wp:docPr id="671594692" name="Picture 3" descr="A black background with white text&#10;&#10;AI-generated content may be incorrect."/>
+          <wp:inline distT="0" distB="0" distL="0" distR="0" wp14:anchorId="5C851699" wp14:editId="5A376B65">
+            <wp:extent cx="5634501" cy="7904480"/>
+            <wp:effectExtent l="0" t="0" r="4445" b="0"/>
+            <wp:docPr id="1145667896" name="Picture 1" descr="A black background with white text&#10;&#10;AI-generated content may be incorrect."/>
             <wp:cNvGraphicFramePr>
               <a:graphicFrameLocks xmlns:a="http://schemas.openxmlformats.org/drawingml/2006/main" noChangeAspect="1"/>
             </wp:cNvGraphicFramePr>
@@ -10353,13 +9053,13 @@
               <a:graphicData uri="http://schemas.openxmlformats.org/drawingml/2006/picture">
                 <pic:pic xmlns:pic="http://schemas.openxmlformats.org/drawingml/2006/picture">
                   <pic:nvPicPr>
-                    <pic:cNvPr id="671594692" name="Picture 3" descr="A black background with white text&#10;&#10;AI-generated content may be incorrect."/>
+                    <pic:cNvPr id="1145667896" name="Picture 1" descr="A black background with white text&#10;&#10;AI-generated content may be incorrect."/>
                     <pic:cNvPicPr>
                       <a:picLocks noChangeAspect="1" noChangeArrowheads="1"/>
                     </pic:cNvPicPr>
                   </pic:nvPicPr>
                   <pic:blipFill>
-                    <a:blip r:embed="rId8">
+                    <a:blip r:embed="rId11">
                       <a:extLst>
                         <a:ext uri="{28A0092B-C50C-407E-A947-70E740481C1C}">
                           <a14:useLocalDpi xmlns:a14="http://schemas.microsoft.com/office/drawing/2010/main" val="0"/>
@@ -10374,7 +9074,7 @@
                   <pic:spPr bwMode="auto">
                     <a:xfrm>
                       <a:off x="0" y="0"/>
-                      <a:ext cx="5262880" cy="5826760"/>
+                      <a:ext cx="5758353" cy="8078229"/>
                     </a:xfrm>
                     <a:prstGeom prst="rect">
                       <a:avLst/>
@@ -10393,6 +9093,22 @@
     </w:p>
     <w:p>
       <w:pPr>
+        <w:rPr>
+          <w:b/>
+          <w:bCs/>
+        </w:rPr>
+      </w:pPr>
+      <w:r>
+        <w:rPr>
+          <w:b/>
+          <w:bCs/>
+        </w:rPr>
+        <w:lastRenderedPageBreak/>
+        <w:t>Puntos Neurálgicos</w:t>
+      </w:r>
+    </w:p>
+    <w:p>
+      <w:pPr>
         <w:pStyle w:val="ListParagraph"/>
         <w:numPr>
           <w:ilvl w:val="0"/>
@@ -10496,7 +9212,6 @@
         </w:numPr>
       </w:pPr>
       <w:r>
-        <w:lastRenderedPageBreak/>
         <w:t>visitExpresion y visitExp / visitFactor apilan operandos y generan cuádruplos aritméticos si procede.</w:t>
       </w:r>
     </w:p>
@@ -10607,87 +9322,13 @@
       <w:r>
         <w:t>visitCycle gestiona la condición y los saltos de inicio/fin de bucle.</w:t>
       </w:r>
-      <w:r>
-        <w:br w:type="page"/>
-      </w:r>
-    </w:p>
-    <w:p>
-      <w:pPr>
-        <w:rPr>
-          <w:b/>
-          <w:bCs/>
-        </w:rPr>
-      </w:pPr>
-      <w:r>
-        <w:rPr>
-          <w:b/>
-          <w:bCs/>
-        </w:rPr>
-        <w:lastRenderedPageBreak/>
-        <w:t>Diagramas del Lenguaje</w:t>
-      </w:r>
-    </w:p>
-    <w:p>
-      <w:r>
-        <w:rPr>
-          <w:noProof/>
-        </w:rPr>
-        <w:drawing>
-          <wp:inline distT="0" distB="0" distL="0" distR="0" wp14:anchorId="3E837D5F" wp14:editId="2C17DCFF">
-            <wp:extent cx="5262880" cy="5826760"/>
-            <wp:effectExtent l="0" t="0" r="0" b="2540"/>
-            <wp:docPr id="854758711" name="Picture 2" descr="A black background with white circles and text&#10;&#10;AI-generated content may be incorrect."/>
-            <wp:cNvGraphicFramePr>
-              <a:graphicFrameLocks xmlns:a="http://schemas.openxmlformats.org/drawingml/2006/main" noChangeAspect="1"/>
-            </wp:cNvGraphicFramePr>
-            <a:graphic xmlns:a="http://schemas.openxmlformats.org/drawingml/2006/main">
-              <a:graphicData uri="http://schemas.openxmlformats.org/drawingml/2006/picture">
-                <pic:pic xmlns:pic="http://schemas.openxmlformats.org/drawingml/2006/picture">
-                  <pic:nvPicPr>
-                    <pic:cNvPr id="854758711" name="Picture 2" descr="A black background with white circles and text&#10;&#10;AI-generated content may be incorrect."/>
-                    <pic:cNvPicPr>
-                      <a:picLocks noChangeAspect="1" noChangeArrowheads="1"/>
-                    </pic:cNvPicPr>
-                  </pic:nvPicPr>
-                  <pic:blipFill>
-                    <a:blip r:embed="rId9">
-                      <a:extLst>
-                        <a:ext uri="{28A0092B-C50C-407E-A947-70E740481C1C}">
-                          <a14:useLocalDpi xmlns:a14="http://schemas.microsoft.com/office/drawing/2010/main" val="0"/>
-                        </a:ext>
-                      </a:extLst>
-                    </a:blip>
-                    <a:srcRect/>
-                    <a:stretch>
-                      <a:fillRect/>
-                    </a:stretch>
-                  </pic:blipFill>
-                  <pic:spPr bwMode="auto">
-                    <a:xfrm>
-                      <a:off x="0" y="0"/>
-                      <a:ext cx="5262880" cy="5826760"/>
-                    </a:xfrm>
-                    <a:prstGeom prst="rect">
-                      <a:avLst/>
-                    </a:prstGeom>
-                    <a:noFill/>
-                    <a:ln>
-                      <a:noFill/>
-                    </a:ln>
-                  </pic:spPr>
-                </pic:pic>
-              </a:graphicData>
-            </a:graphic>
-          </wp:inline>
-        </w:drawing>
-      </w:r>
     </w:p>
     <w:p>
       <w:pPr>
         <w:pStyle w:val="ListParagraph"/>
         <w:numPr>
           <w:ilvl w:val="0"/>
-          <w:numId w:val="29"/>
+          <w:numId w:val="28"/>
         </w:numPr>
       </w:pPr>
       <w:r>
@@ -10699,7 +9340,7 @@
         <w:pStyle w:val="ListParagraph"/>
         <w:numPr>
           <w:ilvl w:val="0"/>
-          <w:numId w:val="29"/>
+          <w:numId w:val="28"/>
         </w:numPr>
       </w:pPr>
       <w:r>
@@ -10711,7 +9352,7 @@
         <w:pStyle w:val="ListParagraph"/>
         <w:numPr>
           <w:ilvl w:val="0"/>
-          <w:numId w:val="29"/>
+          <w:numId w:val="28"/>
         </w:numPr>
       </w:pPr>
       <w:r>
@@ -10723,11 +9364,10 @@
         <w:pStyle w:val="ListParagraph"/>
         <w:numPr>
           <w:ilvl w:val="0"/>
-          <w:numId w:val="29"/>
+          <w:numId w:val="28"/>
         </w:numPr>
       </w:pPr>
       <w:r>
-        <w:lastRenderedPageBreak/>
         <w:t>visitPrint: obtiene la dirección de la variable con memory.getVariableAddress(func, id), la apila y luego llama a quadGen.generatePrint() para emitir el cuádruplo (print, _, _, dirección).</w:t>
       </w:r>
     </w:p>
@@ -10736,1461 +9376,18 @@
         <w:pStyle w:val="ListParagraph"/>
         <w:numPr>
           <w:ilvl w:val="0"/>
-          <w:numId w:val="29"/>
+          <w:numId w:val="28"/>
         </w:numPr>
       </w:pPr>
       <w:r>
-        <w:t>visitAssign: recupera la dirección de la expresión con quadGen.popLastOperand(), obtiene la dirección de la variable destino con memory.getVariableAddress(func, id) y finalmente invoca quadGen.generateAssignment(destAddr) para producir el cuádruplo de asignación.</w:t>
-      </w:r>
-    </w:p>
-    <w:p/>
-    <w:p>
-      <w:pPr>
-        <w:rPr>
-          <w:b/>
-          <w:bCs/>
-          <w:color w:val="273540"/>
-          <w:shd w:val="clear" w:color="auto" w:fill="FFFFFF"/>
-        </w:rPr>
-      </w:pPr>
-      <w:r>
-        <w:rPr>
-          <w:b/>
-          <w:bCs/>
-          <w:color w:val="273540"/>
-          <w:shd w:val="clear" w:color="auto" w:fill="FFFFFF"/>
-        </w:rPr>
-        <w:t>Distribución de Direcciones Virtuales</w:t>
-      </w:r>
-    </w:p>
-    <w:tbl>
-      <w:tblPr>
-        <w:tblStyle w:val="TableGrid"/>
-        <w:tblW w:w="0" w:type="auto"/>
-        <w:tblLook w:val="04A0" w:firstRow="1" w:lastRow="0" w:firstColumn="1" w:lastColumn="0" w:noHBand="0" w:noVBand="1"/>
-      </w:tblPr>
-      <w:tblGrid>
-        <w:gridCol w:w="2034"/>
-        <w:gridCol w:w="858"/>
-        <w:gridCol w:w="1706"/>
-        <w:gridCol w:w="3756"/>
-      </w:tblGrid>
-      <w:tr>
-        <w:tc>
-          <w:tcPr>
-            <w:tcW w:w="0" w:type="auto"/>
-            <w:hideMark/>
-          </w:tcPr>
-          <w:p>
-            <w:pPr>
-              <w:spacing w:before="100" w:beforeAutospacing="1" w:after="100" w:afterAutospacing="1"/>
-              <w:jc w:val="center"/>
-              <w:rPr>
-                <w:rFonts w:eastAsia="Times New Roman" w:cs="Times New Roman"/>
-                <w:b/>
-                <w:bCs/>
-                <w:kern w:val="0"/>
-                <w14:ligatures w14:val="none"/>
-              </w:rPr>
-            </w:pPr>
-            <w:r>
-              <w:rPr>
-                <w:rFonts w:eastAsia="Times New Roman" w:cs="Times New Roman"/>
-                <w:b/>
-                <w:bCs/>
-                <w:kern w:val="0"/>
-                <w14:ligatures w14:val="none"/>
-              </w:rPr>
-              <w:t>Segmento</w:t>
-            </w:r>
-          </w:p>
-        </w:tc>
-        <w:tc>
-          <w:tcPr>
-            <w:tcW w:w="0" w:type="auto"/>
-            <w:hideMark/>
-          </w:tcPr>
-          <w:p>
-            <w:pPr>
-              <w:spacing w:before="100" w:beforeAutospacing="1" w:after="100" w:afterAutospacing="1"/>
-              <w:jc w:val="center"/>
-              <w:rPr>
-                <w:rFonts w:eastAsia="Times New Roman" w:cs="Times New Roman"/>
-                <w:b/>
-                <w:bCs/>
-                <w:kern w:val="0"/>
-                <w14:ligatures w14:val="none"/>
-              </w:rPr>
-            </w:pPr>
-            <w:r>
-              <w:rPr>
-                <w:rFonts w:eastAsia="Times New Roman" w:cs="Times New Roman"/>
-                <w:b/>
-                <w:bCs/>
-                <w:kern w:val="0"/>
-                <w14:ligatures w14:val="none"/>
-              </w:rPr>
-              <w:t>Base</w:t>
-            </w:r>
-          </w:p>
-        </w:tc>
-        <w:tc>
-          <w:tcPr>
-            <w:tcW w:w="0" w:type="auto"/>
-            <w:hideMark/>
-          </w:tcPr>
-          <w:p>
-            <w:pPr>
-              <w:spacing w:before="100" w:beforeAutospacing="1" w:after="100" w:afterAutospacing="1"/>
-              <w:jc w:val="center"/>
-              <w:rPr>
-                <w:rFonts w:eastAsia="Times New Roman" w:cs="Times New Roman"/>
-                <w:b/>
-                <w:bCs/>
-                <w:kern w:val="0"/>
-                <w14:ligatures w14:val="none"/>
-              </w:rPr>
-            </w:pPr>
-            <w:r>
-              <w:rPr>
-                <w:rFonts w:eastAsia="Times New Roman" w:cs="Times New Roman"/>
-                <w:b/>
-                <w:bCs/>
-                <w:kern w:val="0"/>
-                <w14:ligatures w14:val="none"/>
-              </w:rPr>
-              <w:t>Rango</w:t>
-            </w:r>
-          </w:p>
-        </w:tc>
-        <w:tc>
-          <w:tcPr>
-            <w:tcW w:w="0" w:type="auto"/>
-            <w:hideMark/>
-          </w:tcPr>
-          <w:p>
-            <w:pPr>
-              <w:spacing w:before="100" w:beforeAutospacing="1" w:after="100" w:afterAutospacing="1"/>
-              <w:jc w:val="center"/>
-              <w:rPr>
-                <w:rFonts w:eastAsia="Times New Roman" w:cs="Times New Roman"/>
-                <w:b/>
-                <w:bCs/>
-                <w:kern w:val="0"/>
-                <w14:ligatures w14:val="none"/>
-              </w:rPr>
-            </w:pPr>
-            <w:r>
-              <w:rPr>
-                <w:rFonts w:eastAsia="Times New Roman" w:cs="Times New Roman"/>
-                <w:b/>
-                <w:bCs/>
-                <w:kern w:val="0"/>
-                <w14:ligatures w14:val="none"/>
-              </w:rPr>
-              <w:t>Uso</w:t>
-            </w:r>
-          </w:p>
-        </w:tc>
-      </w:tr>
-      <w:tr>
-        <w:tc>
-          <w:tcPr>
-            <w:tcW w:w="0" w:type="auto"/>
-            <w:hideMark/>
-          </w:tcPr>
-          <w:p>
-            <w:pPr>
-              <w:spacing w:before="100" w:beforeAutospacing="1" w:after="100" w:afterAutospacing="1"/>
-              <w:rPr>
-                <w:rFonts w:eastAsia="Times New Roman" w:cs="Times New Roman"/>
-                <w:kern w:val="0"/>
-                <w14:ligatures w14:val="none"/>
-              </w:rPr>
-            </w:pPr>
-            <w:r>
-              <w:rPr>
-                <w:rFonts w:eastAsia="Times New Roman" w:cs="Times New Roman"/>
-                <w:b/>
-                <w:bCs/>
-                <w:kern w:val="0"/>
-                <w14:ligatures w14:val="none"/>
-              </w:rPr>
-              <w:t>Global int</w:t>
-            </w:r>
-          </w:p>
-        </w:tc>
-        <w:tc>
-          <w:tcPr>
-            <w:tcW w:w="0" w:type="auto"/>
-            <w:hideMark/>
-          </w:tcPr>
-          <w:p>
-            <w:pPr>
-              <w:spacing w:before="100" w:beforeAutospacing="1" w:after="100" w:afterAutospacing="1"/>
-              <w:rPr>
-                <w:rFonts w:eastAsia="Times New Roman" w:cs="Times New Roman"/>
-                <w:kern w:val="0"/>
-                <w14:ligatures w14:val="none"/>
-              </w:rPr>
-            </w:pPr>
-            <w:r>
-              <w:rPr>
-                <w:rFonts w:eastAsia="Times New Roman" w:cs="Times New Roman"/>
-                <w:kern w:val="0"/>
-                <w14:ligatures w14:val="none"/>
-              </w:rPr>
-              <w:t>1000</w:t>
-            </w:r>
-          </w:p>
-        </w:tc>
-        <w:tc>
-          <w:tcPr>
-            <w:tcW w:w="0" w:type="auto"/>
-            <w:hideMark/>
-          </w:tcPr>
-          <w:p>
-            <w:pPr>
-              <w:spacing w:before="100" w:beforeAutospacing="1" w:after="100" w:afterAutospacing="1"/>
-              <w:rPr>
-                <w:rFonts w:eastAsia="Times New Roman" w:cs="Times New Roman"/>
-                <w:kern w:val="0"/>
-                <w14:ligatures w14:val="none"/>
-              </w:rPr>
-            </w:pPr>
-            <w:r>
-              <w:rPr>
-                <w:rFonts w:eastAsia="Times New Roman" w:cs="Times New Roman"/>
-                <w:kern w:val="0"/>
-                <w14:ligatures w14:val="none"/>
-              </w:rPr>
-              <w:t>1000 – 1999</w:t>
-            </w:r>
-          </w:p>
-        </w:tc>
-        <w:tc>
-          <w:tcPr>
-            <w:tcW w:w="0" w:type="auto"/>
-            <w:hideMark/>
-          </w:tcPr>
-          <w:p>
-            <w:pPr>
-              <w:spacing w:before="100" w:beforeAutospacing="1" w:after="100" w:afterAutospacing="1"/>
-              <w:rPr>
-                <w:rFonts w:eastAsia="Times New Roman" w:cs="Times New Roman"/>
-                <w:kern w:val="0"/>
-                <w14:ligatures w14:val="none"/>
-              </w:rPr>
-            </w:pPr>
-            <w:r>
-              <w:rPr>
-                <w:rFonts w:eastAsia="Times New Roman" w:cs="Times New Roman"/>
-                <w:kern w:val="0"/>
-                <w14:ligatures w14:val="none"/>
-              </w:rPr>
-              <w:t>Variables globales de tipo int</w:t>
-            </w:r>
-          </w:p>
-        </w:tc>
-      </w:tr>
-      <w:tr>
-        <w:tc>
-          <w:tcPr>
-            <w:tcW w:w="0" w:type="auto"/>
-            <w:hideMark/>
-          </w:tcPr>
-          <w:p>
-            <w:pPr>
-              <w:spacing w:before="100" w:beforeAutospacing="1" w:after="100" w:afterAutospacing="1"/>
-              <w:rPr>
-                <w:rFonts w:eastAsia="Times New Roman" w:cs="Times New Roman"/>
-                <w:kern w:val="0"/>
-                <w14:ligatures w14:val="none"/>
-              </w:rPr>
-            </w:pPr>
-            <w:r>
-              <w:rPr>
-                <w:rFonts w:eastAsia="Times New Roman" w:cs="Times New Roman"/>
-                <w:b/>
-                <w:bCs/>
-                <w:kern w:val="0"/>
-                <w14:ligatures w14:val="none"/>
-              </w:rPr>
-              <w:t>Global float</w:t>
-            </w:r>
-          </w:p>
-        </w:tc>
-        <w:tc>
-          <w:tcPr>
-            <w:tcW w:w="0" w:type="auto"/>
-            <w:hideMark/>
-          </w:tcPr>
-          <w:p>
-            <w:pPr>
-              <w:spacing w:before="100" w:beforeAutospacing="1" w:after="100" w:afterAutospacing="1"/>
-              <w:rPr>
-                <w:rFonts w:eastAsia="Times New Roman" w:cs="Times New Roman"/>
-                <w:kern w:val="0"/>
-                <w14:ligatures w14:val="none"/>
-              </w:rPr>
-            </w:pPr>
-            <w:r>
-              <w:rPr>
-                <w:rFonts w:eastAsia="Times New Roman" w:cs="Times New Roman"/>
-                <w:kern w:val="0"/>
-                <w14:ligatures w14:val="none"/>
-              </w:rPr>
-              <w:t>2000</w:t>
-            </w:r>
-          </w:p>
-        </w:tc>
-        <w:tc>
-          <w:tcPr>
-            <w:tcW w:w="0" w:type="auto"/>
-            <w:hideMark/>
-          </w:tcPr>
-          <w:p>
-            <w:pPr>
-              <w:spacing w:before="100" w:beforeAutospacing="1" w:after="100" w:afterAutospacing="1"/>
-              <w:rPr>
-                <w:rFonts w:eastAsia="Times New Roman" w:cs="Times New Roman"/>
-                <w:kern w:val="0"/>
-                <w14:ligatures w14:val="none"/>
-              </w:rPr>
-            </w:pPr>
-            <w:r>
-              <w:rPr>
-                <w:rFonts w:eastAsia="Times New Roman" w:cs="Times New Roman"/>
-                <w:kern w:val="0"/>
-                <w14:ligatures w14:val="none"/>
-              </w:rPr>
-              <w:t>2000 – 2999</w:t>
-            </w:r>
-          </w:p>
-        </w:tc>
-        <w:tc>
-          <w:tcPr>
-            <w:tcW w:w="0" w:type="auto"/>
-            <w:hideMark/>
-          </w:tcPr>
-          <w:p>
-            <w:pPr>
-              <w:spacing w:before="100" w:beforeAutospacing="1" w:after="100" w:afterAutospacing="1"/>
-              <w:rPr>
-                <w:rFonts w:eastAsia="Times New Roman" w:cs="Times New Roman"/>
-                <w:kern w:val="0"/>
-                <w14:ligatures w14:val="none"/>
-              </w:rPr>
-            </w:pPr>
-            <w:r>
-              <w:rPr>
-                <w:rFonts w:eastAsia="Times New Roman" w:cs="Times New Roman"/>
-                <w:kern w:val="0"/>
-                <w14:ligatures w14:val="none"/>
-              </w:rPr>
-              <w:t>Variables globales de tipo float</w:t>
-            </w:r>
-          </w:p>
-        </w:tc>
-      </w:tr>
-      <w:tr>
-        <w:tc>
-          <w:tcPr>
-            <w:tcW w:w="0" w:type="auto"/>
-            <w:hideMark/>
-          </w:tcPr>
-          <w:p>
-            <w:pPr>
-              <w:spacing w:before="100" w:beforeAutospacing="1" w:after="100" w:afterAutospacing="1"/>
-              <w:rPr>
-                <w:rFonts w:eastAsia="Times New Roman" w:cs="Times New Roman"/>
-                <w:kern w:val="0"/>
-                <w14:ligatures w14:val="none"/>
-              </w:rPr>
-            </w:pPr>
-            <w:r>
-              <w:rPr>
-                <w:rFonts w:eastAsia="Times New Roman" w:cs="Times New Roman"/>
-                <w:b/>
-                <w:bCs/>
-                <w:kern w:val="0"/>
-                <w14:ligatures w14:val="none"/>
-              </w:rPr>
-              <w:t>Global string</w:t>
-            </w:r>
-          </w:p>
-        </w:tc>
-        <w:tc>
-          <w:tcPr>
-            <w:tcW w:w="0" w:type="auto"/>
-            <w:hideMark/>
-          </w:tcPr>
-          <w:p>
-            <w:pPr>
-              <w:spacing w:before="100" w:beforeAutospacing="1" w:after="100" w:afterAutospacing="1"/>
-              <w:rPr>
-                <w:rFonts w:eastAsia="Times New Roman" w:cs="Times New Roman"/>
-                <w:kern w:val="0"/>
-                <w14:ligatures w14:val="none"/>
-              </w:rPr>
-            </w:pPr>
-            <w:r>
-              <w:rPr>
-                <w:rFonts w:eastAsia="Times New Roman" w:cs="Times New Roman"/>
-                <w:kern w:val="0"/>
-                <w14:ligatures w14:val="none"/>
-              </w:rPr>
-              <w:t>3000</w:t>
-            </w:r>
-          </w:p>
-        </w:tc>
-        <w:tc>
-          <w:tcPr>
-            <w:tcW w:w="0" w:type="auto"/>
-            <w:hideMark/>
-          </w:tcPr>
-          <w:p>
-            <w:pPr>
-              <w:spacing w:before="100" w:beforeAutospacing="1" w:after="100" w:afterAutospacing="1"/>
-              <w:rPr>
-                <w:rFonts w:eastAsia="Times New Roman" w:cs="Times New Roman"/>
-                <w:kern w:val="0"/>
-                <w14:ligatures w14:val="none"/>
-              </w:rPr>
-            </w:pPr>
-            <w:r>
-              <w:rPr>
-                <w:rFonts w:eastAsia="Times New Roman" w:cs="Times New Roman"/>
-                <w:kern w:val="0"/>
-                <w14:ligatures w14:val="none"/>
-              </w:rPr>
-              <w:t>3000 – 3999</w:t>
-            </w:r>
-          </w:p>
-        </w:tc>
-        <w:tc>
-          <w:tcPr>
-            <w:tcW w:w="0" w:type="auto"/>
-            <w:hideMark/>
-          </w:tcPr>
-          <w:p>
-            <w:pPr>
-              <w:spacing w:before="100" w:beforeAutospacing="1" w:after="100" w:afterAutospacing="1"/>
-              <w:rPr>
-                <w:rFonts w:eastAsia="Times New Roman" w:cs="Times New Roman"/>
-                <w:kern w:val="0"/>
-                <w14:ligatures w14:val="none"/>
-              </w:rPr>
-            </w:pPr>
-            <w:r>
-              <w:rPr>
-                <w:rFonts w:eastAsia="Times New Roman" w:cs="Times New Roman"/>
-                <w:kern w:val="0"/>
-                <w14:ligatures w14:val="none"/>
-              </w:rPr>
-              <w:t>Variables globales de tipo string</w:t>
-            </w:r>
-          </w:p>
-        </w:tc>
-      </w:tr>
-      <w:tr>
-        <w:tc>
-          <w:tcPr>
-            <w:tcW w:w="0" w:type="auto"/>
-            <w:hideMark/>
-          </w:tcPr>
-          <w:p>
-            <w:pPr>
-              <w:spacing w:before="100" w:beforeAutospacing="1" w:after="100" w:afterAutospacing="1"/>
-              <w:rPr>
-                <w:rFonts w:eastAsia="Times New Roman" w:cs="Times New Roman"/>
-                <w:kern w:val="0"/>
-                <w14:ligatures w14:val="none"/>
-              </w:rPr>
-            </w:pPr>
-            <w:r>
-              <w:rPr>
-                <w:rFonts w:eastAsia="Times New Roman" w:cs="Times New Roman"/>
-                <w:b/>
-                <w:bCs/>
-                <w:kern w:val="0"/>
-                <w14:ligatures w14:val="none"/>
-              </w:rPr>
-              <w:t>Local int</w:t>
-            </w:r>
-          </w:p>
-        </w:tc>
-        <w:tc>
-          <w:tcPr>
-            <w:tcW w:w="0" w:type="auto"/>
-            <w:hideMark/>
-          </w:tcPr>
-          <w:p>
-            <w:pPr>
-              <w:spacing w:before="100" w:beforeAutospacing="1" w:after="100" w:afterAutospacing="1"/>
-              <w:rPr>
-                <w:rFonts w:eastAsia="Times New Roman" w:cs="Times New Roman"/>
-                <w:kern w:val="0"/>
-                <w14:ligatures w14:val="none"/>
-              </w:rPr>
-            </w:pPr>
-            <w:r>
-              <w:rPr>
-                <w:rFonts w:eastAsia="Times New Roman" w:cs="Times New Roman"/>
-                <w:kern w:val="0"/>
-                <w14:ligatures w14:val="none"/>
-              </w:rPr>
-              <w:t>5000</w:t>
-            </w:r>
-          </w:p>
-        </w:tc>
-        <w:tc>
-          <w:tcPr>
-            <w:tcW w:w="0" w:type="auto"/>
-            <w:hideMark/>
-          </w:tcPr>
-          <w:p>
-            <w:pPr>
-              <w:spacing w:before="100" w:beforeAutospacing="1" w:after="100" w:afterAutospacing="1"/>
-              <w:rPr>
-                <w:rFonts w:eastAsia="Times New Roman" w:cs="Times New Roman"/>
-                <w:kern w:val="0"/>
-                <w14:ligatures w14:val="none"/>
-              </w:rPr>
-            </w:pPr>
-            <w:r>
-              <w:rPr>
-                <w:rFonts w:eastAsia="Times New Roman" w:cs="Times New Roman"/>
-                <w:kern w:val="0"/>
-                <w14:ligatures w14:val="none"/>
-              </w:rPr>
-              <w:t>5000 – 5999</w:t>
-            </w:r>
-          </w:p>
-        </w:tc>
-        <w:tc>
-          <w:tcPr>
-            <w:tcW w:w="0" w:type="auto"/>
-            <w:hideMark/>
-          </w:tcPr>
-          <w:p>
-            <w:pPr>
-              <w:spacing w:before="100" w:beforeAutospacing="1" w:after="100" w:afterAutospacing="1"/>
-              <w:rPr>
-                <w:rFonts w:eastAsia="Times New Roman" w:cs="Times New Roman"/>
-                <w:kern w:val="0"/>
-                <w14:ligatures w14:val="none"/>
-              </w:rPr>
-            </w:pPr>
-            <w:r>
-              <w:rPr>
-                <w:rFonts w:eastAsia="Times New Roman" w:cs="Times New Roman"/>
-                <w:kern w:val="0"/>
-                <w14:ligatures w14:val="none"/>
-              </w:rPr>
-              <w:t>Variables locales de tipo int</w:t>
-            </w:r>
-          </w:p>
-        </w:tc>
-      </w:tr>
-      <w:tr>
-        <w:tc>
-          <w:tcPr>
-            <w:tcW w:w="0" w:type="auto"/>
-            <w:hideMark/>
-          </w:tcPr>
-          <w:p>
-            <w:pPr>
-              <w:spacing w:before="100" w:beforeAutospacing="1" w:after="100" w:afterAutospacing="1"/>
-              <w:rPr>
-                <w:rFonts w:eastAsia="Times New Roman" w:cs="Times New Roman"/>
-                <w:kern w:val="0"/>
-                <w14:ligatures w14:val="none"/>
-              </w:rPr>
-            </w:pPr>
-            <w:r>
-              <w:rPr>
-                <w:rFonts w:eastAsia="Times New Roman" w:cs="Times New Roman"/>
-                <w:b/>
-                <w:bCs/>
-                <w:kern w:val="0"/>
-                <w14:ligatures w14:val="none"/>
-              </w:rPr>
-              <w:t>Local float</w:t>
-            </w:r>
-          </w:p>
-        </w:tc>
-        <w:tc>
-          <w:tcPr>
-            <w:tcW w:w="0" w:type="auto"/>
-            <w:hideMark/>
-          </w:tcPr>
-          <w:p>
-            <w:pPr>
-              <w:spacing w:before="100" w:beforeAutospacing="1" w:after="100" w:afterAutospacing="1"/>
-              <w:rPr>
-                <w:rFonts w:eastAsia="Times New Roman" w:cs="Times New Roman"/>
-                <w:kern w:val="0"/>
-                <w14:ligatures w14:val="none"/>
-              </w:rPr>
-            </w:pPr>
-            <w:r>
-              <w:rPr>
-                <w:rFonts w:eastAsia="Times New Roman" w:cs="Times New Roman"/>
-                <w:kern w:val="0"/>
-                <w14:ligatures w14:val="none"/>
-              </w:rPr>
-              <w:t>6000</w:t>
-            </w:r>
-          </w:p>
-        </w:tc>
-        <w:tc>
-          <w:tcPr>
-            <w:tcW w:w="0" w:type="auto"/>
-            <w:hideMark/>
-          </w:tcPr>
-          <w:p>
-            <w:pPr>
-              <w:spacing w:before="100" w:beforeAutospacing="1" w:after="100" w:afterAutospacing="1"/>
-              <w:rPr>
-                <w:rFonts w:eastAsia="Times New Roman" w:cs="Times New Roman"/>
-                <w:kern w:val="0"/>
-                <w14:ligatures w14:val="none"/>
-              </w:rPr>
-            </w:pPr>
-            <w:r>
-              <w:rPr>
-                <w:rFonts w:eastAsia="Times New Roman" w:cs="Times New Roman"/>
-                <w:kern w:val="0"/>
-                <w14:ligatures w14:val="none"/>
-              </w:rPr>
-              <w:t>6000 – 6999</w:t>
-            </w:r>
-          </w:p>
-        </w:tc>
-        <w:tc>
-          <w:tcPr>
-            <w:tcW w:w="0" w:type="auto"/>
-            <w:hideMark/>
-          </w:tcPr>
-          <w:p>
-            <w:pPr>
-              <w:spacing w:before="100" w:beforeAutospacing="1" w:after="100" w:afterAutospacing="1"/>
-              <w:rPr>
-                <w:rFonts w:eastAsia="Times New Roman" w:cs="Times New Roman"/>
-                <w:kern w:val="0"/>
-                <w14:ligatures w14:val="none"/>
-              </w:rPr>
-            </w:pPr>
-            <w:r>
-              <w:rPr>
-                <w:rFonts w:eastAsia="Times New Roman" w:cs="Times New Roman"/>
-                <w:kern w:val="0"/>
-                <w14:ligatures w14:val="none"/>
-              </w:rPr>
-              <w:t>Variables locales de tipo float</w:t>
-            </w:r>
-          </w:p>
-        </w:tc>
-      </w:tr>
-      <w:tr>
-        <w:tc>
-          <w:tcPr>
-            <w:tcW w:w="0" w:type="auto"/>
-            <w:hideMark/>
-          </w:tcPr>
-          <w:p>
-            <w:pPr>
-              <w:spacing w:before="100" w:beforeAutospacing="1" w:after="100" w:afterAutospacing="1"/>
-              <w:rPr>
-                <w:rFonts w:eastAsia="Times New Roman" w:cs="Times New Roman"/>
-                <w:kern w:val="0"/>
-                <w14:ligatures w14:val="none"/>
-              </w:rPr>
-            </w:pPr>
-            <w:r>
-              <w:rPr>
-                <w:rFonts w:eastAsia="Times New Roman" w:cs="Times New Roman"/>
-                <w:b/>
-                <w:bCs/>
-                <w:kern w:val="0"/>
-                <w14:ligatures w14:val="none"/>
-              </w:rPr>
-              <w:t>Local string</w:t>
-            </w:r>
-          </w:p>
-        </w:tc>
-        <w:tc>
-          <w:tcPr>
-            <w:tcW w:w="0" w:type="auto"/>
-            <w:hideMark/>
-          </w:tcPr>
-          <w:p>
-            <w:pPr>
-              <w:spacing w:before="100" w:beforeAutospacing="1" w:after="100" w:afterAutospacing="1"/>
-              <w:rPr>
-                <w:rFonts w:eastAsia="Times New Roman" w:cs="Times New Roman"/>
-                <w:kern w:val="0"/>
-                <w14:ligatures w14:val="none"/>
-              </w:rPr>
-            </w:pPr>
-            <w:r>
-              <w:rPr>
-                <w:rFonts w:eastAsia="Times New Roman" w:cs="Times New Roman"/>
-                <w:kern w:val="0"/>
-                <w14:ligatures w14:val="none"/>
-              </w:rPr>
-              <w:t>7000</w:t>
-            </w:r>
-          </w:p>
-        </w:tc>
-        <w:tc>
-          <w:tcPr>
-            <w:tcW w:w="0" w:type="auto"/>
-            <w:hideMark/>
-          </w:tcPr>
-          <w:p>
-            <w:pPr>
-              <w:spacing w:before="100" w:beforeAutospacing="1" w:after="100" w:afterAutospacing="1"/>
-              <w:rPr>
-                <w:rFonts w:eastAsia="Times New Roman" w:cs="Times New Roman"/>
-                <w:kern w:val="0"/>
-                <w14:ligatures w14:val="none"/>
-              </w:rPr>
-            </w:pPr>
-            <w:r>
-              <w:rPr>
-                <w:rFonts w:eastAsia="Times New Roman" w:cs="Times New Roman"/>
-                <w:kern w:val="0"/>
-                <w14:ligatures w14:val="none"/>
-              </w:rPr>
-              <w:t>7000 – 7999</w:t>
-            </w:r>
-          </w:p>
-        </w:tc>
-        <w:tc>
-          <w:tcPr>
-            <w:tcW w:w="0" w:type="auto"/>
-            <w:hideMark/>
-          </w:tcPr>
-          <w:p>
-            <w:pPr>
-              <w:spacing w:before="100" w:beforeAutospacing="1" w:after="100" w:afterAutospacing="1"/>
-              <w:rPr>
-                <w:rFonts w:eastAsia="Times New Roman" w:cs="Times New Roman"/>
-                <w:kern w:val="0"/>
-                <w14:ligatures w14:val="none"/>
-              </w:rPr>
-            </w:pPr>
-            <w:r>
-              <w:rPr>
-                <w:rFonts w:eastAsia="Times New Roman" w:cs="Times New Roman"/>
-                <w:kern w:val="0"/>
-                <w14:ligatures w14:val="none"/>
-              </w:rPr>
-              <w:t>Variables locales de tipo string</w:t>
-            </w:r>
-          </w:p>
-        </w:tc>
-      </w:tr>
-      <w:tr>
-        <w:tc>
-          <w:tcPr>
-            <w:tcW w:w="0" w:type="auto"/>
-            <w:hideMark/>
-          </w:tcPr>
-          <w:p>
-            <w:pPr>
-              <w:spacing w:before="100" w:beforeAutospacing="1" w:after="100" w:afterAutospacing="1"/>
-              <w:rPr>
-                <w:rFonts w:eastAsia="Times New Roman" w:cs="Times New Roman"/>
-                <w:kern w:val="0"/>
-                <w14:ligatures w14:val="none"/>
-              </w:rPr>
-            </w:pPr>
-            <w:r>
-              <w:rPr>
-                <w:rFonts w:eastAsia="Times New Roman" w:cs="Times New Roman"/>
-                <w:b/>
-                <w:bCs/>
-                <w:kern w:val="0"/>
-                <w14:ligatures w14:val="none"/>
-              </w:rPr>
-              <w:t>Temporal int</w:t>
-            </w:r>
-          </w:p>
-        </w:tc>
-        <w:tc>
-          <w:tcPr>
-            <w:tcW w:w="0" w:type="auto"/>
-            <w:hideMark/>
-          </w:tcPr>
-          <w:p>
-            <w:pPr>
-              <w:spacing w:before="100" w:beforeAutospacing="1" w:after="100" w:afterAutospacing="1"/>
-              <w:rPr>
-                <w:rFonts w:eastAsia="Times New Roman" w:cs="Times New Roman"/>
-                <w:kern w:val="0"/>
-                <w14:ligatures w14:val="none"/>
-              </w:rPr>
-            </w:pPr>
-            <w:r>
-              <w:rPr>
-                <w:rFonts w:eastAsia="Times New Roman" w:cs="Times New Roman"/>
-                <w:kern w:val="0"/>
-                <w14:ligatures w14:val="none"/>
-              </w:rPr>
-              <w:t>9000</w:t>
-            </w:r>
-          </w:p>
-        </w:tc>
-        <w:tc>
-          <w:tcPr>
-            <w:tcW w:w="0" w:type="auto"/>
-            <w:hideMark/>
-          </w:tcPr>
-          <w:p>
-            <w:pPr>
-              <w:spacing w:before="100" w:beforeAutospacing="1" w:after="100" w:afterAutospacing="1"/>
-              <w:rPr>
-                <w:rFonts w:eastAsia="Times New Roman" w:cs="Times New Roman"/>
-                <w:kern w:val="0"/>
-                <w14:ligatures w14:val="none"/>
-              </w:rPr>
-            </w:pPr>
-            <w:r>
-              <w:rPr>
-                <w:rFonts w:eastAsia="Times New Roman" w:cs="Times New Roman"/>
-                <w:kern w:val="0"/>
-                <w14:ligatures w14:val="none"/>
-              </w:rPr>
-              <w:t>9000 – 9999</w:t>
-            </w:r>
-          </w:p>
-        </w:tc>
-        <w:tc>
-          <w:tcPr>
-            <w:tcW w:w="0" w:type="auto"/>
-            <w:hideMark/>
-          </w:tcPr>
-          <w:p>
-            <w:pPr>
-              <w:spacing w:before="100" w:beforeAutospacing="1" w:after="100" w:afterAutospacing="1"/>
-              <w:rPr>
-                <w:rFonts w:eastAsia="Times New Roman" w:cs="Times New Roman"/>
-                <w:kern w:val="0"/>
-                <w14:ligatures w14:val="none"/>
-              </w:rPr>
-            </w:pPr>
-            <w:r>
-              <w:rPr>
-                <w:rFonts w:eastAsia="Times New Roman" w:cs="Times New Roman"/>
-                <w:kern w:val="0"/>
-                <w14:ligatures w14:val="none"/>
-              </w:rPr>
-              <w:t>Temporales de tipo int</w:t>
-            </w:r>
-          </w:p>
-        </w:tc>
-      </w:tr>
-      <w:tr>
-        <w:tc>
-          <w:tcPr>
-            <w:tcW w:w="0" w:type="auto"/>
-            <w:hideMark/>
-          </w:tcPr>
-          <w:p>
-            <w:pPr>
-              <w:spacing w:before="100" w:beforeAutospacing="1" w:after="100" w:afterAutospacing="1"/>
-              <w:rPr>
-                <w:rFonts w:eastAsia="Times New Roman" w:cs="Times New Roman"/>
-                <w:kern w:val="0"/>
-                <w14:ligatures w14:val="none"/>
-              </w:rPr>
-            </w:pPr>
-            <w:r>
-              <w:rPr>
-                <w:rFonts w:eastAsia="Times New Roman" w:cs="Times New Roman"/>
-                <w:b/>
-                <w:bCs/>
-                <w:kern w:val="0"/>
-                <w14:ligatures w14:val="none"/>
-              </w:rPr>
-              <w:t>Temporal float</w:t>
-            </w:r>
-          </w:p>
-        </w:tc>
-        <w:tc>
-          <w:tcPr>
-            <w:tcW w:w="0" w:type="auto"/>
-            <w:hideMark/>
-          </w:tcPr>
-          <w:p>
-            <w:pPr>
-              <w:spacing w:before="100" w:beforeAutospacing="1" w:after="100" w:afterAutospacing="1"/>
-              <w:rPr>
-                <w:rFonts w:eastAsia="Times New Roman" w:cs="Times New Roman"/>
-                <w:kern w:val="0"/>
-                <w14:ligatures w14:val="none"/>
-              </w:rPr>
-            </w:pPr>
-            <w:r>
-              <w:rPr>
-                <w:rFonts w:eastAsia="Times New Roman" w:cs="Times New Roman"/>
-                <w:kern w:val="0"/>
-                <w14:ligatures w14:val="none"/>
-              </w:rPr>
-              <w:t>10000</w:t>
-            </w:r>
-          </w:p>
-        </w:tc>
-        <w:tc>
-          <w:tcPr>
-            <w:tcW w:w="0" w:type="auto"/>
-            <w:hideMark/>
-          </w:tcPr>
-          <w:p>
-            <w:pPr>
-              <w:spacing w:before="100" w:beforeAutospacing="1" w:after="100" w:afterAutospacing="1"/>
-              <w:rPr>
-                <w:rFonts w:eastAsia="Times New Roman" w:cs="Times New Roman"/>
-                <w:kern w:val="0"/>
-                <w14:ligatures w14:val="none"/>
-              </w:rPr>
-            </w:pPr>
-            <w:r>
-              <w:rPr>
-                <w:rFonts w:eastAsia="Times New Roman" w:cs="Times New Roman"/>
-                <w:kern w:val="0"/>
-                <w14:ligatures w14:val="none"/>
-              </w:rPr>
-              <w:t>10000 – 10999</w:t>
-            </w:r>
-          </w:p>
-        </w:tc>
-        <w:tc>
-          <w:tcPr>
-            <w:tcW w:w="0" w:type="auto"/>
-            <w:hideMark/>
-          </w:tcPr>
-          <w:p>
-            <w:pPr>
-              <w:spacing w:before="100" w:beforeAutospacing="1" w:after="100" w:afterAutospacing="1"/>
-              <w:rPr>
-                <w:rFonts w:eastAsia="Times New Roman" w:cs="Times New Roman"/>
-                <w:kern w:val="0"/>
-                <w14:ligatures w14:val="none"/>
-              </w:rPr>
-            </w:pPr>
-            <w:r>
-              <w:rPr>
-                <w:rFonts w:eastAsia="Times New Roman" w:cs="Times New Roman"/>
-                <w:kern w:val="0"/>
-                <w14:ligatures w14:val="none"/>
-              </w:rPr>
-              <w:t>Temporales de tipo float</w:t>
-            </w:r>
-          </w:p>
-        </w:tc>
-      </w:tr>
-      <w:tr>
-        <w:tc>
-          <w:tcPr>
-            <w:tcW w:w="0" w:type="auto"/>
-            <w:hideMark/>
-          </w:tcPr>
-          <w:p>
-            <w:pPr>
-              <w:spacing w:before="100" w:beforeAutospacing="1" w:after="100" w:afterAutospacing="1"/>
-              <w:rPr>
-                <w:rFonts w:eastAsia="Times New Roman" w:cs="Times New Roman"/>
-                <w:kern w:val="0"/>
-                <w14:ligatures w14:val="none"/>
-              </w:rPr>
-            </w:pPr>
-            <w:r>
-              <w:rPr>
-                <w:rFonts w:eastAsia="Times New Roman" w:cs="Times New Roman"/>
-                <w:b/>
-                <w:bCs/>
-                <w:kern w:val="0"/>
-                <w14:ligatures w14:val="none"/>
-              </w:rPr>
-              <w:t>Temporal string</w:t>
-            </w:r>
-          </w:p>
-        </w:tc>
-        <w:tc>
-          <w:tcPr>
-            <w:tcW w:w="0" w:type="auto"/>
-            <w:hideMark/>
-          </w:tcPr>
-          <w:p>
-            <w:pPr>
-              <w:spacing w:before="100" w:beforeAutospacing="1" w:after="100" w:afterAutospacing="1"/>
-              <w:rPr>
-                <w:rFonts w:eastAsia="Times New Roman" w:cs="Times New Roman"/>
-                <w:kern w:val="0"/>
-                <w14:ligatures w14:val="none"/>
-              </w:rPr>
-            </w:pPr>
-            <w:r>
-              <w:rPr>
-                <w:rFonts w:eastAsia="Times New Roman" w:cs="Times New Roman"/>
-                <w:kern w:val="0"/>
-                <w14:ligatures w14:val="none"/>
-              </w:rPr>
-              <w:t>11000</w:t>
-            </w:r>
-          </w:p>
-        </w:tc>
-        <w:tc>
-          <w:tcPr>
-            <w:tcW w:w="0" w:type="auto"/>
-            <w:hideMark/>
-          </w:tcPr>
-          <w:p>
-            <w:pPr>
-              <w:spacing w:before="100" w:beforeAutospacing="1" w:after="100" w:afterAutospacing="1"/>
-              <w:rPr>
-                <w:rFonts w:eastAsia="Times New Roman" w:cs="Times New Roman"/>
-                <w:kern w:val="0"/>
-                <w14:ligatures w14:val="none"/>
-              </w:rPr>
-            </w:pPr>
-            <w:r>
-              <w:rPr>
-                <w:rFonts w:eastAsia="Times New Roman" w:cs="Times New Roman"/>
-                <w:kern w:val="0"/>
-                <w14:ligatures w14:val="none"/>
-              </w:rPr>
-              <w:t>11000 – 11999</w:t>
-            </w:r>
-          </w:p>
-        </w:tc>
-        <w:tc>
-          <w:tcPr>
-            <w:tcW w:w="0" w:type="auto"/>
-            <w:hideMark/>
-          </w:tcPr>
-          <w:p>
-            <w:pPr>
-              <w:spacing w:before="100" w:beforeAutospacing="1" w:after="100" w:afterAutospacing="1"/>
-              <w:rPr>
-                <w:rFonts w:eastAsia="Times New Roman" w:cs="Times New Roman"/>
-                <w:kern w:val="0"/>
-                <w14:ligatures w14:val="none"/>
-              </w:rPr>
-            </w:pPr>
-            <w:r>
-              <w:rPr>
-                <w:rFonts w:eastAsia="Times New Roman" w:cs="Times New Roman"/>
-                <w:kern w:val="0"/>
-                <w14:ligatures w14:val="none"/>
-              </w:rPr>
-              <w:t>Temporales de tipo string</w:t>
-            </w:r>
-          </w:p>
-        </w:tc>
-      </w:tr>
-      <w:tr>
-        <w:tc>
-          <w:tcPr>
-            <w:tcW w:w="0" w:type="auto"/>
-            <w:hideMark/>
-          </w:tcPr>
-          <w:p>
-            <w:pPr>
-              <w:spacing w:before="100" w:beforeAutospacing="1" w:after="100" w:afterAutospacing="1"/>
-              <w:rPr>
-                <w:rFonts w:eastAsia="Times New Roman" w:cs="Times New Roman"/>
-                <w:kern w:val="0"/>
-                <w14:ligatures w14:val="none"/>
-              </w:rPr>
-            </w:pPr>
-            <w:r>
-              <w:rPr>
-                <w:rFonts w:eastAsia="Times New Roman" w:cs="Times New Roman"/>
-                <w:b/>
-                <w:bCs/>
-                <w:kern w:val="0"/>
-                <w14:ligatures w14:val="none"/>
-              </w:rPr>
-              <w:t>Constante int</w:t>
-            </w:r>
-          </w:p>
-        </w:tc>
-        <w:tc>
-          <w:tcPr>
-            <w:tcW w:w="0" w:type="auto"/>
-            <w:hideMark/>
-          </w:tcPr>
-          <w:p>
-            <w:pPr>
-              <w:spacing w:before="100" w:beforeAutospacing="1" w:after="100" w:afterAutospacing="1"/>
-              <w:rPr>
-                <w:rFonts w:eastAsia="Times New Roman" w:cs="Times New Roman"/>
-                <w:kern w:val="0"/>
-                <w14:ligatures w14:val="none"/>
-              </w:rPr>
-            </w:pPr>
-            <w:r>
-              <w:rPr>
-                <w:rFonts w:eastAsia="Times New Roman" w:cs="Times New Roman"/>
-                <w:kern w:val="0"/>
-                <w14:ligatures w14:val="none"/>
-              </w:rPr>
-              <w:t>13000</w:t>
-            </w:r>
-          </w:p>
-        </w:tc>
-        <w:tc>
-          <w:tcPr>
-            <w:tcW w:w="0" w:type="auto"/>
-            <w:hideMark/>
-          </w:tcPr>
-          <w:p>
-            <w:pPr>
-              <w:spacing w:before="100" w:beforeAutospacing="1" w:after="100" w:afterAutospacing="1"/>
-              <w:rPr>
-                <w:rFonts w:eastAsia="Times New Roman" w:cs="Times New Roman"/>
-                <w:kern w:val="0"/>
-                <w14:ligatures w14:val="none"/>
-              </w:rPr>
-            </w:pPr>
-            <w:r>
-              <w:rPr>
-                <w:rFonts w:eastAsia="Times New Roman" w:cs="Times New Roman"/>
-                <w:kern w:val="0"/>
-                <w14:ligatures w14:val="none"/>
-              </w:rPr>
-              <w:t>13000 – 13999</w:t>
-            </w:r>
-          </w:p>
-        </w:tc>
-        <w:tc>
-          <w:tcPr>
-            <w:tcW w:w="0" w:type="auto"/>
-            <w:hideMark/>
-          </w:tcPr>
-          <w:p>
-            <w:pPr>
-              <w:spacing w:before="100" w:beforeAutospacing="1" w:after="100" w:afterAutospacing="1"/>
-              <w:rPr>
-                <w:rFonts w:eastAsia="Times New Roman" w:cs="Times New Roman"/>
-                <w:kern w:val="0"/>
-                <w14:ligatures w14:val="none"/>
-              </w:rPr>
-            </w:pPr>
-            <w:r>
-              <w:rPr>
-                <w:rFonts w:eastAsia="Times New Roman" w:cs="Times New Roman"/>
-                <w:kern w:val="0"/>
-                <w14:ligatures w14:val="none"/>
-              </w:rPr>
-              <w:t>Literales enteras (CTE_INT)</w:t>
-            </w:r>
-          </w:p>
-        </w:tc>
-      </w:tr>
-      <w:tr>
-        <w:tc>
-          <w:tcPr>
-            <w:tcW w:w="0" w:type="auto"/>
-            <w:hideMark/>
-          </w:tcPr>
-          <w:p>
-            <w:pPr>
-              <w:spacing w:before="100" w:beforeAutospacing="1" w:after="100" w:afterAutospacing="1"/>
-              <w:rPr>
-                <w:rFonts w:eastAsia="Times New Roman" w:cs="Times New Roman"/>
-                <w:kern w:val="0"/>
-                <w14:ligatures w14:val="none"/>
-              </w:rPr>
-            </w:pPr>
-            <w:r>
-              <w:rPr>
-                <w:rFonts w:eastAsia="Times New Roman" w:cs="Times New Roman"/>
-                <w:b/>
-                <w:bCs/>
-                <w:kern w:val="0"/>
-                <w14:ligatures w14:val="none"/>
-              </w:rPr>
-              <w:t>Constante float</w:t>
-            </w:r>
-          </w:p>
-        </w:tc>
-        <w:tc>
-          <w:tcPr>
-            <w:tcW w:w="0" w:type="auto"/>
-            <w:hideMark/>
-          </w:tcPr>
-          <w:p>
-            <w:pPr>
-              <w:spacing w:before="100" w:beforeAutospacing="1" w:after="100" w:afterAutospacing="1"/>
-              <w:rPr>
-                <w:rFonts w:eastAsia="Times New Roman" w:cs="Times New Roman"/>
-                <w:kern w:val="0"/>
-                <w14:ligatures w14:val="none"/>
-              </w:rPr>
-            </w:pPr>
-            <w:r>
-              <w:rPr>
-                <w:rFonts w:eastAsia="Times New Roman" w:cs="Times New Roman"/>
-                <w:kern w:val="0"/>
-                <w14:ligatures w14:val="none"/>
-              </w:rPr>
-              <w:t>14000</w:t>
-            </w:r>
-          </w:p>
-        </w:tc>
-        <w:tc>
-          <w:tcPr>
-            <w:tcW w:w="0" w:type="auto"/>
-            <w:hideMark/>
-          </w:tcPr>
-          <w:p>
-            <w:pPr>
-              <w:spacing w:before="100" w:beforeAutospacing="1" w:after="100" w:afterAutospacing="1"/>
-              <w:rPr>
-                <w:rFonts w:eastAsia="Times New Roman" w:cs="Times New Roman"/>
-                <w:kern w:val="0"/>
-                <w14:ligatures w14:val="none"/>
-              </w:rPr>
-            </w:pPr>
-            <w:r>
-              <w:rPr>
-                <w:rFonts w:eastAsia="Times New Roman" w:cs="Times New Roman"/>
-                <w:kern w:val="0"/>
-                <w14:ligatures w14:val="none"/>
-              </w:rPr>
-              <w:t>14000 – 14999</w:t>
-            </w:r>
-          </w:p>
-        </w:tc>
-        <w:tc>
-          <w:tcPr>
-            <w:tcW w:w="0" w:type="auto"/>
-            <w:hideMark/>
-          </w:tcPr>
-          <w:p>
-            <w:pPr>
-              <w:spacing w:before="100" w:beforeAutospacing="1" w:after="100" w:afterAutospacing="1"/>
-              <w:rPr>
-                <w:rFonts w:eastAsia="Times New Roman" w:cs="Times New Roman"/>
-                <w:kern w:val="0"/>
-                <w14:ligatures w14:val="none"/>
-              </w:rPr>
-            </w:pPr>
-            <w:r>
-              <w:rPr>
-                <w:rFonts w:eastAsia="Times New Roman" w:cs="Times New Roman"/>
-                <w:kern w:val="0"/>
-                <w14:ligatures w14:val="none"/>
-              </w:rPr>
-              <w:t>Literales flotantes (CTE_FLOAT)</w:t>
-            </w:r>
-          </w:p>
-        </w:tc>
-      </w:tr>
-      <w:tr>
-        <w:tc>
-          <w:tcPr>
-            <w:tcW w:w="0" w:type="auto"/>
-            <w:hideMark/>
-          </w:tcPr>
-          <w:p>
-            <w:pPr>
-              <w:spacing w:before="100" w:beforeAutospacing="1" w:after="100" w:afterAutospacing="1"/>
-              <w:rPr>
-                <w:rFonts w:eastAsia="Times New Roman" w:cs="Times New Roman"/>
-                <w:kern w:val="0"/>
-                <w14:ligatures w14:val="none"/>
-              </w:rPr>
-            </w:pPr>
-            <w:r>
-              <w:rPr>
-                <w:rFonts w:eastAsia="Times New Roman" w:cs="Times New Roman"/>
-                <w:b/>
-                <w:bCs/>
-                <w:kern w:val="0"/>
-                <w14:ligatures w14:val="none"/>
-              </w:rPr>
-              <w:t>Constante string</w:t>
-            </w:r>
-          </w:p>
-        </w:tc>
-        <w:tc>
-          <w:tcPr>
-            <w:tcW w:w="0" w:type="auto"/>
-            <w:hideMark/>
-          </w:tcPr>
-          <w:p>
-            <w:pPr>
-              <w:spacing w:before="100" w:beforeAutospacing="1" w:after="100" w:afterAutospacing="1"/>
-              <w:rPr>
-                <w:rFonts w:eastAsia="Times New Roman" w:cs="Times New Roman"/>
-                <w:kern w:val="0"/>
-                <w14:ligatures w14:val="none"/>
-              </w:rPr>
-            </w:pPr>
-            <w:r>
-              <w:rPr>
-                <w:rFonts w:eastAsia="Times New Roman" w:cs="Times New Roman"/>
-                <w:kern w:val="0"/>
-                <w14:ligatures w14:val="none"/>
-              </w:rPr>
-              <w:t>15000</w:t>
-            </w:r>
-          </w:p>
-        </w:tc>
-        <w:tc>
-          <w:tcPr>
-            <w:tcW w:w="0" w:type="auto"/>
-            <w:hideMark/>
-          </w:tcPr>
-          <w:p>
-            <w:pPr>
-              <w:spacing w:before="100" w:beforeAutospacing="1" w:after="100" w:afterAutospacing="1"/>
-              <w:rPr>
-                <w:rFonts w:eastAsia="Times New Roman" w:cs="Times New Roman"/>
-                <w:kern w:val="0"/>
-                <w14:ligatures w14:val="none"/>
-              </w:rPr>
-            </w:pPr>
-            <w:r>
-              <w:rPr>
-                <w:rFonts w:eastAsia="Times New Roman" w:cs="Times New Roman"/>
-                <w:kern w:val="0"/>
-                <w14:ligatures w14:val="none"/>
-              </w:rPr>
-              <w:t>15000 – 15999</w:t>
-            </w:r>
-          </w:p>
-        </w:tc>
-        <w:tc>
-          <w:tcPr>
-            <w:tcW w:w="0" w:type="auto"/>
-            <w:hideMark/>
-          </w:tcPr>
-          <w:p>
-            <w:pPr>
-              <w:spacing w:before="100" w:beforeAutospacing="1" w:after="100" w:afterAutospacing="1"/>
-              <w:rPr>
-                <w:rFonts w:eastAsia="Times New Roman" w:cs="Times New Roman"/>
-                <w:kern w:val="0"/>
-                <w14:ligatures w14:val="none"/>
-              </w:rPr>
-            </w:pPr>
-            <w:r>
-              <w:rPr>
-                <w:rFonts w:eastAsia="Times New Roman" w:cs="Times New Roman"/>
-                <w:kern w:val="0"/>
-                <w14:ligatures w14:val="none"/>
-              </w:rPr>
-              <w:t>Literales de cadena (CTE_STRING)</w:t>
-            </w:r>
-          </w:p>
-        </w:tc>
-      </w:tr>
-    </w:tbl>
-    <w:p>
-      <w:pPr>
-        <w:rPr>
-          <w:b/>
-          <w:bCs/>
-        </w:rPr>
-      </w:pPr>
-    </w:p>
-    <w:p>
-      <w:pPr>
-        <w:rPr>
-          <w:b/>
-          <w:bCs/>
-        </w:rPr>
-      </w:pPr>
-      <w:r>
-        <w:rPr>
-          <w:b/>
-          <w:bCs/>
-        </w:rPr>
-        <w:br w:type="page"/>
-      </w:r>
-    </w:p>
-    <w:p>
-      <w:pPr>
-        <w:rPr>
-          <w:b/>
-          <w:bCs/>
-        </w:rPr>
-      </w:pPr>
-      <w:r>
-        <w:rPr>
-          <w:b/>
-          <w:bCs/>
-        </w:rPr>
         <w:lastRenderedPageBreak/>
-        <w:t>Diagrama de Lenguaje</w:t>
-      </w:r>
-      <w:r>
-        <w:rPr>
-          <w:b/>
-          <w:bCs/>
-        </w:rPr>
-        <w:br/>
-      </w:r>
-      <w:r>
-        <w:rPr>
-          <w:noProof/>
-        </w:rPr>
-        <w:drawing>
-          <wp:inline distT="0" distB="0" distL="0" distR="0" wp14:anchorId="7F8ACD6B" wp14:editId="68D65DD7">
-            <wp:extent cx="5262880" cy="7383145"/>
-            <wp:effectExtent l="0" t="0" r="0" b="0"/>
-            <wp:docPr id="1145667896" name="Picture 1" descr="A black background with white text&#10;&#10;AI-generated content may be incorrect."/>
-            <wp:cNvGraphicFramePr>
-              <a:graphicFrameLocks xmlns:a="http://schemas.openxmlformats.org/drawingml/2006/main" noChangeAspect="1"/>
-            </wp:cNvGraphicFramePr>
-            <a:graphic xmlns:a="http://schemas.openxmlformats.org/drawingml/2006/main">
-              <a:graphicData uri="http://schemas.openxmlformats.org/drawingml/2006/picture">
-                <pic:pic xmlns:pic="http://schemas.openxmlformats.org/drawingml/2006/picture">
-                  <pic:nvPicPr>
-                    <pic:cNvPr id="1145667896" name="Picture 1" descr="A black background with white text&#10;&#10;AI-generated content may be incorrect."/>
-                    <pic:cNvPicPr>
-                      <a:picLocks noChangeAspect="1" noChangeArrowheads="1"/>
-                    </pic:cNvPicPr>
-                  </pic:nvPicPr>
-                  <pic:blipFill>
-                    <a:blip r:embed="rId10">
-                      <a:extLst>
-                        <a:ext uri="{28A0092B-C50C-407E-A947-70E740481C1C}">
-                          <a14:useLocalDpi xmlns:a14="http://schemas.microsoft.com/office/drawing/2010/main" val="0"/>
-                        </a:ext>
-                      </a:extLst>
-                    </a:blip>
-                    <a:srcRect/>
-                    <a:stretch>
-                      <a:fillRect/>
-                    </a:stretch>
-                  </pic:blipFill>
-                  <pic:spPr bwMode="auto">
-                    <a:xfrm>
-                      <a:off x="0" y="0"/>
-                      <a:ext cx="5262880" cy="7383145"/>
-                    </a:xfrm>
-                    <a:prstGeom prst="rect">
-                      <a:avLst/>
-                    </a:prstGeom>
-                    <a:noFill/>
-                    <a:ln>
-                      <a:noFill/>
-                    </a:ln>
-                  </pic:spPr>
-                </pic:pic>
-              </a:graphicData>
-            </a:graphic>
-          </wp:inline>
-        </w:drawing>
+        <w:t>visitAssign: recupera la dirección de la expresión con quadGen.popLastOperand(), obtiene la dirección de la variable destino con memory.getVariableAddress(func, id) y finalmente invoca quadGen.generateAssignment(destAddr) para producir el cuádruplo</w:t>
+      </w:r>
+      <w:r>
+        <w:t xml:space="preserve"> </w:t>
+      </w:r>
+      <w:r>
+        <w:t>de asignación.</w:t>
       </w:r>
     </w:p>
     <w:p>
@@ -12198,11 +9395,10 @@
         <w:pStyle w:val="ListParagraph"/>
         <w:numPr>
           <w:ilvl w:val="0"/>
-          <w:numId w:val="31"/>
+          <w:numId w:val="28"/>
         </w:numPr>
       </w:pPr>
       <w:r>
-        <w:lastRenderedPageBreak/>
         <w:t>En visitVar_decl y visitParametros se invoca a memory.allocateGlobalVariable o memory.allocateLocalVariable para reservar la dirección virtual de cada variable o parámetro tras su registro semántico.</w:t>
       </w:r>
     </w:p>
@@ -12211,11 +9407,17 @@
         <w:pStyle w:val="ListParagraph"/>
         <w:numPr>
           <w:ilvl w:val="0"/>
-          <w:numId w:val="31"/>
+          <w:numId w:val="28"/>
         </w:numPr>
       </w:pPr>
       <w:r>
-        <w:t>En visitFactor, al encontrar CTE_INT, CTE_FLOAT o CTE_STRING se llama a memory.getConstantAddress(literal, tipo) y ese valor numérico se apila como operando.</w:t>
+        <w:t>En visitFactor, al encontrar CTE_INT</w:t>
+      </w:r>
+      <w:r>
+        <w:t xml:space="preserve"> o</w:t>
+      </w:r>
+      <w:r>
+        <w:t xml:space="preserve"> CTE_FLOAT se llama a memory.getConstantAddress(literal, tipo) y ese valor numérico se apila como operando.</w:t>
       </w:r>
     </w:p>
     <w:p>
@@ -12223,7 +9425,7 @@
         <w:pStyle w:val="ListParagraph"/>
         <w:numPr>
           <w:ilvl w:val="0"/>
-          <w:numId w:val="31"/>
+          <w:numId w:val="28"/>
         </w:numPr>
       </w:pPr>
       <w:r>
@@ -12235,7 +9437,7 @@
         <w:pStyle w:val="ListParagraph"/>
         <w:numPr>
           <w:ilvl w:val="0"/>
-          <w:numId w:val="31"/>
+          <w:numId w:val="28"/>
         </w:numPr>
       </w:pPr>
       <w:r>
@@ -12247,7 +9449,7 @@
         <w:pStyle w:val="ListParagraph"/>
         <w:numPr>
           <w:ilvl w:val="0"/>
-          <w:numId w:val="31"/>
+          <w:numId w:val="28"/>
         </w:numPr>
       </w:pPr>
       <w:r>
@@ -12259,7 +9461,7 @@
         <w:pStyle w:val="ListParagraph"/>
         <w:numPr>
           <w:ilvl w:val="0"/>
-          <w:numId w:val="31"/>
+          <w:numId w:val="28"/>
         </w:numPr>
       </w:pPr>
       <w:r>
@@ -12369,6 +9571,7 @@
           <w:b/>
           <w:bCs/>
         </w:rPr>
+        <w:lastRenderedPageBreak/>
         <w:t>Pila de contextos locales (Deque&lt;Map&lt;Integer,Object&gt;&gt; localStack)</w:t>
       </w:r>
     </w:p>
@@ -12382,11 +9585,7 @@
         </w:rPr>
       </w:pPr>
       <w:r>
-        <w:t xml:space="preserve">Cada función, al invocarse (cuádruplo ERA), empuja un nuevo HashMap vacío que representará su propio “frame” de variables locales. Cuando se ejecuta un PARAM, el </w:t>
-      </w:r>
-      <w:r>
-        <w:lastRenderedPageBreak/>
-        <w:t>valor se escribe en el mapa superior de la pila; al finalizar la función, ese frame se desapila, devolviendo el control al contexto anterior.</w:t>
+        <w:t>Cada función, al invocarse (cuádruplo ERA), empuja un nuevo HashMap vacío que representará su propio “frame” de variables locales. Cuando se ejecuta un PARAM, el valor se escribe en el mapa superior de la pila; al finalizar la función, ese frame se desapila, devolviendo el control al contexto anterior.</w:t>
       </w:r>
     </w:p>
     <w:p>
@@ -12507,6 +9706,56 @@
 </w:document>
 </file>
 
+<file path=word/endnotes.xml><?xml version="1.0" encoding="utf-8"?>
+<w:endnotes xmlns:wpc="http://schemas.microsoft.com/office/word/2010/wordprocessingCanvas" xmlns:cx="http://schemas.microsoft.com/office/drawing/2014/chartex" xmlns:cx1="http://schemas.microsoft.com/office/drawing/2015/9/8/chartex" xmlns:cx2="http://schemas.microsoft.com/office/drawing/2015/10/21/chartex" xmlns:cx3="http://schemas.microsoft.com/office/drawing/2016/5/9/chartex" xmlns:cx4="http://schemas.microsoft.com/office/drawing/2016/5/10/chartex" xmlns:cx5="http://schemas.microsoft.com/office/drawing/2016/5/11/chartex" xmlns:cx6="http://schemas.microsoft.com/office/drawing/2016/5/12/chartex" xmlns:cx7="http://schemas.microsoft.com/office/drawing/2016/5/13/chartex" xmlns:cx8="http://schemas.microsoft.com/office/drawing/2016/5/14/chartex" xmlns:mc="http://schemas.openxmlformats.org/markup-compatibility/2006" xmlns:aink="http://schemas.microsoft.com/office/drawing/2016/ink" xmlns:am3d="http://schemas.microsoft.com/office/drawing/2017/model3d" xmlns:o="urn:schemas-microsoft-com:office:office" xmlns:oel="http://schemas.microsoft.com/office/2019/extlst" xmlns:r="http://schemas.openxmlformats.org/officeDocument/2006/relationships" xmlns:m="http://schemas.openxmlformats.org/officeDocument/2006/math" xmlns:v="urn:schemas-microsoft-com:vml" xmlns:wp14="http://schemas.microsoft.com/office/word/2010/wordprocessingDrawing" xmlns:wp="http://schemas.openxmlformats.org/drawingml/2006/wordprocessingDrawing" xmlns:w10="urn:schemas-microsoft-com:office:word" xmlns:w="http://schemas.openxmlformats.org/wordprocessingml/2006/main" xmlns:w14="http://schemas.microsoft.com/office/word/2010/wordml" xmlns:w15="http://schemas.microsoft.com/office/word/2012/wordml" xmlns:w16cex="http://schemas.microsoft.com/office/word/2018/wordml/cex" xmlns:w16cid="http://schemas.microsoft.com/office/word/2016/wordml/cid" xmlns:w16="http://schemas.microsoft.com/office/word/2018/wordml" xmlns:w16du="http://schemas.microsoft.com/office/word/2023/wordml/word16du" xmlns:w16sdtdh="http://schemas.microsoft.com/office/word/2020/wordml/sdtdatahash" xmlns:w16sdtfl="http://schemas.microsoft.com/office/word/2024/wordml/sdtformatlock" xmlns:w16se="http://schemas.microsoft.com/office/word/2015/wordml/symex" xmlns:wpg="http://schemas.microsoft.com/office/word/2010/wordprocessingGroup" xmlns:wpi="http://schemas.microsoft.com/office/word/2010/wordprocessingInk" xmlns:wne="http://schemas.microsoft.com/office/word/2006/wordml" xmlns:wps="http://schemas.microsoft.com/office/word/2010/wordprocessingShape" mc:Ignorable="w14 w15 w16se w16cid w16 w16cex w16sdtdh w16sdtfl w16du wp14">
+  <w:endnote w:type="separator" w:id="-1">
+    <w:p>
+      <w:pPr>
+        <w:spacing w:after="0" w:line="240" w:lineRule="auto"/>
+      </w:pPr>
+      <w:r>
+        <w:separator/>
+      </w:r>
+    </w:p>
+  </w:endnote>
+  <w:endnote w:type="continuationSeparator" w:id="0">
+    <w:p>
+      <w:pPr>
+        <w:spacing w:after="0" w:line="240" w:lineRule="auto"/>
+      </w:pPr>
+      <w:r>
+        <w:continuationSeparator/>
+      </w:r>
+    </w:p>
+  </w:endnote>
+</w:endnotes>
+</file>
+
+<file path=word/footnotes.xml><?xml version="1.0" encoding="utf-8"?>
+<w:footnotes xmlns:wpc="http://schemas.microsoft.com/office/word/2010/wordprocessingCanvas" xmlns:cx="http://schemas.microsoft.com/office/drawing/2014/chartex" xmlns:cx1="http://schemas.microsoft.com/office/drawing/2015/9/8/chartex" xmlns:cx2="http://schemas.microsoft.com/office/drawing/2015/10/21/chartex" xmlns:cx3="http://schemas.microsoft.com/office/drawing/2016/5/9/chartex" xmlns:cx4="http://schemas.microsoft.com/office/drawing/2016/5/10/chartex" xmlns:cx5="http://schemas.microsoft.com/office/drawing/2016/5/11/chartex" xmlns:cx6="http://schemas.microsoft.com/office/drawing/2016/5/12/chartex" xmlns:cx7="http://schemas.microsoft.com/office/drawing/2016/5/13/chartex" xmlns:cx8="http://schemas.microsoft.com/office/drawing/2016/5/14/chartex" xmlns:mc="http://schemas.openxmlformats.org/markup-compatibility/2006" xmlns:aink="http://schemas.microsoft.com/office/drawing/2016/ink" xmlns:am3d="http://schemas.microsoft.com/office/drawing/2017/model3d" xmlns:o="urn:schemas-microsoft-com:office:office" xmlns:oel="http://schemas.microsoft.com/office/2019/extlst" xmlns:r="http://schemas.openxmlformats.org/officeDocument/2006/relationships" xmlns:m="http://schemas.openxmlformats.org/officeDocument/2006/math" xmlns:v="urn:schemas-microsoft-com:vml" xmlns:wp14="http://schemas.microsoft.com/office/word/2010/wordprocessingDrawing" xmlns:wp="http://schemas.openxmlformats.org/drawingml/2006/wordprocessingDrawing" xmlns:w10="urn:schemas-microsoft-com:office:word" xmlns:w="http://schemas.openxmlformats.org/wordprocessingml/2006/main" xmlns:w14="http://schemas.microsoft.com/office/word/2010/wordml" xmlns:w15="http://schemas.microsoft.com/office/word/2012/wordml" xmlns:w16cex="http://schemas.microsoft.com/office/word/2018/wordml/cex" xmlns:w16cid="http://schemas.microsoft.com/office/word/2016/wordml/cid" xmlns:w16="http://schemas.microsoft.com/office/word/2018/wordml" xmlns:w16du="http://schemas.microsoft.com/office/word/2023/wordml/word16du" xmlns:w16sdtdh="http://schemas.microsoft.com/office/word/2020/wordml/sdtdatahash" xmlns:w16sdtfl="http://schemas.microsoft.com/office/word/2024/wordml/sdtformatlock" xmlns:w16se="http://schemas.microsoft.com/office/word/2015/wordml/symex" xmlns:wpg="http://schemas.microsoft.com/office/word/2010/wordprocessingGroup" xmlns:wpi="http://schemas.microsoft.com/office/word/2010/wordprocessingInk" xmlns:wne="http://schemas.microsoft.com/office/word/2006/wordml" xmlns:wps="http://schemas.microsoft.com/office/word/2010/wordprocessingShape" mc:Ignorable="w14 w15 w16se w16cid w16 w16cex w16sdtdh w16sdtfl w16du wp14">
+  <w:footnote w:type="separator" w:id="-1">
+    <w:p>
+      <w:pPr>
+        <w:spacing w:after="0" w:line="240" w:lineRule="auto"/>
+      </w:pPr>
+      <w:r>
+        <w:separator/>
+      </w:r>
+    </w:p>
+  </w:footnote>
+  <w:footnote w:type="continuationSeparator" w:id="0">
+    <w:p>
+      <w:pPr>
+        <w:spacing w:after="0" w:line="240" w:lineRule="auto"/>
+      </w:pPr>
+      <w:r>
+        <w:continuationSeparator/>
+      </w:r>
+    </w:p>
+  </w:footnote>
+</w:footnotes>
+</file>
+
 <file path=word/numbering.xml><?xml version="1.0" encoding="utf-8"?>
 <w:numbering xmlns:wpc="http://schemas.microsoft.com/office/word/2010/wordprocessingCanvas" xmlns:cx="http://schemas.microsoft.com/office/drawing/2014/chartex" xmlns:cx1="http://schemas.microsoft.com/office/drawing/2015/9/8/chartex" xmlns:cx2="http://schemas.microsoft.com/office/drawing/2015/10/21/chartex" xmlns:cx3="http://schemas.microsoft.com/office/drawing/2016/5/9/chartex" xmlns:cx4="http://schemas.microsoft.com/office/drawing/2016/5/10/chartex" xmlns:cx5="http://schemas.microsoft.com/office/drawing/2016/5/11/chartex" xmlns:cx6="http://schemas.microsoft.com/office/drawing/2016/5/12/chartex" xmlns:cx7="http://schemas.microsoft.com/office/drawing/2016/5/13/chartex" xmlns:cx8="http://schemas.microsoft.com/office/drawing/2016/5/14/chartex" xmlns:mc="http://schemas.openxmlformats.org/markup-compatibility/2006" xmlns:aink="http://schemas.microsoft.com/office/drawing/2016/ink" xmlns:am3d="http://schemas.microsoft.com/office/drawing/2017/model3d" xmlns:o="urn:schemas-microsoft-com:office:office" xmlns:oel="http://schemas.microsoft.com/office/2019/extlst" xmlns:r="http://schemas.openxmlformats.org/officeDocument/2006/relationships" xmlns:m="http://schemas.openxmlformats.org/officeDocument/2006/math" xmlns:v="urn:schemas-microsoft-com:vml" xmlns:wp14="http://schemas.microsoft.com/office/word/2010/wordprocessingDrawing" xmlns:wp="http://schemas.openxmlformats.org/drawingml/2006/wordprocessingDrawing" xmlns:w10="urn:schemas-microsoft-com:office:word" xmlns:w="http://schemas.openxmlformats.org/wordprocessingml/2006/main" xmlns:w14="http://schemas.microsoft.com/office/word/2010/wordml" xmlns:w15="http://schemas.microsoft.com/office/word/2012/wordml" xmlns:w16cex="http://schemas.microsoft.com/office/word/2018/wordml/cex" xmlns:w16cid="http://schemas.microsoft.com/office/word/2016/wordml/cid" xmlns:w16="http://schemas.microsoft.com/office/word/2018/wordml" xmlns:w16du="http://schemas.microsoft.com/office/word/2023/wordml/word16du" xmlns:w16sdtdh="http://schemas.microsoft.com/office/word/2020/wordml/sdtdatahash" xmlns:w16sdtfl="http://schemas.microsoft.com/office/word/2024/wordml/sdtformatlock" xmlns:w16se="http://schemas.microsoft.com/office/word/2015/wordml/symex" xmlns:wpg="http://schemas.microsoft.com/office/word/2010/wordprocessingGroup" xmlns:wpi="http://schemas.microsoft.com/office/word/2010/wordprocessingInk" xmlns:wne="http://schemas.microsoft.com/office/word/2006/wordml" xmlns:wps="http://schemas.microsoft.com/office/word/2010/wordprocessingShape" mc:Ignorable="w14 w15 w16se w16cid w16 w16cex w16sdtdh w16sdtfl w16du wp14">
   <w:abstractNum w:abstractNumId="0" w15:restartNumberingAfterBreak="0">
@@ -14108,8 +11357,8 @@
   <w:abstractNum w:abstractNumId="15" w15:restartNumberingAfterBreak="0">
     <w:nsid w:val="38B64FB1"/>
     <w:multiLevelType w:val="hybridMultilevel"/>
-    <w:tmpl w:val="65722376"/>
-    <w:lvl w:ilvl="0" w:tplc="C0447D3C">
+    <w:tmpl w:val="D12AE39C"/>
+    <w:lvl w:ilvl="0" w:tplc="55B6A0DE">
       <w:start w:val="1"/>
       <w:numFmt w:val="decimal"/>
       <w:lvlText w:val="%1."/>
@@ -14119,6 +11368,8 @@
       </w:pPr>
       <w:rPr>
         <w:rFonts w:hint="default"/>
+        <w:b w:val="0"/>
+        <w:bCs w:val="0"/>
       </w:rPr>
     </w:lvl>
     <w:lvl w:ilvl="1" w:tplc="04090019" w:tentative="1">
@@ -14423,8 +11674,8 @@
   <w:abstractNum w:abstractNumId="18" w15:restartNumberingAfterBreak="0">
     <w:nsid w:val="43071D5F"/>
     <w:multiLevelType w:val="hybridMultilevel"/>
-    <w:tmpl w:val="DBFE50C2"/>
-    <w:lvl w:ilvl="0" w:tplc="FFFFFFFF">
+    <w:tmpl w:val="4D9811F8"/>
+    <w:lvl w:ilvl="0" w:tplc="A3081952">
       <w:start w:val="1"/>
       <w:numFmt w:val="decimal"/>
       <w:lvlText w:val="%1."/>
@@ -14434,6 +11685,8 @@
       </w:pPr>
       <w:rPr>
         <w:rFonts w:hint="default"/>
+        <w:b w:val="0"/>
+        <w:bCs w:val="0"/>
       </w:rPr>
     </w:lvl>
     <w:lvl w:ilvl="1" w:tplc="FFFFFFFF" w:tentative="1">
@@ -17611,6 +14864,50 @@
       </w:numPr>
     </w:pPr>
   </w:style>
+  <w:style w:type="paragraph" w:styleId="Header">
+    <w:name w:val="header"/>
+    <w:basedOn w:val="Normal"/>
+    <w:link w:val="HeaderChar"/>
+    <w:uiPriority w:val="99"/>
+    <w:unhideWhenUsed/>
+    <w:rsid w:val="00162012"/>
+    <w:pPr>
+      <w:tabs>
+        <w:tab w:val="center" w:pos="4680"/>
+        <w:tab w:val="right" w:pos="9360"/>
+      </w:tabs>
+      <w:spacing w:after="0" w:line="240" w:lineRule="auto"/>
+    </w:pPr>
+  </w:style>
+  <w:style w:type="character" w:customStyle="1" w:styleId="HeaderChar">
+    <w:name w:val="Header Char"/>
+    <w:basedOn w:val="DefaultParagraphFont"/>
+    <w:link w:val="Header"/>
+    <w:uiPriority w:val="99"/>
+    <w:rsid w:val="00162012"/>
+  </w:style>
+  <w:style w:type="paragraph" w:styleId="Footer">
+    <w:name w:val="footer"/>
+    <w:basedOn w:val="Normal"/>
+    <w:link w:val="FooterChar"/>
+    <w:uiPriority w:val="99"/>
+    <w:unhideWhenUsed/>
+    <w:rsid w:val="00162012"/>
+    <w:pPr>
+      <w:tabs>
+        <w:tab w:val="center" w:pos="4680"/>
+        <w:tab w:val="right" w:pos="9360"/>
+      </w:tabs>
+      <w:spacing w:after="0" w:line="240" w:lineRule="auto"/>
+    </w:pPr>
+  </w:style>
+  <w:style w:type="character" w:customStyle="1" w:styleId="FooterChar">
+    <w:name w:val="Footer Char"/>
+    <w:basedOn w:val="DefaultParagraphFont"/>
+    <w:link w:val="Footer"/>
+    <w:uiPriority w:val="99"/>
+    <w:rsid w:val="00162012"/>
+  </w:style>
 </w:styles>
 </file>
 
@@ -17907,4 +15204,16 @@
     </a:ext>
   </a:extLst>
 </a:theme>
+</file>
+
+<file path=customXml/item1.xml><?xml version="1.0" encoding="utf-8"?>
+<b:Sources xmlns:b="http://schemas.openxmlformats.org/officeDocument/2006/bibliography" xmlns="http://schemas.openxmlformats.org/officeDocument/2006/bibliography" SelectedStyle="/APASixthEditionOfficeOnline.xsl" StyleName="APA" Version="6"/>
+</file>
+
+<file path=customXml/itemProps1.xml><?xml version="1.0" encoding="utf-8"?>
+<ds:datastoreItem xmlns:ds="http://schemas.openxmlformats.org/officeDocument/2006/customXml" ds:itemID="{F2325081-C994-5D42-83EF-17039E36DDB9}">
+  <ds:schemaRefs>
+    <ds:schemaRef ds:uri="http://schemas.openxmlformats.org/officeDocument/2006/bibliography"/>
+  </ds:schemaRefs>
+</ds:datastoreItem>
 </file>